--- a/Docs/Tesina_de_grado_Franco_Olivero_v1.2.docx
+++ b/Docs/Tesina_de_grado_Franco_Olivero_v1.2.docx
@@ -34,7 +34,7 @@
           <w:lang w:val="en-US"/>
         </w:rPr>
         <w:drawing>
-          <wp:inline distT="0" distB="0" distL="0" distR="0" wp14:anchorId="018FE07F" wp14:editId="51688932">
+          <wp:inline distT="0" distB="0" distL="0" distR="0" wp14:anchorId="018FE07F" wp14:editId="7522CC3D">
             <wp:extent cx="1673352" cy="1481328"/>
             <wp:effectExtent l="0" t="0" r="3175" b="5080"/>
             <wp:docPr id="1" name="image2.jpg" descr="http://www.econ.uba.ar/www/institutos/epistemologia/fsdf.jpg"/>
@@ -7086,7 +7086,21 @@
         <w:rPr>
           <w:lang w:val="en-US"/>
         </w:rPr>
-        <w:t xml:space="preserve"> en </w:t>
+        <w:t xml:space="preserve"> </w:t>
+      </w:r>
+      <w:proofErr w:type="spellStart"/>
+      <w:r>
+        <w:rPr>
+          <w:lang w:val="en-US"/>
+        </w:rPr>
+        <w:t>en</w:t>
+      </w:r>
+      <w:proofErr w:type="spellEnd"/>
+      <w:r>
+        <w:rPr>
+          <w:lang w:val="en-US"/>
+        </w:rPr>
+        <w:t xml:space="preserve"> </w:t>
       </w:r>
       <w:proofErr w:type="spellStart"/>
       <w:r>
@@ -9544,11 +9558,29 @@
       <w:r>
         <w:rPr>
           <w:rFonts w:ascii="Cambria Math" w:hAnsi="Cambria Math"/>
+          <w:iCs/>
+          <w:sz w:val="20"/>
+          <w:szCs w:val="20"/>
+        </w:rPr>
+        <w:t>:</w:t>
+      </w:r>
+      <w:r>
+        <w:rPr>
+          <w:rFonts w:ascii="Cambria Math" w:hAnsi="Cambria Math"/>
           <w:i/>
           <w:sz w:val="20"/>
           <w:szCs w:val="20"/>
         </w:rPr>
-        <w:t xml:space="preserve">:  </w:t>
+        <w:t xml:space="preserve"> </w:t>
+      </w:r>
+      <w:r>
+        <w:rPr>
+          <w:rFonts w:ascii="Cambria Math" w:hAnsi="Cambria Math"/>
+          <w:i/>
+          <w:sz w:val="20"/>
+          <w:szCs w:val="20"/>
+        </w:rPr>
+        <w:t xml:space="preserve"> </w:t>
       </w:r>
       <m:oMath>
         <m:r>
@@ -9557,7 +9589,15 @@
             <w:sz w:val="20"/>
             <w:szCs w:val="20"/>
           </w:rPr>
-          <m:t>Y∈</m:t>
+          <m:t>M</m:t>
+        </m:r>
+        <m:r>
+          <w:rPr>
+            <w:rFonts w:ascii="Cambria Math" w:hAnsi="Cambria Math"/>
+            <w:sz w:val="20"/>
+            <w:szCs w:val="20"/>
+          </w:rPr>
+          <m:t>∈</m:t>
         </m:r>
         <m:sSup>
           <m:sSupPr>
@@ -9681,7 +9721,7 @@
                 <w:sz w:val="20"/>
                 <w:szCs w:val="20"/>
               </w:rPr>
-              <m:t>Y</m:t>
+              <m:t>M</m:t>
             </m:r>
           </m:e>
           <m:sub>
@@ -9789,7 +9829,13 @@
         <w:t xml:space="preserve">Luego, se procede a calcular </w:t>
       </w:r>
       <w:r>
-        <w:t>el promedio temporal del logaritmo de las tasas</w:t>
+        <w:t xml:space="preserve">el </w:t>
+      </w:r>
+      <w:r>
+        <w:t xml:space="preserve">vector del </w:t>
+      </w:r>
+      <w:r>
+        <w:t>promedio temporal del logaritmo de las tasas</w:t>
       </w:r>
       <w:r>
         <w:t>:</w:t>
@@ -9805,8 +9851,8 @@
       </w:pPr>
       <m:oMathPara>
         <m:oMath>
-          <m:sSub>
-            <m:sSubPr>
+          <m:acc>
+            <m:accPr>
               <m:ctrlPr>
                 <w:rPr>
                   <w:rFonts w:ascii="Cambria Math" w:hAnsi="Cambria Math"/>
@@ -9815,28 +9861,42 @@
                   <w:szCs w:val="20"/>
                 </w:rPr>
               </m:ctrlPr>
-            </m:sSubPr>
+            </m:accPr>
             <m:e>
-              <m:r>
-                <w:rPr>
-                  <w:rFonts w:ascii="Cambria Math" w:hAnsi="Cambria Math"/>
-                  <w:sz w:val="20"/>
-                  <w:szCs w:val="20"/>
-                </w:rPr>
-                <m:t>a</m:t>
-              </m:r>
+              <m:sSub>
+                <m:sSubPr>
+                  <m:ctrlPr>
+                    <w:rPr>
+                      <w:rFonts w:ascii="Cambria Math" w:hAnsi="Cambria Math"/>
+                      <w:i/>
+                      <w:sz w:val="20"/>
+                      <w:szCs w:val="20"/>
+                    </w:rPr>
+                  </m:ctrlPr>
+                </m:sSubPr>
+                <m:e>
+                  <m:r>
+                    <w:rPr>
+                      <w:rFonts w:ascii="Cambria Math" w:hAnsi="Cambria Math"/>
+                      <w:sz w:val="20"/>
+                      <w:szCs w:val="20"/>
+                    </w:rPr>
+                    <m:t>a</m:t>
+                  </m:r>
+                </m:e>
+                <m:sub>
+                  <m:r>
+                    <w:rPr>
+                      <w:rFonts w:ascii="Cambria Math" w:hAnsi="Cambria Math"/>
+                      <w:sz w:val="20"/>
+                      <w:szCs w:val="20"/>
+                    </w:rPr>
+                    <m:t>x</m:t>
+                  </m:r>
+                </m:sub>
+              </m:sSub>
             </m:e>
-            <m:sub>
-              <m:r>
-                <w:rPr>
-                  <w:rFonts w:ascii="Cambria Math" w:hAnsi="Cambria Math"/>
-                  <w:sz w:val="20"/>
-                  <w:szCs w:val="20"/>
-                </w:rPr>
-                <m:t>x</m:t>
-              </m:r>
-            </m:sub>
-          </m:sSub>
+          </m:acc>
           <m:r>
             <m:rPr>
               <m:nor/>
@@ -10075,7 +10135,7 @@
                 <w:sz w:val="20"/>
                 <w:szCs w:val="20"/>
               </w:rPr>
-              <m:t>Y</m:t>
+              <m:t>M</m:t>
             </m:r>
           </m:e>
           <m:sub>
@@ -10142,7 +10202,7 @@
                   <w:sz w:val="20"/>
                   <w:szCs w:val="20"/>
                 </w:rPr>
-                <m:t>M</m:t>
+                <m:t>Z</m:t>
               </m:r>
             </m:e>
             <m:sub>
@@ -10242,8 +10302,8 @@
             </w:rPr>
             <m:t>-</m:t>
           </m:r>
-          <m:sSub>
-            <m:sSubPr>
+          <m:sSup>
+            <m:sSupPr>
               <m:ctrlPr>
                 <w:rPr>
                   <w:rFonts w:ascii="Cambria Math" w:hAnsi="Cambria Math"/>
@@ -10252,28 +10312,66 @@
                   <w:szCs w:val="20"/>
                 </w:rPr>
               </m:ctrlPr>
-            </m:sSubPr>
+            </m:sSupPr>
             <m:e>
+              <m:acc>
+                <m:accPr>
+                  <m:ctrlPr>
+                    <w:rPr>
+                      <w:rFonts w:ascii="Cambria Math" w:hAnsi="Cambria Math"/>
+                      <w:i/>
+                      <w:sz w:val="20"/>
+                      <w:szCs w:val="20"/>
+                    </w:rPr>
+                  </m:ctrlPr>
+                </m:accPr>
+                <m:e>
+                  <m:sSub>
+                    <m:sSubPr>
+                      <m:ctrlPr>
+                        <w:rPr>
+                          <w:rFonts w:ascii="Cambria Math" w:hAnsi="Cambria Math"/>
+                          <w:i/>
+                          <w:sz w:val="20"/>
+                          <w:szCs w:val="20"/>
+                        </w:rPr>
+                      </m:ctrlPr>
+                    </m:sSubPr>
+                    <m:e>
+                      <m:r>
+                        <w:rPr>
+                          <w:rFonts w:ascii="Cambria Math" w:hAnsi="Cambria Math"/>
+                          <w:sz w:val="20"/>
+                          <w:szCs w:val="20"/>
+                        </w:rPr>
+                        <m:t>a</m:t>
+                      </m:r>
+                    </m:e>
+                    <m:sub>
+                      <m:r>
+                        <w:rPr>
+                          <w:rFonts w:ascii="Cambria Math" w:hAnsi="Cambria Math"/>
+                          <w:sz w:val="20"/>
+                          <w:szCs w:val="20"/>
+                        </w:rPr>
+                        <m:t>x</m:t>
+                      </m:r>
+                    </m:sub>
+                  </m:sSub>
+                </m:e>
+              </m:acc>
+            </m:e>
+            <m:sup>
               <m:r>
                 <w:rPr>
                   <w:rFonts w:ascii="Cambria Math" w:hAnsi="Cambria Math"/>
                   <w:sz w:val="20"/>
                   <w:szCs w:val="20"/>
                 </w:rPr>
-                <m:t>a</m:t>
+                <m:t>T</m:t>
               </m:r>
-            </m:e>
-            <m:sub>
-              <m:r>
-                <w:rPr>
-                  <w:rFonts w:ascii="Cambria Math" w:hAnsi="Cambria Math"/>
-                  <w:sz w:val="20"/>
-                  <w:szCs w:val="20"/>
-                </w:rPr>
-                <m:t>x</m:t>
-              </m:r>
-            </m:sub>
-          </m:sSub>
+            </m:sup>
+          </m:sSup>
         </m:oMath>
       </m:oMathPara>
     </w:p>
@@ -10297,7 +10395,7 @@
                 <w:sz w:val="20"/>
                 <w:szCs w:val="20"/>
               </w:rPr>
-              <m:t>M</m:t>
+              <m:t>Z</m:t>
             </m:r>
           </m:e>
           <m:sub>
@@ -10436,10 +10534,13 @@
           <w:sz w:val="20"/>
           <w:szCs w:val="20"/>
         </w:rPr>
-        <w:t xml:space="preserve">. </w:t>
-      </w:r>
-      <w:r>
-        <w:t>Se plantea la ecuación</w:t>
+        <w:t xml:space="preserve"> </w:t>
+      </w:r>
+      <w:r>
+        <w:t xml:space="preserve"> mediante la resolución de la siguiente e</w:t>
+      </w:r>
+      <w:r>
+        <w:t>cuación</w:t>
       </w:r>
       <w:r>
         <w:t xml:space="preserve">: </w:t>
@@ -10472,7 +10573,7 @@
                   <w:sz w:val="20"/>
                   <w:szCs w:val="20"/>
                 </w:rPr>
-                <m:t>M</m:t>
+                <m:t>Z</m:t>
               </m:r>
             </m:e>
             <m:sub>
@@ -10512,7 +10613,7 @@
                   <w:sz w:val="20"/>
                   <w:szCs w:val="20"/>
                 </w:rPr>
-                <m:t>M</m:t>
+                <m:t>U</m:t>
               </m:r>
             </m:e>
             <m:sub>
@@ -10526,17 +10627,669 @@
               </m:r>
             </m:sub>
           </m:sSub>
+          <m:r>
+            <w:rPr>
+              <w:rFonts w:ascii="Cambria Math" w:hAnsi="Cambria Math"/>
+              <w:sz w:val="20"/>
+              <w:szCs w:val="20"/>
+            </w:rPr>
+            <m:t xml:space="preserve"> </m:t>
+          </m:r>
+          <m:r>
+            <w:rPr>
+              <w:rFonts w:ascii="Cambria Math" w:hAnsi="Cambria Math"/>
+              <w:sz w:val="20"/>
+              <w:szCs w:val="20"/>
+            </w:rPr>
+            <m:t>Σ</m:t>
+          </m:r>
+          <m:r>
+            <w:rPr>
+              <w:rFonts w:ascii="Cambria Math" w:hAnsi="Cambria Math"/>
+              <w:sz w:val="20"/>
+              <w:szCs w:val="20"/>
+            </w:rPr>
+            <m:t xml:space="preserve"> </m:t>
+          </m:r>
+          <m:sSup>
+            <m:sSupPr>
+              <m:ctrlPr>
+                <w:rPr>
+                  <w:rFonts w:ascii="Cambria Math" w:hAnsi="Cambria Math"/>
+                  <w:i/>
+                  <w:sz w:val="20"/>
+                  <w:szCs w:val="20"/>
+                </w:rPr>
+              </m:ctrlPr>
+            </m:sSupPr>
+            <m:e>
+              <m:r>
+                <w:rPr>
+                  <w:rFonts w:ascii="Cambria Math" w:hAnsi="Cambria Math"/>
+                  <w:sz w:val="20"/>
+                  <w:szCs w:val="20"/>
+                </w:rPr>
+                <m:t>V</m:t>
+              </m:r>
+            </m:e>
+            <m:sup>
+              <m:r>
+                <w:rPr>
+                  <w:rFonts w:ascii="Cambria Math" w:hAnsi="Cambria Math"/>
+                  <w:sz w:val="20"/>
+                  <w:szCs w:val="20"/>
+                </w:rPr>
+                <m:t>T</m:t>
+              </m:r>
+            </m:sup>
+          </m:sSup>
         </m:oMath>
       </m:oMathPara>
     </w:p>
     <w:p>
       <w:r>
+        <w:t xml:space="preserve">Donde </w:t>
+      </w:r>
+    </w:p>
+    <w:p>
+      <w:pPr>
         <w:rPr>
           <w:sz w:val="20"/>
           <w:szCs w:val="20"/>
         </w:rPr>
-        <w:tab/>
-      </w:r>
+      </w:pPr>
+      <m:oMath>
+        <m:sSub>
+          <m:sSubPr>
+            <m:ctrlPr>
+              <w:rPr>
+                <w:rFonts w:ascii="Cambria Math" w:hAnsi="Cambria Math"/>
+                <w:i/>
+                <w:sz w:val="20"/>
+                <w:szCs w:val="20"/>
+              </w:rPr>
+            </m:ctrlPr>
+          </m:sSubPr>
+          <m:e>
+            <m:r>
+              <w:rPr>
+                <w:rFonts w:ascii="Cambria Math" w:hAnsi="Cambria Math"/>
+                <w:sz w:val="20"/>
+                <w:szCs w:val="20"/>
+              </w:rPr>
+              <m:t>U</m:t>
+            </m:r>
+          </m:e>
+          <m:sub>
+            <m:r>
+              <w:rPr>
+                <w:rFonts w:ascii="Cambria Math" w:hAnsi="Cambria Math"/>
+                <w:sz w:val="20"/>
+                <w:szCs w:val="20"/>
+              </w:rPr>
+              <m:t>x,t</m:t>
+            </m:r>
+          </m:sub>
+        </m:sSub>
+      </m:oMath>
+      <w:r>
+        <w:t xml:space="preserve">: </w:t>
+      </w:r>
+      <w:r>
+        <w:t xml:space="preserve">es </w:t>
+      </w:r>
+      <w:r>
+        <w:t xml:space="preserve">una matriz de columnas ortonormales de tamaño </w:t>
+      </w:r>
+      <m:oMath>
+        <m:sSub>
+          <m:sSubPr>
+            <m:ctrlPr>
+              <w:rPr>
+                <w:rFonts w:ascii="Cambria Math" w:hAnsi="Cambria Math"/>
+                <w:i/>
+                <w:sz w:val="20"/>
+                <w:szCs w:val="20"/>
+              </w:rPr>
+            </m:ctrlPr>
+          </m:sSubPr>
+          <m:e>
+            <m:r>
+              <w:rPr>
+                <w:rFonts w:ascii="Cambria Math" w:hAnsi="Cambria Math"/>
+                <w:sz w:val="20"/>
+                <w:szCs w:val="20"/>
+              </w:rPr>
+              <m:t>n</m:t>
+            </m:r>
+          </m:e>
+          <m:sub>
+            <m:r>
+              <w:rPr>
+                <w:rFonts w:ascii="Cambria Math" w:hAnsi="Cambria Math"/>
+                <w:sz w:val="20"/>
+                <w:szCs w:val="20"/>
+              </w:rPr>
+              <m:t>x</m:t>
+            </m:r>
+          </m:sub>
+        </m:sSub>
+        <m:r>
+          <w:rPr>
+            <w:rFonts w:ascii="Cambria Math" w:hAnsi="Cambria Math"/>
+            <w:sz w:val="20"/>
+            <w:szCs w:val="20"/>
+          </w:rPr>
+          <m:t>×</m:t>
+        </m:r>
+        <m:sSub>
+          <m:sSubPr>
+            <m:ctrlPr>
+              <w:rPr>
+                <w:rFonts w:ascii="Cambria Math" w:hAnsi="Cambria Math"/>
+                <w:i/>
+                <w:sz w:val="20"/>
+                <w:szCs w:val="20"/>
+              </w:rPr>
+            </m:ctrlPr>
+          </m:sSubPr>
+          <m:e>
+            <m:r>
+              <w:rPr>
+                <w:rFonts w:ascii="Cambria Math" w:hAnsi="Cambria Math"/>
+                <w:sz w:val="20"/>
+                <w:szCs w:val="20"/>
+              </w:rPr>
+              <m:t>n</m:t>
+            </m:r>
+          </m:e>
+          <m:sub>
+            <m:r>
+              <w:rPr>
+                <w:rFonts w:ascii="Cambria Math" w:hAnsi="Cambria Math"/>
+                <w:sz w:val="20"/>
+                <w:szCs w:val="20"/>
+              </w:rPr>
+              <m:t>t</m:t>
+            </m:r>
+          </m:sub>
+        </m:sSub>
+      </m:oMath>
+    </w:p>
+    <w:p>
+      <w:pPr>
+        <w:rPr>
+          <w:sz w:val="20"/>
+          <w:szCs w:val="20"/>
+        </w:rPr>
+      </w:pPr>
+      <m:oMath>
+        <m:r>
+          <w:rPr>
+            <w:rFonts w:ascii="Cambria Math" w:hAnsi="Cambria Math"/>
+            <w:sz w:val="20"/>
+            <w:szCs w:val="20"/>
+          </w:rPr>
+          <m:t>Σ</m:t>
+        </m:r>
+      </m:oMath>
+      <w:r>
+        <w:t xml:space="preserve">: </w:t>
+      </w:r>
+      <w:r>
+        <w:t xml:space="preserve">es una matriz </w:t>
+      </w:r>
+      <w:r>
+        <w:t xml:space="preserve">diagonal </w:t>
+      </w:r>
+      <w:r>
+        <w:t xml:space="preserve">de </w:t>
+      </w:r>
+      <w:r>
+        <w:t xml:space="preserve">valores singulares de </w:t>
+      </w:r>
+      <m:oMath>
+        <m:sSub>
+          <m:sSubPr>
+            <m:ctrlPr>
+              <w:rPr>
+                <w:rFonts w:ascii="Cambria Math" w:hAnsi="Cambria Math"/>
+                <w:i/>
+                <w:sz w:val="20"/>
+                <w:szCs w:val="20"/>
+              </w:rPr>
+            </m:ctrlPr>
+          </m:sSubPr>
+          <m:e>
+            <m:r>
+              <w:rPr>
+                <w:rFonts w:ascii="Cambria Math" w:hAnsi="Cambria Math"/>
+                <w:sz w:val="20"/>
+                <w:szCs w:val="20"/>
+              </w:rPr>
+              <m:t>M</m:t>
+            </m:r>
+          </m:e>
+          <m:sub>
+            <m:r>
+              <w:rPr>
+                <w:rFonts w:ascii="Cambria Math" w:hAnsi="Cambria Math"/>
+                <w:sz w:val="20"/>
+                <w:szCs w:val="20"/>
+              </w:rPr>
+              <m:t>x,t</m:t>
+            </m:r>
+          </m:sub>
+        </m:sSub>
+      </m:oMath>
+      <w:r>
+        <w:rPr>
+          <w:sz w:val="20"/>
+          <w:szCs w:val="20"/>
+        </w:rPr>
+        <w:t xml:space="preserve"> </w:t>
+      </w:r>
+      <w:r>
+        <w:t xml:space="preserve"> de t</w:t>
+      </w:r>
+      <w:r>
+        <w:t xml:space="preserve">amaño </w:t>
+      </w:r>
+      <m:oMath>
+        <m:sSub>
+          <m:sSubPr>
+            <m:ctrlPr>
+              <w:rPr>
+                <w:rFonts w:ascii="Cambria Math" w:hAnsi="Cambria Math"/>
+                <w:i/>
+                <w:sz w:val="20"/>
+                <w:szCs w:val="20"/>
+              </w:rPr>
+            </m:ctrlPr>
+          </m:sSubPr>
+          <m:e>
+            <m:r>
+              <w:rPr>
+                <w:rFonts w:ascii="Cambria Math" w:hAnsi="Cambria Math"/>
+                <w:sz w:val="20"/>
+                <w:szCs w:val="20"/>
+              </w:rPr>
+              <m:t>n</m:t>
+            </m:r>
+          </m:e>
+          <m:sub>
+            <m:r>
+              <w:rPr>
+                <w:rFonts w:ascii="Cambria Math" w:hAnsi="Cambria Math"/>
+                <w:sz w:val="20"/>
+                <w:szCs w:val="20"/>
+              </w:rPr>
+              <m:t>x</m:t>
+            </m:r>
+          </m:sub>
+        </m:sSub>
+        <m:r>
+          <w:rPr>
+            <w:rFonts w:ascii="Cambria Math" w:hAnsi="Cambria Math"/>
+            <w:sz w:val="20"/>
+            <w:szCs w:val="20"/>
+          </w:rPr>
+          <m:t>×</m:t>
+        </m:r>
+        <m:sSub>
+          <m:sSubPr>
+            <m:ctrlPr>
+              <w:rPr>
+                <w:rFonts w:ascii="Cambria Math" w:hAnsi="Cambria Math"/>
+                <w:i/>
+                <w:sz w:val="20"/>
+                <w:szCs w:val="20"/>
+              </w:rPr>
+            </m:ctrlPr>
+          </m:sSubPr>
+          <m:e>
+            <m:r>
+              <w:rPr>
+                <w:rFonts w:ascii="Cambria Math" w:hAnsi="Cambria Math"/>
+                <w:sz w:val="20"/>
+                <w:szCs w:val="20"/>
+              </w:rPr>
+              <m:t>n</m:t>
+            </m:r>
+          </m:e>
+          <m:sub>
+            <m:r>
+              <w:rPr>
+                <w:rFonts w:ascii="Cambria Math" w:hAnsi="Cambria Math"/>
+                <w:sz w:val="20"/>
+                <w:szCs w:val="20"/>
+              </w:rPr>
+              <m:t>t</m:t>
+            </m:r>
+          </m:sub>
+        </m:sSub>
+      </m:oMath>
+      <w:r>
+        <w:rPr>
+          <w:sz w:val="20"/>
+          <w:szCs w:val="20"/>
+        </w:rPr>
+        <w:t xml:space="preserve"> </w:t>
+      </w:r>
+    </w:p>
+    <w:p>
+      <w:pPr>
+        <w:rPr>
+          <w:sz w:val="20"/>
+          <w:szCs w:val="20"/>
+        </w:rPr>
+      </w:pPr>
+      <m:oMath>
+        <m:sSub>
+          <m:sSubPr>
+            <m:ctrlPr>
+              <w:rPr>
+                <w:rFonts w:ascii="Cambria Math" w:hAnsi="Cambria Math"/>
+                <w:i/>
+                <w:sz w:val="20"/>
+                <w:szCs w:val="20"/>
+              </w:rPr>
+            </m:ctrlPr>
+          </m:sSubPr>
+          <m:e>
+            <m:r>
+              <w:rPr>
+                <w:rFonts w:ascii="Cambria Math" w:hAnsi="Cambria Math"/>
+                <w:sz w:val="20"/>
+                <w:szCs w:val="20"/>
+              </w:rPr>
+              <m:t>U</m:t>
+            </m:r>
+          </m:e>
+          <m:sub>
+            <m:r>
+              <w:rPr>
+                <w:rFonts w:ascii="Cambria Math" w:hAnsi="Cambria Math"/>
+                <w:sz w:val="20"/>
+                <w:szCs w:val="20"/>
+              </w:rPr>
+              <m:t>x,t</m:t>
+            </m:r>
+          </m:sub>
+        </m:sSub>
+      </m:oMath>
+      <w:r>
+        <w:t xml:space="preserve">: </w:t>
+      </w:r>
+      <w:r>
+        <w:t xml:space="preserve">es una matriz </w:t>
+      </w:r>
+      <w:r>
+        <w:t xml:space="preserve">de filas </w:t>
+      </w:r>
+      <w:r>
+        <w:t>ortonormal</w:t>
+      </w:r>
+      <w:r>
+        <w:t>es</w:t>
+      </w:r>
+      <w:r>
+        <w:t xml:space="preserve"> de tamaño </w:t>
+      </w:r>
+      <m:oMath>
+        <m:sSub>
+          <m:sSubPr>
+            <m:ctrlPr>
+              <w:rPr>
+                <w:rFonts w:ascii="Cambria Math" w:hAnsi="Cambria Math"/>
+                <w:i/>
+                <w:sz w:val="20"/>
+                <w:szCs w:val="20"/>
+              </w:rPr>
+            </m:ctrlPr>
+          </m:sSubPr>
+          <m:e>
+            <m:r>
+              <w:rPr>
+                <w:rFonts w:ascii="Cambria Math" w:hAnsi="Cambria Math"/>
+                <w:sz w:val="20"/>
+                <w:szCs w:val="20"/>
+              </w:rPr>
+              <m:t>n</m:t>
+            </m:r>
+          </m:e>
+          <m:sub>
+            <m:r>
+              <w:rPr>
+                <w:rFonts w:ascii="Cambria Math" w:hAnsi="Cambria Math"/>
+                <w:sz w:val="20"/>
+                <w:szCs w:val="20"/>
+              </w:rPr>
+              <m:t>x</m:t>
+            </m:r>
+          </m:sub>
+        </m:sSub>
+        <m:r>
+          <w:rPr>
+            <w:rFonts w:ascii="Cambria Math" w:hAnsi="Cambria Math"/>
+            <w:sz w:val="20"/>
+            <w:szCs w:val="20"/>
+          </w:rPr>
+          <m:t>×</m:t>
+        </m:r>
+        <m:sSub>
+          <m:sSubPr>
+            <m:ctrlPr>
+              <w:rPr>
+                <w:rFonts w:ascii="Cambria Math" w:hAnsi="Cambria Math"/>
+                <w:i/>
+                <w:sz w:val="20"/>
+                <w:szCs w:val="20"/>
+              </w:rPr>
+            </m:ctrlPr>
+          </m:sSubPr>
+          <m:e>
+            <m:r>
+              <w:rPr>
+                <w:rFonts w:ascii="Cambria Math" w:hAnsi="Cambria Math"/>
+                <w:sz w:val="20"/>
+                <w:szCs w:val="20"/>
+              </w:rPr>
+              <m:t>n</m:t>
+            </m:r>
+          </m:e>
+          <m:sub>
+            <m:r>
+              <w:rPr>
+                <w:rFonts w:ascii="Cambria Math" w:hAnsi="Cambria Math"/>
+                <w:sz w:val="20"/>
+                <w:szCs w:val="20"/>
+              </w:rPr>
+              <m:t>t</m:t>
+            </m:r>
+          </m:sub>
+        </m:sSub>
+      </m:oMath>
+    </w:p>
+    <w:p>
+      <w:pPr>
+        <w:rPr>
+          <w:sz w:val="20"/>
+          <w:szCs w:val="20"/>
+        </w:rPr>
+      </w:pPr>
+    </w:p>
+    <w:p>
+      <w:r>
+        <w:t xml:space="preserve">Se puede observar que el método SVD consiste en una factorización de la matriz centrada </w:t>
+      </w:r>
+      <m:oMath>
+        <m:sSub>
+          <m:sSubPr>
+            <m:ctrlPr>
+              <w:rPr>
+                <w:rFonts w:ascii="Cambria Math" w:hAnsi="Cambria Math"/>
+                <w:i/>
+                <w:sz w:val="20"/>
+                <w:szCs w:val="20"/>
+              </w:rPr>
+            </m:ctrlPr>
+          </m:sSubPr>
+          <m:e>
+            <m:r>
+              <w:rPr>
+                <w:rFonts w:ascii="Cambria Math" w:hAnsi="Cambria Math"/>
+                <w:sz w:val="20"/>
+                <w:szCs w:val="20"/>
+              </w:rPr>
+              <m:t>Z</m:t>
+            </m:r>
+          </m:e>
+          <m:sub>
+            <m:r>
+              <w:rPr>
+                <w:rFonts w:ascii="Cambria Math" w:hAnsi="Cambria Math"/>
+                <w:sz w:val="20"/>
+                <w:szCs w:val="20"/>
+              </w:rPr>
+              <m:t>x,t</m:t>
+            </m:r>
+          </m:sub>
+        </m:sSub>
+      </m:oMath>
+      <w:r>
+        <w:t xml:space="preserve">. Entonces: </w:t>
+      </w:r>
+    </w:p>
+    <w:p>
+      <w:pPr>
+        <w:rPr>
+          <w:sz w:val="20"/>
+          <w:szCs w:val="20"/>
+        </w:rPr>
+      </w:pPr>
+      <m:oMathPara>
+        <m:oMath>
+          <m:acc>
+            <m:accPr>
+              <m:ctrlPr>
+                <w:rPr>
+                  <w:rFonts w:ascii="Cambria Math" w:hAnsi="Cambria Math"/>
+                  <w:sz w:val="20"/>
+                  <w:szCs w:val="20"/>
+                  <w:lang w:val="en-US"/>
+                </w:rPr>
+              </m:ctrlPr>
+            </m:accPr>
+            <m:e>
+              <m:sSub>
+                <m:sSubPr>
+                  <m:ctrlPr>
+                    <w:rPr>
+                      <w:rFonts w:ascii="Cambria Math" w:hAnsi="Cambria Math"/>
+                      <w:sz w:val="20"/>
+                      <w:szCs w:val="20"/>
+                      <w:lang w:val="en-US"/>
+                    </w:rPr>
+                  </m:ctrlPr>
+                </m:sSubPr>
+                <m:e>
+                  <m:r>
+                    <w:rPr>
+                      <w:rFonts w:ascii="Cambria Math" w:hAnsi="Cambria Math"/>
+                      <w:sz w:val="20"/>
+                      <w:szCs w:val="20"/>
+                      <w:lang w:val="en-US"/>
+                    </w:rPr>
+                    <m:t>b</m:t>
+                  </m:r>
+                </m:e>
+                <m:sub>
+                  <m:r>
+                    <w:rPr>
+                      <w:rFonts w:ascii="Cambria Math" w:hAnsi="Cambria Math"/>
+                      <w:sz w:val="20"/>
+                      <w:szCs w:val="20"/>
+                      <w:lang w:val="en-US"/>
+                    </w:rPr>
+                    <m:t>x</m:t>
+                  </m:r>
+                </m:sub>
+              </m:sSub>
+            </m:e>
+          </m:acc>
+          <m:r>
+            <w:rPr>
+              <w:rFonts w:ascii="Cambria Math" w:hAnsi="Cambria Math"/>
+              <w:sz w:val="20"/>
+              <w:szCs w:val="20"/>
+            </w:rPr>
+            <m:t xml:space="preserve">= </m:t>
+          </m:r>
+        </m:oMath>
+      </m:oMathPara>
+    </w:p>
+    <w:p>
+      <m:oMathPara>
+        <m:oMath>
+          <m:acc>
+            <m:accPr>
+              <m:ctrlPr>
+                <w:rPr>
+                  <w:rFonts w:ascii="Cambria Math" w:hAnsi="Cambria Math"/>
+                  <w:sz w:val="20"/>
+                  <w:szCs w:val="20"/>
+                  <w:lang w:val="en-US"/>
+                </w:rPr>
+              </m:ctrlPr>
+            </m:accPr>
+            <m:e>
+              <m:sSub>
+                <m:sSubPr>
+                  <m:ctrlPr>
+                    <w:rPr>
+                      <w:rFonts w:ascii="Cambria Math" w:hAnsi="Cambria Math"/>
+                      <w:sz w:val="20"/>
+                      <w:szCs w:val="20"/>
+                      <w:lang w:val="en-US"/>
+                    </w:rPr>
+                  </m:ctrlPr>
+                </m:sSubPr>
+                <m:e>
+                  <m:r>
+                    <w:rPr>
+                      <w:rFonts w:ascii="Cambria Math" w:hAnsi="Cambria Math"/>
+                      <w:sz w:val="20"/>
+                      <w:szCs w:val="20"/>
+                      <w:lang w:val="en-US"/>
+                    </w:rPr>
+                    <m:t>k</m:t>
+                  </m:r>
+                </m:e>
+                <m:sub>
+                  <m:r>
+                    <w:rPr>
+                      <w:rFonts w:ascii="Cambria Math" w:hAnsi="Cambria Math"/>
+                      <w:sz w:val="20"/>
+                      <w:szCs w:val="20"/>
+                      <w:lang w:val="en-US"/>
+                    </w:rPr>
+                    <m:t>t</m:t>
+                  </m:r>
+                </m:sub>
+              </m:sSub>
+            </m:e>
+          </m:acc>
+          <m:r>
+            <w:rPr>
+              <w:rFonts w:ascii="Cambria Math" w:hAnsi="Cambria Math"/>
+              <w:sz w:val="20"/>
+              <w:szCs w:val="20"/>
+            </w:rPr>
+            <m:t xml:space="preserve">= </m:t>
+          </m:r>
+        </m:oMath>
+      </m:oMathPara>
     </w:p>
     <w:p/>
     <w:p>
@@ -10725,7 +11478,6 @@
         <w:t>-</w:t>
       </w:r>
       <w:proofErr w:type="spellStart"/>
-      <w:proofErr w:type="gramStart"/>
       <w:r>
         <w:rPr>
           <w:i/>
@@ -10735,7 +11487,6 @@
         <w:t>num.trees</w:t>
       </w:r>
       <w:proofErr w:type="spellEnd"/>
-      <w:proofErr w:type="gramEnd"/>
       <w:r>
         <w:t xml:space="preserve">: número de árboles a incluir en el modelo de </w:t>
       </w:r>
@@ -10824,10 +11575,10 @@
         <w:rPr>
           <w:lang w:val="es-AR"/>
         </w:rPr>
+        <w:lastRenderedPageBreak/>
         <w:t xml:space="preserve">- </w:t>
       </w:r>
       <w:proofErr w:type="spellStart"/>
-      <w:proofErr w:type="gramStart"/>
       <w:r>
         <w:rPr>
           <w:i/>
@@ -10837,7 +11588,6 @@
         <w:t>min.node</w:t>
       </w:r>
       <w:proofErr w:type="spellEnd"/>
-      <w:proofErr w:type="gramEnd"/>
       <w:r>
         <w:rPr>
           <w:i/>
@@ -10874,7 +11624,6 @@
         <w:t>-</w:t>
       </w:r>
       <w:proofErr w:type="spellStart"/>
-      <w:proofErr w:type="gramStart"/>
       <w:r>
         <w:rPr>
           <w:i/>
@@ -10884,7 +11633,6 @@
         <w:t>max.depth</w:t>
       </w:r>
       <w:proofErr w:type="spellEnd"/>
-      <w:proofErr w:type="gramEnd"/>
       <w:r>
         <w:t>: máximo número de nodos terminales. Por defecto, no se planifica un proceso de poda, dejando crecer los árboles hasta su límite máximo.</w:t>
       </w:r>
@@ -11333,15 +12081,7 @@
       </w:pPr>
       <w:r>
         <w:lastRenderedPageBreak/>
-        <w:t xml:space="preserve">Finalmente, la salida del modelo para el conjunto de datos de prueba determina el conjunto de casos (clientes) con una alta probabilidad de fuga de la </w:t>
-      </w:r>
-      <w:proofErr w:type="gramStart"/>
-      <w:r>
-        <w:t>compañía,  y</w:t>
-      </w:r>
-      <w:proofErr w:type="gramEnd"/>
-      <w:r>
-        <w:t xml:space="preserve">, por el contrario, al conjunto de casos con una baja probabilidad de fuga, es decir, de continuidad en la misma. A estos datos resultantes se le aplica la función ganancia, generando así un valor potencial de ingresos del programa de estímulos. </w:t>
+        <w:t xml:space="preserve">Finalmente, la salida del modelo para el conjunto de datos de prueba determina el conjunto de casos (clientes) con una alta probabilidad de fuga de la compañía,  y, por el contrario, al conjunto de casos con una baja probabilidad de fuga, es decir, de continuidad en la misma. A estos datos resultantes se le aplica la función ganancia, generando así un valor potencial de ingresos del programa de estímulos. </w:t>
       </w:r>
     </w:p>
     <w:p>
@@ -14200,17 +14940,12 @@
               <w:t xml:space="preserve"> </w:t>
             </w:r>
             <w:proofErr w:type="spellStart"/>
-            <w:proofErr w:type="gramStart"/>
             <w:r>
               <w:t>timestre</w:t>
             </w:r>
             <w:proofErr w:type="spellEnd"/>
             <w:r>
-              <w:t xml:space="preserve"> .</w:t>
-            </w:r>
-            <w:proofErr w:type="gramEnd"/>
-            <w:r>
-              <w:t xml:space="preserve"> Que el banco cobre la comisión de mantenimiento de cuenta NO es un movimiento voluntario por </w:t>
+              <w:t xml:space="preserve"> . Que el banco cobre la comisión de mantenimiento de cuenta NO es un movimiento voluntario por </w:t>
             </w:r>
             <w:proofErr w:type="spellStart"/>
             <w:r>
@@ -14291,39 +15026,31 @@
             </w:r>
             <w:r>
               <w:lastRenderedPageBreak/>
-              <w:t xml:space="preserve">son clientes de Paquete </w:t>
+              <w:t xml:space="preserve">son clientes de Paquete Premium,  el </w:t>
+            </w:r>
+            <w:proofErr w:type="spellStart"/>
+            <w:r>
+              <w:t>area</w:t>
+            </w:r>
+            <w:proofErr w:type="spellEnd"/>
+            <w:r>
+              <w:t xml:space="preserve"> de marketing solo considera vip a menos </w:t>
             </w:r>
             <w:proofErr w:type="gramStart"/>
             <w:r>
-              <w:t>Premium,  el</w:t>
+              <w:t>del  2</w:t>
             </w:r>
             <w:proofErr w:type="gramEnd"/>
             <w:r>
-              <w:t xml:space="preserve"> </w:t>
-            </w:r>
-            <w:proofErr w:type="spellStart"/>
-            <w:r>
-              <w:t>area</w:t>
-            </w:r>
-            <w:proofErr w:type="spellEnd"/>
-            <w:r>
-              <w:t xml:space="preserve"> de marketing solo considera vip a menos </w:t>
+              <w:t xml:space="preserve">% </w:t>
             </w:r>
             <w:proofErr w:type="gramStart"/>
             <w:r>
-              <w:t>del  2</w:t>
+              <w:t>de los paquete premium</w:t>
             </w:r>
             <w:proofErr w:type="gramEnd"/>
             <w:r>
-              <w:t xml:space="preserve">% de los paquete </w:t>
-            </w:r>
-            <w:proofErr w:type="gramStart"/>
-            <w:r>
-              <w:t>premium ,</w:t>
-            </w:r>
-            <w:proofErr w:type="gramEnd"/>
-            <w:r>
-              <w:t xml:space="preserve"> y da a estos clientes VIP un trato a puertas cerradas.</w:t>
+              <w:t xml:space="preserve"> , y da a estos clientes VIP un trato a puertas cerradas.</w:t>
             </w:r>
           </w:p>
         </w:tc>
@@ -14627,15 +15354,7 @@
             </w:r>
             <w:proofErr w:type="spellEnd"/>
             <w:r>
-              <w:t xml:space="preserve"> cliente-</w:t>
-            </w:r>
-            <w:proofErr w:type="gramStart"/>
-            <w:r>
-              <w:t>banco,  o</w:t>
-            </w:r>
-            <w:proofErr w:type="gramEnd"/>
-            <w:r>
-              <w:t xml:space="preserve"> meses desde que ingresó si es cliente reciente.</w:t>
+              <w:t xml:space="preserve"> cliente-banco,  o meses desde que ingresó si es cliente reciente.</w:t>
             </w:r>
           </w:p>
         </w:tc>
@@ -15038,31 +15757,7 @@
           </w:tcPr>
           <w:p>
             <w:r>
-              <w:t xml:space="preserve">Cantidad de cuentas que el cliente </w:t>
-            </w:r>
-            <w:proofErr w:type="gramStart"/>
-            <w:r>
-              <w:t>tiene,  vale</w:t>
-            </w:r>
-            <w:proofErr w:type="gramEnd"/>
-            <w:r>
-              <w:t xml:space="preserve"> 0 si no tiene </w:t>
-            </w:r>
-            <w:proofErr w:type="gramStart"/>
-            <w:r>
-              <w:t>ninguna,  1</w:t>
-            </w:r>
-            <w:proofErr w:type="gramEnd"/>
-            <w:r>
-              <w:t xml:space="preserve"> si solo tiene cajas de ahorro o solo cuentas </w:t>
-            </w:r>
-            <w:proofErr w:type="gramStart"/>
-            <w:r>
-              <w:t>corrientes,  2</w:t>
-            </w:r>
-            <w:proofErr w:type="gramEnd"/>
-            <w:r>
-              <w:t xml:space="preserve"> si tiene al menos una caja de ahorro y </w:t>
+              <w:t xml:space="preserve">Cantidad de cuentas que el cliente tiene,  vale 0 si no tiene ninguna,  1 si solo tiene cajas de ahorro o solo cuentas corrientes,  2 si tiene al menos una caja de ahorro y </w:t>
             </w:r>
             <w:proofErr w:type="spellStart"/>
             <w:r>
@@ -15786,29 +16481,8 @@
             </w:r>
             <w:r>
               <w:lastRenderedPageBreak/>
-              <w:t xml:space="preserve">adicionales. El titular y/o adicionales pueden tener </w:t>
-            </w:r>
-            <w:proofErr w:type="gramStart"/>
-            <w:r>
-              <w:t>( o</w:t>
-            </w:r>
-            <w:proofErr w:type="gramEnd"/>
-            <w:r>
-              <w:t xml:space="preserve"> </w:t>
-            </w:r>
-            <w:proofErr w:type="gramStart"/>
-            <w:r>
-              <w:t>no )</w:t>
-            </w:r>
-            <w:proofErr w:type="gramEnd"/>
-            <w:r>
-              <w:t xml:space="preserve"> un plástico vigente. Aunque no es común, un cliente SI puede ser titular de más de una cuenta </w:t>
-            </w:r>
-            <w:proofErr w:type="gramStart"/>
-            <w:r>
-              <w:t>VISA .</w:t>
-            </w:r>
-            <w:proofErr w:type="gramEnd"/>
+              <w:t>adicionales. El titular y/o adicionales pueden tener ( o no ) un plástico vigente. Aunque no es común, un cliente SI puede ser titular de más de una cuenta VISA .</w:t>
+            </w:r>
           </w:p>
         </w:tc>
       </w:tr>
@@ -16731,15 +17405,7 @@
           </w:tcPr>
           <w:p>
             <w:r>
-              <w:t>Monto total de inversiones tipo</w:t>
-            </w:r>
-            <w:proofErr w:type="gramStart"/>
-            <w:r>
-              <w:t>1 ,</w:t>
-            </w:r>
-            <w:proofErr w:type="gramEnd"/>
-            <w:r>
-              <w:t xml:space="preserve"> convertidos en pesos</w:t>
+              <w:t>Monto total de inversiones tipo1 , convertidos en pesos</w:t>
             </w:r>
           </w:p>
         </w:tc>
@@ -16791,17 +17457,12 @@
               <w:t xml:space="preserve">Monto total de inversiones tipo1 en </w:t>
             </w:r>
             <w:proofErr w:type="spellStart"/>
-            <w:proofErr w:type="gramStart"/>
             <w:r>
               <w:t>dolares</w:t>
             </w:r>
             <w:proofErr w:type="spellEnd"/>
             <w:r>
-              <w:t xml:space="preserve"> ,</w:t>
-            </w:r>
-            <w:proofErr w:type="gramEnd"/>
-            <w:r>
-              <w:t xml:space="preserve"> expresado en pesos al </w:t>
+              <w:t xml:space="preserve"> , expresado en pesos al </w:t>
             </w:r>
             <w:proofErr w:type="spellStart"/>
             <w:r>
@@ -17199,23 +17860,7 @@
           </w:tcPr>
           <w:p>
             <w:r>
-              <w:t xml:space="preserve">Si el cliente tiene cajas de seguridad.  Un 0 si no tiene ninguna, un 1 si tiene al menos una caja de seguridad. </w:t>
-            </w:r>
-            <w:proofErr w:type="gramStart"/>
-            <w:r>
-              <w:t>{ 0</w:t>
-            </w:r>
-            <w:proofErr w:type="gramEnd"/>
-            <w:r>
-              <w:t xml:space="preserve">, </w:t>
-            </w:r>
-            <w:proofErr w:type="gramStart"/>
-            <w:r>
-              <w:t>1 }</w:t>
-            </w:r>
-            <w:proofErr w:type="gramEnd"/>
-            <w:r>
-              <w:t xml:space="preserve"> son los </w:t>
+              <w:t xml:space="preserve">Si el cliente tiene cajas de seguridad.  Un 0 si no tiene ninguna, un 1 si tiene al menos una caja de seguridad. { 0, 1 } son los </w:t>
             </w:r>
             <w:proofErr w:type="spellStart"/>
             <w:r>
@@ -17223,13 +17868,8 @@
             </w:r>
             <w:proofErr w:type="spellEnd"/>
             <w:r>
-              <w:t xml:space="preserve"> dos valores </w:t>
-            </w:r>
-            <w:proofErr w:type="gramStart"/>
-            <w:r>
-              <w:t>posibles .</w:t>
-            </w:r>
-            <w:proofErr w:type="gramEnd"/>
+              <w:t xml:space="preserve"> dos valores posibles .</w:t>
+            </w:r>
           </w:p>
         </w:tc>
       </w:tr>
@@ -17363,15 +18003,7 @@
           </w:tcPr>
           <w:p>
             <w:r>
-              <w:t>Monto total que le acreditaron los empleadores “</w:t>
-            </w:r>
-            <w:proofErr w:type="gramStart"/>
-            <w:r>
-              <w:t>acreditados”  al</w:t>
-            </w:r>
-            <w:proofErr w:type="gramEnd"/>
-            <w:r>
-              <w:t xml:space="preserve"> cliente durante el mes.</w:t>
+              <w:t>Monto total que le acreditaron los empleadores “acreditados”  al cliente durante el mes.</w:t>
             </w:r>
           </w:p>
         </w:tc>
@@ -17420,15 +18052,7 @@
           </w:tcPr>
           <w:p>
             <w:r>
-              <w:t>Monto total que le acreditaron fuera de archivo de los empleadores “</w:t>
-            </w:r>
-            <w:proofErr w:type="gramStart"/>
-            <w:r>
-              <w:t>acreditados”  al</w:t>
-            </w:r>
-            <w:proofErr w:type="gramEnd"/>
-            <w:r>
-              <w:t xml:space="preserve"> cliente durante el mes.</w:t>
+              <w:t>Monto total que le acreditaron fuera de archivo de los empleadores “acreditados”  al cliente durante el mes.</w:t>
             </w:r>
           </w:p>
         </w:tc>
@@ -17536,21 +18160,8 @@
           </w:tcPr>
           <w:p>
             <w:r>
-              <w:t xml:space="preserve">Cantidad de débitos automáticos debitados durante el mes en las </w:t>
-            </w:r>
-            <w:proofErr w:type="gramStart"/>
-            <w:r>
-              <w:t>cuentas  (</w:t>
-            </w:r>
-            <w:proofErr w:type="gramEnd"/>
-            <w:r>
-              <w:t xml:space="preserve"> no tarjetas de </w:t>
-            </w:r>
-            <w:proofErr w:type="gramStart"/>
-            <w:r>
-              <w:t>crédito )</w:t>
-            </w:r>
-            <w:proofErr w:type="gramEnd"/>
+              <w:t>Cantidad de débitos automáticos debitados durante el mes en las cuentas  ( no tarjetas de crédito )</w:t>
+            </w:r>
           </w:p>
         </w:tc>
       </w:tr>
@@ -17608,27 +18219,11 @@
             </w:r>
             <w:proofErr w:type="gramEnd"/>
             <w:r>
-              <w:t xml:space="preserve"> automáticos debitados durante el mes en las </w:t>
-            </w:r>
-            <w:proofErr w:type="gramStart"/>
-            <w:r>
-              <w:t xml:space="preserve">cuentas  </w:t>
+              <w:t xml:space="preserve"> automáticos debitados durante el mes en las cuentas  </w:t>
             </w:r>
             <w:r>
               <w:lastRenderedPageBreak/>
-              <w:t>(</w:t>
-            </w:r>
-            <w:proofErr w:type="gramEnd"/>
-            <w:r>
-              <w:t xml:space="preserve"> no tarjetas de </w:t>
-            </w:r>
-            <w:proofErr w:type="gramStart"/>
-            <w:r>
-              <w:t>crédito )</w:t>
-            </w:r>
-            <w:proofErr w:type="gramEnd"/>
-            <w:r>
-              <w:t xml:space="preserve"> . Todo está convertido a pesos argentinos, al valor de la fecha de cierre del </w:t>
+              <w:t xml:space="preserve">( no tarjetas de crédito ) . Todo está convertido a pesos argentinos, al valor de la fecha de cierre del </w:t>
             </w:r>
             <w:proofErr w:type="spellStart"/>
             <w:r>
@@ -17771,15 +18366,7 @@
             </w:r>
             <w:proofErr w:type="gramEnd"/>
             <w:r>
-              <w:t xml:space="preserve"> automáticos debitados durante el mes en la tarjeta de crédito </w:t>
-            </w:r>
-            <w:proofErr w:type="gramStart"/>
-            <w:r>
-              <w:t>VISA .</w:t>
-            </w:r>
-            <w:proofErr w:type="gramEnd"/>
-            <w:r>
-              <w:t xml:space="preserve"> Todo está convertido a pesos argentinos, al valor de la fecha de cierre del </w:t>
+              <w:t xml:space="preserve"> automáticos debitados durante el mes en la tarjeta de crédito VISA . Todo está convertido a pesos argentinos, al valor de la fecha de cierre del </w:t>
             </w:r>
             <w:proofErr w:type="spellStart"/>
             <w:r>
@@ -17937,15 +18524,7 @@
             </w:r>
             <w:proofErr w:type="gramEnd"/>
             <w:r>
-              <w:t xml:space="preserve"> automáticos debitados durante el mes en la tarjeta de crédito </w:t>
-            </w:r>
-            <w:proofErr w:type="gramStart"/>
-            <w:r>
-              <w:t>MasterCard .</w:t>
-            </w:r>
-            <w:proofErr w:type="gramEnd"/>
-            <w:r>
-              <w:t xml:space="preserve"> Todo está convertido a pesos argentinos, al valor de la fecha de cierre del </w:t>
+              <w:t xml:space="preserve"> automáticos debitados durante el mes en la tarjeta de crédito MasterCard . Todo está convertido a pesos argentinos, al valor de la fecha de cierre del </w:t>
             </w:r>
             <w:proofErr w:type="spellStart"/>
             <w:r>
@@ -19460,15 +20039,7 @@
           </w:tcPr>
           <w:p>
             <w:r>
-              <w:t xml:space="preserve">Monto total de los cheques que se depositaron y se pudo hacer el </w:t>
-            </w:r>
-            <w:proofErr w:type="gramStart"/>
-            <w:r>
-              <w:t>cobro ,</w:t>
-            </w:r>
-            <w:proofErr w:type="gramEnd"/>
-            <w:r>
-              <w:t xml:space="preserve"> en las cuentas del cliente durante el mes.</w:t>
+              <w:t>Monto total de los cheques que se depositaron y se pudo hacer el cobro , en las cuentas del cliente durante el mes.</w:t>
             </w:r>
           </w:p>
         </w:tc>
@@ -19519,29 +20090,8 @@
           </w:tcPr>
           <w:p>
             <w:r>
-              <w:t xml:space="preserve">Cantidad de cheques del cliente que se cobraron </w:t>
-            </w:r>
-            <w:proofErr w:type="gramStart"/>
-            <w:r>
-              <w:t>( ya</w:t>
-            </w:r>
-            <w:proofErr w:type="gramEnd"/>
-            <w:r>
-              <w:t xml:space="preserve"> sea por el cliente mismo o por </w:t>
-            </w:r>
-            <w:proofErr w:type="gramStart"/>
-            <w:r>
-              <w:t>terceros )</w:t>
-            </w:r>
-            <w:proofErr w:type="gramEnd"/>
-            <w:r>
-              <w:t xml:space="preserve">  durante el </w:t>
-            </w:r>
-            <w:proofErr w:type="gramStart"/>
-            <w:r>
-              <w:t>mes .</w:t>
-            </w:r>
-            <w:proofErr w:type="gramEnd"/>
+              <w:t>Cantidad de cheques del cliente que se cobraron ( ya sea por el cliente mismo o por terceros )  durante el mes .</w:t>
+            </w:r>
           </w:p>
         </w:tc>
       </w:tr>
@@ -19591,29 +20141,8 @@
           </w:tcPr>
           <w:p>
             <w:r>
-              <w:t xml:space="preserve">Monto total de cheques del cliente que se cobraron </w:t>
-            </w:r>
-            <w:proofErr w:type="gramStart"/>
-            <w:r>
-              <w:t>( ya</w:t>
-            </w:r>
-            <w:proofErr w:type="gramEnd"/>
-            <w:r>
-              <w:t xml:space="preserve"> sea por el cliente mismo o por </w:t>
-            </w:r>
-            <w:proofErr w:type="gramStart"/>
-            <w:r>
-              <w:t>terceros )</w:t>
-            </w:r>
-            <w:proofErr w:type="gramEnd"/>
-            <w:r>
-              <w:t xml:space="preserve">  durante el </w:t>
-            </w:r>
-            <w:proofErr w:type="gramStart"/>
-            <w:r>
-              <w:t>mes .</w:t>
-            </w:r>
-            <w:proofErr w:type="gramEnd"/>
+              <w:t>Monto total de cheques del cliente que se cobraron ( ya sea por el cliente mismo o por terceros )  durante el mes .</w:t>
+            </w:r>
           </w:p>
         </w:tc>
       </w:tr>
@@ -19876,13 +20405,8 @@
           </w:tcPr>
           <w:p>
             <w:r>
-              <w:t xml:space="preserve">{0,1} indica si la persona está adherida al canal de banca </w:t>
-            </w:r>
-            <w:proofErr w:type="gramStart"/>
-            <w:r>
-              <w:t>telefónica .</w:t>
-            </w:r>
-            <w:proofErr w:type="gramEnd"/>
+              <w:t>{0,1} indica si la persona está adherida al canal de banca telefónica .</w:t>
+            </w:r>
           </w:p>
         </w:tc>
       </w:tr>
@@ -20638,28 +21162,15 @@
           </w:tcPr>
           <w:p>
             <w:r>
-              <w:t xml:space="preserve">Cantidad de movimientos voluntarios en las cuentas bancarias </w:t>
-            </w:r>
-            <w:proofErr w:type="gramStart"/>
-            <w:r>
-              <w:t>( no</w:t>
-            </w:r>
-            <w:proofErr w:type="gramEnd"/>
-            <w:r>
-              <w:t xml:space="preserve"> tarjeta de </w:t>
+              <w:t xml:space="preserve">Cantidad de movimientos voluntarios en las cuentas bancarias ( no tarjeta de </w:t>
             </w:r>
             <w:proofErr w:type="spellStart"/>
-            <w:proofErr w:type="gramStart"/>
             <w:r>
               <w:t>credito</w:t>
             </w:r>
             <w:proofErr w:type="spellEnd"/>
             <w:r>
-              <w:t xml:space="preserve"> )</w:t>
-            </w:r>
-            <w:proofErr w:type="gramEnd"/>
-            <w:r>
-              <w:t xml:space="preserve"> que el cliente realizó en los </w:t>
+              <w:t xml:space="preserve"> ) que el cliente realizó en los </w:t>
             </w:r>
             <w:proofErr w:type="spellStart"/>
             <w:r>
@@ -20730,13 +21241,8 @@
             <w:hideMark/>
           </w:tcPr>
           <w:p>
-            <w:proofErr w:type="gramStart"/>
-            <w:r>
-              <w:t>{ 0</w:t>
-            </w:r>
-            <w:proofErr w:type="gramEnd"/>
-            <w:r>
-              <w:t xml:space="preserve">, 1} indica si la persona se instaló alguna vez la aplicación </w:t>
+            <w:r>
+              <w:t xml:space="preserve">{ 0, 1} indica si la persona se instaló alguna vez la aplicación </w:t>
             </w:r>
             <w:proofErr w:type="spellStart"/>
             <w:r>
@@ -20864,21 +21370,8 @@
             <w:hideMark/>
           </w:tcPr>
           <w:p>
-            <w:proofErr w:type="gramStart"/>
-            <w:r>
-              <w:t>{ 0</w:t>
-            </w:r>
-            <w:proofErr w:type="gramEnd"/>
-            <w:r>
-              <w:t xml:space="preserve">, </w:t>
-            </w:r>
-            <w:proofErr w:type="gramStart"/>
-            <w:r>
-              <w:t>1 }</w:t>
-            </w:r>
-            <w:proofErr w:type="gramEnd"/>
-            <w:r>
-              <w:t xml:space="preserve">  indica si el cliente no llegó a completar el pago mínimo y esta moroso. Estos clientes NO pueden utilizar </w:t>
+            <w:r>
+              <w:t xml:space="preserve">{ 0, 1 }  indica si el cliente no llegó a completar el pago mínimo y esta moroso. Estos clientes NO pueden utilizar </w:t>
             </w:r>
             <w:proofErr w:type="spellStart"/>
             <w:r>
@@ -20959,29 +21452,16 @@
             <w:hideMark/>
           </w:tcPr>
           <w:p>
+            <w:r>
+              <w:t>{ 0</w:t>
+            </w:r>
             <w:proofErr w:type="gramStart"/>
             <w:r>
-              <w:t>{ 0,  6</w:t>
+              <w:t>,  6</w:t>
             </w:r>
             <w:proofErr w:type="gramEnd"/>
             <w:r>
-              <w:t xml:space="preserve">, 7, </w:t>
-            </w:r>
-            <w:proofErr w:type="gramStart"/>
-            <w:r>
-              <w:t>9 }</w:t>
-            </w:r>
-            <w:proofErr w:type="gramEnd"/>
-            <w:r>
-              <w:t xml:space="preserve">   indica el estado de la cuenta de la tarjeta de crédito. 0 </w:t>
-            </w:r>
-            <w:proofErr w:type="gramStart"/>
-            <w:r>
-              <w:t>abierta,  6</w:t>
-            </w:r>
-            <w:proofErr w:type="gramEnd"/>
-            <w:r>
-              <w:t xml:space="preserve"> en proceso de cierre, 7 en proceso avanzado de cierre, 9 cuenta cerrada.   </w:t>
+              <w:t xml:space="preserve">, 7, 9 }   indica el estado de la cuenta de la tarjeta de crédito. 0 abierta,  6 en proceso de cierre, 7 en proceso avanzado de cierre, 9 cuenta cerrada.   </w:t>
             </w:r>
             <w:proofErr w:type="gramStart"/>
             <w:r>
@@ -21184,15 +21664,7 @@
             </w:r>
             <w:proofErr w:type="spellEnd"/>
             <w:r>
-              <w:t xml:space="preserve"> desde el inicio de la mora </w:t>
-            </w:r>
-            <w:proofErr w:type="gramStart"/>
-            <w:r>
-              <w:t>( el</w:t>
-            </w:r>
-            <w:proofErr w:type="gramEnd"/>
-            <w:r>
-              <w:t xml:space="preserve"> </w:t>
+              <w:t xml:space="preserve"> desde el inicio de la mora ( el </w:t>
             </w:r>
             <w:proofErr w:type="spellStart"/>
             <w:r>
@@ -21200,15 +21672,7 @@
             </w:r>
             <w:proofErr w:type="spellEnd"/>
             <w:r>
-              <w:t xml:space="preserve"> siguiente al </w:t>
-            </w:r>
-            <w:proofErr w:type="gramStart"/>
-            <w:r>
-              <w:t>vencimiento )</w:t>
-            </w:r>
-            <w:proofErr w:type="gramEnd"/>
-            <w:r>
-              <w:t>, contados a la fecha de la foto.</w:t>
+              <w:t xml:space="preserve"> siguiente al vencimiento ), contados a la fecha de la foto.</w:t>
             </w:r>
           </w:p>
         </w:tc>
@@ -22048,36 +22512,15 @@
           </w:tcPr>
           <w:p>
             <w:r>
-              <w:t xml:space="preserve">Monto total expresado en </w:t>
-            </w:r>
-            <w:proofErr w:type="gramStart"/>
-            <w:r>
-              <w:t>pesos,  de</w:t>
-            </w:r>
-            <w:proofErr w:type="gramEnd"/>
-            <w:r>
-              <w:t xml:space="preserve"> todos los consumos </w:t>
-            </w:r>
-            <w:proofErr w:type="gramStart"/>
-            <w:r>
-              <w:t>( pesos</w:t>
-            </w:r>
-            <w:proofErr w:type="gramEnd"/>
-            <w:r>
-              <w:t xml:space="preserve"> y </w:t>
+              <w:t xml:space="preserve">Monto total expresado en pesos,  de todos los consumos ( pesos y </w:t>
             </w:r>
             <w:proofErr w:type="spellStart"/>
-            <w:proofErr w:type="gramStart"/>
             <w:r>
               <w:t>dolares</w:t>
             </w:r>
             <w:proofErr w:type="spellEnd"/>
             <w:r>
-              <w:t xml:space="preserve"> )</w:t>
-            </w:r>
-            <w:proofErr w:type="gramEnd"/>
-            <w:r>
-              <w:t xml:space="preserve">  efectuados por el cliente durante ese mes.</w:t>
+              <w:t xml:space="preserve"> )  efectuados por el cliente durante ese mes.</w:t>
             </w:r>
           </w:p>
         </w:tc>
@@ -22311,21 +22754,8 @@
             <w:hideMark/>
           </w:tcPr>
           <w:p>
-            <w:proofErr w:type="gramStart"/>
-            <w:r>
-              <w:t>{ 0</w:t>
-            </w:r>
-            <w:proofErr w:type="gramEnd"/>
-            <w:r>
-              <w:t xml:space="preserve">, </w:t>
-            </w:r>
-            <w:proofErr w:type="gramStart"/>
-            <w:r>
-              <w:t>1 }</w:t>
-            </w:r>
-            <w:proofErr w:type="gramEnd"/>
-            <w:r>
-              <w:t xml:space="preserve">  indica si el cliente no llegó a completar el pago mínimo y esta moroso. Estos clientes NO pueden utilizar </w:t>
+            <w:r>
+              <w:t xml:space="preserve">{ 0, 1 }  indica si el cliente no llegó a completar el pago mínimo y esta moroso. Estos clientes NO pueden utilizar </w:t>
             </w:r>
             <w:proofErr w:type="spellStart"/>
             <w:r>
@@ -22401,29 +22831,16 @@
             <w:hideMark/>
           </w:tcPr>
           <w:p>
+            <w:r>
+              <w:t>{ 0</w:t>
+            </w:r>
             <w:proofErr w:type="gramStart"/>
             <w:r>
-              <w:t>{ 0,  6</w:t>
+              <w:t>,  6</w:t>
             </w:r>
             <w:proofErr w:type="gramEnd"/>
             <w:r>
-              <w:t xml:space="preserve">, 7, </w:t>
-            </w:r>
-            <w:proofErr w:type="gramStart"/>
-            <w:r>
-              <w:t>9 }</w:t>
-            </w:r>
-            <w:proofErr w:type="gramEnd"/>
-            <w:r>
-              <w:t xml:space="preserve">   indica el estado de la cuenta de la tarjeta de crédito. 0 </w:t>
-            </w:r>
-            <w:proofErr w:type="gramStart"/>
-            <w:r>
-              <w:t>abierta,  6</w:t>
-            </w:r>
-            <w:proofErr w:type="gramEnd"/>
-            <w:r>
-              <w:t xml:space="preserve"> en proceso de cierre, 7 en proceso avanzado de cierre, 9 cuenta cerrada.   </w:t>
+              <w:t xml:space="preserve">, 7, 9 }   indica el estado de la cuenta de la tarjeta de crédito. 0 abierta,  6 en proceso de cierre, 7 en proceso avanzado de cierre, 9 cuenta cerrada.   </w:t>
             </w:r>
             <w:proofErr w:type="gramStart"/>
             <w:r>
@@ -22624,15 +23041,7 @@
             </w:r>
             <w:proofErr w:type="spellEnd"/>
             <w:r>
-              <w:t xml:space="preserve"> para el inicio de la mora </w:t>
-            </w:r>
-            <w:proofErr w:type="gramStart"/>
-            <w:r>
-              <w:t>( el</w:t>
-            </w:r>
-            <w:proofErr w:type="gramEnd"/>
-            <w:r>
-              <w:t xml:space="preserve"> </w:t>
+              <w:t xml:space="preserve"> para el inicio de la mora ( el </w:t>
             </w:r>
             <w:proofErr w:type="spellStart"/>
             <w:r>
@@ -22640,15 +23049,7 @@
             </w:r>
             <w:proofErr w:type="spellEnd"/>
             <w:r>
-              <w:t xml:space="preserve"> siguiente al </w:t>
-            </w:r>
-            <w:proofErr w:type="gramStart"/>
-            <w:r>
-              <w:t>vencimiento )</w:t>
-            </w:r>
-            <w:proofErr w:type="gramEnd"/>
-            <w:r>
-              <w:t>, contados a la fecha de la foto</w:t>
+              <w:t xml:space="preserve"> siguiente al vencimiento ), contados a la fecha de la foto</w:t>
             </w:r>
           </w:p>
         </w:tc>
@@ -23430,7 +23831,6 @@
         <w:t xml:space="preserve">- </w:t>
       </w:r>
       <w:proofErr w:type="spellStart"/>
-      <w:proofErr w:type="gramStart"/>
       <w:r>
         <w:rPr>
           <w:lang w:val="es-AR"/>
@@ -23442,14 +23842,7 @@
         <w:rPr>
           <w:lang w:val="es-AR"/>
         </w:rPr>
-        <w:t>(</w:t>
-      </w:r>
-      <w:proofErr w:type="gramEnd"/>
-      <w:r>
-        <w:rPr>
-          <w:lang w:val="es-AR"/>
-        </w:rPr>
-        <w:t>"C:/Users/fiore/Documents/fiore facultad/TESINA/</w:t>
+        <w:t>("C:/Users/fiore/Documents/fiore facultad/TESINA/</w:t>
       </w:r>
       <w:proofErr w:type="spellStart"/>
       <w:r>
@@ -23584,7 +23977,6 @@
         <w:t xml:space="preserve"> &lt;-</w:t>
       </w:r>
       <w:proofErr w:type="spellStart"/>
-      <w:proofErr w:type="gramStart"/>
       <w:r>
         <w:rPr>
           <w:lang w:val="es-AR"/>
@@ -23599,7 +23991,6 @@
         <w:t>(</w:t>
       </w:r>
       <w:proofErr w:type="spellStart"/>
-      <w:proofErr w:type="gramEnd"/>
       <w:r>
         <w:rPr>
           <w:lang w:val="es-AR"/>
@@ -23664,7 +24055,6 @@
         </w:rPr>
       </w:pPr>
       <w:proofErr w:type="spellStart"/>
-      <w:proofErr w:type="gramStart"/>
       <w:r>
         <w:rPr>
           <w:lang w:val="es-AR"/>
@@ -23686,7 +24076,6 @@
         <w:t>Archivosegregado</w:t>
       </w:r>
       <w:proofErr w:type="spellEnd"/>
-      <w:proofErr w:type="gramEnd"/>
       <w:r>
         <w:rPr>
           <w:lang w:val="es-AR"/>
@@ -23796,7 +24185,6 @@
         <w:t>(</w:t>
       </w:r>
       <w:proofErr w:type="spellStart"/>
-      <w:proofErr w:type="gramStart"/>
       <w:r>
         <w:rPr>
           <w:lang w:val="es-AR"/>
@@ -23808,28 +24196,7 @@
         <w:rPr>
           <w:lang w:val="es-AR"/>
         </w:rPr>
-        <w:t>[</w:t>
-      </w:r>
-      <w:proofErr w:type="gramEnd"/>
-      <w:r>
-        <w:rPr>
-          <w:lang w:val="es-AR"/>
-        </w:rPr>
-        <w:t>,1:10</w:t>
-      </w:r>
-      <w:proofErr w:type="gramStart"/>
-      <w:r>
-        <w:rPr>
-          <w:lang w:val="es-AR"/>
-        </w:rPr>
-        <w:t>])  #</w:t>
-      </w:r>
-      <w:proofErr w:type="gramEnd"/>
-      <w:r>
-        <w:rPr>
-          <w:lang w:val="es-AR"/>
-        </w:rPr>
-        <w:t>Primeras 10 columnas</w:t>
+        <w:t>[,1:10])  #Primeras 10 columnas</w:t>
       </w:r>
     </w:p>
     <w:p>
@@ -23880,7 +24247,6 @@
         <w:t xml:space="preserve">  </w:t>
       </w:r>
       <w:proofErr w:type="spellStart"/>
-      <w:proofErr w:type="gramStart"/>
       <w:r>
         <w:rPr>
           <w:lang w:val="es-AR"/>
@@ -23913,24 +24279,15 @@
         <w:rPr>
           <w:lang w:val="es-AR"/>
         </w:rPr>
-        <w:t>mcuentas</w:t>
-      </w:r>
-      <w:proofErr w:type="gramEnd"/>
-      <w:r>
-        <w:rPr>
-          <w:lang w:val="es-AR"/>
-        </w:rPr>
-        <w:t>_saldo</w:t>
+        <w:t>mcuentas_saldo</w:t>
       </w:r>
       <w:proofErr w:type="spellEnd"/>
-      <w:proofErr w:type="gramStart"/>
       <w:r>
         <w:rPr>
           <w:lang w:val="es-AR"/>
         </w:rPr>
         <w:t>] )</w:t>
       </w:r>
-      <w:proofErr w:type="gramEnd"/>
     </w:p>
     <w:p>
       <w:pPr>
@@ -23939,7 +24296,6 @@
         </w:rPr>
       </w:pPr>
       <w:proofErr w:type="spellStart"/>
-      <w:proofErr w:type="gramStart"/>
       <w:r>
         <w:rPr>
           <w:lang w:val="es-AR"/>
@@ -23954,7 +24310,6 @@
         <w:t>(</w:t>
       </w:r>
       <w:proofErr w:type="spellStart"/>
-      <w:proofErr w:type="gramEnd"/>
       <w:r>
         <w:rPr>
           <w:lang w:val="es-AR"/>
@@ -24018,7 +24373,6 @@
         </w:rPr>
       </w:pPr>
       <w:proofErr w:type="spellStart"/>
-      <w:proofErr w:type="gramStart"/>
       <w:r>
         <w:rPr>
           <w:lang w:val="es-AR"/>
@@ -24034,7 +24388,6 @@
         <w:t>(</w:t>
       </w:r>
       <w:proofErr w:type="spellStart"/>
-      <w:proofErr w:type="gramEnd"/>
       <w:r>
         <w:rPr>
           <w:lang w:val="es-AR"/>
@@ -28100,7 +28453,6 @@
   <w:style w:type="character" w:default="1" w:styleId="DefaultParagraphFont">
     <w:name w:val="Default Paragraph Font"/>
     <w:uiPriority w:val="1"/>
-    <w:semiHidden/>
     <w:unhideWhenUsed/>
   </w:style>
   <w:style w:type="table" w:default="1" w:styleId="TableNormal">
@@ -29093,12 +29445,226 @@
 </file>
 
 <file path=customXml/item1.xml><?xml version="1.0" encoding="utf-8"?>
-<p:properties xmlns:p="http://schemas.microsoft.com/office/2006/metadata/properties" xmlns:xsi="http://www.w3.org/2001/XMLSchema-instance" xmlns:pc="http://schemas.microsoft.com/office/infopath/2007/PartnerControls">
-  <documentManagement/>
-</p:properties>
+<b:Sources xmlns:b="http://schemas.openxmlformats.org/officeDocument/2006/bibliography" xmlns="http://schemas.openxmlformats.org/officeDocument/2006/bibliography" SelectedStyle="\APASixthEditionOfficeOnline.xsl" StyleName="APA" Version="6">
+  <b:Source>
+    <b:Tag>Bre94</b:Tag>
+    <b:SourceType>Misc</b:SourceType>
+    <b:Guid>{CE0F26A3-CCBE-4E7C-8316-F9DF384D77E8}</b:Guid>
+    <b:Title>Bagging Predictors</b:Title>
+    <b:Year>1994</b:Year>
+    <b:Publisher>University of California</b:Publisher>
+    <b:Month>Septiembre</b:Month>
+    <b:Author>
+      <b:Author>
+        <b:NameList>
+          <b:Person>
+            <b:Last>Breiman</b:Last>
+            <b:First>Leo </b:First>
+          </b:Person>
+        </b:NameList>
+      </b:Author>
+    </b:Author>
+    <b:URL>https://www.stat.berkeley.edu/~breiman/bagging.pdf</b:URL>
+    <b:RefOrder>5</b:RefOrder>
+  </b:Source>
+  <b:Source>
+    <b:Tag>Pra</b:Tag>
+    <b:SourceType>DocumentFromInternetSite</b:SourceType>
+    <b:Guid>{226015A7-4FBE-4ED5-AF7C-7B863DE0F95C}</b:Guid>
+    <b:Title>towardsdatascience</b:Title>
+    <b:Author>
+      <b:Author>
+        <b:NameList>
+          <b:Person>
+            <b:Last>Gumpta</b:Last>
+            <b:First>Prashant</b:First>
+          </b:Person>
+        </b:NameList>
+      </b:Author>
+    </b:Author>
+    <b:URL>https://towardsdatascience.com/cross-validation-in-machine-learning-72924a69872f</b:URL>
+    <b:RefOrder>9</b:RefOrder>
+  </b:Source>
+  <b:Source>
+    <b:Tag>Epi14</b:Tag>
+    <b:SourceType>Report</b:SourceType>
+    <b:Guid>{0E0B3AB7-4E5C-4923-9395-322425B5F759}</b:Guid>
+    <b:Title>Regresión logística</b:Title>
+    <b:Year>2014</b:Year>
+    <b:Author>
+      <b:Author>
+        <b:Corporate>Epidat 4</b:Corporate>
+      </b:Author>
+    </b:Author>
+    <b:URL>https://www.sergas.es/Saude-publica/Documents/1898/Ayuda_Epidat4_Regresion_logistica_Octubre2014.pdf</b:URL>
+    <b:RefOrder>2</b:RefOrder>
+  </b:Source>
+  <b:Source>
+    <b:Tag>Hos00</b:Tag>
+    <b:SourceType>Book</b:SourceType>
+    <b:Guid>{32EEFC27-A3E2-43FF-B3A8-E04DD337BBEC}</b:Guid>
+    <b:Title>Applied logistic regression. 2nd Edition</b:Title>
+    <b:Year>2000</b:Year>
+    <b:Publisher>John Wiley &amp; Sons, Inc</b:Publisher>
+    <b:City>New York </b:City>
+    <b:Author>
+      <b:Author>
+        <b:NameList>
+          <b:Person>
+            <b:Last>Hosmer</b:Last>
+            <b:First>D.W.</b:First>
+            <b:Middle>and Lemeshow, S</b:Middle>
+          </b:Person>
+        </b:NameList>
+      </b:Author>
+    </b:Author>
+    <b:RefOrder>1</b:RefOrder>
+  </b:Source>
+  <b:Source>
+    <b:Tag>Ava</b:Tag>
+    <b:SourceType>InternetSite</b:SourceType>
+    <b:Guid>{9F092E07-0C94-4BAB-9726-65215D4DADC6}</b:Guid>
+    <b:Author>
+      <b:Author>
+        <b:Corporate>Avaus</b:Corporate>
+      </b:Author>
+    </b:Author>
+    <b:URL>https://www.avaus.com/blog/predicting-customer-churn/</b:URL>
+    <b:RefOrder>10</b:RefOrder>
+  </b:Source>
+  <b:Source>
+    <b:Tag>Dun07</b:Tag>
+    <b:SourceType>Report</b:SourceType>
+    <b:Guid>{BA74171D-BD8C-4F0E-B5BD-A39B6A0C2228}</b:Guid>
+    <b:Title>A Practitioner's Guide to Generalized Linear Models.Third Edition</b:Title>
+    <b:Year>2007.</b:Year>
+    <b:Publisher>CAS</b:Publisher>
+    <b:Author>
+      <b:Author>
+        <b:NameList>
+          <b:Person>
+            <b:Last>Duncan Anderson</b:Last>
+            <b:First>FIA</b:First>
+            <b:Middle>Sholom Feldblum, FCAS Claudine Modlin, FCAS Doris Schirmacher, FCAS Ernesto Schirmacher, ASA Neeza Thandi, FCAS.</b:Middle>
+          </b:Person>
+        </b:NameList>
+      </b:Author>
+    </b:Author>
+    <b:RefOrder>11</b:RefOrder>
+  </b:Source>
+  <b:Source>
+    <b:Tag>Wik</b:Tag>
+    <b:SourceType>InternetSite</b:SourceType>
+    <b:Guid>{E3B66483-AE02-4F3C-93A1-551148ACB6BB}</b:Guid>
+    <b:Title>Wikipedia</b:Title>
+    <b:URL>https://commons.wikimedia.org/wiki/File:Overfitting.svg</b:URL>
+    <b:RefOrder>8</b:RefOrder>
+  </b:Source>
+  <b:Source>
+    <b:Tag>Kas18</b:Tag>
+    <b:SourceType>ElectronicSource</b:SourceType>
+    <b:Guid>{3A04B21C-F90D-4D56-B486-10CF3901B4A2}</b:Guid>
+    <b:Title>Penalized Logistic Regression Essentials in R: Ridge, Lasso and Elastic Net</b:Title>
+    <b:Year>2018</b:Year>
+    <b:Month>marzo</b:Month>
+    <b:Day>11</b:Day>
+    <b:URL>http://www.sthda.com/english/articles/36-classification-methods-essentials/149-penalized-logistic-regression-essentials-in-r-ridge-lasso-and-elastic-net/</b:URL>
+    <b:Author>
+      <b:Author>
+        <b:NameList>
+          <b:Person>
+            <b:Last>Kassambara</b:Last>
+          </b:Person>
+        </b:NameList>
+      </b:Author>
+    </b:Author>
+    <b:RefOrder>12</b:RefOrder>
+  </b:Source>
+  <b:Source>
+    <b:Tag>Rob</b:Tag>
+    <b:SourceType>Book</b:SourceType>
+    <b:Guid>{ADB0DA63-767E-4812-8EA8-288886FD991A}</b:Guid>
+    <b:Title>Boosting. Foundations and Algorithms</b:Title>
+    <b:City>Cambridge</b:City>
+    <b:Author>
+      <b:Author>
+        <b:NameList>
+          <b:Person>
+            <b:Last>Freund</b:Last>
+            <b:First>Robert</b:First>
+            <b:Middle>E. Schapire. Yoav</b:Middle>
+          </b:Person>
+        </b:NameList>
+      </b:Author>
+    </b:Author>
+    <b:Publisher>The MIT Press</b:Publisher>
+    <b:RefOrder>7</b:RefOrder>
+  </b:Source>
+  <b:Source>
+    <b:Tag>Dep</b:Tag>
+    <b:SourceType>Misc</b:SourceType>
+    <b:Guid>{447F143E-33A8-4A1F-AF70-D2136B3F0C25}</b:Guid>
+    <b:Author>
+      <b:Author>
+        <b:Corporate>Departamento de Matemáticas, Facultad de exactas, Universidad de Buenos Aires</b:Corporate>
+      </b:Author>
+    </b:Author>
+    <b:URL>http://www.dm.uba.ar/materias/modelos_lineales_generalizados_Mae/2005/1/glm5.pdf</b:URL>
+    <b:Title>Modelos Lineales Generalizados</b:Title>
+    <b:Year>2005</b:Year>
+    <b:RefOrder>3</b:RefOrder>
+  </b:Source>
+  <b:Source>
+    <b:Tag>Joa20</b:Tag>
+    <b:SourceType>DocumentFromInternetSite</b:SourceType>
+    <b:Guid>{96EEE33E-9EBD-4366-8F70-35F3695D41AA}</b:Guid>
+    <b:Author>
+      <b:Author>
+        <b:NameList>
+          <b:Person>
+            <b:Last>Rodrigo Amat</b:Last>
+            <b:First>Joaquín</b:First>
+          </b:Person>
+        </b:NameList>
+      </b:Author>
+    </b:Author>
+    <b:Year>2020</b:Year>
+    <b:Month>Abril</b:Month>
+    <b:URL>https://www.cienciadedatos.net/documentos/62_optimizacion_bayesiana_hiperparametros.html</b:URL>
+    <b:RefOrder>6</b:RefOrder>
+  </b:Source>
+  <b:Source>
+    <b:Tag>Jav21</b:Tag>
+    <b:SourceType>Book</b:SourceType>
+    <b:Guid>{D4BD5DF1-D47D-4BD7-9386-54004396EEFE}</b:Guid>
+    <b:Author>
+      <b:Author>
+        <b:NameList>
+          <b:Person>
+            <b:Last>Morales</b:Last>
+            <b:First>Javier</b:First>
+          </b:Person>
+        </b:NameList>
+      </b:Author>
+    </b:Author>
+    <b:Title>Modelos Estadísticos</b:Title>
+    <b:Year>2021</b:Year>
+    <b:Publisher>Universidad Miguel Hernández de Elche</b:Publisher>
+    <b:RefOrder>4</b:RefOrder>
+  </b:Source>
+</b:Sources>
 </file>
 
 <file path=customXml/item2.xml><?xml version="1.0" encoding="utf-8"?>
+<?mso-contentType ?>
+<FormTemplates xmlns="http://schemas.microsoft.com/sharepoint/v3/contenttype/forms">
+  <Display>DocumentLibraryForm</Display>
+  <Edit>DocumentLibraryForm</Edit>
+  <New>DocumentLibraryForm</New>
+</FormTemplates>
+</file>
+
+<file path=customXml/item3.xml><?xml version="1.0" encoding="utf-8"?>
 <ct:contentTypeSchema xmlns:ct="http://schemas.microsoft.com/office/2006/metadata/contentType" xmlns:ma="http://schemas.microsoft.com/office/2006/metadata/properties/metaAttributes" ct:_="" ma:_="" ma:contentTypeName="Document" ma:contentTypeID="0x010100A2306A7D4FC0A54D89FD687522C675B8" ma:contentTypeVersion="12" ma:contentTypeDescription="Create a new document." ma:contentTypeScope="" ma:versionID="9e799f54800fb4dd8879fdd4c9c24940">
   <xsd:schema xmlns:xsd="http://www.w3.org/2001/XMLSchema" xmlns:xs="http://www.w3.org/2001/XMLSchema" xmlns:p="http://schemas.microsoft.com/office/2006/metadata/properties" xmlns:ns3="4071d13c-3c62-4ad7-98d1-61fd6f431151" xmlns:ns4="20657b50-6615-4985-8441-013a3e6b4e33" targetNamespace="http://schemas.microsoft.com/office/2006/metadata/properties" ma:root="true" ma:fieldsID="1a060815c53d84784b10735a3ae40da9" ns3:_="" ns4:_="">
     <xsd:import namespace="4071d13c-3c62-4ad7-98d1-61fd6f431151"/>
@@ -29315,236 +29881,29 @@
 </ct:contentTypeSchema>
 </file>
 
-<file path=customXml/item3.xml><?xml version="1.0" encoding="utf-8"?>
-<?mso-contentType ?>
-<FormTemplates xmlns="http://schemas.microsoft.com/sharepoint/v3/contenttype/forms">
-  <Display>DocumentLibraryForm</Display>
-  <Edit>DocumentLibraryForm</Edit>
-  <New>DocumentLibraryForm</New>
-</FormTemplates>
-</file>
-
 <file path=customXml/item4.xml><?xml version="1.0" encoding="utf-8"?>
-<b:Sources xmlns:b="http://schemas.openxmlformats.org/officeDocument/2006/bibliography" xmlns="http://schemas.openxmlformats.org/officeDocument/2006/bibliography" SelectedStyle="\APASixthEditionOfficeOnline.xsl" StyleName="APA" Version="6">
-  <b:Source>
-    <b:Tag>Bre94</b:Tag>
-    <b:SourceType>Misc</b:SourceType>
-    <b:Guid>{CE0F26A3-CCBE-4E7C-8316-F9DF384D77E8}</b:Guid>
-    <b:Title>Bagging Predictors</b:Title>
-    <b:Year>1994</b:Year>
-    <b:Publisher>University of California</b:Publisher>
-    <b:Month>Septiembre</b:Month>
-    <b:Author>
-      <b:Author>
-        <b:NameList>
-          <b:Person>
-            <b:Last>Breiman</b:Last>
-            <b:First>Leo </b:First>
-          </b:Person>
-        </b:NameList>
-      </b:Author>
-    </b:Author>
-    <b:URL>https://www.stat.berkeley.edu/~breiman/bagging.pdf</b:URL>
-    <b:RefOrder>5</b:RefOrder>
-  </b:Source>
-  <b:Source>
-    <b:Tag>Pra</b:Tag>
-    <b:SourceType>DocumentFromInternetSite</b:SourceType>
-    <b:Guid>{226015A7-4FBE-4ED5-AF7C-7B863DE0F95C}</b:Guid>
-    <b:Title>towardsdatascience</b:Title>
-    <b:Author>
-      <b:Author>
-        <b:NameList>
-          <b:Person>
-            <b:Last>Gumpta</b:Last>
-            <b:First>Prashant</b:First>
-          </b:Person>
-        </b:NameList>
-      </b:Author>
-    </b:Author>
-    <b:URL>https://towardsdatascience.com/cross-validation-in-machine-learning-72924a69872f</b:URL>
-    <b:RefOrder>9</b:RefOrder>
-  </b:Source>
-  <b:Source>
-    <b:Tag>Epi14</b:Tag>
-    <b:SourceType>Report</b:SourceType>
-    <b:Guid>{0E0B3AB7-4E5C-4923-9395-322425B5F759}</b:Guid>
-    <b:Title>Regresión logística</b:Title>
-    <b:Year>2014</b:Year>
-    <b:Author>
-      <b:Author>
-        <b:Corporate>Epidat 4</b:Corporate>
-      </b:Author>
-    </b:Author>
-    <b:URL>https://www.sergas.es/Saude-publica/Documents/1898/Ayuda_Epidat4_Regresion_logistica_Octubre2014.pdf</b:URL>
-    <b:RefOrder>2</b:RefOrder>
-  </b:Source>
-  <b:Source>
-    <b:Tag>Hos00</b:Tag>
-    <b:SourceType>Book</b:SourceType>
-    <b:Guid>{32EEFC27-A3E2-43FF-B3A8-E04DD337BBEC}</b:Guid>
-    <b:Title>Applied logistic regression. 2nd Edition</b:Title>
-    <b:Year>2000</b:Year>
-    <b:Publisher>John Wiley &amp; Sons, Inc</b:Publisher>
-    <b:City>New York </b:City>
-    <b:Author>
-      <b:Author>
-        <b:NameList>
-          <b:Person>
-            <b:Last>Hosmer</b:Last>
-            <b:First>D.W.</b:First>
-            <b:Middle>and Lemeshow, S</b:Middle>
-          </b:Person>
-        </b:NameList>
-      </b:Author>
-    </b:Author>
-    <b:RefOrder>1</b:RefOrder>
-  </b:Source>
-  <b:Source>
-    <b:Tag>Ava</b:Tag>
-    <b:SourceType>InternetSite</b:SourceType>
-    <b:Guid>{9F092E07-0C94-4BAB-9726-65215D4DADC6}</b:Guid>
-    <b:Author>
-      <b:Author>
-        <b:Corporate>Avaus</b:Corporate>
-      </b:Author>
-    </b:Author>
-    <b:URL>https://www.avaus.com/blog/predicting-customer-churn/</b:URL>
-    <b:RefOrder>10</b:RefOrder>
-  </b:Source>
-  <b:Source>
-    <b:Tag>Dun07</b:Tag>
-    <b:SourceType>Report</b:SourceType>
-    <b:Guid>{BA74171D-BD8C-4F0E-B5BD-A39B6A0C2228}</b:Guid>
-    <b:Title>A Practitioner's Guide to Generalized Linear Models.Third Edition</b:Title>
-    <b:Year>2007.</b:Year>
-    <b:Publisher>CAS</b:Publisher>
-    <b:Author>
-      <b:Author>
-        <b:NameList>
-          <b:Person>
-            <b:Last>Duncan Anderson</b:Last>
-            <b:First>FIA</b:First>
-            <b:Middle>Sholom Feldblum, FCAS Claudine Modlin, FCAS Doris Schirmacher, FCAS Ernesto Schirmacher, ASA Neeza Thandi, FCAS.</b:Middle>
-          </b:Person>
-        </b:NameList>
-      </b:Author>
-    </b:Author>
-    <b:RefOrder>11</b:RefOrder>
-  </b:Source>
-  <b:Source>
-    <b:Tag>Wik</b:Tag>
-    <b:SourceType>InternetSite</b:SourceType>
-    <b:Guid>{E3B66483-AE02-4F3C-93A1-551148ACB6BB}</b:Guid>
-    <b:Title>Wikipedia</b:Title>
-    <b:URL>https://commons.wikimedia.org/wiki/File:Overfitting.svg</b:URL>
-    <b:RefOrder>8</b:RefOrder>
-  </b:Source>
-  <b:Source>
-    <b:Tag>Kas18</b:Tag>
-    <b:SourceType>ElectronicSource</b:SourceType>
-    <b:Guid>{3A04B21C-F90D-4D56-B486-10CF3901B4A2}</b:Guid>
-    <b:Title>Penalized Logistic Regression Essentials in R: Ridge, Lasso and Elastic Net</b:Title>
-    <b:Year>2018</b:Year>
-    <b:Month>marzo</b:Month>
-    <b:Day>11</b:Day>
-    <b:URL>http://www.sthda.com/english/articles/36-classification-methods-essentials/149-penalized-logistic-regression-essentials-in-r-ridge-lasso-and-elastic-net/</b:URL>
-    <b:Author>
-      <b:Author>
-        <b:NameList>
-          <b:Person>
-            <b:Last>Kassambara</b:Last>
-          </b:Person>
-        </b:NameList>
-      </b:Author>
-    </b:Author>
-    <b:RefOrder>12</b:RefOrder>
-  </b:Source>
-  <b:Source>
-    <b:Tag>Rob</b:Tag>
-    <b:SourceType>Book</b:SourceType>
-    <b:Guid>{ADB0DA63-767E-4812-8EA8-288886FD991A}</b:Guid>
-    <b:Title>Boosting. Foundations and Algorithms</b:Title>
-    <b:City>Cambridge</b:City>
-    <b:Author>
-      <b:Author>
-        <b:NameList>
-          <b:Person>
-            <b:Last>Freund</b:Last>
-            <b:First>Robert</b:First>
-            <b:Middle>E. Schapire. Yoav</b:Middle>
-          </b:Person>
-        </b:NameList>
-      </b:Author>
-    </b:Author>
-    <b:Publisher>The MIT Press</b:Publisher>
-    <b:RefOrder>7</b:RefOrder>
-  </b:Source>
-  <b:Source>
-    <b:Tag>Dep</b:Tag>
-    <b:SourceType>Misc</b:SourceType>
-    <b:Guid>{447F143E-33A8-4A1F-AF70-D2136B3F0C25}</b:Guid>
-    <b:Author>
-      <b:Author>
-        <b:Corporate>Departamento de Matemáticas, Facultad de exactas, Universidad de Buenos Aires</b:Corporate>
-      </b:Author>
-    </b:Author>
-    <b:URL>http://www.dm.uba.ar/materias/modelos_lineales_generalizados_Mae/2005/1/glm5.pdf</b:URL>
-    <b:Title>Modelos Lineales Generalizados</b:Title>
-    <b:Year>2005</b:Year>
-    <b:RefOrder>3</b:RefOrder>
-  </b:Source>
-  <b:Source>
-    <b:Tag>Joa20</b:Tag>
-    <b:SourceType>DocumentFromInternetSite</b:SourceType>
-    <b:Guid>{96EEE33E-9EBD-4366-8F70-35F3695D41AA}</b:Guid>
-    <b:Author>
-      <b:Author>
-        <b:NameList>
-          <b:Person>
-            <b:Last>Rodrigo Amat</b:Last>
-            <b:First>Joaquín</b:First>
-          </b:Person>
-        </b:NameList>
-      </b:Author>
-    </b:Author>
-    <b:Year>2020</b:Year>
-    <b:Month>Abril</b:Month>
-    <b:URL>https://www.cienciadedatos.net/documentos/62_optimizacion_bayesiana_hiperparametros.html</b:URL>
-    <b:RefOrder>6</b:RefOrder>
-  </b:Source>
-  <b:Source>
-    <b:Tag>Jav21</b:Tag>
-    <b:SourceType>Book</b:SourceType>
-    <b:Guid>{D4BD5DF1-D47D-4BD7-9386-54004396EEFE}</b:Guid>
-    <b:Author>
-      <b:Author>
-        <b:NameList>
-          <b:Person>
-            <b:Last>Morales</b:Last>
-            <b:First>Javier</b:First>
-          </b:Person>
-        </b:NameList>
-      </b:Author>
-    </b:Author>
-    <b:Title>Modelos Estadísticos</b:Title>
-    <b:Year>2021</b:Year>
-    <b:Publisher>Universidad Miguel Hernández de Elche</b:Publisher>
-    <b:RefOrder>4</b:RefOrder>
-  </b:Source>
-</b:Sources>
+<p:properties xmlns:p="http://schemas.microsoft.com/office/2006/metadata/properties" xmlns:xsi="http://www.w3.org/2001/XMLSchema-instance" xmlns:pc="http://schemas.microsoft.com/office/infopath/2007/PartnerControls">
+  <documentManagement/>
+</p:properties>
 </file>
 
 <file path=customXml/itemProps1.xml><?xml version="1.0" encoding="utf-8"?>
-<ds:datastoreItem xmlns:ds="http://schemas.openxmlformats.org/officeDocument/2006/customXml" ds:itemID="{D0A4F509-FFBA-43E3-8DFA-035109D26F37}">
+<ds:datastoreItem xmlns:ds="http://schemas.openxmlformats.org/officeDocument/2006/customXml" ds:itemID="{E8B755DF-2A69-436B-93E7-63038DEEF5E9}">
   <ds:schemaRefs>
-    <ds:schemaRef ds:uri="http://schemas.microsoft.com/office/2006/metadata/properties"/>
-    <ds:schemaRef ds:uri="http://schemas.microsoft.com/office/infopath/2007/PartnerControls"/>
+    <ds:schemaRef ds:uri="http://schemas.openxmlformats.org/officeDocument/2006/bibliography"/>
   </ds:schemaRefs>
 </ds:datastoreItem>
 </file>
 
 <file path=customXml/itemProps2.xml><?xml version="1.0" encoding="utf-8"?>
+<ds:datastoreItem xmlns:ds="http://schemas.openxmlformats.org/officeDocument/2006/customXml" ds:itemID="{8B74864E-CF63-4F24-9CD8-35513C3E63B6}">
+  <ds:schemaRefs>
+    <ds:schemaRef ds:uri="http://schemas.microsoft.com/sharepoint/v3/contenttype/forms"/>
+  </ds:schemaRefs>
+</ds:datastoreItem>
+</file>
+
+<file path=customXml/itemProps3.xml><?xml version="1.0" encoding="utf-8"?>
 <ds:datastoreItem xmlns:ds="http://schemas.openxmlformats.org/officeDocument/2006/customXml" ds:itemID="{EF79E8D3-FC6E-4BFF-9553-6EB21C65B4FE}">
   <ds:schemaRefs>
     <ds:schemaRef ds:uri="http://schemas.microsoft.com/office/2006/metadata/contentType"/>
@@ -29563,18 +29922,11 @@
 </ds:datastoreItem>
 </file>
 
-<file path=customXml/itemProps3.xml><?xml version="1.0" encoding="utf-8"?>
-<ds:datastoreItem xmlns:ds="http://schemas.openxmlformats.org/officeDocument/2006/customXml" ds:itemID="{8B74864E-CF63-4F24-9CD8-35513C3E63B6}">
+<file path=customXml/itemProps4.xml><?xml version="1.0" encoding="utf-8"?>
+<ds:datastoreItem xmlns:ds="http://schemas.openxmlformats.org/officeDocument/2006/customXml" ds:itemID="{D0A4F509-FFBA-43E3-8DFA-035109D26F37}">
   <ds:schemaRefs>
-    <ds:schemaRef ds:uri="http://schemas.microsoft.com/sharepoint/v3/contenttype/forms"/>
-  </ds:schemaRefs>
-</ds:datastoreItem>
-</file>
-
-<file path=customXml/itemProps4.xml><?xml version="1.0" encoding="utf-8"?>
-<ds:datastoreItem xmlns:ds="http://schemas.openxmlformats.org/officeDocument/2006/customXml" ds:itemID="{E8B755DF-2A69-436B-93E7-63038DEEF5E9}">
-  <ds:schemaRefs>
-    <ds:schemaRef ds:uri="http://schemas.openxmlformats.org/officeDocument/2006/bibliography"/>
+    <ds:schemaRef ds:uri="http://schemas.microsoft.com/office/2006/metadata/properties"/>
+    <ds:schemaRef ds:uri="http://schemas.microsoft.com/office/infopath/2007/PartnerControls"/>
   </ds:schemaRefs>
 </ds:datastoreItem>
 </file>
--- a/Docs/Tesina_de_grado_Franco_Olivero_v1.2.docx
+++ b/Docs/Tesina_de_grado_Franco_Olivero_v1.2.docx
@@ -34,7 +34,7 @@
           <w:lang w:val="en-US"/>
         </w:rPr>
         <w:drawing>
-          <wp:inline distT="0" distB="0" distL="0" distR="0" wp14:anchorId="018FE07F" wp14:editId="7522CC3D">
+          <wp:inline distT="0" distB="0" distL="0" distR="0" wp14:anchorId="018FE07F" wp14:editId="440441F0">
             <wp:extent cx="1673352" cy="1481328"/>
             <wp:effectExtent l="0" t="0" r="3175" b="5080"/>
             <wp:docPr id="1" name="image2.jpg" descr="http://www.econ.uba.ar/www/institutos/epistemologia/fsdf.jpg"/>
@@ -7086,21 +7086,7 @@
         <w:rPr>
           <w:lang w:val="en-US"/>
         </w:rPr>
-        <w:t xml:space="preserve"> </w:t>
-      </w:r>
-      <w:proofErr w:type="spellStart"/>
-      <w:r>
-        <w:rPr>
-          <w:lang w:val="en-US"/>
-        </w:rPr>
-        <w:t>en</w:t>
-      </w:r>
-      <w:proofErr w:type="spellEnd"/>
-      <w:r>
-        <w:rPr>
-          <w:lang w:val="en-US"/>
-        </w:rPr>
-        <w:t xml:space="preserve"> </w:t>
+        <w:t xml:space="preserve"> en </w:t>
       </w:r>
       <w:proofErr w:type="spellStart"/>
       <w:r>
@@ -8593,6 +8579,11 @@
     </w:p>
     <w:p>
       <w:r>
+        <w:t>No es objeto de esta tesina dar excesivo detalle sobre el método SVD, sin embargo, se proveen los puntos principales para dar claridad en cuanto a la forma matricial de los parámetros estimados del modelo.</w:t>
+      </w:r>
+    </w:p>
+    <w:p>
+      <w:r>
         <w:t xml:space="preserve">La estimación de los parámetros se realiza </w:t>
       </w:r>
       <w:r>
@@ -8826,349 +8817,6 @@
       </m:oMath>
       <w:r>
         <w:t xml:space="preserve"> de forma iterativa a la información de las tablas.</w:t>
-      </w:r>
-    </w:p>
-    <w:p>
-      <w:r>
-        <w:t xml:space="preserve">Se debe notar que la </w:t>
-      </w:r>
-      <w:r>
-        <w:t>solución del sis</w:t>
-      </w:r>
-      <w:commentRangeStart w:id="14"/>
-      <w:r>
-        <w:t xml:space="preserve">tema de ecuaciones </w:t>
-      </w:r>
-      <w:commentRangeEnd w:id="14"/>
-      <w:r>
-        <w:rPr>
-          <w:rStyle w:val="CommentReference"/>
-        </w:rPr>
-        <w:commentReference w:id="14"/>
-      </w:r>
-      <w:r>
-        <w:t xml:space="preserve">para estimar los </w:t>
-      </w:r>
-      <w:r>
-        <w:t>parámetros</w:t>
-      </w:r>
-      <w:r>
-        <w:t xml:space="preserve"> es indeterminada</w:t>
-      </w:r>
-      <w:r>
-        <w:t>. Por ejemplo, cualquier escalar</w:t>
-      </w:r>
-      <w:r>
-        <w:t xml:space="preserve"> “c” aplicado en la forma </w:t>
-      </w:r>
-      <m:oMath>
-        <m:r>
-          <w:rPr>
-            <w:rFonts w:ascii="Cambria Math" w:hAnsi="Cambria Math"/>
-            <w:sz w:val="20"/>
-            <w:szCs w:val="20"/>
-          </w:rPr>
-          <m:t>c.</m:t>
-        </m:r>
-        <m:sSub>
-          <m:sSubPr>
-            <m:ctrlPr>
-              <w:rPr>
-                <w:rFonts w:ascii="Cambria Math" w:hAnsi="Cambria Math"/>
-                <w:i/>
-                <w:sz w:val="20"/>
-                <w:szCs w:val="20"/>
-              </w:rPr>
-            </m:ctrlPr>
-          </m:sSubPr>
-          <m:e>
-            <m:r>
-              <w:rPr>
-                <w:rFonts w:ascii="Cambria Math" w:hAnsi="Cambria Math"/>
-                <w:sz w:val="20"/>
-                <w:szCs w:val="20"/>
-              </w:rPr>
-              <m:t>b</m:t>
-            </m:r>
-          </m:e>
-          <m:sub>
-            <m:r>
-              <w:rPr>
-                <w:rFonts w:ascii="Cambria Math" w:hAnsi="Cambria Math"/>
-                <w:sz w:val="20"/>
-                <w:szCs w:val="20"/>
-              </w:rPr>
-              <m:t>x</m:t>
-            </m:r>
-          </m:sub>
-        </m:sSub>
-      </m:oMath>
-      <w:r>
-        <w:rPr>
-          <w:rFonts w:ascii="Cambria Math" w:hAnsi="Cambria Math"/>
-          <w:i/>
-          <w:sz w:val="20"/>
-          <w:szCs w:val="20"/>
-        </w:rPr>
-        <w:t xml:space="preserve"> </w:t>
-      </w:r>
-      <w:r>
-        <w:t>y</w:t>
-      </w:r>
-      <w:r>
-        <w:t xml:space="preserve"> </w:t>
-      </w:r>
-      <m:oMath>
-        <m:sSub>
-          <m:sSubPr>
-            <m:ctrlPr>
-              <w:rPr>
-                <w:rFonts w:ascii="Cambria Math" w:hAnsi="Cambria Math"/>
-                <w:sz w:val="20"/>
-                <w:szCs w:val="20"/>
-              </w:rPr>
-            </m:ctrlPr>
-          </m:sSubPr>
-          <m:e>
-            <m:r>
-              <w:rPr>
-                <w:rFonts w:ascii="Cambria Math" w:hAnsi="Cambria Math"/>
-                <w:sz w:val="20"/>
-                <w:szCs w:val="20"/>
-              </w:rPr>
-              <m:t>k</m:t>
-            </m:r>
-            <m:ctrlPr>
-              <w:rPr>
-                <w:rFonts w:ascii="Cambria Math" w:hAnsi="Cambria Math"/>
-                <w:i/>
-                <w:sz w:val="20"/>
-                <w:szCs w:val="20"/>
-              </w:rPr>
-            </m:ctrlPr>
-          </m:e>
-          <m:sub>
-            <m:r>
-              <w:rPr>
-                <w:rFonts w:ascii="Cambria Math" w:hAnsi="Cambria Math"/>
-                <w:sz w:val="20"/>
-                <w:szCs w:val="20"/>
-              </w:rPr>
-              <m:t>t</m:t>
-            </m:r>
-          </m:sub>
-        </m:sSub>
-        <m:r>
-          <m:rPr>
-            <m:lit/>
-          </m:rPr>
-          <w:rPr>
-            <w:rFonts w:ascii="Cambria Math" w:hAnsi="Cambria Math"/>
-            <w:sz w:val="20"/>
-            <w:szCs w:val="20"/>
-          </w:rPr>
-          <m:t>/</m:t>
-        </m:r>
-        <m:r>
-          <m:rPr>
-            <m:sty m:val="p"/>
-          </m:rPr>
-          <w:rPr>
-            <w:rFonts w:ascii="Cambria Math" w:hAnsi="Cambria Math"/>
-            <w:sz w:val="20"/>
-            <w:szCs w:val="20"/>
-          </w:rPr>
-          <m:t>c</m:t>
-        </m:r>
-      </m:oMath>
-      <w:r>
-        <w:rPr>
-          <w:sz w:val="20"/>
-          <w:szCs w:val="20"/>
-        </w:rPr>
-        <w:t xml:space="preserve"> </w:t>
-      </w:r>
-      <w:r>
-        <w:t>es una solución válida del modelo. P</w:t>
-      </w:r>
-      <w:r>
-        <w:t xml:space="preserve">or tal motivo, </w:t>
-      </w:r>
-      <w:r>
-        <w:t xml:space="preserve">es usual que se impongan </w:t>
-      </w:r>
-      <w:r>
-        <w:t xml:space="preserve">restricciones de identificación tales como </w:t>
-      </w:r>
-      <m:oMath>
-        <m:nary>
-          <m:naryPr>
-            <m:chr m:val="∑"/>
-            <m:supHide m:val="1"/>
-            <m:ctrlPr>
-              <w:rPr>
-                <w:rFonts w:ascii="Cambria Math" w:hAnsi="Cambria Math"/>
-                <w:i/>
-                <w:sz w:val="20"/>
-                <w:szCs w:val="20"/>
-              </w:rPr>
-            </m:ctrlPr>
-          </m:naryPr>
-          <m:sub>
-            <m:r>
-              <w:rPr>
-                <w:rFonts w:ascii="Cambria Math" w:hAnsi="Cambria Math"/>
-                <w:sz w:val="20"/>
-                <w:szCs w:val="20"/>
-              </w:rPr>
-              <m:t>x</m:t>
-            </m:r>
-          </m:sub>
-          <m:sup/>
-          <m:e>
-            <m:sSub>
-              <m:sSubPr>
-                <m:ctrlPr>
-                  <w:rPr>
-                    <w:rFonts w:ascii="Cambria Math" w:hAnsi="Cambria Math"/>
-                    <w:i/>
-                    <w:sz w:val="20"/>
-                    <w:szCs w:val="20"/>
-                  </w:rPr>
-                </m:ctrlPr>
-              </m:sSubPr>
-              <m:e>
-                <m:r>
-                  <w:rPr>
-                    <w:rFonts w:ascii="Cambria Math" w:hAnsi="Cambria Math"/>
-                    <w:sz w:val="20"/>
-                    <w:szCs w:val="20"/>
-                  </w:rPr>
-                  <m:t>b</m:t>
-                </m:r>
-              </m:e>
-              <m:sub>
-                <m:r>
-                  <w:rPr>
-                    <w:rFonts w:ascii="Cambria Math" w:hAnsi="Cambria Math"/>
-                    <w:sz w:val="20"/>
-                    <w:szCs w:val="20"/>
-                  </w:rPr>
-                  <m:t>x</m:t>
-                </m:r>
-              </m:sub>
-            </m:sSub>
-          </m:e>
-        </m:nary>
-        <m:r>
-          <w:rPr>
-            <w:rFonts w:ascii="Cambria Math" w:hAnsi="Cambria Math"/>
-            <w:sz w:val="20"/>
-            <w:szCs w:val="20"/>
-          </w:rPr>
-          <m:t>=1</m:t>
-        </m:r>
-      </m:oMath>
-      <w:r>
-        <w:t xml:space="preserve"> </w:t>
-      </w:r>
-      <w:r>
-        <w:t xml:space="preserve">y </w:t>
-      </w:r>
-      <w:r>
-        <w:t xml:space="preserve"> </w:t>
-      </w:r>
-      <m:oMath>
-        <m:nary>
-          <m:naryPr>
-            <m:chr m:val="∑"/>
-            <m:supHide m:val="1"/>
-            <m:ctrlPr>
-              <w:rPr>
-                <w:rFonts w:ascii="Cambria Math" w:hAnsi="Cambria Math"/>
-                <w:i/>
-                <w:sz w:val="20"/>
-                <w:szCs w:val="20"/>
-              </w:rPr>
-            </m:ctrlPr>
-          </m:naryPr>
-          <m:sub>
-            <m:r>
-              <w:rPr>
-                <w:rFonts w:ascii="Cambria Math" w:hAnsi="Cambria Math"/>
-                <w:sz w:val="20"/>
-                <w:szCs w:val="20"/>
-              </w:rPr>
-              <m:t>t</m:t>
-            </m:r>
-          </m:sub>
-          <m:sup/>
-          <m:e>
-            <m:sSub>
-              <m:sSubPr>
-                <m:ctrlPr>
-                  <w:rPr>
-                    <w:rFonts w:ascii="Cambria Math" w:hAnsi="Cambria Math"/>
-                    <w:i/>
-                    <w:sz w:val="20"/>
-                    <w:szCs w:val="20"/>
-                  </w:rPr>
-                </m:ctrlPr>
-              </m:sSubPr>
-              <m:e>
-                <m:r>
-                  <w:rPr>
-                    <w:rFonts w:ascii="Cambria Math" w:hAnsi="Cambria Math"/>
-                    <w:sz w:val="20"/>
-                    <w:szCs w:val="20"/>
-                  </w:rPr>
-                  <m:t>k</m:t>
-                </m:r>
-              </m:e>
-              <m:sub>
-                <m:r>
-                  <w:rPr>
-                    <w:rFonts w:ascii="Cambria Math" w:hAnsi="Cambria Math"/>
-                    <w:sz w:val="20"/>
-                    <w:szCs w:val="20"/>
-                  </w:rPr>
-                  <m:t>t</m:t>
-                </m:r>
-              </m:sub>
-            </m:sSub>
-          </m:e>
-        </m:nary>
-        <m:r>
-          <w:rPr>
-            <w:rFonts w:ascii="Cambria Math" w:hAnsi="Cambria Math"/>
-            <w:sz w:val="20"/>
-            <w:szCs w:val="20"/>
-          </w:rPr>
-          <m:t>=0</m:t>
-        </m:r>
-      </m:oMath>
-      <w:r>
-        <w:t xml:space="preserve"> </w:t>
-      </w:r>
-      <w:r>
-        <w:t>para obtener una solución única de los parámetros.</w:t>
-      </w:r>
-      <w:r>
-        <w:t xml:space="preserve"> </w:t>
-      </w:r>
-    </w:p>
-    <w:p>
-      <w:r>
-        <w:t xml:space="preserve">No es objeto de esta tesina dar excesivo detalle sobre el método SVD, sin embargo, se proveen los puntos principales para dar claridad en cuanto a la forma matricial de los parámetros </w:t>
-      </w:r>
-      <w:r>
-        <w:t>estimados</w:t>
-      </w:r>
-      <w:r>
-        <w:t xml:space="preserve"> del modelo</w:t>
-      </w:r>
-      <w:r>
-        <w:t xml:space="preserve">. </w:t>
       </w:r>
     </w:p>
     <w:p>
@@ -9589,15 +9237,7 @@
             <w:sz w:val="20"/>
             <w:szCs w:val="20"/>
           </w:rPr>
-          <m:t>M</m:t>
-        </m:r>
-        <m:r>
-          <w:rPr>
-            <w:rFonts w:ascii="Cambria Math" w:hAnsi="Cambria Math"/>
-            <w:sz w:val="20"/>
-            <w:szCs w:val="20"/>
-          </w:rPr>
-          <m:t>∈</m:t>
+          <m:t>M∈</m:t>
         </m:r>
         <m:sSup>
           <m:sSupPr>
@@ -10114,7 +9754,6 @@
     </w:p>
     <w:p>
       <w:r>
-        <w:lastRenderedPageBreak/>
         <w:t xml:space="preserve">Este vector de tasas promedio se remueve de la matriz </w:t>
       </w:r>
       <m:oMath>
@@ -10418,7 +10057,209 @@
         <w:t xml:space="preserve"> </w:t>
       </w:r>
       <w:r>
-        <w:t xml:space="preserve">está centrada y capta las covarianzas de la mortalidad para cada edad y año con respecto al nivel promedio de mortalidad. Es a partir de esta matriz, que se </w:t>
+        <w:t>está centrada y capta las covarianzas de la mortalidad para cada edad y año con respecto al nivel promedio de mortalidad</w:t>
+      </w:r>
+      <w:r>
+        <w:t xml:space="preserve">, es decir, </w:t>
+      </w:r>
+      <m:oMath>
+        <m:sSub>
+          <m:sSubPr>
+            <m:ctrlPr>
+              <w:rPr>
+                <w:rFonts w:ascii="Cambria Math" w:hAnsi="Cambria Math"/>
+                <w:i/>
+                <w:sz w:val="20"/>
+                <w:szCs w:val="20"/>
+              </w:rPr>
+            </m:ctrlPr>
+          </m:sSubPr>
+          <m:e>
+            <m:r>
+              <w:rPr>
+                <w:rFonts w:ascii="Cambria Math" w:hAnsi="Cambria Math"/>
+                <w:sz w:val="20"/>
+                <w:szCs w:val="20"/>
+              </w:rPr>
+              <m:t>Z</m:t>
+            </m:r>
+          </m:e>
+          <m:sub>
+            <m:r>
+              <w:rPr>
+                <w:rFonts w:ascii="Cambria Math" w:hAnsi="Cambria Math"/>
+                <w:sz w:val="20"/>
+                <w:szCs w:val="20"/>
+              </w:rPr>
+              <m:t>x,t</m:t>
+            </m:r>
+          </m:sub>
+        </m:sSub>
+        <m:r>
+          <w:rPr>
+            <w:rFonts w:ascii="Cambria Math" w:hAnsi="Cambria Math"/>
+            <w:sz w:val="20"/>
+            <w:szCs w:val="20"/>
+          </w:rPr>
+          <m:t>=</m:t>
+        </m:r>
+        <m:sSub>
+          <m:sSubPr>
+            <m:ctrlPr>
+              <w:rPr>
+                <w:rFonts w:ascii="Cambria Math" w:hAnsi="Cambria Math"/>
+                <w:sz w:val="20"/>
+                <w:szCs w:val="20"/>
+                <w:lang w:val="en-US"/>
+              </w:rPr>
+            </m:ctrlPr>
+          </m:sSubPr>
+          <m:e>
+            <m:r>
+              <w:rPr>
+                <w:rFonts w:ascii="Cambria Math" w:hAnsi="Cambria Math"/>
+                <w:sz w:val="20"/>
+                <w:szCs w:val="20"/>
+                <w:lang w:val="en-US"/>
+              </w:rPr>
+              <m:t>b</m:t>
+            </m:r>
+          </m:e>
+          <m:sub>
+            <m:r>
+              <w:rPr>
+                <w:rFonts w:ascii="Cambria Math" w:hAnsi="Cambria Math"/>
+                <w:sz w:val="20"/>
+                <w:szCs w:val="20"/>
+                <w:lang w:val="en-US"/>
+              </w:rPr>
+              <m:t>x</m:t>
+            </m:r>
+          </m:sub>
+        </m:sSub>
+        <m:sSub>
+          <m:sSubPr>
+            <m:ctrlPr>
+              <w:rPr>
+                <w:rFonts w:ascii="Cambria Math" w:hAnsi="Cambria Math"/>
+                <w:sz w:val="20"/>
+                <w:szCs w:val="20"/>
+                <w:lang w:val="en-US"/>
+              </w:rPr>
+            </m:ctrlPr>
+          </m:sSubPr>
+          <m:e>
+            <m:r>
+              <w:rPr>
+                <w:rFonts w:ascii="Cambria Math" w:hAnsi="Cambria Math"/>
+                <w:sz w:val="20"/>
+                <w:szCs w:val="20"/>
+                <w:lang w:val="en-US"/>
+              </w:rPr>
+              <m:t>k</m:t>
+            </m:r>
+          </m:e>
+          <m:sub>
+            <m:r>
+              <w:rPr>
+                <w:rFonts w:ascii="Cambria Math" w:hAnsi="Cambria Math"/>
+                <w:sz w:val="20"/>
+                <w:szCs w:val="20"/>
+                <w:lang w:val="en-US"/>
+              </w:rPr>
+              <m:t>t</m:t>
+            </m:r>
+          </m:sub>
+        </m:sSub>
+        <m:r>
+          <m:rPr>
+            <m:sty m:val="p"/>
+          </m:rPr>
+          <w:rPr>
+            <w:rFonts w:ascii="Cambria Math" w:hAnsi="Cambria Math"/>
+            <w:sz w:val="20"/>
+            <w:szCs w:val="20"/>
+            <w:lang w:val="en-US"/>
+          </w:rPr>
+          <m:t>+</m:t>
+        </m:r>
+        <m:sSub>
+          <m:sSubPr>
+            <m:ctrlPr>
+              <w:rPr>
+                <w:rFonts w:ascii="Cambria Math" w:hAnsi="Cambria Math"/>
+                <w:sz w:val="20"/>
+                <w:szCs w:val="20"/>
+                <w:lang w:val="en-US"/>
+              </w:rPr>
+            </m:ctrlPr>
+          </m:sSubPr>
+          <m:e>
+            <m:r>
+              <w:rPr>
+                <w:rFonts w:ascii="Cambria Math" w:hAnsi="Cambria Math"/>
+                <w:sz w:val="20"/>
+                <w:szCs w:val="20"/>
+                <w:lang w:val="en-US"/>
+              </w:rPr>
+              <m:t>ε</m:t>
+            </m:r>
+          </m:e>
+          <m:sub>
+            <m:r>
+              <w:rPr>
+                <w:rFonts w:ascii="Cambria Math" w:hAnsi="Cambria Math"/>
+                <w:sz w:val="20"/>
+                <w:szCs w:val="20"/>
+                <w:lang w:val="en-US"/>
+              </w:rPr>
+              <m:t>x</m:t>
+            </m:r>
+            <m:r>
+              <m:rPr>
+                <m:sty m:val="p"/>
+              </m:rPr>
+              <w:rPr>
+                <w:rFonts w:ascii="Cambria Math" w:hAnsi="Cambria Math"/>
+                <w:sz w:val="20"/>
+                <w:szCs w:val="20"/>
+                <w:lang w:val="en-US"/>
+              </w:rPr>
+              <m:t>,</m:t>
+            </m:r>
+            <m:r>
+              <w:rPr>
+                <w:rFonts w:ascii="Cambria Math" w:hAnsi="Cambria Math"/>
+                <w:sz w:val="20"/>
+                <w:szCs w:val="20"/>
+                <w:lang w:val="en-US"/>
+              </w:rPr>
+              <m:t>t</m:t>
+            </m:r>
+          </m:sub>
+        </m:sSub>
+        <m:r>
+          <w:rPr>
+            <w:rFonts w:ascii="Cambria Math" w:hAnsi="Cambria Math"/>
+            <w:sz w:val="20"/>
+            <w:szCs w:val="20"/>
+          </w:rPr>
+          <m:t>.</m:t>
+        </m:r>
+      </m:oMath>
+      <w:r>
+        <w:rPr>
+          <w:sz w:val="20"/>
+          <w:szCs w:val="20"/>
+        </w:rPr>
+        <w:t xml:space="preserve"> </w:t>
+      </w:r>
+      <w:r>
+        <w:t xml:space="preserve">Es a partir de esta </w:t>
+      </w:r>
+      <w:r>
+        <w:lastRenderedPageBreak/>
+        <w:t xml:space="preserve">matriz, que se </w:t>
       </w:r>
       <w:r>
         <w:t xml:space="preserve">aplica SVD para definir </w:t>
@@ -10549,6 +10390,7 @@
     <w:p>
       <w:pPr>
         <w:rPr>
+          <w:i/>
           <w:sz w:val="20"/>
           <w:szCs w:val="20"/>
         </w:rPr>
@@ -10623,6 +10465,46 @@
                   <w:sz w:val="20"/>
                   <w:szCs w:val="20"/>
                 </w:rPr>
+                <m:t>x,x</m:t>
+              </m:r>
+            </m:sub>
+          </m:sSub>
+          <m:r>
+            <w:rPr>
+              <w:rFonts w:ascii="Cambria Math" w:hAnsi="Cambria Math"/>
+              <w:sz w:val="20"/>
+              <w:szCs w:val="20"/>
+            </w:rPr>
+            <m:t xml:space="preserve"> </m:t>
+          </m:r>
+          <m:sSub>
+            <m:sSubPr>
+              <m:ctrlPr>
+                <w:rPr>
+                  <w:rFonts w:ascii="Cambria Math" w:hAnsi="Cambria Math"/>
+                  <w:i/>
+                  <w:sz w:val="20"/>
+                  <w:szCs w:val="20"/>
+                </w:rPr>
+              </m:ctrlPr>
+            </m:sSubPr>
+            <m:e>
+              <m:r>
+                <w:rPr>
+                  <w:rFonts w:ascii="Cambria Math" w:hAnsi="Cambria Math"/>
+                  <w:sz w:val="20"/>
+                  <w:szCs w:val="20"/>
+                </w:rPr>
+                <m:t>Σ</m:t>
+              </m:r>
+            </m:e>
+            <m:sub>
+              <m:r>
+                <w:rPr>
+                  <w:rFonts w:ascii="Cambria Math" w:hAnsi="Cambria Math"/>
+                  <w:sz w:val="20"/>
+                  <w:szCs w:val="20"/>
+                </w:rPr>
                 <m:t>x,t</m:t>
               </m:r>
             </m:sub>
@@ -10635,24 +10517,8 @@
             </w:rPr>
             <m:t xml:space="preserve"> </m:t>
           </m:r>
-          <m:r>
-            <w:rPr>
-              <w:rFonts w:ascii="Cambria Math" w:hAnsi="Cambria Math"/>
-              <w:sz w:val="20"/>
-              <w:szCs w:val="20"/>
-            </w:rPr>
-            <m:t>Σ</m:t>
-          </m:r>
-          <m:r>
-            <w:rPr>
-              <w:rFonts w:ascii="Cambria Math" w:hAnsi="Cambria Math"/>
-              <w:sz w:val="20"/>
-              <w:szCs w:val="20"/>
-            </w:rPr>
-            <m:t xml:space="preserve"> </m:t>
-          </m:r>
-          <m:sSup>
-            <m:sSupPr>
+          <m:sSubSup>
+            <m:sSubSupPr>
               <m:ctrlPr>
                 <w:rPr>
                   <w:rFonts w:ascii="Cambria Math" w:hAnsi="Cambria Math"/>
@@ -10661,7 +10527,7 @@
                   <w:szCs w:val="20"/>
                 </w:rPr>
               </m:ctrlPr>
-            </m:sSupPr>
+            </m:sSubSupPr>
             <m:e>
               <m:r>
                 <w:rPr>
@@ -10672,6 +10538,16 @@
                 <m:t>V</m:t>
               </m:r>
             </m:e>
+            <m:sub>
+              <m:r>
+                <w:rPr>
+                  <w:rFonts w:ascii="Cambria Math" w:hAnsi="Cambria Math"/>
+                  <w:sz w:val="20"/>
+                  <w:szCs w:val="20"/>
+                </w:rPr>
+                <m:t>x,t</m:t>
+              </m:r>
+            </m:sub>
             <m:sup>
               <m:r>
                 <w:rPr>
@@ -10682,7 +10558,7 @@
                 <m:t>T</m:t>
               </m:r>
             </m:sup>
-          </m:sSup>
+          </m:sSubSup>
         </m:oMath>
       </m:oMathPara>
     </w:p>
@@ -10733,13 +10609,50 @@
         </m:sSub>
       </m:oMath>
       <w:r>
-        <w:t xml:space="preserve">: </w:t>
+        <w:rPr>
+          <w:rFonts w:ascii="Cambria Math" w:hAnsi="Cambria Math"/>
+          <w:iCs/>
+          <w:sz w:val="20"/>
+          <w:szCs w:val="20"/>
+        </w:rPr>
+        <w:t>:</w:t>
+      </w:r>
+      <w:r>
+        <w:t xml:space="preserve"> </w:t>
       </w:r>
       <w:r>
         <w:t xml:space="preserve">es </w:t>
       </w:r>
       <w:r>
-        <w:t xml:space="preserve">una matriz de columnas ortonormales de tamaño </w:t>
+        <w:t xml:space="preserve">una matriz </w:t>
+      </w:r>
+      <w:commentRangeStart w:id="14"/>
+      <w:r>
+        <w:t xml:space="preserve">ortogonal unitaria </w:t>
+      </w:r>
+      <w:commentRangeEnd w:id="14"/>
+      <w:r>
+        <w:rPr>
+          <w:rStyle w:val="CommentReference"/>
+        </w:rPr>
+        <w:commentReference w:id="14"/>
+      </w:r>
+      <w:r>
+        <w:t xml:space="preserve">de </w:t>
+      </w:r>
+      <w:commentRangeStart w:id="15"/>
+      <w:r>
+        <w:t>columnas ortonormales</w:t>
+      </w:r>
+      <w:commentRangeEnd w:id="15"/>
+      <w:r>
+        <w:rPr>
+          <w:rStyle w:val="CommentReference"/>
+        </w:rPr>
+        <w:commentReference w:id="15"/>
+      </w:r>
+      <w:r>
+        <w:t xml:space="preserve"> de tamaño </w:t>
       </w:r>
       <m:oMath>
         <m:sSub>
@@ -10810,11 +10723,18 @@
                 <w:sz w:val="20"/>
                 <w:szCs w:val="20"/>
               </w:rPr>
-              <m:t>t</m:t>
+              <m:t>x</m:t>
             </m:r>
           </m:sub>
         </m:sSub>
       </m:oMath>
+      <w:r>
+        <w:rPr>
+          <w:sz w:val="20"/>
+          <w:szCs w:val="20"/>
+        </w:rPr>
+        <w:t>.</w:t>
+      </w:r>
     </w:p>
     <w:p>
       <w:pPr>
@@ -10824,29 +10744,52 @@
         </w:rPr>
       </w:pPr>
       <m:oMath>
+        <m:sSub>
+          <m:sSubPr>
+            <m:ctrlPr>
+              <w:rPr>
+                <w:rFonts w:ascii="Cambria Math" w:hAnsi="Cambria Math"/>
+                <w:i/>
+                <w:sz w:val="20"/>
+                <w:szCs w:val="20"/>
+              </w:rPr>
+            </m:ctrlPr>
+          </m:sSubPr>
+          <m:e>
+            <m:r>
+              <w:rPr>
+                <w:rFonts w:ascii="Cambria Math" w:hAnsi="Cambria Math"/>
+                <w:sz w:val="20"/>
+                <w:szCs w:val="20"/>
+              </w:rPr>
+              <m:t>Σ</m:t>
+            </m:r>
+          </m:e>
+          <m:sub>
+            <m:r>
+              <w:rPr>
+                <w:rFonts w:ascii="Cambria Math" w:hAnsi="Cambria Math"/>
+                <w:sz w:val="20"/>
+                <w:szCs w:val="20"/>
+              </w:rPr>
+              <m:t>x,t</m:t>
+            </m:r>
+          </m:sub>
+        </m:sSub>
         <m:r>
           <w:rPr>
             <w:rFonts w:ascii="Cambria Math" w:hAnsi="Cambria Math"/>
             <w:sz w:val="20"/>
             <w:szCs w:val="20"/>
           </w:rPr>
-          <m:t>Σ</m:t>
+          <m:t>:</m:t>
         </m:r>
       </m:oMath>
       <w:r>
-        <w:t xml:space="preserve">: </w:t>
-      </w:r>
-      <w:r>
-        <w:t xml:space="preserve">es una matriz </w:t>
-      </w:r>
-      <w:r>
-        <w:t xml:space="preserve">diagonal </w:t>
-      </w:r>
-      <w:r>
-        <w:t xml:space="preserve">de </w:t>
-      </w:r>
-      <w:r>
-        <w:t xml:space="preserve">valores singulares de </w:t>
+        <w:t xml:space="preserve"> </w:t>
+      </w:r>
+      <w:r>
+        <w:t xml:space="preserve">es una matriz diagonal de valores singulares de </w:t>
       </w:r>
       <m:oMath>
         <m:sSub>
@@ -10890,10 +10833,7 @@
         <w:t xml:space="preserve"> </w:t>
       </w:r>
       <w:r>
-        <w:t xml:space="preserve"> de t</w:t>
-      </w:r>
-      <w:r>
-        <w:t xml:space="preserve">amaño </w:t>
+        <w:t xml:space="preserve"> de tamaño </w:t>
       </w:r>
       <m:oMath>
         <m:sSub>
@@ -10974,6 +10914,13 @@
           <w:sz w:val="20"/>
           <w:szCs w:val="20"/>
         </w:rPr>
+        <w:t>.</w:t>
+      </w:r>
+      <w:r>
+        <w:rPr>
+          <w:sz w:val="20"/>
+          <w:szCs w:val="20"/>
+        </w:rPr>
         <w:t xml:space="preserve"> </w:t>
       </w:r>
     </w:p>
@@ -11017,24 +10964,26 @@
             </m:r>
           </m:sub>
         </m:sSub>
+        <m:r>
+          <w:rPr>
+            <w:rFonts w:ascii="Cambria Math" w:hAnsi="Cambria Math"/>
+            <w:sz w:val="20"/>
+            <w:szCs w:val="20"/>
+          </w:rPr>
+          <m:t>:</m:t>
+        </m:r>
       </m:oMath>
       <w:r>
-        <w:t xml:space="preserve">: </w:t>
+        <w:t xml:space="preserve"> </w:t>
       </w:r>
       <w:r>
         <w:t xml:space="preserve">es una matriz </w:t>
       </w:r>
       <w:r>
-        <w:t xml:space="preserve">de filas </w:t>
-      </w:r>
-      <w:r>
-        <w:t>ortonormal</w:t>
-      </w:r>
-      <w:r>
-        <w:t>es</w:t>
-      </w:r>
-      <w:r>
-        <w:t xml:space="preserve"> de tamaño </w:t>
+        <w:t xml:space="preserve">ortogonal unitaria </w:t>
+      </w:r>
+      <w:r>
+        <w:t xml:space="preserve">de filas ortonormales de tamaño </w:t>
       </w:r>
       <m:oMath>
         <m:sSub>
@@ -11065,7 +11014,7 @@
                 <w:sz w:val="20"/>
                 <w:szCs w:val="20"/>
               </w:rPr>
-              <m:t>x</m:t>
+              <m:t>t</m:t>
             </m:r>
           </m:sub>
         </m:sSub>
@@ -11110,6 +11059,13 @@
           </m:sub>
         </m:sSub>
       </m:oMath>
+      <w:r>
+        <w:rPr>
+          <w:sz w:val="20"/>
+          <w:szCs w:val="20"/>
+        </w:rPr>
+        <w:t>.</w:t>
+      </w:r>
     </w:p>
     <w:p>
       <w:pPr>
@@ -11121,7 +11077,7 @@
     </w:p>
     <w:p>
       <w:r>
-        <w:t xml:space="preserve">Se puede observar que el método SVD consiste en una factorización de la matriz centrada </w:t>
+        <w:t xml:space="preserve">Se puede observar que el método SVD consiste en una factorización de la matriz </w:t>
       </w:r>
       <m:oMath>
         <m:sSub>
@@ -11158,7 +11114,323 @@
         </m:sSub>
       </m:oMath>
       <w:r>
-        <w:t xml:space="preserve">. Entonces: </w:t>
+        <w:t>.</w:t>
+      </w:r>
+      <w:r>
+        <w:t xml:space="preserve"> Los valores singulares </w:t>
+      </w:r>
+      <m:oMath>
+        <m:sSub>
+          <m:sSubPr>
+            <m:ctrlPr>
+              <w:rPr>
+                <w:rFonts w:ascii="Cambria Math" w:hAnsi="Cambria Math"/>
+                <w:i/>
+                <w:sz w:val="20"/>
+                <w:szCs w:val="20"/>
+              </w:rPr>
+            </m:ctrlPr>
+          </m:sSubPr>
+          <m:e>
+            <m:r>
+              <w:rPr>
+                <w:rFonts w:ascii="Cambria Math" w:hAnsi="Cambria Math"/>
+                <w:sz w:val="20"/>
+                <w:szCs w:val="20"/>
+              </w:rPr>
+              <m:t>σ</m:t>
+            </m:r>
+          </m:e>
+          <m:sub>
+            <m:r>
+              <w:rPr>
+                <w:rFonts w:ascii="Cambria Math" w:hAnsi="Cambria Math"/>
+                <w:sz w:val="20"/>
+                <w:szCs w:val="20"/>
+              </w:rPr>
+              <m:t>1</m:t>
+            </m:r>
+            <m:r>
+              <w:rPr>
+                <w:rFonts w:ascii="Cambria Math" w:hAnsi="Cambria Math"/>
+                <w:sz w:val="20"/>
+                <w:szCs w:val="20"/>
+              </w:rPr>
+              <m:t>,</m:t>
+            </m:r>
+            <m:r>
+              <w:rPr>
+                <w:rFonts w:ascii="Cambria Math" w:hAnsi="Cambria Math"/>
+                <w:sz w:val="20"/>
+                <w:szCs w:val="20"/>
+              </w:rPr>
+              <m:t>1</m:t>
+            </m:r>
+          </m:sub>
+        </m:sSub>
+        <m:r>
+          <w:rPr>
+            <w:rFonts w:ascii="Cambria Math" w:hAnsi="Cambria Math"/>
+            <w:sz w:val="20"/>
+            <w:szCs w:val="20"/>
+          </w:rPr>
+          <m:t xml:space="preserve">,..., </m:t>
+        </m:r>
+        <m:sSub>
+          <m:sSubPr>
+            <m:ctrlPr>
+              <w:rPr>
+                <w:rFonts w:ascii="Cambria Math" w:hAnsi="Cambria Math"/>
+                <w:i/>
+                <w:sz w:val="20"/>
+                <w:szCs w:val="20"/>
+              </w:rPr>
+            </m:ctrlPr>
+          </m:sSubPr>
+          <m:e>
+            <m:r>
+              <w:rPr>
+                <w:rFonts w:ascii="Cambria Math" w:hAnsi="Cambria Math"/>
+                <w:sz w:val="20"/>
+                <w:szCs w:val="20"/>
+              </w:rPr>
+              <m:t>σ</m:t>
+            </m:r>
+          </m:e>
+          <m:sub>
+            <m:sSub>
+              <m:sSubPr>
+                <m:ctrlPr>
+                  <w:rPr>
+                    <w:rFonts w:ascii="Cambria Math" w:hAnsi="Cambria Math"/>
+                    <w:i/>
+                    <w:sz w:val="20"/>
+                    <w:szCs w:val="20"/>
+                  </w:rPr>
+                </m:ctrlPr>
+              </m:sSubPr>
+              <m:e>
+                <m:r>
+                  <w:rPr>
+                    <w:rFonts w:ascii="Cambria Math" w:hAnsi="Cambria Math"/>
+                    <w:sz w:val="20"/>
+                    <w:szCs w:val="20"/>
+                  </w:rPr>
+                  <m:t>n</m:t>
+                </m:r>
+              </m:e>
+              <m:sub>
+                <m:r>
+                  <w:rPr>
+                    <w:rFonts w:ascii="Cambria Math" w:hAnsi="Cambria Math"/>
+                    <w:sz w:val="20"/>
+                    <w:szCs w:val="20"/>
+                  </w:rPr>
+                  <m:t>x</m:t>
+                </m:r>
+              </m:sub>
+            </m:sSub>
+            <m:r>
+              <w:rPr>
+                <w:rFonts w:ascii="Cambria Math" w:hAnsi="Cambria Math"/>
+                <w:sz w:val="20"/>
+                <w:szCs w:val="20"/>
+              </w:rPr>
+              <m:t>,</m:t>
+            </m:r>
+            <m:sSub>
+              <m:sSubPr>
+                <m:ctrlPr>
+                  <w:rPr>
+                    <w:rFonts w:ascii="Cambria Math" w:hAnsi="Cambria Math"/>
+                    <w:i/>
+                    <w:sz w:val="20"/>
+                    <w:szCs w:val="20"/>
+                  </w:rPr>
+                </m:ctrlPr>
+              </m:sSubPr>
+              <m:e>
+                <m:r>
+                  <w:rPr>
+                    <w:rFonts w:ascii="Cambria Math" w:hAnsi="Cambria Math"/>
+                    <w:sz w:val="20"/>
+                    <w:szCs w:val="20"/>
+                  </w:rPr>
+                  <m:t>n</m:t>
+                </m:r>
+              </m:e>
+              <m:sub>
+                <m:r>
+                  <w:rPr>
+                    <w:rFonts w:ascii="Cambria Math" w:hAnsi="Cambria Math"/>
+                    <w:sz w:val="20"/>
+                    <w:szCs w:val="20"/>
+                  </w:rPr>
+                  <m:t>t</m:t>
+                </m:r>
+              </m:sub>
+            </m:sSub>
+          </m:sub>
+        </m:sSub>
+        <m:r>
+          <w:rPr>
+            <w:rFonts w:ascii="Cambria Math" w:hAnsi="Cambria Math"/>
+            <w:sz w:val="20"/>
+            <w:szCs w:val="20"/>
+          </w:rPr>
+          <m:t xml:space="preserve"> </m:t>
+        </m:r>
+      </m:oMath>
+      <w:r>
+        <w:t xml:space="preserve">de </w:t>
+      </w:r>
+      <m:oMath>
+        <m:sSub>
+          <m:sSubPr>
+            <m:ctrlPr>
+              <w:rPr>
+                <w:rFonts w:ascii="Cambria Math" w:hAnsi="Cambria Math"/>
+                <w:i/>
+                <w:sz w:val="20"/>
+                <w:szCs w:val="20"/>
+              </w:rPr>
+            </m:ctrlPr>
+          </m:sSubPr>
+          <m:e>
+            <m:r>
+              <w:rPr>
+                <w:rFonts w:ascii="Cambria Math" w:hAnsi="Cambria Math"/>
+                <w:sz w:val="20"/>
+                <w:szCs w:val="20"/>
+              </w:rPr>
+              <m:t>Σ</m:t>
+            </m:r>
+          </m:e>
+          <m:sub>
+            <m:r>
+              <w:rPr>
+                <w:rFonts w:ascii="Cambria Math" w:hAnsi="Cambria Math"/>
+                <w:sz w:val="20"/>
+                <w:szCs w:val="20"/>
+              </w:rPr>
+              <m:t>x,t</m:t>
+            </m:r>
+          </m:sub>
+        </m:sSub>
+      </m:oMath>
+      <w:r>
+        <w:rPr>
+          <w:sz w:val="20"/>
+          <w:szCs w:val="20"/>
+        </w:rPr>
+        <w:t xml:space="preserve"> </w:t>
+      </w:r>
+      <w:r>
+        <w:t xml:space="preserve">se encuentran jerarquizados de mayor a menor, e indican los vectores más representativos de las matrices </w:t>
+      </w:r>
+      <m:oMath>
+        <m:r>
+          <w:rPr>
+            <w:rFonts w:ascii="Cambria Math" w:hAnsi="Cambria Math"/>
+            <w:sz w:val="20"/>
+            <w:szCs w:val="20"/>
+          </w:rPr>
+          <m:t xml:space="preserve">U y </m:t>
+        </m:r>
+        <m:sSup>
+          <m:sSupPr>
+            <m:ctrlPr>
+              <w:rPr>
+                <w:rFonts w:ascii="Cambria Math" w:hAnsi="Cambria Math"/>
+                <w:i/>
+                <w:sz w:val="20"/>
+                <w:szCs w:val="20"/>
+              </w:rPr>
+            </m:ctrlPr>
+          </m:sSupPr>
+          <m:e>
+            <m:r>
+              <w:rPr>
+                <w:rFonts w:ascii="Cambria Math" w:hAnsi="Cambria Math"/>
+                <w:sz w:val="20"/>
+                <w:szCs w:val="20"/>
+              </w:rPr>
+              <m:t>V</m:t>
+            </m:r>
+          </m:e>
+          <m:sup>
+            <m:r>
+              <w:rPr>
+                <w:rFonts w:ascii="Cambria Math" w:hAnsi="Cambria Math"/>
+                <w:sz w:val="20"/>
+                <w:szCs w:val="20"/>
+              </w:rPr>
+              <m:t>T</m:t>
+            </m:r>
+          </m:sup>
+        </m:sSup>
+      </m:oMath>
+      <w:r>
+        <w:t xml:space="preserve">. </w:t>
+      </w:r>
+      <w:r>
+        <w:t xml:space="preserve">Mediante la aproximación de rango (1) de </w:t>
+      </w:r>
+      <m:oMath>
+        <m:sSub>
+          <m:sSubPr>
+            <m:ctrlPr>
+              <w:rPr>
+                <w:rFonts w:ascii="Cambria Math" w:hAnsi="Cambria Math"/>
+                <w:i/>
+                <w:sz w:val="20"/>
+                <w:szCs w:val="20"/>
+              </w:rPr>
+            </m:ctrlPr>
+          </m:sSubPr>
+          <m:e>
+            <m:r>
+              <w:rPr>
+                <w:rFonts w:ascii="Cambria Math" w:hAnsi="Cambria Math"/>
+                <w:sz w:val="20"/>
+                <w:szCs w:val="20"/>
+              </w:rPr>
+              <m:t>Z</m:t>
+            </m:r>
+          </m:e>
+          <m:sub>
+            <m:r>
+              <w:rPr>
+                <w:rFonts w:ascii="Cambria Math" w:hAnsi="Cambria Math"/>
+                <w:sz w:val="20"/>
+                <w:szCs w:val="20"/>
+              </w:rPr>
+              <m:t>x,t</m:t>
+            </m:r>
+          </m:sub>
+        </m:sSub>
+      </m:oMath>
+      <w:r>
+        <w:rPr>
+          <w:sz w:val="20"/>
+          <w:szCs w:val="20"/>
+        </w:rPr>
+        <w:t xml:space="preserve"> </w:t>
+      </w:r>
+      <w:r>
+        <w:t xml:space="preserve"> </w:t>
+      </w:r>
+      <w:r>
+        <w:t xml:space="preserve">se </w:t>
+      </w:r>
+      <w:r>
+        <w:t>tiene</w:t>
+      </w:r>
+      <w:r>
+        <w:t xml:space="preserve"> que</w:t>
+      </w:r>
+      <w:r>
+        <w:t xml:space="preserve">: </w:t>
       </w:r>
     </w:p>
     <w:p>
@@ -11226,6 +11498,38 @@
             </w:rPr>
             <m:t xml:space="preserve">= </m:t>
           </m:r>
+          <m:sSub>
+            <m:sSubPr>
+              <m:ctrlPr>
+                <w:rPr>
+                  <w:rFonts w:ascii="Cambria Math" w:hAnsi="Cambria Math"/>
+                  <w:i/>
+                  <w:sz w:val="20"/>
+                  <w:szCs w:val="20"/>
+                </w:rPr>
+              </m:ctrlPr>
+            </m:sSubPr>
+            <m:e>
+              <m:r>
+                <w:rPr>
+                  <w:rFonts w:ascii="Cambria Math" w:hAnsi="Cambria Math"/>
+                  <w:sz w:val="20"/>
+                  <w:szCs w:val="20"/>
+                </w:rPr>
+                <m:t>u</m:t>
+              </m:r>
+            </m:e>
+            <m:sub>
+              <m:r>
+                <w:rPr>
+                  <w:rFonts w:ascii="Cambria Math" w:hAnsi="Cambria Math"/>
+                  <w:sz w:val="20"/>
+                  <w:szCs w:val="20"/>
+                </w:rPr>
+                <m:t>1</m:t>
+              </m:r>
+            </m:sub>
+          </m:sSub>
         </m:oMath>
       </m:oMathPara>
     </w:p>
@@ -11293,6 +11597,324 @@
     </w:p>
     <w:p/>
     <w:p>
+      <w:r>
+        <w:t xml:space="preserve">Se debe notar que la solución del sistema de ecuaciones para estimar los parámetros es indeterminada. Por ejemplo, cualquier escalar “c” aplicado en la forma </w:t>
+      </w:r>
+      <m:oMath>
+        <m:r>
+          <w:rPr>
+            <w:rFonts w:ascii="Cambria Math" w:hAnsi="Cambria Math"/>
+            <w:sz w:val="20"/>
+            <w:szCs w:val="20"/>
+          </w:rPr>
+          <m:t>c.</m:t>
+        </m:r>
+        <m:sSub>
+          <m:sSubPr>
+            <m:ctrlPr>
+              <w:rPr>
+                <w:rFonts w:ascii="Cambria Math" w:hAnsi="Cambria Math"/>
+                <w:i/>
+                <w:sz w:val="20"/>
+                <w:szCs w:val="20"/>
+              </w:rPr>
+            </m:ctrlPr>
+          </m:sSubPr>
+          <m:e>
+            <m:r>
+              <w:rPr>
+                <w:rFonts w:ascii="Cambria Math" w:hAnsi="Cambria Math"/>
+                <w:sz w:val="20"/>
+                <w:szCs w:val="20"/>
+              </w:rPr>
+              <m:t>b</m:t>
+            </m:r>
+          </m:e>
+          <m:sub>
+            <m:r>
+              <w:rPr>
+                <w:rFonts w:ascii="Cambria Math" w:hAnsi="Cambria Math"/>
+                <w:sz w:val="20"/>
+                <w:szCs w:val="20"/>
+              </w:rPr>
+              <m:t>x</m:t>
+            </m:r>
+          </m:sub>
+        </m:sSub>
+      </m:oMath>
+      <w:r>
+        <w:rPr>
+          <w:rFonts w:ascii="Cambria Math" w:hAnsi="Cambria Math"/>
+          <w:i/>
+          <w:sz w:val="20"/>
+          <w:szCs w:val="20"/>
+        </w:rPr>
+        <w:t xml:space="preserve"> </w:t>
+      </w:r>
+      <w:r>
+        <w:t xml:space="preserve">y </w:t>
+      </w:r>
+      <m:oMath>
+        <m:sSub>
+          <m:sSubPr>
+            <m:ctrlPr>
+              <w:rPr>
+                <w:rFonts w:ascii="Cambria Math" w:hAnsi="Cambria Math"/>
+                <w:sz w:val="20"/>
+                <w:szCs w:val="20"/>
+              </w:rPr>
+            </m:ctrlPr>
+          </m:sSubPr>
+          <m:e>
+            <m:r>
+              <w:rPr>
+                <w:rFonts w:ascii="Cambria Math" w:hAnsi="Cambria Math"/>
+                <w:sz w:val="20"/>
+                <w:szCs w:val="20"/>
+              </w:rPr>
+              <m:t>k</m:t>
+            </m:r>
+            <m:ctrlPr>
+              <w:rPr>
+                <w:rFonts w:ascii="Cambria Math" w:hAnsi="Cambria Math"/>
+                <w:i/>
+                <w:sz w:val="20"/>
+                <w:szCs w:val="20"/>
+              </w:rPr>
+            </m:ctrlPr>
+          </m:e>
+          <m:sub>
+            <m:r>
+              <w:rPr>
+                <w:rFonts w:ascii="Cambria Math" w:hAnsi="Cambria Math"/>
+                <w:sz w:val="20"/>
+                <w:szCs w:val="20"/>
+              </w:rPr>
+              <m:t>t</m:t>
+            </m:r>
+          </m:sub>
+        </m:sSub>
+        <m:r>
+          <m:rPr>
+            <m:lit/>
+          </m:rPr>
+          <w:rPr>
+            <w:rFonts w:ascii="Cambria Math" w:hAnsi="Cambria Math"/>
+            <w:sz w:val="20"/>
+            <w:szCs w:val="20"/>
+          </w:rPr>
+          <m:t>/</m:t>
+        </m:r>
+        <m:r>
+          <m:rPr>
+            <m:sty m:val="p"/>
+          </m:rPr>
+          <w:rPr>
+            <w:rFonts w:ascii="Cambria Math" w:hAnsi="Cambria Math"/>
+            <w:sz w:val="20"/>
+            <w:szCs w:val="20"/>
+          </w:rPr>
+          <m:t>c</m:t>
+        </m:r>
+      </m:oMath>
+      <w:r>
+        <w:rPr>
+          <w:sz w:val="20"/>
+          <w:szCs w:val="20"/>
+        </w:rPr>
+        <w:t xml:space="preserve"> </w:t>
+      </w:r>
+      <w:r>
+        <w:t xml:space="preserve">es una solución válida del modelo. Por tal motivo, es usual que se impongan </w:t>
+      </w:r>
+      <w:r>
+        <w:t xml:space="preserve">restricciones de identificación tales como </w:t>
+      </w:r>
+      <m:oMath>
+        <m:nary>
+          <m:naryPr>
+            <m:chr m:val="∑"/>
+            <m:supHide m:val="1"/>
+            <m:ctrlPr>
+              <w:rPr>
+                <w:rFonts w:ascii="Cambria Math" w:hAnsi="Cambria Math"/>
+                <w:i/>
+                <w:sz w:val="20"/>
+                <w:szCs w:val="20"/>
+              </w:rPr>
+            </m:ctrlPr>
+          </m:naryPr>
+          <m:sub>
+            <m:r>
+              <w:rPr>
+                <w:rFonts w:ascii="Cambria Math" w:hAnsi="Cambria Math"/>
+                <w:sz w:val="20"/>
+                <w:szCs w:val="20"/>
+              </w:rPr>
+              <m:t>x</m:t>
+            </m:r>
+          </m:sub>
+          <m:sup/>
+          <m:e>
+            <m:acc>
+              <m:accPr>
+                <m:ctrlPr>
+                  <w:rPr>
+                    <w:rFonts w:ascii="Cambria Math" w:hAnsi="Cambria Math"/>
+                    <w:sz w:val="20"/>
+                    <w:szCs w:val="20"/>
+                    <w:lang w:val="en-US"/>
+                  </w:rPr>
+                </m:ctrlPr>
+              </m:accPr>
+              <m:e>
+                <m:sSub>
+                  <m:sSubPr>
+                    <m:ctrlPr>
+                      <w:rPr>
+                        <w:rFonts w:ascii="Cambria Math" w:hAnsi="Cambria Math"/>
+                        <w:sz w:val="20"/>
+                        <w:szCs w:val="20"/>
+                        <w:lang w:val="en-US"/>
+                      </w:rPr>
+                    </m:ctrlPr>
+                  </m:sSubPr>
+                  <m:e>
+                    <m:r>
+                      <w:rPr>
+                        <w:rFonts w:ascii="Cambria Math" w:hAnsi="Cambria Math"/>
+                        <w:sz w:val="20"/>
+                        <w:szCs w:val="20"/>
+                        <w:lang w:val="en-US"/>
+                      </w:rPr>
+                      <m:t>b</m:t>
+                    </m:r>
+                  </m:e>
+                  <m:sub>
+                    <m:r>
+                      <w:rPr>
+                        <w:rFonts w:ascii="Cambria Math" w:hAnsi="Cambria Math"/>
+                        <w:sz w:val="20"/>
+                        <w:szCs w:val="20"/>
+                        <w:lang w:val="en-US"/>
+                      </w:rPr>
+                      <m:t>x</m:t>
+                    </m:r>
+                  </m:sub>
+                </m:sSub>
+              </m:e>
+            </m:acc>
+          </m:e>
+        </m:nary>
+        <m:r>
+          <w:rPr>
+            <w:rFonts w:ascii="Cambria Math" w:hAnsi="Cambria Math"/>
+            <w:sz w:val="20"/>
+            <w:szCs w:val="20"/>
+          </w:rPr>
+          <m:t>=1</m:t>
+        </m:r>
+      </m:oMath>
+      <w:r>
+        <w:t xml:space="preserve"> </w:t>
+      </w:r>
+      <w:r>
+        <w:t xml:space="preserve">y </w:t>
+      </w:r>
+      <w:r>
+        <w:t xml:space="preserve"> </w:t>
+      </w:r>
+      <m:oMath>
+        <m:nary>
+          <m:naryPr>
+            <m:chr m:val="∑"/>
+            <m:supHide m:val="1"/>
+            <m:ctrlPr>
+              <w:rPr>
+                <w:rFonts w:ascii="Cambria Math" w:hAnsi="Cambria Math"/>
+                <w:i/>
+                <w:sz w:val="20"/>
+                <w:szCs w:val="20"/>
+              </w:rPr>
+            </m:ctrlPr>
+          </m:naryPr>
+          <m:sub>
+            <m:r>
+              <w:rPr>
+                <w:rFonts w:ascii="Cambria Math" w:hAnsi="Cambria Math"/>
+                <w:sz w:val="20"/>
+                <w:szCs w:val="20"/>
+              </w:rPr>
+              <m:t>t</m:t>
+            </m:r>
+          </m:sub>
+          <m:sup/>
+          <m:e>
+            <m:acc>
+              <m:accPr>
+                <m:ctrlPr>
+                  <w:rPr>
+                    <w:rFonts w:ascii="Cambria Math" w:hAnsi="Cambria Math"/>
+                    <w:sz w:val="20"/>
+                    <w:szCs w:val="20"/>
+                    <w:lang w:val="en-US"/>
+                  </w:rPr>
+                </m:ctrlPr>
+              </m:accPr>
+              <m:e>
+                <m:sSub>
+                  <m:sSubPr>
+                    <m:ctrlPr>
+                      <w:rPr>
+                        <w:rFonts w:ascii="Cambria Math" w:hAnsi="Cambria Math"/>
+                        <w:sz w:val="20"/>
+                        <w:szCs w:val="20"/>
+                        <w:lang w:val="en-US"/>
+                      </w:rPr>
+                    </m:ctrlPr>
+                  </m:sSubPr>
+                  <m:e>
+                    <m:r>
+                      <w:rPr>
+                        <w:rFonts w:ascii="Cambria Math" w:hAnsi="Cambria Math"/>
+                        <w:sz w:val="20"/>
+                        <w:szCs w:val="20"/>
+                        <w:lang w:val="en-US"/>
+                      </w:rPr>
+                      <m:t>k</m:t>
+                    </m:r>
+                  </m:e>
+                  <m:sub>
+                    <m:r>
+                      <w:rPr>
+                        <w:rFonts w:ascii="Cambria Math" w:hAnsi="Cambria Math"/>
+                        <w:sz w:val="20"/>
+                        <w:szCs w:val="20"/>
+                        <w:lang w:val="en-US"/>
+                      </w:rPr>
+                      <m:t>t</m:t>
+                    </m:r>
+                  </m:sub>
+                </m:sSub>
+              </m:e>
+            </m:acc>
+          </m:e>
+        </m:nary>
+        <m:r>
+          <w:rPr>
+            <w:rFonts w:ascii="Cambria Math" w:hAnsi="Cambria Math"/>
+            <w:sz w:val="20"/>
+            <w:szCs w:val="20"/>
+          </w:rPr>
+          <m:t>=0</m:t>
+        </m:r>
+      </m:oMath>
+      <w:r>
+        <w:t xml:space="preserve"> para obtener una solución única de los parámetros. </w:t>
+      </w:r>
+    </w:p>
+    <w:p/>
+    <w:p>
       <w:pPr>
         <w:pStyle w:val="Heading3"/>
         <w:numPr>
@@ -11300,11 +11922,11 @@
           <w:numId w:val="17"/>
         </w:numPr>
       </w:pPr>
-      <w:bookmarkStart w:id="15" w:name="_Toc211124588"/>
+      <w:bookmarkStart w:id="16" w:name="_Toc211124588"/>
       <w:r>
         <w:t>Proyección de Mortalidad</w:t>
       </w:r>
-      <w:bookmarkEnd w:id="15"/>
+      <w:bookmarkEnd w:id="16"/>
     </w:p>
     <w:p>
       <w:r>
@@ -11365,11 +11987,11 @@
           <w:numId w:val="24"/>
         </w:numPr>
       </w:pPr>
-      <w:bookmarkStart w:id="16" w:name="_Toc211124589"/>
+      <w:bookmarkStart w:id="17" w:name="_Toc211124589"/>
       <w:r>
         <w:t>Aprendizaje Automático</w:t>
       </w:r>
-      <w:bookmarkEnd w:id="16"/>
+      <w:bookmarkEnd w:id="17"/>
     </w:p>
     <w:p>
       <w:pPr>
@@ -11379,8 +12001,8 @@
           <w:numId w:val="17"/>
         </w:numPr>
       </w:pPr>
-      <w:bookmarkStart w:id="17" w:name="_Toc211124595"/>
-      <w:bookmarkStart w:id="18" w:name="_Toc211124590"/>
+      <w:bookmarkStart w:id="18" w:name="_Toc211124595"/>
+      <w:bookmarkStart w:id="19" w:name="_Toc211124590"/>
       <w:r>
         <w:rPr>
           <w:lang w:val="es-AR"/>
@@ -11398,7 +12020,7 @@
       <w:r>
         <w:t xml:space="preserve"> Forest</w:t>
       </w:r>
-      <w:bookmarkEnd w:id="17"/>
+      <w:bookmarkEnd w:id="18"/>
     </w:p>
     <w:p>
       <w:r>
@@ -11454,6 +12076,7 @@
     </w:p>
     <w:p>
       <w:r>
+        <w:lastRenderedPageBreak/>
         <w:t xml:space="preserve">Los </w:t>
       </w:r>
       <w:proofErr w:type="spellStart"/>
@@ -11575,7 +12198,6 @@
         <w:rPr>
           <w:lang w:val="es-AR"/>
         </w:rPr>
-        <w:lastRenderedPageBreak/>
         <w:t xml:space="preserve">- </w:t>
       </w:r>
       <w:proofErr w:type="spellStart"/>
@@ -11657,7 +12279,7 @@
           <w:numId w:val="17"/>
         </w:numPr>
       </w:pPr>
-      <w:bookmarkStart w:id="19" w:name="_Toc211124594"/>
+      <w:bookmarkStart w:id="20" w:name="_Toc211124594"/>
       <w:r>
         <w:t>4.</w:t>
       </w:r>
@@ -11667,7 +12289,7 @@
       <w:r>
         <w:t>. Árboles de decisión</w:t>
       </w:r>
-      <w:bookmarkEnd w:id="19"/>
+      <w:bookmarkEnd w:id="20"/>
     </w:p>
     <w:p>
       <w:r>
@@ -11783,6 +12405,7 @@
     </w:p>
     <w:p>
       <w:r>
+        <w:lastRenderedPageBreak/>
         <w:t>A continuación, se muestran los primeros dos niveles del árbol generado con las variables más importantes seleccionadas:</w:t>
       </w:r>
     </w:p>
@@ -11817,7 +12440,6 @@
         <w:rPr>
           <w:noProof/>
         </w:rPr>
-        <w:lastRenderedPageBreak/>
         <w:drawing>
           <wp:inline distT="0" distB="0" distL="0" distR="0" wp14:anchorId="1069D745" wp14:editId="47742DA2">
             <wp:extent cx="5731510" cy="2749550"/>
@@ -11892,7 +12514,7 @@
           <w:numId w:val="17"/>
         </w:numPr>
       </w:pPr>
-      <w:bookmarkStart w:id="20" w:name="_Toc211124596"/>
+      <w:bookmarkStart w:id="21" w:name="_Toc211124596"/>
       <w:r>
         <w:t xml:space="preserve">4.9. </w:t>
       </w:r>
@@ -11900,7 +12522,7 @@
       <w:r>
         <w:t>LightGBM</w:t>
       </w:r>
-      <w:bookmarkEnd w:id="20"/>
+      <w:bookmarkEnd w:id="21"/>
       <w:proofErr w:type="spellEnd"/>
       <w:r>
         <w:t xml:space="preserve"> </w:t>
@@ -11991,6 +12613,7 @@
         <w:shd w:val="clear" w:color="auto" w:fill="FFFFFF"/>
       </w:pPr>
       <w:r>
+        <w:lastRenderedPageBreak/>
         <w:t>-</w:t>
       </w:r>
       <w:proofErr w:type="spellStart"/>
@@ -12080,7 +12703,6 @@
         <w:shd w:val="clear" w:color="auto" w:fill="FFFFFF"/>
       </w:pPr>
       <w:r>
-        <w:lastRenderedPageBreak/>
         <w:t xml:space="preserve">Finalmente, la salida del modelo para el conjunto de datos de prueba determina el conjunto de casos (clientes) con una alta probabilidad de fuga de la compañía,  y, por el contrario, al conjunto de casos con una baja probabilidad de fuga, es decir, de continuidad en la misma. A estos datos resultantes se le aplica la función ganancia, generando así un valor potencial de ingresos del programa de estímulos. </w:t>
       </w:r>
     </w:p>
@@ -12126,7 +12748,7 @@
       <w:r>
         <w:t>Overfitting</w:t>
       </w:r>
-      <w:bookmarkEnd w:id="18"/>
+      <w:bookmarkEnd w:id="19"/>
       <w:proofErr w:type="spellEnd"/>
     </w:p>
     <w:p>
@@ -12293,7 +12915,14 @@
         <w:rPr>
           <w:lang w:val="es-AR"/>
         </w:rPr>
-        <w:t xml:space="preserve"> cuando el modelo es perfecto prediciendo en los datos donde se </w:t>
+        <w:t xml:space="preserve"> cuando el modelo es perfecto </w:t>
+      </w:r>
+      <w:r>
+        <w:rPr>
+          <w:lang w:val="es-AR"/>
+        </w:rPr>
+        <w:lastRenderedPageBreak/>
+        <w:t xml:space="preserve">prediciendo en los datos donde se </w:t>
       </w:r>
       <w:r>
         <w:rPr>
@@ -12633,7 +13262,7 @@
           <w:numId w:val="17"/>
         </w:numPr>
       </w:pPr>
-      <w:bookmarkStart w:id="21" w:name="_Toc211124591"/>
+      <w:bookmarkStart w:id="22" w:name="_Toc211124591"/>
       <w:r>
         <w:t>Cross-</w:t>
       </w:r>
@@ -12641,7 +13270,7 @@
       <w:r>
         <w:t>Validation</w:t>
       </w:r>
-      <w:bookmarkEnd w:id="21"/>
+      <w:bookmarkEnd w:id="22"/>
       <w:proofErr w:type="spellEnd"/>
       <w:r>
         <w:t xml:space="preserve"> </w:t>
@@ -12824,6 +13453,7 @@
         <w:rPr>
           <w:lang w:val="es-AR"/>
         </w:rPr>
+        <w:lastRenderedPageBreak/>
         <w:t>Se ejemplifica lo explicado con la siguiente figura:</w:t>
       </w:r>
     </w:p>
@@ -12837,7 +13467,6 @@
         <w:rPr>
           <w:noProof/>
         </w:rPr>
-        <w:lastRenderedPageBreak/>
         <w:drawing>
           <wp:inline distT="0" distB="0" distL="0" distR="0" wp14:anchorId="7316AFFC" wp14:editId="617780CB">
             <wp:extent cx="5761706" cy="2411843"/>
@@ -12933,7 +13562,7 @@
           <w:b/>
         </w:rPr>
       </w:pPr>
-      <w:bookmarkStart w:id="22" w:name="_Toc211124592"/>
+      <w:bookmarkStart w:id="23" w:name="_Toc211124592"/>
       <w:r>
         <w:rPr>
           <w:rStyle w:val="Heading1Char"/>
@@ -12948,7 +13577,7 @@
         </w:rPr>
         <w:t>Lee-Carter y Aprendizaje Automático</w:t>
       </w:r>
-      <w:bookmarkEnd w:id="22"/>
+      <w:bookmarkEnd w:id="23"/>
     </w:p>
     <w:p>
       <w:pPr>
@@ -12962,7 +13591,7 @@
           <w:b/>
         </w:rPr>
       </w:pPr>
-      <w:bookmarkStart w:id="23" w:name="_Toc211124597"/>
+      <w:bookmarkStart w:id="24" w:name="_Toc211124597"/>
       <w:r>
         <w:rPr>
           <w:rStyle w:val="Heading1Char"/>
@@ -12970,17 +13599,17 @@
         </w:rPr>
         <w:t>Aplicación del Modelo</w:t>
       </w:r>
-      <w:bookmarkEnd w:id="23"/>
+      <w:bookmarkEnd w:id="24"/>
     </w:p>
     <w:p>
       <w:pPr>
         <w:pStyle w:val="Heading2"/>
       </w:pPr>
-      <w:bookmarkStart w:id="24" w:name="_Toc211124598"/>
+      <w:bookmarkStart w:id="25" w:name="_Toc211124598"/>
       <w:r>
         <w:t>3.1. Planteo de la situación inicial</w:t>
       </w:r>
-      <w:bookmarkEnd w:id="24"/>
+      <w:bookmarkEnd w:id="25"/>
     </w:p>
     <w:p>
       <w:pPr>
@@ -13136,7 +13765,11 @@
         <w:t xml:space="preserve">Actualmente la empresa no hace campañas proactivas de retención de clientes, simplemente una vez que el cliente manifiesta que se quiere ir, tratan de persuadirlo. </w:t>
       </w:r>
       <w:r>
-        <w:t xml:space="preserve">Es por todo lo antes explicado que </w:t>
+        <w:t xml:space="preserve">Es </w:t>
+      </w:r>
+      <w:r>
+        <w:lastRenderedPageBreak/>
+        <w:t xml:space="preserve">por todo lo antes explicado que </w:t>
       </w:r>
       <w:r>
         <w:rPr>
@@ -13154,7 +13787,6 @@
         <w:rPr>
           <w:lang w:val="es-AR"/>
         </w:rPr>
-        <w:lastRenderedPageBreak/>
         <w:t xml:space="preserve">de dos meses qué usuarios se darán de baja para poder enviarles un estímulo para </w:t>
       </w:r>
       <w:r>
@@ -13233,11 +13865,11 @@
       <w:pPr>
         <w:pStyle w:val="Heading2"/>
       </w:pPr>
-      <w:bookmarkStart w:id="25" w:name="_Toc211124599"/>
+      <w:bookmarkStart w:id="26" w:name="_Toc211124599"/>
       <w:r>
         <w:t>3.4. Datos disponibles</w:t>
       </w:r>
-      <w:bookmarkEnd w:id="25"/>
+      <w:bookmarkEnd w:id="26"/>
     </w:p>
     <w:p>
       <w:r>
@@ -13417,7 +14049,7 @@
       <w:pPr>
         <w:pStyle w:val="Heading2"/>
       </w:pPr>
-      <w:bookmarkStart w:id="26" w:name="_Toc211124600"/>
+      <w:bookmarkStart w:id="27" w:name="_Toc211124600"/>
       <w:r>
         <w:t>3.</w:t>
       </w:r>
@@ -13427,16 +14059,19 @@
       <w:r>
         <w:t>. Creación de indicadores para medir la efectividad del proyecto</w:t>
       </w:r>
-      <w:bookmarkEnd w:id="26"/>
+      <w:bookmarkEnd w:id="27"/>
     </w:p>
     <w:p>
       <w:r>
-        <w:t>Para poder comparar los modelos se crea un estimador que representa la ganancia del programa de retención para el banco. Para ello se utiliza el valor promedio futuro de ingresos que representa un usuario al banco y un valor de estímulo monetario con el cual se espera retener al 50% de los usuarios a los que sea enviado.</w:t>
+        <w:t xml:space="preserve">Para poder comparar los modelos se crea un estimador que representa la ganancia del programa de retención para el banco. Para ello se utiliza el valor promedio futuro de </w:t>
+      </w:r>
+      <w:r>
+        <w:lastRenderedPageBreak/>
+        <w:t>ingresos que representa un usuario al banco y un valor de estímulo monetario con el cual se espera retener al 50% de los usuarios a los que sea enviado.</w:t>
       </w:r>
     </w:p>
     <w:p>
       <w:r>
-        <w:lastRenderedPageBreak/>
         <w:t xml:space="preserve">La ganancia del programa de retención para cada modelo es resultado de la cantidad de aciertos o errores en la predicción de cuántos usuarios pedirán irse del banco en dos meses, siendo que si se envía estímulos a usuarios que no tenían ninguna intención de dejar la compañía, el banco pierde plata. </w:t>
       </w:r>
     </w:p>
@@ -13578,7 +14213,7 @@
           <w:bCs/>
         </w:rPr>
       </w:pPr>
-      <w:bookmarkStart w:id="27" w:name="_Toc211124601"/>
+      <w:bookmarkStart w:id="28" w:name="_Toc211124601"/>
       <w:r>
         <w:rPr>
           <w:rStyle w:val="Heading1Char"/>
@@ -13587,7 +14222,7 @@
         </w:rPr>
         <w:t>Resultados</w:t>
       </w:r>
-      <w:bookmarkEnd w:id="27"/>
+      <w:bookmarkEnd w:id="28"/>
     </w:p>
     <w:p>
       <w:pPr>
@@ -13710,249 +14345,10 @@
           <w:numId w:val="21"/>
         </w:numPr>
       </w:pPr>
-      <w:bookmarkStart w:id="28" w:name="_Toc211124602"/>
+      <w:bookmarkStart w:id="29" w:name="_Toc211124602"/>
       <w:r>
         <w:lastRenderedPageBreak/>
         <w:t>Conclusiones</w:t>
-      </w:r>
-      <w:bookmarkEnd w:id="28"/>
-    </w:p>
-    <w:p>
-      <w:pPr>
-        <w:rPr>
-          <w:lang w:val="es-AR"/>
-        </w:rPr>
-      </w:pPr>
-      <w:r>
-        <w:rPr>
-          <w:lang w:val="es-AR"/>
-        </w:rPr>
-        <w:t>D</w:t>
-      </w:r>
-      <w:r>
-        <w:rPr>
-          <w:lang w:val="es-AR"/>
-        </w:rPr>
-        <w:t>e acuerdo con</w:t>
-      </w:r>
-      <w:r>
-        <w:rPr>
-          <w:lang w:val="es-AR"/>
-        </w:rPr>
-        <w:t xml:space="preserve"> lo</w:t>
-      </w:r>
-      <w:r>
-        <w:rPr>
-          <w:lang w:val="es-AR"/>
-        </w:rPr>
-        <w:t xml:space="preserve"> observa</w:t>
-      </w:r>
-      <w:r>
-        <w:rPr>
-          <w:lang w:val="es-AR"/>
-        </w:rPr>
-        <w:t>do,</w:t>
-      </w:r>
-      <w:r>
-        <w:rPr>
-          <w:lang w:val="es-AR"/>
-        </w:rPr>
-        <w:t xml:space="preserve"> realizar un análisis de riesgo </w:t>
-      </w:r>
-      <w:r>
-        <w:rPr>
-          <w:lang w:val="es-AR"/>
-        </w:rPr>
-        <w:t xml:space="preserve">de salida de un cliente genera efectivamente ventajas para el negocio, independientemente del modelo que se elija para generar el modelo predictivo. </w:t>
-      </w:r>
-    </w:p>
-    <w:p>
-      <w:pPr>
-        <w:rPr>
-          <w:lang w:val="es-AR"/>
-        </w:rPr>
-      </w:pPr>
-      <w:r>
-        <w:rPr>
-          <w:lang w:val="es-AR"/>
-        </w:rPr>
-        <w:t xml:space="preserve">Las posibilidades de generar modelos, de mejorar su ajuste a través de optimización de parámetros, de mejoras en la toma de muestras de los datos y derivados son diversas y numerosas. A lo largo del proceso de selección de modelos para su exposición surgieron </w:t>
-      </w:r>
-      <w:r>
-        <w:rPr>
-          <w:lang w:val="es-AR"/>
-        </w:rPr>
-        <w:t xml:space="preserve">una </w:t>
-      </w:r>
-      <w:r>
-        <w:rPr>
-          <w:lang w:val="es-AR"/>
-        </w:rPr>
-        <w:t>gran cantidad</w:t>
-      </w:r>
-      <w:r>
-        <w:rPr>
-          <w:lang w:val="es-AR"/>
-        </w:rPr>
-        <w:t xml:space="preserve"> </w:t>
-      </w:r>
-      <w:r>
-        <w:rPr>
-          <w:lang w:val="es-AR"/>
-        </w:rPr>
-        <w:t>de posibilidades</w:t>
-      </w:r>
-      <w:r>
-        <w:rPr>
-          <w:lang w:val="es-AR"/>
-        </w:rPr>
-        <w:t xml:space="preserve">, pero </w:t>
-      </w:r>
-      <w:r>
-        <w:rPr>
-          <w:lang w:val="es-AR"/>
-        </w:rPr>
-        <w:t>se tomaron en cuenta aquellas que se consideraron convenientes, sin embargo</w:t>
-      </w:r>
-      <w:r>
-        <w:rPr>
-          <w:lang w:val="es-AR"/>
-        </w:rPr>
-        <w:t>,</w:t>
-      </w:r>
-      <w:r>
-        <w:rPr>
-          <w:lang w:val="es-AR"/>
-        </w:rPr>
-        <w:t xml:space="preserve"> se comprueba que el universo de herramientas para una correcta estimación del riesgo </w:t>
-      </w:r>
-      <w:r>
-        <w:rPr>
-          <w:lang w:val="es-AR"/>
-        </w:rPr>
-        <w:t xml:space="preserve">es variado y que </w:t>
-      </w:r>
-      <w:r>
-        <w:rPr>
-          <w:lang w:val="es-AR"/>
-        </w:rPr>
-        <w:t>está</w:t>
-      </w:r>
-      <w:r>
-        <w:rPr>
-          <w:lang w:val="es-AR"/>
-        </w:rPr>
-        <w:t xml:space="preserve"> en continuo crecimiento.</w:t>
-      </w:r>
-    </w:p>
-    <w:p>
-      <w:pPr>
-        <w:rPr>
-          <w:lang w:val="es-AR"/>
-        </w:rPr>
-      </w:pPr>
-      <w:r>
-        <w:rPr>
-          <w:lang w:val="es-AR"/>
-        </w:rPr>
-        <w:t>Concretamente se observa que de los métodos estudiados el que mejor</w:t>
-      </w:r>
-      <w:r>
-        <w:rPr>
-          <w:lang w:val="es-AR"/>
-        </w:rPr>
-        <w:t>es</w:t>
-      </w:r>
-      <w:r>
-        <w:rPr>
-          <w:lang w:val="es-AR"/>
-        </w:rPr>
-        <w:t xml:space="preserve"> resultados arroja para este problema en específico y con estos datos es el de </w:t>
-      </w:r>
-      <w:proofErr w:type="spellStart"/>
-      <w:r>
-        <w:rPr>
-          <w:i/>
-          <w:iCs/>
-          <w:lang w:val="es-AR"/>
-        </w:rPr>
-        <w:t>LightGBM</w:t>
-      </w:r>
-      <w:proofErr w:type="spellEnd"/>
-      <w:r>
-        <w:rPr>
-          <w:lang w:val="es-AR"/>
-        </w:rPr>
-        <w:t xml:space="preserve"> de Microsoft</w:t>
-      </w:r>
-      <w:r>
-        <w:rPr>
-          <w:lang w:val="es-AR"/>
-        </w:rPr>
-        <w:t xml:space="preserve"> debido a</w:t>
-      </w:r>
-      <w:r>
-        <w:rPr>
-          <w:lang w:val="es-AR"/>
-        </w:rPr>
-        <w:t xml:space="preserve"> que</w:t>
-      </w:r>
-      <w:r>
-        <w:rPr>
-          <w:lang w:val="es-AR"/>
-        </w:rPr>
-        <w:t xml:space="preserve"> predice las mayores ganancias</w:t>
-      </w:r>
-      <w:r>
-        <w:rPr>
-          <w:lang w:val="es-AR"/>
-        </w:rPr>
-        <w:t xml:space="preserve">. </w:t>
-      </w:r>
-      <w:r>
-        <w:rPr>
-          <w:lang w:val="es-AR"/>
-        </w:rPr>
-        <w:t xml:space="preserve">Estos resultados resultan provisorios, a la espera de nuevas puestas a prueba </w:t>
-      </w:r>
-      <w:r>
-        <w:rPr>
-          <w:lang w:val="es-AR"/>
-        </w:rPr>
-        <w:t>para la estimación de otros riesgos o con la utilización de otros datos</w:t>
-      </w:r>
-      <w:r>
-        <w:rPr>
-          <w:lang w:val="es-AR"/>
-        </w:rPr>
-        <w:t>, que la confirmen o pongan nuevamente en discusión</w:t>
-      </w:r>
-      <w:r>
-        <w:rPr>
-          <w:lang w:val="es-AR"/>
-        </w:rPr>
-        <w:t xml:space="preserve">. </w:t>
-      </w:r>
-    </w:p>
-    <w:p>
-      <w:pPr>
-        <w:pStyle w:val="Heading2"/>
-      </w:pPr>
-      <w:bookmarkStart w:id="29" w:name="_Toc211124603"/>
-      <w:r>
-        <w:t xml:space="preserve">Líneas </w:t>
-      </w:r>
-      <w:r>
-        <w:t>f</w:t>
-      </w:r>
-      <w:r>
-        <w:t xml:space="preserve">uturas de </w:t>
-      </w:r>
-      <w:r>
-        <w:t>i</w:t>
-      </w:r>
-      <w:r>
-        <w:t>nvestigación</w:t>
       </w:r>
       <w:bookmarkEnd w:id="29"/>
     </w:p>
@@ -13966,57 +14362,43 @@
         <w:rPr>
           <w:lang w:val="es-AR"/>
         </w:rPr>
-        <w:t xml:space="preserve">Queda pendiente para próximas líneas de investigación el estudio de nuevos algoritmos de aprendizaje automático </w:t>
-      </w:r>
-      <w:r>
-        <w:rPr>
-          <w:lang w:val="es-AR"/>
-        </w:rPr>
-        <w:t xml:space="preserve">diferentes </w:t>
-      </w:r>
-      <w:r>
-        <w:rPr>
-          <w:lang w:val="es-AR"/>
-        </w:rPr>
-        <w:t>a l</w:t>
-      </w:r>
-      <w:r>
-        <w:rPr>
-          <w:lang w:val="es-AR"/>
-        </w:rPr>
-        <w:t xml:space="preserve">os </w:t>
-      </w:r>
-      <w:r>
-        <w:rPr>
-          <w:lang w:val="es-AR"/>
-        </w:rPr>
-        <w:t>aquí estudiad</w:t>
-      </w:r>
-      <w:r>
-        <w:rPr>
-          <w:lang w:val="es-AR"/>
-        </w:rPr>
-        <w:t>o</w:t>
-      </w:r>
-      <w:r>
-        <w:rPr>
-          <w:lang w:val="es-AR"/>
-        </w:rPr>
-        <w:t xml:space="preserve">s, tales como los algoritmos </w:t>
-      </w:r>
-      <w:proofErr w:type="spellStart"/>
-      <w:r>
-        <w:rPr>
-          <w:lang w:val="es-AR"/>
-        </w:rPr>
-        <w:t>XGBoost</w:t>
-      </w:r>
-      <w:proofErr w:type="spellEnd"/>
-      <w:r>
-        <w:rPr>
-          <w:lang w:val="es-AR"/>
-        </w:rPr>
-        <w:t xml:space="preserve">. </w:t>
+        <w:t>D</w:t>
+      </w:r>
+      <w:r>
+        <w:rPr>
+          <w:lang w:val="es-AR"/>
+        </w:rPr>
+        <w:t>e acuerdo con</w:t>
+      </w:r>
+      <w:r>
+        <w:rPr>
+          <w:lang w:val="es-AR"/>
+        </w:rPr>
+        <w:t xml:space="preserve"> lo</w:t>
+      </w:r>
+      <w:r>
+        <w:rPr>
+          <w:lang w:val="es-AR"/>
+        </w:rPr>
+        <w:t xml:space="preserve"> observa</w:t>
+      </w:r>
+      <w:r>
+        <w:rPr>
+          <w:lang w:val="es-AR"/>
+        </w:rPr>
+        <w:t>do,</w:t>
+      </w:r>
+      <w:r>
+        <w:rPr>
+          <w:lang w:val="es-AR"/>
+        </w:rPr>
+        <w:t xml:space="preserve"> realizar un análisis de riesgo </w:t>
+      </w:r>
+      <w:r>
+        <w:rPr>
+          <w:lang w:val="es-AR"/>
+        </w:rPr>
+        <w:t xml:space="preserve">de salida de un cliente genera efectivamente ventajas para el negocio, independientemente del modelo que se elija para generar el modelo predictivo. </w:t>
       </w:r>
     </w:p>
     <w:p>
@@ -14029,43 +14411,73 @@
         <w:rPr>
           <w:lang w:val="es-AR"/>
         </w:rPr>
-        <w:t xml:space="preserve">También podría ser interesante para próximos trabajos </w:t>
-      </w:r>
-      <w:r>
-        <w:rPr>
-          <w:lang w:val="es-AR"/>
-        </w:rPr>
-        <w:t xml:space="preserve">la utilización de </w:t>
-      </w:r>
-      <w:r>
-        <w:rPr>
-          <w:lang w:val="es-AR"/>
-        </w:rPr>
-        <w:t>máquinas</w:t>
-      </w:r>
-      <w:r>
-        <w:rPr>
-          <w:lang w:val="es-AR"/>
-        </w:rPr>
-        <w:t xml:space="preserve"> virtuales con más capacidad de procesamiento que permitirían más iteraciones a las optimizaciones bayesianas para mejorar la robuste</w:t>
-      </w:r>
-      <w:r>
-        <w:rPr>
-          <w:lang w:val="es-AR"/>
-        </w:rPr>
-        <w:t>z</w:t>
-      </w:r>
-      <w:r>
-        <w:rPr>
-          <w:lang w:val="es-AR"/>
-        </w:rPr>
-        <w:t xml:space="preserve"> de los modelos.</w:t>
+        <w:t xml:space="preserve">Las posibilidades de generar modelos, de mejorar su ajuste a través de optimización de parámetros, de mejoras en la toma de muestras de los datos y derivados son diversas y numerosas. A lo largo del proceso de selección de modelos para su exposición surgieron </w:t>
+      </w:r>
+      <w:r>
+        <w:rPr>
+          <w:lang w:val="es-AR"/>
+        </w:rPr>
+        <w:t xml:space="preserve">una </w:t>
+      </w:r>
+      <w:r>
+        <w:rPr>
+          <w:lang w:val="es-AR"/>
+        </w:rPr>
+        <w:t>gran cantidad</w:t>
       </w:r>
       <w:r>
         <w:rPr>
           <w:lang w:val="es-AR"/>
         </w:rPr>
         <w:t xml:space="preserve"> </w:t>
+      </w:r>
+      <w:r>
+        <w:rPr>
+          <w:lang w:val="es-AR"/>
+        </w:rPr>
+        <w:t>de posibilidades</w:t>
+      </w:r>
+      <w:r>
+        <w:rPr>
+          <w:lang w:val="es-AR"/>
+        </w:rPr>
+        <w:t xml:space="preserve">, pero </w:t>
+      </w:r>
+      <w:r>
+        <w:rPr>
+          <w:lang w:val="es-AR"/>
+        </w:rPr>
+        <w:t>se tomaron en cuenta aquellas que se consideraron convenientes, sin embargo</w:t>
+      </w:r>
+      <w:r>
+        <w:rPr>
+          <w:lang w:val="es-AR"/>
+        </w:rPr>
+        <w:t>,</w:t>
+      </w:r>
+      <w:r>
+        <w:rPr>
+          <w:lang w:val="es-AR"/>
+        </w:rPr>
+        <w:t xml:space="preserve"> se comprueba que el universo de herramientas para una correcta estimación del riesgo </w:t>
+      </w:r>
+      <w:r>
+        <w:rPr>
+          <w:lang w:val="es-AR"/>
+        </w:rPr>
+        <w:t xml:space="preserve">es variado y que </w:t>
+      </w:r>
+      <w:r>
+        <w:rPr>
+          <w:lang w:val="es-AR"/>
+        </w:rPr>
+        <w:t>está</w:t>
+      </w:r>
+      <w:r>
+        <w:rPr>
+          <w:lang w:val="es-AR"/>
+        </w:rPr>
+        <w:t xml:space="preserve"> en continuo crecimiento.</w:t>
       </w:r>
     </w:p>
     <w:p>
@@ -14078,103 +14490,77 @@
         <w:rPr>
           <w:lang w:val="es-AR"/>
         </w:rPr>
-        <w:t>Por último</w:t>
-      </w:r>
-      <w:r>
-        <w:rPr>
-          <w:lang w:val="es-AR"/>
-        </w:rPr>
-        <w:t>,</w:t>
-      </w:r>
-      <w:r>
-        <w:rPr>
-          <w:lang w:val="es-AR"/>
-        </w:rPr>
-        <w:t xml:space="preserve"> </w:t>
-      </w:r>
-      <w:r>
-        <w:rPr>
-          <w:lang w:val="es-AR"/>
-        </w:rPr>
-        <w:t>otra posibilidad de ampliar el estudio de la problemática de retención de clientes es</w:t>
-      </w:r>
-      <w:r>
-        <w:rPr>
-          <w:lang w:val="es-AR"/>
-        </w:rPr>
-        <w:t xml:space="preserve"> el poder probar la efectividad del estímulo y </w:t>
-      </w:r>
-      <w:r>
-        <w:rPr>
-          <w:lang w:val="es-AR"/>
-        </w:rPr>
-        <w:t>la relación entre la cantidad de dinero</w:t>
-      </w:r>
-      <w:r>
-        <w:rPr>
-          <w:lang w:val="es-AR"/>
-        </w:rPr>
-        <w:t xml:space="preserve"> propuesta </w:t>
-      </w:r>
-      <w:r>
-        <w:rPr>
-          <w:lang w:val="es-AR"/>
-        </w:rPr>
-        <w:t>para ese fin y cuantos usuarios efectivamente toman la decisión de quedarse. Sería conveniente personalizar el</w:t>
-      </w:r>
-      <w:r>
-        <w:rPr>
-          <w:lang w:val="es-AR"/>
-        </w:rPr>
-        <w:t xml:space="preserve"> programa por cliente o por grupos de clientes</w:t>
-      </w:r>
-      <w:r>
-        <w:rPr>
-          <w:lang w:val="es-AR"/>
-        </w:rPr>
-        <w:t xml:space="preserve"> para enviar el mínimo valor necesario para que </w:t>
-      </w:r>
-      <w:r>
-        <w:rPr>
-          <w:lang w:val="es-AR"/>
-        </w:rPr>
-        <w:t xml:space="preserve">éstos </w:t>
-      </w:r>
-      <w:r>
-        <w:rPr>
-          <w:lang w:val="es-AR"/>
-        </w:rPr>
-        <w:t xml:space="preserve">decidan quedarse y </w:t>
-      </w:r>
-      <w:r>
-        <w:rPr>
-          <w:lang w:val="es-AR"/>
-        </w:rPr>
-        <w:t xml:space="preserve">maximizando </w:t>
-      </w:r>
-      <w:r>
-        <w:rPr>
-          <w:lang w:val="es-AR"/>
-        </w:rPr>
-        <w:t>de es</w:t>
-      </w:r>
-      <w:r>
-        <w:rPr>
-          <w:lang w:val="es-AR"/>
-        </w:rPr>
-        <w:t>t</w:t>
-      </w:r>
-      <w:r>
-        <w:rPr>
-          <w:lang w:val="es-AR"/>
-        </w:rPr>
-        <w:t>a forma las ganancias</w:t>
-      </w:r>
-      <w:r>
-        <w:rPr>
-          <w:lang w:val="es-AR"/>
-        </w:rPr>
-        <w:t xml:space="preserve"> aún más</w:t>
+        <w:t>Concretamente se observa que de los métodos estudiados el que mejor</w:t>
+      </w:r>
+      <w:r>
+        <w:rPr>
+          <w:lang w:val="es-AR"/>
+        </w:rPr>
+        <w:t>es</w:t>
+      </w:r>
+      <w:r>
+        <w:rPr>
+          <w:lang w:val="es-AR"/>
+        </w:rPr>
+        <w:t xml:space="preserve"> resultados arroja para este problema en específico y con estos datos es el de </w:t>
+      </w:r>
+      <w:proofErr w:type="spellStart"/>
+      <w:r>
+        <w:rPr>
+          <w:i/>
+          <w:iCs/>
+          <w:lang w:val="es-AR"/>
+        </w:rPr>
+        <w:t>LightGBM</w:t>
+      </w:r>
+      <w:proofErr w:type="spellEnd"/>
+      <w:r>
+        <w:rPr>
+          <w:lang w:val="es-AR"/>
+        </w:rPr>
+        <w:t xml:space="preserve"> de Microsoft</w:t>
+      </w:r>
+      <w:r>
+        <w:rPr>
+          <w:lang w:val="es-AR"/>
+        </w:rPr>
+        <w:t xml:space="preserve"> debido a</w:t>
+      </w:r>
+      <w:r>
+        <w:rPr>
+          <w:lang w:val="es-AR"/>
+        </w:rPr>
+        <w:t xml:space="preserve"> que</w:t>
+      </w:r>
+      <w:r>
+        <w:rPr>
+          <w:lang w:val="es-AR"/>
+        </w:rPr>
+        <w:t xml:space="preserve"> predice las mayores ganancias</w:t>
+      </w:r>
+      <w:r>
+        <w:rPr>
+          <w:lang w:val="es-AR"/>
+        </w:rPr>
+        <w:t xml:space="preserve">. </w:t>
+      </w:r>
+      <w:r>
+        <w:rPr>
+          <w:lang w:val="es-AR"/>
+        </w:rPr>
+        <w:t xml:space="preserve">Estos resultados resultan provisorios, a la espera de nuevas puestas a prueba </w:t>
+      </w:r>
+      <w:r>
+        <w:rPr>
+          <w:lang w:val="es-AR"/>
+        </w:rPr>
+        <w:t>para la estimación de otros riesgos o con la utilización de otros datos</w:t>
+      </w:r>
+      <w:r>
+        <w:rPr>
+          <w:lang w:val="es-AR"/>
+        </w:rPr>
+        <w:t>, que la confirmen o pongan nuevamente en discusión</w:t>
       </w:r>
       <w:r>
         <w:rPr>
@@ -14185,6 +14571,255 @@
     </w:p>
     <w:p>
       <w:pPr>
+        <w:pStyle w:val="Heading2"/>
+      </w:pPr>
+      <w:bookmarkStart w:id="30" w:name="_Toc211124603"/>
+      <w:r>
+        <w:t xml:space="preserve">Líneas </w:t>
+      </w:r>
+      <w:r>
+        <w:t>f</w:t>
+      </w:r>
+      <w:r>
+        <w:t xml:space="preserve">uturas de </w:t>
+      </w:r>
+      <w:r>
+        <w:t>i</w:t>
+      </w:r>
+      <w:r>
+        <w:t>nvestigación</w:t>
+      </w:r>
+      <w:bookmarkEnd w:id="30"/>
+    </w:p>
+    <w:p>
+      <w:pPr>
+        <w:rPr>
+          <w:lang w:val="es-AR"/>
+        </w:rPr>
+      </w:pPr>
+      <w:r>
+        <w:rPr>
+          <w:lang w:val="es-AR"/>
+        </w:rPr>
+        <w:t xml:space="preserve">Queda pendiente para próximas líneas de investigación el estudio de nuevos algoritmos de aprendizaje automático </w:t>
+      </w:r>
+      <w:r>
+        <w:rPr>
+          <w:lang w:val="es-AR"/>
+        </w:rPr>
+        <w:t xml:space="preserve">diferentes </w:t>
+      </w:r>
+      <w:r>
+        <w:rPr>
+          <w:lang w:val="es-AR"/>
+        </w:rPr>
+        <w:t>a l</w:t>
+      </w:r>
+      <w:r>
+        <w:rPr>
+          <w:lang w:val="es-AR"/>
+        </w:rPr>
+        <w:t xml:space="preserve">os </w:t>
+      </w:r>
+      <w:r>
+        <w:rPr>
+          <w:lang w:val="es-AR"/>
+        </w:rPr>
+        <w:t>aquí estudiad</w:t>
+      </w:r>
+      <w:r>
+        <w:rPr>
+          <w:lang w:val="es-AR"/>
+        </w:rPr>
+        <w:t>o</w:t>
+      </w:r>
+      <w:r>
+        <w:rPr>
+          <w:lang w:val="es-AR"/>
+        </w:rPr>
+        <w:t xml:space="preserve">s, tales como los algoritmos </w:t>
+      </w:r>
+      <w:proofErr w:type="spellStart"/>
+      <w:r>
+        <w:rPr>
+          <w:lang w:val="es-AR"/>
+        </w:rPr>
+        <w:t>XGBoost</w:t>
+      </w:r>
+      <w:proofErr w:type="spellEnd"/>
+      <w:r>
+        <w:rPr>
+          <w:lang w:val="es-AR"/>
+        </w:rPr>
+        <w:t xml:space="preserve">. </w:t>
+      </w:r>
+    </w:p>
+    <w:p>
+      <w:pPr>
+        <w:rPr>
+          <w:lang w:val="es-AR"/>
+        </w:rPr>
+      </w:pPr>
+      <w:r>
+        <w:rPr>
+          <w:lang w:val="es-AR"/>
+        </w:rPr>
+        <w:t xml:space="preserve">También podría ser interesante para próximos trabajos </w:t>
+      </w:r>
+      <w:r>
+        <w:rPr>
+          <w:lang w:val="es-AR"/>
+        </w:rPr>
+        <w:t xml:space="preserve">la utilización de </w:t>
+      </w:r>
+      <w:r>
+        <w:rPr>
+          <w:lang w:val="es-AR"/>
+        </w:rPr>
+        <w:t>máquinas</w:t>
+      </w:r>
+      <w:r>
+        <w:rPr>
+          <w:lang w:val="es-AR"/>
+        </w:rPr>
+        <w:t xml:space="preserve"> virtuales con más capacidad de procesamiento que permitirían más iteraciones a las optimizaciones bayesianas para mejorar la robuste</w:t>
+      </w:r>
+      <w:r>
+        <w:rPr>
+          <w:lang w:val="es-AR"/>
+        </w:rPr>
+        <w:t>z</w:t>
+      </w:r>
+      <w:r>
+        <w:rPr>
+          <w:lang w:val="es-AR"/>
+        </w:rPr>
+        <w:t xml:space="preserve"> de los modelos.</w:t>
+      </w:r>
+      <w:r>
+        <w:rPr>
+          <w:lang w:val="es-AR"/>
+        </w:rPr>
+        <w:t xml:space="preserve"> </w:t>
+      </w:r>
+    </w:p>
+    <w:p>
+      <w:pPr>
+        <w:rPr>
+          <w:lang w:val="es-AR"/>
+        </w:rPr>
+      </w:pPr>
+      <w:r>
+        <w:rPr>
+          <w:lang w:val="es-AR"/>
+        </w:rPr>
+        <w:t>Por último</w:t>
+      </w:r>
+      <w:r>
+        <w:rPr>
+          <w:lang w:val="es-AR"/>
+        </w:rPr>
+        <w:t>,</w:t>
+      </w:r>
+      <w:r>
+        <w:rPr>
+          <w:lang w:val="es-AR"/>
+        </w:rPr>
+        <w:t xml:space="preserve"> </w:t>
+      </w:r>
+      <w:r>
+        <w:rPr>
+          <w:lang w:val="es-AR"/>
+        </w:rPr>
+        <w:t>otra posibilidad de ampliar el estudio de la problemática de retención de clientes es</w:t>
+      </w:r>
+      <w:r>
+        <w:rPr>
+          <w:lang w:val="es-AR"/>
+        </w:rPr>
+        <w:t xml:space="preserve"> el poder probar la efectividad del estímulo y </w:t>
+      </w:r>
+      <w:r>
+        <w:rPr>
+          <w:lang w:val="es-AR"/>
+        </w:rPr>
+        <w:t>la relación entre la cantidad de dinero</w:t>
+      </w:r>
+      <w:r>
+        <w:rPr>
+          <w:lang w:val="es-AR"/>
+        </w:rPr>
+        <w:t xml:space="preserve"> propuesta </w:t>
+      </w:r>
+      <w:r>
+        <w:rPr>
+          <w:lang w:val="es-AR"/>
+        </w:rPr>
+        <w:t>para ese fin y cuantos usuarios efectivamente toman la decisión de quedarse. Sería conveniente personalizar el</w:t>
+      </w:r>
+      <w:r>
+        <w:rPr>
+          <w:lang w:val="es-AR"/>
+        </w:rPr>
+        <w:t xml:space="preserve"> programa por cliente o por grupos de clientes</w:t>
+      </w:r>
+      <w:r>
+        <w:rPr>
+          <w:lang w:val="es-AR"/>
+        </w:rPr>
+        <w:t xml:space="preserve"> para enviar el mínimo valor necesario para que </w:t>
+      </w:r>
+      <w:r>
+        <w:rPr>
+          <w:lang w:val="es-AR"/>
+        </w:rPr>
+        <w:t xml:space="preserve">éstos </w:t>
+      </w:r>
+      <w:r>
+        <w:rPr>
+          <w:lang w:val="es-AR"/>
+        </w:rPr>
+        <w:t xml:space="preserve">decidan quedarse y </w:t>
+      </w:r>
+      <w:r>
+        <w:rPr>
+          <w:lang w:val="es-AR"/>
+        </w:rPr>
+        <w:t xml:space="preserve">maximizando </w:t>
+      </w:r>
+      <w:r>
+        <w:rPr>
+          <w:lang w:val="es-AR"/>
+        </w:rPr>
+        <w:t>de es</w:t>
+      </w:r>
+      <w:r>
+        <w:rPr>
+          <w:lang w:val="es-AR"/>
+        </w:rPr>
+        <w:t>t</w:t>
+      </w:r>
+      <w:r>
+        <w:rPr>
+          <w:lang w:val="es-AR"/>
+        </w:rPr>
+        <w:t>a forma las ganancias</w:t>
+      </w:r>
+      <w:r>
+        <w:rPr>
+          <w:lang w:val="es-AR"/>
+        </w:rPr>
+        <w:t xml:space="preserve"> aún más</w:t>
+      </w:r>
+      <w:r>
+        <w:rPr>
+          <w:lang w:val="es-AR"/>
+        </w:rPr>
+        <w:t xml:space="preserve">. </w:t>
+      </w:r>
+    </w:p>
+    <w:p>
+      <w:pPr>
         <w:spacing w:after="160" w:line="259" w:lineRule="auto"/>
         <w:jc w:val="left"/>
         <w:rPr>
@@ -14198,7 +14833,7 @@
         <w:br w:type="page"/>
       </w:r>
     </w:p>
-    <w:bookmarkStart w:id="30" w:name="_Toc211124604" w:displacedByCustomXml="next"/>
+    <w:bookmarkStart w:id="31" w:name="_Toc211124604" w:displacedByCustomXml="next"/>
     <w:sdt>
       <w:sdtPr>
         <w:rPr>
@@ -14221,7 +14856,7 @@
           <w:r>
             <w:t>Bibliografía</w:t>
           </w:r>
-          <w:bookmarkEnd w:id="30"/>
+          <w:bookmarkEnd w:id="31"/>
         </w:p>
         <w:sdt>
           <w:sdtPr>
@@ -14568,7 +15203,7 @@
           <w:lang w:val="es-AR"/>
         </w:rPr>
       </w:pPr>
-      <w:bookmarkStart w:id="31" w:name="_Toc106706667"/>
+      <w:bookmarkStart w:id="32" w:name="_Toc106706667"/>
       <w:r>
         <w:rPr>
           <w:lang w:val="es-AR"/>
@@ -14583,7 +15218,7 @@
           <w:lang w:val="es-AR"/>
         </w:rPr>
       </w:pPr>
-      <w:bookmarkStart w:id="32" w:name="_Toc211124605"/>
+      <w:bookmarkStart w:id="33" w:name="_Toc211124605"/>
       <w:r>
         <w:rPr>
           <w:lang w:val="es-AR"/>
@@ -14597,14 +15232,14 @@
         </w:rPr>
         <w:t>Anexo</w:t>
       </w:r>
-      <w:bookmarkEnd w:id="31"/>
+      <w:bookmarkEnd w:id="32"/>
       <w:r>
         <w:rPr>
           <w:lang w:val="es-AR"/>
         </w:rPr>
         <w:t>s</w:t>
       </w:r>
-      <w:bookmarkEnd w:id="32"/>
+      <w:bookmarkEnd w:id="33"/>
     </w:p>
     <w:p>
       <w:pPr>
@@ -14613,7 +15248,7 @@
           <w:lang w:val="es-AR"/>
         </w:rPr>
       </w:pPr>
-      <w:bookmarkStart w:id="33" w:name="_Toc211124606"/>
+      <w:bookmarkStart w:id="34" w:name="_Toc211124606"/>
       <w:r>
         <w:rPr>
           <w:lang w:val="es-AR"/>
@@ -14664,7 +15299,7 @@
         </w:rPr>
         <w:t>.</w:t>
       </w:r>
-      <w:bookmarkEnd w:id="33"/>
+      <w:bookmarkEnd w:id="34"/>
       <w:r>
         <w:rPr>
           <w:lang w:val="es-AR"/>
@@ -15026,7 +15661,15 @@
             </w:r>
             <w:r>
               <w:lastRenderedPageBreak/>
-              <w:t xml:space="preserve">son clientes de Paquete Premium,  el </w:t>
+              <w:t xml:space="preserve">son clientes de Paquete </w:t>
+            </w:r>
+            <w:proofErr w:type="gramStart"/>
+            <w:r>
+              <w:t>Premium,  el</w:t>
+            </w:r>
+            <w:proofErr w:type="gramEnd"/>
+            <w:r>
+              <w:t xml:space="preserve"> </w:t>
             </w:r>
             <w:proofErr w:type="spellStart"/>
             <w:r>
@@ -15042,15 +15685,15 @@
             </w:r>
             <w:proofErr w:type="gramEnd"/>
             <w:r>
-              <w:t xml:space="preserve">% </w:t>
+              <w:t xml:space="preserve">% de los paquete </w:t>
             </w:r>
             <w:proofErr w:type="gramStart"/>
             <w:r>
-              <w:t>de los paquete premium</w:t>
+              <w:t>premium ,</w:t>
             </w:r>
             <w:proofErr w:type="gramEnd"/>
             <w:r>
-              <w:t xml:space="preserve"> , y da a estos clientes VIP un trato a puertas cerradas.</w:t>
+              <w:t xml:space="preserve"> y da a estos clientes VIP un trato a puertas cerradas.</w:t>
             </w:r>
           </w:p>
         </w:tc>
@@ -18219,11 +18862,27 @@
             </w:r>
             <w:proofErr w:type="gramEnd"/>
             <w:r>
-              <w:t xml:space="preserve"> automáticos debitados durante el mes en las cuentas  </w:t>
+              <w:t xml:space="preserve"> automáticos debitados durante el mes en las </w:t>
+            </w:r>
+            <w:proofErr w:type="gramStart"/>
+            <w:r>
+              <w:t xml:space="preserve">cuentas  </w:t>
             </w:r>
             <w:r>
               <w:lastRenderedPageBreak/>
-              <w:t xml:space="preserve">( no tarjetas de crédito ) . Todo está convertido a pesos argentinos, al valor de la fecha de cierre del </w:t>
+              <w:t>(</w:t>
+            </w:r>
+            <w:proofErr w:type="gramEnd"/>
+            <w:r>
+              <w:t xml:space="preserve"> no tarjetas de </w:t>
+            </w:r>
+            <w:proofErr w:type="gramStart"/>
+            <w:r>
+              <w:t>crédito )</w:t>
+            </w:r>
+            <w:proofErr w:type="gramEnd"/>
+            <w:r>
+              <w:t xml:space="preserve"> . Todo está convertido a pesos argentinos, al valor de la fecha de cierre del </w:t>
             </w:r>
             <w:proofErr w:type="spellStart"/>
             <w:r>
@@ -18366,7 +19025,15 @@
             </w:r>
             <w:proofErr w:type="gramEnd"/>
             <w:r>
-              <w:t xml:space="preserve"> automáticos debitados durante el mes en la tarjeta de crédito VISA . Todo está convertido a pesos argentinos, al valor de la fecha de cierre del </w:t>
+              <w:t xml:space="preserve"> automáticos debitados durante el mes en la tarjeta de crédito </w:t>
+            </w:r>
+            <w:proofErr w:type="gramStart"/>
+            <w:r>
+              <w:t>VISA .</w:t>
+            </w:r>
+            <w:proofErr w:type="gramEnd"/>
+            <w:r>
+              <w:t xml:space="preserve"> Todo está convertido a pesos argentinos, al valor de la fecha de cierre del </w:t>
             </w:r>
             <w:proofErr w:type="spellStart"/>
             <w:r>
@@ -18524,7 +19191,15 @@
             </w:r>
             <w:proofErr w:type="gramEnd"/>
             <w:r>
-              <w:t xml:space="preserve"> automáticos debitados durante el mes en la tarjeta de crédito MasterCard . Todo está convertido a pesos argentinos, al valor de la fecha de cierre del </w:t>
+              <w:t xml:space="preserve"> automáticos debitados durante el mes en la tarjeta de crédito </w:t>
+            </w:r>
+            <w:proofErr w:type="gramStart"/>
+            <w:r>
+              <w:t>MasterCard .</w:t>
+            </w:r>
+            <w:proofErr w:type="gramEnd"/>
+            <w:r>
+              <w:t xml:space="preserve"> Todo está convertido a pesos argentinos, al valor de la fecha de cierre del </w:t>
             </w:r>
             <w:proofErr w:type="spellStart"/>
             <w:r>
@@ -21452,16 +22127,21 @@
             <w:hideMark/>
           </w:tcPr>
           <w:p>
-            <w:r>
-              <w:t>{ 0</w:t>
-            </w:r>
             <w:proofErr w:type="gramStart"/>
             <w:r>
-              <w:t>,  6</w:t>
+              <w:t>{ 0,  6</w:t>
             </w:r>
             <w:proofErr w:type="gramEnd"/>
             <w:r>
-              <w:t xml:space="preserve">, 7, 9 }   indica el estado de la cuenta de la tarjeta de crédito. 0 abierta,  6 en proceso de cierre, 7 en proceso avanzado de cierre, 9 cuenta cerrada.   </w:t>
+              <w:t xml:space="preserve">, 7, </w:t>
+            </w:r>
+            <w:proofErr w:type="gramStart"/>
+            <w:r>
+              <w:t>9 }</w:t>
+            </w:r>
+            <w:proofErr w:type="gramEnd"/>
+            <w:r>
+              <w:t xml:space="preserve">   indica el estado de la cuenta de la tarjeta de crédito. 0 abierta,  6 en proceso de cierre, 7 en proceso avanzado de cierre, 9 cuenta cerrada.   </w:t>
             </w:r>
             <w:proofErr w:type="gramStart"/>
             <w:r>
@@ -22831,16 +23511,21 @@
             <w:hideMark/>
           </w:tcPr>
           <w:p>
-            <w:r>
-              <w:t>{ 0</w:t>
-            </w:r>
             <w:proofErr w:type="gramStart"/>
             <w:r>
-              <w:t>,  6</w:t>
+              <w:t>{ 0,  6</w:t>
             </w:r>
             <w:proofErr w:type="gramEnd"/>
             <w:r>
-              <w:t xml:space="preserve">, 7, 9 }   indica el estado de la cuenta de la tarjeta de crédito. 0 abierta,  6 en proceso de cierre, 7 en proceso avanzado de cierre, 9 cuenta cerrada.   </w:t>
+              <w:t xml:space="preserve">, 7, </w:t>
+            </w:r>
+            <w:proofErr w:type="gramStart"/>
+            <w:r>
+              <w:t>9 }</w:t>
+            </w:r>
+            <w:proofErr w:type="gramEnd"/>
+            <w:r>
+              <w:t xml:space="preserve">   indica el estado de la cuenta de la tarjeta de crédito. 0 abierta,  6 en proceso de cierre, 7 en proceso avanzado de cierre, 9 cuenta cerrada.   </w:t>
             </w:r>
             <w:proofErr w:type="gramStart"/>
             <w:r>
@@ -23625,8 +24310,8 @@
           <w:lang w:val="es-AR"/>
         </w:rPr>
       </w:pPr>
-      <w:bookmarkStart w:id="34" w:name="_Toc106706668"/>
-      <w:bookmarkStart w:id="35" w:name="_Toc211124607"/>
+      <w:bookmarkStart w:id="35" w:name="_Toc106706668"/>
+      <w:bookmarkStart w:id="36" w:name="_Toc211124607"/>
       <w:r>
         <w:rPr>
           <w:lang w:val="es-AR"/>
@@ -23681,8 +24366,8 @@
         </w:rPr>
         <w:t>proximación a la data.</w:t>
       </w:r>
-      <w:bookmarkEnd w:id="34"/>
       <w:bookmarkEnd w:id="35"/>
+      <w:bookmarkEnd w:id="36"/>
       <w:r>
         <w:rPr>
           <w:lang w:val="es-AR"/>
@@ -23831,6 +24516,7 @@
         <w:t xml:space="preserve">- </w:t>
       </w:r>
       <w:proofErr w:type="spellStart"/>
+      <w:proofErr w:type="gramStart"/>
       <w:r>
         <w:rPr>
           <w:lang w:val="es-AR"/>
@@ -23842,7 +24528,14 @@
         <w:rPr>
           <w:lang w:val="es-AR"/>
         </w:rPr>
-        <w:t>("C:/Users/fiore/Documents/fiore facultad/TESINA/</w:t>
+        <w:t>(</w:t>
+      </w:r>
+      <w:proofErr w:type="gramEnd"/>
+      <w:r>
+        <w:rPr>
+          <w:lang w:val="es-AR"/>
+        </w:rPr>
+        <w:t>"C:/Users/fiore/Documents/fiore facultad/TESINA/</w:t>
       </w:r>
       <w:proofErr w:type="spellStart"/>
       <w:r>
@@ -24296,6 +24989,7 @@
         </w:rPr>
       </w:pPr>
       <w:proofErr w:type="spellStart"/>
+      <w:proofErr w:type="gramStart"/>
       <w:r>
         <w:rPr>
           <w:lang w:val="es-AR"/>
@@ -24310,6 +25004,7 @@
         <w:t>(</w:t>
       </w:r>
       <w:proofErr w:type="spellStart"/>
+      <w:proofErr w:type="gramEnd"/>
       <w:r>
         <w:rPr>
           <w:lang w:val="es-AR"/>
@@ -24373,6 +25068,7 @@
         </w:rPr>
       </w:pPr>
       <w:proofErr w:type="spellStart"/>
+      <w:proofErr w:type="gramStart"/>
       <w:r>
         <w:rPr>
           <w:lang w:val="es-AR"/>
@@ -24388,6 +25084,7 @@
         <w:t>(</w:t>
       </w:r>
       <w:proofErr w:type="spellStart"/>
+      <w:proofErr w:type="gramEnd"/>
       <w:r>
         <w:rPr>
           <w:lang w:val="es-AR"/>
@@ -24678,7 +25375,7 @@
       </w:r>
     </w:p>
   </w:comment>
-  <w:comment w:id="14" w:author="Franco Nahuel Olivero" w:date="2025-10-16T14:30:00Z" w:initials="FN">
+  <w:comment w:id="14" w:author="Franco Nahuel Olivero" w:date="2025-10-21T11:30:00Z" w:initials="FN">
     <w:p>
       <w:pPr>
         <w:pStyle w:val="CommentText"/>
@@ -24691,7 +25388,24 @@
         <w:annotationRef/>
       </w:r>
       <w:r>
-        <w:t>Referenciar ecuación del modelo</w:t>
+        <w:t>Matriz por su traspuesta = Identidad</w:t>
+      </w:r>
+    </w:p>
+  </w:comment>
+  <w:comment w:id="15" w:author="Franco Nahuel Olivero" w:date="2025-10-21T11:36:00Z" w:initials="FN">
+    <w:p>
+      <w:pPr>
+        <w:pStyle w:val="CommentText"/>
+        <w:jc w:val="left"/>
+      </w:pPr>
+      <w:r>
+        <w:rPr>
+          <w:rStyle w:val="CommentReference"/>
+        </w:rPr>
+        <w:annotationRef/>
+      </w:r>
+      <w:r>
+        <w:t>Todos los vectores tienen norma 1 y son perpendiculares entre si</w:t>
       </w:r>
     </w:p>
   </w:comment>
@@ -24702,7 +25416,8 @@
 <w15:commentsEx xmlns:wpc="http://schemas.microsoft.com/office/word/2010/wordprocessingCanvas" xmlns:cx="http://schemas.microsoft.com/office/drawing/2014/chartex" xmlns:cx1="http://schemas.microsoft.com/office/drawing/2015/9/8/chartex" xmlns:cx2="http://schemas.microsoft.com/office/drawing/2015/10/21/chartex" xmlns:cx3="http://schemas.microsoft.com/office/drawing/2016/5/9/chartex" xmlns:cx4="http://schemas.microsoft.com/office/drawing/2016/5/10/chartex" xmlns:cx5="http://schemas.microsoft.com/office/drawing/2016/5/11/chartex" xmlns:cx6="http://schemas.microsoft.com/office/drawing/2016/5/12/chartex" xmlns:cx7="http://schemas.microsoft.com/office/drawing/2016/5/13/chartex" xmlns:cx8="http://schemas.microsoft.com/office/drawing/2016/5/14/chartex" xmlns:mc="http://schemas.openxmlformats.org/markup-compatibility/2006" xmlns:aink="http://schemas.microsoft.com/office/drawing/2016/ink" xmlns:am3d="http://schemas.microsoft.com/office/drawing/2017/model3d" xmlns:o="urn:schemas-microsoft-com:office:office" xmlns:oel="http://schemas.microsoft.com/office/2019/extlst" xmlns:r="http://schemas.openxmlformats.org/officeDocument/2006/relationships" xmlns:m="http://schemas.openxmlformats.org/officeDocument/2006/math" xmlns:v="urn:schemas-microsoft-com:vml" xmlns:wp14="http://schemas.microsoft.com/office/word/2010/wordprocessingDrawing" xmlns:wp="http://schemas.openxmlformats.org/drawingml/2006/wordprocessingDrawing" xmlns:w10="urn:schemas-microsoft-com:office:word" xmlns:w="http://schemas.openxmlformats.org/wordprocessingml/2006/main" xmlns:w14="http://schemas.microsoft.com/office/word/2010/wordml" xmlns:w15="http://schemas.microsoft.com/office/word/2012/wordml" xmlns:w16cex="http://schemas.microsoft.com/office/word/2018/wordml/cex" xmlns:w16cid="http://schemas.microsoft.com/office/word/2016/wordml/cid" xmlns:w16="http://schemas.microsoft.com/office/word/2018/wordml" xmlns:w16du="http://schemas.microsoft.com/office/word/2023/wordml/word16du" xmlns:w16sdtdh="http://schemas.microsoft.com/office/word/2020/wordml/sdtdatahash" xmlns:w16sdtfl="http://schemas.microsoft.com/office/word/2024/wordml/sdtformatlock" xmlns:w16se="http://schemas.microsoft.com/office/word/2015/wordml/symex" xmlns:wpg="http://schemas.microsoft.com/office/word/2010/wordprocessingGroup" xmlns:wpi="http://schemas.microsoft.com/office/word/2010/wordprocessingInk" xmlns:wne="http://schemas.microsoft.com/office/word/2006/wordml" xmlns:wps="http://schemas.microsoft.com/office/word/2010/wordprocessingShape" mc:Ignorable="w14 w15 w16se w16cid w16 w16cex w16sdtdh w16sdtfl w16du wp14">
   <w15:commentEx w15:paraId="717F7671" w15:done="0"/>
   <w15:commentEx w15:paraId="5974F7F9" w15:done="0"/>
-  <w15:commentEx w15:paraId="3E8435FE" w15:done="0"/>
+  <w15:commentEx w15:paraId="5DCA3EC6" w15:done="0"/>
+  <w15:commentEx w15:paraId="08B45DEE" w15:done="0"/>
 </w15:commentsEx>
 </file>
 
@@ -24710,7 +25425,8 @@
 <w16cex:commentsExtensible xmlns:wpc="http://schemas.microsoft.com/office/word/2010/wordprocessingCanvas" xmlns:cx="http://schemas.microsoft.com/office/drawing/2014/chartex" xmlns:cx1="http://schemas.microsoft.com/office/drawing/2015/9/8/chartex" xmlns:cx2="http://schemas.microsoft.com/office/drawing/2015/10/21/chartex" xmlns:cx3="http://schemas.microsoft.com/office/drawing/2016/5/9/chartex" xmlns:cx4="http://schemas.microsoft.com/office/drawing/2016/5/10/chartex" xmlns:cx5="http://schemas.microsoft.com/office/drawing/2016/5/11/chartex" xmlns:cx6="http://schemas.microsoft.com/office/drawing/2016/5/12/chartex" xmlns:cx7="http://schemas.microsoft.com/office/drawing/2016/5/13/chartex" xmlns:cx8="http://schemas.microsoft.com/office/drawing/2016/5/14/chartex" xmlns:cr="http://schemas.microsoft.com/office/comments/2020/reactions" xmlns:mc="http://schemas.openxmlformats.org/markup-compatibility/2006" xmlns:aink="http://schemas.microsoft.com/office/drawing/2016/ink" xmlns:am3d="http://schemas.microsoft.com/office/drawing/2017/model3d" xmlns:o="urn:schemas-microsoft-com:office:office" xmlns:oel="http://schemas.microsoft.com/office/2019/extlst" xmlns:r="http://schemas.openxmlformats.org/officeDocument/2006/relationships" xmlns:m="http://schemas.openxmlformats.org/officeDocument/2006/math" xmlns:v="urn:schemas-microsoft-com:vml" xmlns:wp14="http://schemas.microsoft.com/office/word/2010/wordprocessingDrawing" xmlns:wp="http://schemas.openxmlformats.org/drawingml/2006/wordprocessingDrawing" xmlns:w10="urn:schemas-microsoft-com:office:word" xmlns:w="http://schemas.openxmlformats.org/wordprocessingml/2006/main" xmlns:w14="http://schemas.microsoft.com/office/word/2010/wordml" xmlns:w15="http://schemas.microsoft.com/office/word/2012/wordml" xmlns:w16cex="http://schemas.microsoft.com/office/word/2018/wordml/cex" xmlns:w16cid="http://schemas.microsoft.com/office/word/2016/wordml/cid" xmlns:w16="http://schemas.microsoft.com/office/word/2018/wordml" xmlns:w16du="http://schemas.microsoft.com/office/word/2023/wordml/word16du" xmlns:w16sdtdh="http://schemas.microsoft.com/office/word/2020/wordml/sdtdatahash" xmlns:w16sdtfl="http://schemas.microsoft.com/office/word/2024/wordml/sdtformatlock" xmlns:w16se="http://schemas.microsoft.com/office/word/2015/wordml/symex" xmlns:wpg="http://schemas.microsoft.com/office/word/2010/wordprocessingGroup" xmlns:wpi="http://schemas.microsoft.com/office/word/2010/wordprocessingInk" xmlns:wne="http://schemas.microsoft.com/office/word/2006/wordml" xmlns:wps="http://schemas.microsoft.com/office/word/2010/wordprocessingShape" mc:Ignorable="w14 w15 w16se w16cid w16 w16cex w16sdtdh w16sdtfl cr w16du wp14">
   <w16cex:commentExtensible w16cex:durableId="5E29D87F" w16cex:dateUtc="2025-10-11T22:07:00Z"/>
   <w16cex:commentExtensible w16cex:durableId="7D30E899" w16cex:dateUtc="2025-10-11T23:32:00Z"/>
-  <w16cex:commentExtensible w16cex:durableId="53AF7B97" w16cex:dateUtc="2025-10-16T17:30:00Z"/>
+  <w16cex:commentExtensible w16cex:durableId="151BF756" w16cex:dateUtc="2025-10-21T14:30:00Z"/>
+  <w16cex:commentExtensible w16cex:durableId="7BF68A02" w16cex:dateUtc="2025-10-21T14:36:00Z"/>
 </w16cex:commentsExtensible>
 </file>
 
@@ -24718,7 +25434,8 @@
 <w16cid:commentsIds xmlns:wpc="http://schemas.microsoft.com/office/word/2010/wordprocessingCanvas" xmlns:cx="http://schemas.microsoft.com/office/drawing/2014/chartex" xmlns:cx1="http://schemas.microsoft.com/office/drawing/2015/9/8/chartex" xmlns:cx2="http://schemas.microsoft.com/office/drawing/2015/10/21/chartex" xmlns:cx3="http://schemas.microsoft.com/office/drawing/2016/5/9/chartex" xmlns:cx4="http://schemas.microsoft.com/office/drawing/2016/5/10/chartex" xmlns:cx5="http://schemas.microsoft.com/office/drawing/2016/5/11/chartex" xmlns:cx6="http://schemas.microsoft.com/office/drawing/2016/5/12/chartex" xmlns:cx7="http://schemas.microsoft.com/office/drawing/2016/5/13/chartex" xmlns:cx8="http://schemas.microsoft.com/office/drawing/2016/5/14/chartex" xmlns:mc="http://schemas.openxmlformats.org/markup-compatibility/2006" xmlns:aink="http://schemas.microsoft.com/office/drawing/2016/ink" xmlns:am3d="http://schemas.microsoft.com/office/drawing/2017/model3d" xmlns:o="urn:schemas-microsoft-com:office:office" xmlns:oel="http://schemas.microsoft.com/office/2019/extlst" xmlns:r="http://schemas.openxmlformats.org/officeDocument/2006/relationships" xmlns:m="http://schemas.openxmlformats.org/officeDocument/2006/math" xmlns:v="urn:schemas-microsoft-com:vml" xmlns:wp14="http://schemas.microsoft.com/office/word/2010/wordprocessingDrawing" xmlns:wp="http://schemas.openxmlformats.org/drawingml/2006/wordprocessingDrawing" xmlns:w10="urn:schemas-microsoft-com:office:word" xmlns:w="http://schemas.openxmlformats.org/wordprocessingml/2006/main" xmlns:w14="http://schemas.microsoft.com/office/word/2010/wordml" xmlns:w15="http://schemas.microsoft.com/office/word/2012/wordml" xmlns:w16cex="http://schemas.microsoft.com/office/word/2018/wordml/cex" xmlns:w16cid="http://schemas.microsoft.com/office/word/2016/wordml/cid" xmlns:w16="http://schemas.microsoft.com/office/word/2018/wordml" xmlns:w16du="http://schemas.microsoft.com/office/word/2023/wordml/word16du" xmlns:w16sdtdh="http://schemas.microsoft.com/office/word/2020/wordml/sdtdatahash" xmlns:w16sdtfl="http://schemas.microsoft.com/office/word/2024/wordml/sdtformatlock" xmlns:w16se="http://schemas.microsoft.com/office/word/2015/wordml/symex" xmlns:wpg="http://schemas.microsoft.com/office/word/2010/wordprocessingGroup" xmlns:wpi="http://schemas.microsoft.com/office/word/2010/wordprocessingInk" xmlns:wne="http://schemas.microsoft.com/office/word/2006/wordml" xmlns:wps="http://schemas.microsoft.com/office/word/2010/wordprocessingShape" mc:Ignorable="w14 w15 w16se w16cid w16 w16cex w16sdtdh w16sdtfl w16du wp14">
   <w16cid:commentId w16cid:paraId="717F7671" w16cid:durableId="5E29D87F"/>
   <w16cid:commentId w16cid:paraId="5974F7F9" w16cid:durableId="7D30E899"/>
-  <w16cid:commentId w16cid:paraId="3E8435FE" w16cid:durableId="53AF7B97"/>
+  <w16cid:commentId w16cid:paraId="5DCA3EC6" w16cid:durableId="151BF756"/>
+  <w16cid:commentId w16cid:paraId="08B45DEE" w16cid:durableId="7BF68A02"/>
 </w16cid:commentsIds>
 </file>
 
@@ -24829,6 +25546,27 @@
 <file path=word/numbering.xml><?xml version="1.0" encoding="utf-8"?>
 <w:numbering xmlns:wpc="http://schemas.microsoft.com/office/word/2010/wordprocessingCanvas" xmlns:cx="http://schemas.microsoft.com/office/drawing/2014/chartex" xmlns:cx1="http://schemas.microsoft.com/office/drawing/2015/9/8/chartex" xmlns:cx2="http://schemas.microsoft.com/office/drawing/2015/10/21/chartex" xmlns:cx3="http://schemas.microsoft.com/office/drawing/2016/5/9/chartex" xmlns:cx4="http://schemas.microsoft.com/office/drawing/2016/5/10/chartex" xmlns:cx5="http://schemas.microsoft.com/office/drawing/2016/5/11/chartex" xmlns:cx6="http://schemas.microsoft.com/office/drawing/2016/5/12/chartex" xmlns:cx7="http://schemas.microsoft.com/office/drawing/2016/5/13/chartex" xmlns:cx8="http://schemas.microsoft.com/office/drawing/2016/5/14/chartex" xmlns:mc="http://schemas.openxmlformats.org/markup-compatibility/2006" xmlns:aink="http://schemas.microsoft.com/office/drawing/2016/ink" xmlns:am3d="http://schemas.microsoft.com/office/drawing/2017/model3d" xmlns:o="urn:schemas-microsoft-com:office:office" xmlns:oel="http://schemas.microsoft.com/office/2019/extlst" xmlns:r="http://schemas.openxmlformats.org/officeDocument/2006/relationships" xmlns:m="http://schemas.openxmlformats.org/officeDocument/2006/math" xmlns:v="urn:schemas-microsoft-com:vml" xmlns:wp14="http://schemas.microsoft.com/office/word/2010/wordprocessingDrawing" xmlns:wp="http://schemas.openxmlformats.org/drawingml/2006/wordprocessingDrawing" xmlns:w10="urn:schemas-microsoft-com:office:word" xmlns:w="http://schemas.openxmlformats.org/wordprocessingml/2006/main" xmlns:w14="http://schemas.microsoft.com/office/word/2010/wordml" xmlns:w15="http://schemas.microsoft.com/office/word/2012/wordml" xmlns:w16cex="http://schemas.microsoft.com/office/word/2018/wordml/cex" xmlns:w16cid="http://schemas.microsoft.com/office/word/2016/wordml/cid" xmlns:w16="http://schemas.microsoft.com/office/word/2018/wordml" xmlns:w16du="http://schemas.microsoft.com/office/word/2023/wordml/word16du" xmlns:w16sdtdh="http://schemas.microsoft.com/office/word/2020/wordml/sdtdatahash" xmlns:w16sdtfl="http://schemas.microsoft.com/office/word/2024/wordml/sdtformatlock" xmlns:w16se="http://schemas.microsoft.com/office/word/2015/wordml/symex" xmlns:wpg="http://schemas.microsoft.com/office/word/2010/wordprocessingGroup" xmlns:wpi="http://schemas.microsoft.com/office/word/2010/wordprocessingInk" xmlns:wne="http://schemas.microsoft.com/office/word/2006/wordml" xmlns:wps="http://schemas.microsoft.com/office/word/2010/wordprocessingShape" mc:Ignorable="w14 w15 w16se w16cid w16 w16cex w16sdtdh w16sdtfl w16du wp14">
   <w:abstractNum w:abstractNumId="0" w15:restartNumberingAfterBreak="0">
+    <w:nsid w:val="FFFFFF89"/>
+    <w:multiLevelType w:val="singleLevel"/>
+    <w:tmpl w:val="D286E50E"/>
+    <w:lvl w:ilvl="0">
+      <w:start w:val="1"/>
+      <w:numFmt w:val="bullet"/>
+      <w:pStyle w:val="ListBullet"/>
+      <w:lvlText w:val=""/>
+      <w:lvlJc w:val="left"/>
+      <w:pPr>
+        <w:tabs>
+          <w:tab w:val="num" w:pos="360"/>
+        </w:tabs>
+        <w:ind w:left="360" w:hanging="360"/>
+      </w:pPr>
+      <w:rPr>
+        <w:rFonts w:ascii="Symbol" w:hAnsi="Symbol" w:hint="default"/>
+      </w:rPr>
+    </w:lvl>
+  </w:abstractNum>
+  <w:abstractNum w:abstractNumId="1" w15:restartNumberingAfterBreak="0">
     <w:nsid w:val="07C70E4C"/>
     <w:multiLevelType w:val="hybridMultilevel"/>
     <w:tmpl w:val="104A69B0"/>
@@ -24917,7 +25655,7 @@
       </w:pPr>
     </w:lvl>
   </w:abstractNum>
-  <w:abstractNum w:abstractNumId="1" w15:restartNumberingAfterBreak="0">
+  <w:abstractNum w:abstractNumId="2" w15:restartNumberingAfterBreak="0">
     <w:nsid w:val="0F003556"/>
     <w:multiLevelType w:val="multilevel"/>
     <w:tmpl w:val="A1B2CFB2"/>
@@ -25035,7 +25773,7 @@
       </w:rPr>
     </w:lvl>
   </w:abstractNum>
-  <w:abstractNum w:abstractNumId="2" w15:restartNumberingAfterBreak="0">
+  <w:abstractNum w:abstractNumId="3" w15:restartNumberingAfterBreak="0">
     <w:nsid w:val="10E00F36"/>
     <w:multiLevelType w:val="multilevel"/>
     <w:tmpl w:val="748CBE62"/>
@@ -25184,7 +25922,7 @@
       </w:rPr>
     </w:lvl>
   </w:abstractNum>
-  <w:abstractNum w:abstractNumId="3" w15:restartNumberingAfterBreak="0">
+  <w:abstractNum w:abstractNumId="4" w15:restartNumberingAfterBreak="0">
     <w:nsid w:val="10EF6568"/>
     <w:multiLevelType w:val="hybridMultilevel"/>
     <w:tmpl w:val="4C42F9CE"/>
@@ -25270,7 +26008,7 @@
       </w:pPr>
     </w:lvl>
   </w:abstractNum>
-  <w:abstractNum w:abstractNumId="4" w15:restartNumberingAfterBreak="0">
+  <w:abstractNum w:abstractNumId="5" w15:restartNumberingAfterBreak="0">
     <w:nsid w:val="160D27E4"/>
     <w:multiLevelType w:val="hybridMultilevel"/>
     <w:tmpl w:val="1BE4419E"/>
@@ -25410,7 +26148,7 @@
       </w:rPr>
     </w:lvl>
   </w:abstractNum>
-  <w:abstractNum w:abstractNumId="5" w15:restartNumberingAfterBreak="0">
+  <w:abstractNum w:abstractNumId="6" w15:restartNumberingAfterBreak="0">
     <w:nsid w:val="1C260244"/>
     <w:multiLevelType w:val="hybridMultilevel"/>
     <w:tmpl w:val="14E62992"/>
@@ -25496,7 +26234,7 @@
       </w:pPr>
     </w:lvl>
   </w:abstractNum>
-  <w:abstractNum w:abstractNumId="6" w15:restartNumberingAfterBreak="0">
+  <w:abstractNum w:abstractNumId="7" w15:restartNumberingAfterBreak="0">
     <w:nsid w:val="28E525E9"/>
     <w:multiLevelType w:val="hybridMultilevel"/>
     <w:tmpl w:val="3DD09FA0"/>
@@ -25636,7 +26374,7 @@
       </w:rPr>
     </w:lvl>
   </w:abstractNum>
-  <w:abstractNum w:abstractNumId="7" w15:restartNumberingAfterBreak="0">
+  <w:abstractNum w:abstractNumId="8" w15:restartNumberingAfterBreak="0">
     <w:nsid w:val="2E924C12"/>
     <w:multiLevelType w:val="hybridMultilevel"/>
     <w:tmpl w:val="4466574A"/>
@@ -25776,7 +26514,7 @@
       </w:rPr>
     </w:lvl>
   </w:abstractNum>
-  <w:abstractNum w:abstractNumId="8" w15:restartNumberingAfterBreak="0">
+  <w:abstractNum w:abstractNumId="9" w15:restartNumberingAfterBreak="0">
     <w:nsid w:val="34DD49FF"/>
     <w:multiLevelType w:val="multilevel"/>
     <w:tmpl w:val="FA6A3D1A"/>
@@ -25925,7 +26663,7 @@
       </w:rPr>
     </w:lvl>
   </w:abstractNum>
-  <w:abstractNum w:abstractNumId="9" w15:restartNumberingAfterBreak="0">
+  <w:abstractNum w:abstractNumId="10" w15:restartNumberingAfterBreak="0">
     <w:nsid w:val="37D940A8"/>
     <w:multiLevelType w:val="multilevel"/>
     <w:tmpl w:val="5F304766"/>
@@ -26011,7 +26749,7 @@
       </w:pPr>
     </w:lvl>
   </w:abstractNum>
-  <w:abstractNum w:abstractNumId="10" w15:restartNumberingAfterBreak="0">
+  <w:abstractNum w:abstractNumId="11" w15:restartNumberingAfterBreak="0">
     <w:nsid w:val="3B4B5A9F"/>
     <w:multiLevelType w:val="multilevel"/>
     <w:tmpl w:val="8898D9BA"/>
@@ -26124,7 +26862,7 @@
       </w:rPr>
     </w:lvl>
   </w:abstractNum>
-  <w:abstractNum w:abstractNumId="11" w15:restartNumberingAfterBreak="0">
+  <w:abstractNum w:abstractNumId="12" w15:restartNumberingAfterBreak="0">
     <w:nsid w:val="3E266E59"/>
     <w:multiLevelType w:val="multilevel"/>
     <w:tmpl w:val="4B9CFC14"/>
@@ -26237,7 +26975,7 @@
       </w:rPr>
     </w:lvl>
   </w:abstractNum>
-  <w:abstractNum w:abstractNumId="12" w15:restartNumberingAfterBreak="0">
+  <w:abstractNum w:abstractNumId="13" w15:restartNumberingAfterBreak="0">
     <w:nsid w:val="3EF625A8"/>
     <w:multiLevelType w:val="multilevel"/>
     <w:tmpl w:val="A1B2CFB2"/>
@@ -26355,7 +27093,7 @@
       </w:rPr>
     </w:lvl>
   </w:abstractNum>
-  <w:abstractNum w:abstractNumId="13" w15:restartNumberingAfterBreak="0">
+  <w:abstractNum w:abstractNumId="14" w15:restartNumberingAfterBreak="0">
     <w:nsid w:val="3F6D0832"/>
     <w:multiLevelType w:val="multilevel"/>
     <w:tmpl w:val="39049B40"/>
@@ -26504,7 +27242,7 @@
       </w:rPr>
     </w:lvl>
   </w:abstractNum>
-  <w:abstractNum w:abstractNumId="14" w15:restartNumberingAfterBreak="0">
+  <w:abstractNum w:abstractNumId="15" w15:restartNumberingAfterBreak="0">
     <w:nsid w:val="44E71771"/>
     <w:multiLevelType w:val="hybridMultilevel"/>
     <w:tmpl w:val="3EC0C026"/>
@@ -26593,7 +27331,7 @@
       </w:pPr>
     </w:lvl>
   </w:abstractNum>
-  <w:abstractNum w:abstractNumId="15" w15:restartNumberingAfterBreak="0">
+  <w:abstractNum w:abstractNumId="16" w15:restartNumberingAfterBreak="0">
     <w:nsid w:val="4C1F7342"/>
     <w:multiLevelType w:val="hybridMultilevel"/>
     <w:tmpl w:val="19FC2F24"/>
@@ -26706,7 +27444,7 @@
       </w:rPr>
     </w:lvl>
   </w:abstractNum>
-  <w:abstractNum w:abstractNumId="16" w15:restartNumberingAfterBreak="0">
+  <w:abstractNum w:abstractNumId="17" w15:restartNumberingAfterBreak="0">
     <w:nsid w:val="4C8C635E"/>
     <w:multiLevelType w:val="hybridMultilevel"/>
     <w:tmpl w:val="44189AB4"/>
@@ -26797,7 +27535,7 @@
       </w:pPr>
     </w:lvl>
   </w:abstractNum>
-  <w:abstractNum w:abstractNumId="17" w15:restartNumberingAfterBreak="0">
+  <w:abstractNum w:abstractNumId="18" w15:restartNumberingAfterBreak="0">
     <w:nsid w:val="4EE56490"/>
     <w:multiLevelType w:val="multilevel"/>
     <w:tmpl w:val="A1B2CFB2"/>
@@ -26915,7 +27653,7 @@
       </w:rPr>
     </w:lvl>
   </w:abstractNum>
-  <w:abstractNum w:abstractNumId="18" w15:restartNumberingAfterBreak="0">
+  <w:abstractNum w:abstractNumId="19" w15:restartNumberingAfterBreak="0">
     <w:nsid w:val="5582141F"/>
     <w:multiLevelType w:val="multilevel"/>
     <w:tmpl w:val="A1B2CFB2"/>
@@ -27033,7 +27771,7 @@
       </w:rPr>
     </w:lvl>
   </w:abstractNum>
-  <w:abstractNum w:abstractNumId="19" w15:restartNumberingAfterBreak="0">
+  <w:abstractNum w:abstractNumId="20" w15:restartNumberingAfterBreak="0">
     <w:nsid w:val="582140D4"/>
     <w:multiLevelType w:val="multilevel"/>
     <w:tmpl w:val="A1B2CFB2"/>
@@ -27151,7 +27889,7 @@
       </w:rPr>
     </w:lvl>
   </w:abstractNum>
-  <w:abstractNum w:abstractNumId="20" w15:restartNumberingAfterBreak="0">
+  <w:abstractNum w:abstractNumId="21" w15:restartNumberingAfterBreak="0">
     <w:nsid w:val="610665D6"/>
     <w:multiLevelType w:val="multilevel"/>
     <w:tmpl w:val="A1B2CFB2"/>
@@ -27269,7 +28007,7 @@
       </w:rPr>
     </w:lvl>
   </w:abstractNum>
-  <w:abstractNum w:abstractNumId="21" w15:restartNumberingAfterBreak="0">
+  <w:abstractNum w:abstractNumId="22" w15:restartNumberingAfterBreak="0">
     <w:nsid w:val="61CE7190"/>
     <w:multiLevelType w:val="hybridMultilevel"/>
     <w:tmpl w:val="E0384F86"/>
@@ -27382,7 +28120,7 @@
       </w:rPr>
     </w:lvl>
   </w:abstractNum>
-  <w:abstractNum w:abstractNumId="22" w15:restartNumberingAfterBreak="0">
+  <w:abstractNum w:abstractNumId="23" w15:restartNumberingAfterBreak="0">
     <w:nsid w:val="68EF6928"/>
     <w:multiLevelType w:val="multilevel"/>
     <w:tmpl w:val="EFCCEE4A"/>
@@ -27523,7 +28261,7 @@
       </w:rPr>
     </w:lvl>
   </w:abstractNum>
-  <w:abstractNum w:abstractNumId="23" w15:restartNumberingAfterBreak="0">
+  <w:abstractNum w:abstractNumId="24" w15:restartNumberingAfterBreak="0">
     <w:nsid w:val="73A833CE"/>
     <w:multiLevelType w:val="multilevel"/>
     <w:tmpl w:val="50AE7692"/>
@@ -27636,7 +28374,7 @@
       </w:rPr>
     </w:lvl>
   </w:abstractNum>
-  <w:abstractNum w:abstractNumId="24" w15:restartNumberingAfterBreak="0">
+  <w:abstractNum w:abstractNumId="25" w15:restartNumberingAfterBreak="0">
     <w:nsid w:val="7A6A0929"/>
     <w:multiLevelType w:val="multilevel"/>
     <w:tmpl w:val="47CCD206"/>
@@ -27777,7 +28515,7 @@
       </w:rPr>
     </w:lvl>
   </w:abstractNum>
-  <w:abstractNum w:abstractNumId="25" w15:restartNumberingAfterBreak="0">
+  <w:abstractNum w:abstractNumId="26" w15:restartNumberingAfterBreak="0">
     <w:nsid w:val="7FC44F38"/>
     <w:multiLevelType w:val="hybridMultilevel"/>
     <w:tmpl w:val="B382FC4E"/>
@@ -27891,82 +28629,85 @@
     </w:lvl>
   </w:abstractNum>
   <w:num w:numId="1" w16cid:durableId="2118862190">
+    <w:abstractNumId w:val="5"/>
+  </w:num>
+  <w:num w:numId="2" w16cid:durableId="1611159561">
+    <w:abstractNumId w:val="7"/>
+  </w:num>
+  <w:num w:numId="3" w16cid:durableId="204947214">
+    <w:abstractNumId w:val="8"/>
+  </w:num>
+  <w:num w:numId="4" w16cid:durableId="111901995">
+    <w:abstractNumId w:val="10"/>
+  </w:num>
+  <w:num w:numId="5" w16cid:durableId="235628106">
+    <w:abstractNumId w:val="1"/>
+  </w:num>
+  <w:num w:numId="6" w16cid:durableId="1178883546">
+    <w:abstractNumId w:val="26"/>
+  </w:num>
+  <w:num w:numId="7" w16cid:durableId="1889800059">
+    <w:abstractNumId w:val="17"/>
+  </w:num>
+  <w:num w:numId="8" w16cid:durableId="1734230861">
+    <w:abstractNumId w:val="22"/>
+  </w:num>
+  <w:num w:numId="9" w16cid:durableId="1469937854">
+    <w:abstractNumId w:val="15"/>
+  </w:num>
+  <w:num w:numId="10" w16cid:durableId="390737084">
+    <w:abstractNumId w:val="11"/>
+  </w:num>
+  <w:num w:numId="11" w16cid:durableId="164248496">
+    <w:abstractNumId w:val="12"/>
+  </w:num>
+  <w:num w:numId="12" w16cid:durableId="1753811987">
+    <w:abstractNumId w:val="24"/>
+  </w:num>
+  <w:num w:numId="13" w16cid:durableId="536623876">
+    <w:abstractNumId w:val="23"/>
+  </w:num>
+  <w:num w:numId="14" w16cid:durableId="636182712">
+    <w:abstractNumId w:val="16"/>
+  </w:num>
+  <w:num w:numId="15" w16cid:durableId="1976131413">
+    <w:abstractNumId w:val="25"/>
+  </w:num>
+  <w:num w:numId="16" w16cid:durableId="348873447">
     <w:abstractNumId w:val="4"/>
   </w:num>
-  <w:num w:numId="2" w16cid:durableId="1611159561">
+  <w:num w:numId="17" w16cid:durableId="561060660">
+    <w:abstractNumId w:val="21"/>
+  </w:num>
+  <w:num w:numId="18" w16cid:durableId="25640515">
+    <w:abstractNumId w:val="18"/>
+  </w:num>
+  <w:num w:numId="19" w16cid:durableId="1117061415">
+    <w:abstractNumId w:val="9"/>
+  </w:num>
+  <w:num w:numId="20" w16cid:durableId="311056877">
     <w:abstractNumId w:val="6"/>
   </w:num>
-  <w:num w:numId="3" w16cid:durableId="204947214">
-    <w:abstractNumId w:val="7"/>
+  <w:num w:numId="21" w16cid:durableId="924873858">
+    <w:abstractNumId w:val="20"/>
   </w:num>
-  <w:num w:numId="4" w16cid:durableId="111901995">
-    <w:abstractNumId w:val="9"/>
+  <w:num w:numId="22" w16cid:durableId="628360897">
+    <w:abstractNumId w:val="3"/>
   </w:num>
-  <w:num w:numId="5" w16cid:durableId="235628106">
-    <w:abstractNumId w:val="0"/>
-  </w:num>
-  <w:num w:numId="6" w16cid:durableId="1178883546">
-    <w:abstractNumId w:val="25"/>
-  </w:num>
-  <w:num w:numId="7" w16cid:durableId="1889800059">
-    <w:abstractNumId w:val="16"/>
-  </w:num>
-  <w:num w:numId="8" w16cid:durableId="1734230861">
-    <w:abstractNumId w:val="21"/>
-  </w:num>
-  <w:num w:numId="9" w16cid:durableId="1469937854">
+  <w:num w:numId="23" w16cid:durableId="1008755645">
     <w:abstractNumId w:val="14"/>
   </w:num>
-  <w:num w:numId="10" w16cid:durableId="390737084">
-    <w:abstractNumId w:val="10"/>
+  <w:num w:numId="24" w16cid:durableId="1560825392">
+    <w:abstractNumId w:val="2"/>
   </w:num>
-  <w:num w:numId="11" w16cid:durableId="164248496">
-    <w:abstractNumId w:val="11"/>
-  </w:num>
-  <w:num w:numId="12" w16cid:durableId="1753811987">
-    <w:abstractNumId w:val="23"/>
-  </w:num>
-  <w:num w:numId="13" w16cid:durableId="536623876">
-    <w:abstractNumId w:val="22"/>
-  </w:num>
-  <w:num w:numId="14" w16cid:durableId="636182712">
-    <w:abstractNumId w:val="15"/>
-  </w:num>
-  <w:num w:numId="15" w16cid:durableId="1976131413">
-    <w:abstractNumId w:val="24"/>
-  </w:num>
-  <w:num w:numId="16" w16cid:durableId="348873447">
-    <w:abstractNumId w:val="3"/>
-  </w:num>
-  <w:num w:numId="17" w16cid:durableId="561060660">
-    <w:abstractNumId w:val="20"/>
-  </w:num>
-  <w:num w:numId="18" w16cid:durableId="25640515">
-    <w:abstractNumId w:val="17"/>
-  </w:num>
-  <w:num w:numId="19" w16cid:durableId="1117061415">
-    <w:abstractNumId w:val="8"/>
-  </w:num>
-  <w:num w:numId="20" w16cid:durableId="311056877">
-    <w:abstractNumId w:val="5"/>
-  </w:num>
-  <w:num w:numId="21" w16cid:durableId="924873858">
+  <w:num w:numId="25" w16cid:durableId="1951738107">
     <w:abstractNumId w:val="19"/>
   </w:num>
-  <w:num w:numId="22" w16cid:durableId="628360897">
-    <w:abstractNumId w:val="2"/>
-  </w:num>
-  <w:num w:numId="23" w16cid:durableId="1008755645">
+  <w:num w:numId="26" w16cid:durableId="1636372861">
     <w:abstractNumId w:val="13"/>
   </w:num>
-  <w:num w:numId="24" w16cid:durableId="1560825392">
-    <w:abstractNumId w:val="1"/>
-  </w:num>
-  <w:num w:numId="25" w16cid:durableId="1951738107">
-    <w:abstractNumId w:val="18"/>
-  </w:num>
-  <w:num w:numId="26" w16cid:durableId="1636372861">
-    <w:abstractNumId w:val="12"/>
+  <w:num w:numId="27" w16cid:durableId="1973754640">
+    <w:abstractNumId w:val="0"/>
   </w:num>
 </w:numbering>
 </file>
@@ -29146,6 +29887,19 @@
       <w:vertAlign w:val="superscript"/>
     </w:rPr>
   </w:style>
+  <w:style w:type="paragraph" w:styleId="ListBullet">
+    <w:name w:val="List Bullet"/>
+    <w:basedOn w:val="Normal"/>
+    <w:uiPriority w:val="99"/>
+    <w:unhideWhenUsed/>
+    <w:rsid w:val="00AB4158"/>
+    <w:pPr>
+      <w:numPr>
+        <w:numId w:val="27"/>
+      </w:numPr>
+      <w:contextualSpacing/>
+    </w:pPr>
+  </w:style>
 </w:styles>
 </file>
 
@@ -29445,226 +30199,12 @@
 </file>
 
 <file path=customXml/item1.xml><?xml version="1.0" encoding="utf-8"?>
-<b:Sources xmlns:b="http://schemas.openxmlformats.org/officeDocument/2006/bibliography" xmlns="http://schemas.openxmlformats.org/officeDocument/2006/bibliography" SelectedStyle="\APASixthEditionOfficeOnline.xsl" StyleName="APA" Version="6">
-  <b:Source>
-    <b:Tag>Bre94</b:Tag>
-    <b:SourceType>Misc</b:SourceType>
-    <b:Guid>{CE0F26A3-CCBE-4E7C-8316-F9DF384D77E8}</b:Guid>
-    <b:Title>Bagging Predictors</b:Title>
-    <b:Year>1994</b:Year>
-    <b:Publisher>University of California</b:Publisher>
-    <b:Month>Septiembre</b:Month>
-    <b:Author>
-      <b:Author>
-        <b:NameList>
-          <b:Person>
-            <b:Last>Breiman</b:Last>
-            <b:First>Leo </b:First>
-          </b:Person>
-        </b:NameList>
-      </b:Author>
-    </b:Author>
-    <b:URL>https://www.stat.berkeley.edu/~breiman/bagging.pdf</b:URL>
-    <b:RefOrder>5</b:RefOrder>
-  </b:Source>
-  <b:Source>
-    <b:Tag>Pra</b:Tag>
-    <b:SourceType>DocumentFromInternetSite</b:SourceType>
-    <b:Guid>{226015A7-4FBE-4ED5-AF7C-7B863DE0F95C}</b:Guid>
-    <b:Title>towardsdatascience</b:Title>
-    <b:Author>
-      <b:Author>
-        <b:NameList>
-          <b:Person>
-            <b:Last>Gumpta</b:Last>
-            <b:First>Prashant</b:First>
-          </b:Person>
-        </b:NameList>
-      </b:Author>
-    </b:Author>
-    <b:URL>https://towardsdatascience.com/cross-validation-in-machine-learning-72924a69872f</b:URL>
-    <b:RefOrder>9</b:RefOrder>
-  </b:Source>
-  <b:Source>
-    <b:Tag>Epi14</b:Tag>
-    <b:SourceType>Report</b:SourceType>
-    <b:Guid>{0E0B3AB7-4E5C-4923-9395-322425B5F759}</b:Guid>
-    <b:Title>Regresión logística</b:Title>
-    <b:Year>2014</b:Year>
-    <b:Author>
-      <b:Author>
-        <b:Corporate>Epidat 4</b:Corporate>
-      </b:Author>
-    </b:Author>
-    <b:URL>https://www.sergas.es/Saude-publica/Documents/1898/Ayuda_Epidat4_Regresion_logistica_Octubre2014.pdf</b:URL>
-    <b:RefOrder>2</b:RefOrder>
-  </b:Source>
-  <b:Source>
-    <b:Tag>Hos00</b:Tag>
-    <b:SourceType>Book</b:SourceType>
-    <b:Guid>{32EEFC27-A3E2-43FF-B3A8-E04DD337BBEC}</b:Guid>
-    <b:Title>Applied logistic regression. 2nd Edition</b:Title>
-    <b:Year>2000</b:Year>
-    <b:Publisher>John Wiley &amp; Sons, Inc</b:Publisher>
-    <b:City>New York </b:City>
-    <b:Author>
-      <b:Author>
-        <b:NameList>
-          <b:Person>
-            <b:Last>Hosmer</b:Last>
-            <b:First>D.W.</b:First>
-            <b:Middle>and Lemeshow, S</b:Middle>
-          </b:Person>
-        </b:NameList>
-      </b:Author>
-    </b:Author>
-    <b:RefOrder>1</b:RefOrder>
-  </b:Source>
-  <b:Source>
-    <b:Tag>Ava</b:Tag>
-    <b:SourceType>InternetSite</b:SourceType>
-    <b:Guid>{9F092E07-0C94-4BAB-9726-65215D4DADC6}</b:Guid>
-    <b:Author>
-      <b:Author>
-        <b:Corporate>Avaus</b:Corporate>
-      </b:Author>
-    </b:Author>
-    <b:URL>https://www.avaus.com/blog/predicting-customer-churn/</b:URL>
-    <b:RefOrder>10</b:RefOrder>
-  </b:Source>
-  <b:Source>
-    <b:Tag>Dun07</b:Tag>
-    <b:SourceType>Report</b:SourceType>
-    <b:Guid>{BA74171D-BD8C-4F0E-B5BD-A39B6A0C2228}</b:Guid>
-    <b:Title>A Practitioner's Guide to Generalized Linear Models.Third Edition</b:Title>
-    <b:Year>2007.</b:Year>
-    <b:Publisher>CAS</b:Publisher>
-    <b:Author>
-      <b:Author>
-        <b:NameList>
-          <b:Person>
-            <b:Last>Duncan Anderson</b:Last>
-            <b:First>FIA</b:First>
-            <b:Middle>Sholom Feldblum, FCAS Claudine Modlin, FCAS Doris Schirmacher, FCAS Ernesto Schirmacher, ASA Neeza Thandi, FCAS.</b:Middle>
-          </b:Person>
-        </b:NameList>
-      </b:Author>
-    </b:Author>
-    <b:RefOrder>11</b:RefOrder>
-  </b:Source>
-  <b:Source>
-    <b:Tag>Wik</b:Tag>
-    <b:SourceType>InternetSite</b:SourceType>
-    <b:Guid>{E3B66483-AE02-4F3C-93A1-551148ACB6BB}</b:Guid>
-    <b:Title>Wikipedia</b:Title>
-    <b:URL>https://commons.wikimedia.org/wiki/File:Overfitting.svg</b:URL>
-    <b:RefOrder>8</b:RefOrder>
-  </b:Source>
-  <b:Source>
-    <b:Tag>Kas18</b:Tag>
-    <b:SourceType>ElectronicSource</b:SourceType>
-    <b:Guid>{3A04B21C-F90D-4D56-B486-10CF3901B4A2}</b:Guid>
-    <b:Title>Penalized Logistic Regression Essentials in R: Ridge, Lasso and Elastic Net</b:Title>
-    <b:Year>2018</b:Year>
-    <b:Month>marzo</b:Month>
-    <b:Day>11</b:Day>
-    <b:URL>http://www.sthda.com/english/articles/36-classification-methods-essentials/149-penalized-logistic-regression-essentials-in-r-ridge-lasso-and-elastic-net/</b:URL>
-    <b:Author>
-      <b:Author>
-        <b:NameList>
-          <b:Person>
-            <b:Last>Kassambara</b:Last>
-          </b:Person>
-        </b:NameList>
-      </b:Author>
-    </b:Author>
-    <b:RefOrder>12</b:RefOrder>
-  </b:Source>
-  <b:Source>
-    <b:Tag>Rob</b:Tag>
-    <b:SourceType>Book</b:SourceType>
-    <b:Guid>{ADB0DA63-767E-4812-8EA8-288886FD991A}</b:Guid>
-    <b:Title>Boosting. Foundations and Algorithms</b:Title>
-    <b:City>Cambridge</b:City>
-    <b:Author>
-      <b:Author>
-        <b:NameList>
-          <b:Person>
-            <b:Last>Freund</b:Last>
-            <b:First>Robert</b:First>
-            <b:Middle>E. Schapire. Yoav</b:Middle>
-          </b:Person>
-        </b:NameList>
-      </b:Author>
-    </b:Author>
-    <b:Publisher>The MIT Press</b:Publisher>
-    <b:RefOrder>7</b:RefOrder>
-  </b:Source>
-  <b:Source>
-    <b:Tag>Dep</b:Tag>
-    <b:SourceType>Misc</b:SourceType>
-    <b:Guid>{447F143E-33A8-4A1F-AF70-D2136B3F0C25}</b:Guid>
-    <b:Author>
-      <b:Author>
-        <b:Corporate>Departamento de Matemáticas, Facultad de exactas, Universidad de Buenos Aires</b:Corporate>
-      </b:Author>
-    </b:Author>
-    <b:URL>http://www.dm.uba.ar/materias/modelos_lineales_generalizados_Mae/2005/1/glm5.pdf</b:URL>
-    <b:Title>Modelos Lineales Generalizados</b:Title>
-    <b:Year>2005</b:Year>
-    <b:RefOrder>3</b:RefOrder>
-  </b:Source>
-  <b:Source>
-    <b:Tag>Joa20</b:Tag>
-    <b:SourceType>DocumentFromInternetSite</b:SourceType>
-    <b:Guid>{96EEE33E-9EBD-4366-8F70-35F3695D41AA}</b:Guid>
-    <b:Author>
-      <b:Author>
-        <b:NameList>
-          <b:Person>
-            <b:Last>Rodrigo Amat</b:Last>
-            <b:First>Joaquín</b:First>
-          </b:Person>
-        </b:NameList>
-      </b:Author>
-    </b:Author>
-    <b:Year>2020</b:Year>
-    <b:Month>Abril</b:Month>
-    <b:URL>https://www.cienciadedatos.net/documentos/62_optimizacion_bayesiana_hiperparametros.html</b:URL>
-    <b:RefOrder>6</b:RefOrder>
-  </b:Source>
-  <b:Source>
-    <b:Tag>Jav21</b:Tag>
-    <b:SourceType>Book</b:SourceType>
-    <b:Guid>{D4BD5DF1-D47D-4BD7-9386-54004396EEFE}</b:Guid>
-    <b:Author>
-      <b:Author>
-        <b:NameList>
-          <b:Person>
-            <b:Last>Morales</b:Last>
-            <b:First>Javier</b:First>
-          </b:Person>
-        </b:NameList>
-      </b:Author>
-    </b:Author>
-    <b:Title>Modelos Estadísticos</b:Title>
-    <b:Year>2021</b:Year>
-    <b:Publisher>Universidad Miguel Hernández de Elche</b:Publisher>
-    <b:RefOrder>4</b:RefOrder>
-  </b:Source>
-</b:Sources>
+<p:properties xmlns:p="http://schemas.microsoft.com/office/2006/metadata/properties" xmlns:xsi="http://www.w3.org/2001/XMLSchema-instance" xmlns:pc="http://schemas.microsoft.com/office/infopath/2007/PartnerControls">
+  <documentManagement/>
+</p:properties>
 </file>
 
 <file path=customXml/item2.xml><?xml version="1.0" encoding="utf-8"?>
-<?mso-contentType ?>
-<FormTemplates xmlns="http://schemas.microsoft.com/sharepoint/v3/contenttype/forms">
-  <Display>DocumentLibraryForm</Display>
-  <Edit>DocumentLibraryForm</Edit>
-  <New>DocumentLibraryForm</New>
-</FormTemplates>
-</file>
-
-<file path=customXml/item3.xml><?xml version="1.0" encoding="utf-8"?>
 <ct:contentTypeSchema xmlns:ct="http://schemas.microsoft.com/office/2006/metadata/contentType" xmlns:ma="http://schemas.microsoft.com/office/2006/metadata/properties/metaAttributes" ct:_="" ma:_="" ma:contentTypeName="Document" ma:contentTypeID="0x010100A2306A7D4FC0A54D89FD687522C675B8" ma:contentTypeVersion="12" ma:contentTypeDescription="Create a new document." ma:contentTypeScope="" ma:versionID="9e799f54800fb4dd8879fdd4c9c24940">
   <xsd:schema xmlns:xsd="http://www.w3.org/2001/XMLSchema" xmlns:xs="http://www.w3.org/2001/XMLSchema" xmlns:p="http://schemas.microsoft.com/office/2006/metadata/properties" xmlns:ns3="4071d13c-3c62-4ad7-98d1-61fd6f431151" xmlns:ns4="20657b50-6615-4985-8441-013a3e6b4e33" targetNamespace="http://schemas.microsoft.com/office/2006/metadata/properties" ma:root="true" ma:fieldsID="1a060815c53d84784b10735a3ae40da9" ns3:_="" ns4:_="">
     <xsd:import namespace="4071d13c-3c62-4ad7-98d1-61fd6f431151"/>
@@ -29881,29 +30421,236 @@
 </ct:contentTypeSchema>
 </file>
 
+<file path=customXml/item3.xml><?xml version="1.0" encoding="utf-8"?>
+<?mso-contentType ?>
+<FormTemplates xmlns="http://schemas.microsoft.com/sharepoint/v3/contenttype/forms">
+  <Display>DocumentLibraryForm</Display>
+  <Edit>DocumentLibraryForm</Edit>
+  <New>DocumentLibraryForm</New>
+</FormTemplates>
+</file>
+
 <file path=customXml/item4.xml><?xml version="1.0" encoding="utf-8"?>
-<p:properties xmlns:p="http://schemas.microsoft.com/office/2006/metadata/properties" xmlns:xsi="http://www.w3.org/2001/XMLSchema-instance" xmlns:pc="http://schemas.microsoft.com/office/infopath/2007/PartnerControls">
-  <documentManagement/>
-</p:properties>
+<b:Sources xmlns:b="http://schemas.openxmlformats.org/officeDocument/2006/bibliography" xmlns="http://schemas.openxmlformats.org/officeDocument/2006/bibliography" SelectedStyle="\APASixthEditionOfficeOnline.xsl" StyleName="APA" Version="6">
+  <b:Source>
+    <b:Tag>Bre94</b:Tag>
+    <b:SourceType>Misc</b:SourceType>
+    <b:Guid>{CE0F26A3-CCBE-4E7C-8316-F9DF384D77E8}</b:Guid>
+    <b:Title>Bagging Predictors</b:Title>
+    <b:Year>1994</b:Year>
+    <b:Publisher>University of California</b:Publisher>
+    <b:Month>Septiembre</b:Month>
+    <b:Author>
+      <b:Author>
+        <b:NameList>
+          <b:Person>
+            <b:Last>Breiman</b:Last>
+            <b:First>Leo </b:First>
+          </b:Person>
+        </b:NameList>
+      </b:Author>
+    </b:Author>
+    <b:URL>https://www.stat.berkeley.edu/~breiman/bagging.pdf</b:URL>
+    <b:RefOrder>5</b:RefOrder>
+  </b:Source>
+  <b:Source>
+    <b:Tag>Pra</b:Tag>
+    <b:SourceType>DocumentFromInternetSite</b:SourceType>
+    <b:Guid>{226015A7-4FBE-4ED5-AF7C-7B863DE0F95C}</b:Guid>
+    <b:Title>towardsdatascience</b:Title>
+    <b:Author>
+      <b:Author>
+        <b:NameList>
+          <b:Person>
+            <b:Last>Gumpta</b:Last>
+            <b:First>Prashant</b:First>
+          </b:Person>
+        </b:NameList>
+      </b:Author>
+    </b:Author>
+    <b:URL>https://towardsdatascience.com/cross-validation-in-machine-learning-72924a69872f</b:URL>
+    <b:RefOrder>9</b:RefOrder>
+  </b:Source>
+  <b:Source>
+    <b:Tag>Epi14</b:Tag>
+    <b:SourceType>Report</b:SourceType>
+    <b:Guid>{0E0B3AB7-4E5C-4923-9395-322425B5F759}</b:Guid>
+    <b:Title>Regresión logística</b:Title>
+    <b:Year>2014</b:Year>
+    <b:Author>
+      <b:Author>
+        <b:Corporate>Epidat 4</b:Corporate>
+      </b:Author>
+    </b:Author>
+    <b:URL>https://www.sergas.es/Saude-publica/Documents/1898/Ayuda_Epidat4_Regresion_logistica_Octubre2014.pdf</b:URL>
+    <b:RefOrder>2</b:RefOrder>
+  </b:Source>
+  <b:Source>
+    <b:Tag>Hos00</b:Tag>
+    <b:SourceType>Book</b:SourceType>
+    <b:Guid>{32EEFC27-A3E2-43FF-B3A8-E04DD337BBEC}</b:Guid>
+    <b:Title>Applied logistic regression. 2nd Edition</b:Title>
+    <b:Year>2000</b:Year>
+    <b:Publisher>John Wiley &amp; Sons, Inc</b:Publisher>
+    <b:City>New York </b:City>
+    <b:Author>
+      <b:Author>
+        <b:NameList>
+          <b:Person>
+            <b:Last>Hosmer</b:Last>
+            <b:First>D.W.</b:First>
+            <b:Middle>and Lemeshow, S</b:Middle>
+          </b:Person>
+        </b:NameList>
+      </b:Author>
+    </b:Author>
+    <b:RefOrder>1</b:RefOrder>
+  </b:Source>
+  <b:Source>
+    <b:Tag>Ava</b:Tag>
+    <b:SourceType>InternetSite</b:SourceType>
+    <b:Guid>{9F092E07-0C94-4BAB-9726-65215D4DADC6}</b:Guid>
+    <b:Author>
+      <b:Author>
+        <b:Corporate>Avaus</b:Corporate>
+      </b:Author>
+    </b:Author>
+    <b:URL>https://www.avaus.com/blog/predicting-customer-churn/</b:URL>
+    <b:RefOrder>10</b:RefOrder>
+  </b:Source>
+  <b:Source>
+    <b:Tag>Dun07</b:Tag>
+    <b:SourceType>Report</b:SourceType>
+    <b:Guid>{BA74171D-BD8C-4F0E-B5BD-A39B6A0C2228}</b:Guid>
+    <b:Title>A Practitioner's Guide to Generalized Linear Models.Third Edition</b:Title>
+    <b:Year>2007.</b:Year>
+    <b:Publisher>CAS</b:Publisher>
+    <b:Author>
+      <b:Author>
+        <b:NameList>
+          <b:Person>
+            <b:Last>Duncan Anderson</b:Last>
+            <b:First>FIA</b:First>
+            <b:Middle>Sholom Feldblum, FCAS Claudine Modlin, FCAS Doris Schirmacher, FCAS Ernesto Schirmacher, ASA Neeza Thandi, FCAS.</b:Middle>
+          </b:Person>
+        </b:NameList>
+      </b:Author>
+    </b:Author>
+    <b:RefOrder>11</b:RefOrder>
+  </b:Source>
+  <b:Source>
+    <b:Tag>Wik</b:Tag>
+    <b:SourceType>InternetSite</b:SourceType>
+    <b:Guid>{E3B66483-AE02-4F3C-93A1-551148ACB6BB}</b:Guid>
+    <b:Title>Wikipedia</b:Title>
+    <b:URL>https://commons.wikimedia.org/wiki/File:Overfitting.svg</b:URL>
+    <b:RefOrder>8</b:RefOrder>
+  </b:Source>
+  <b:Source>
+    <b:Tag>Kas18</b:Tag>
+    <b:SourceType>ElectronicSource</b:SourceType>
+    <b:Guid>{3A04B21C-F90D-4D56-B486-10CF3901B4A2}</b:Guid>
+    <b:Title>Penalized Logistic Regression Essentials in R: Ridge, Lasso and Elastic Net</b:Title>
+    <b:Year>2018</b:Year>
+    <b:Month>marzo</b:Month>
+    <b:Day>11</b:Day>
+    <b:URL>http://www.sthda.com/english/articles/36-classification-methods-essentials/149-penalized-logistic-regression-essentials-in-r-ridge-lasso-and-elastic-net/</b:URL>
+    <b:Author>
+      <b:Author>
+        <b:NameList>
+          <b:Person>
+            <b:Last>Kassambara</b:Last>
+          </b:Person>
+        </b:NameList>
+      </b:Author>
+    </b:Author>
+    <b:RefOrder>12</b:RefOrder>
+  </b:Source>
+  <b:Source>
+    <b:Tag>Rob</b:Tag>
+    <b:SourceType>Book</b:SourceType>
+    <b:Guid>{ADB0DA63-767E-4812-8EA8-288886FD991A}</b:Guid>
+    <b:Title>Boosting. Foundations and Algorithms</b:Title>
+    <b:City>Cambridge</b:City>
+    <b:Author>
+      <b:Author>
+        <b:NameList>
+          <b:Person>
+            <b:Last>Freund</b:Last>
+            <b:First>Robert</b:First>
+            <b:Middle>E. Schapire. Yoav</b:Middle>
+          </b:Person>
+        </b:NameList>
+      </b:Author>
+    </b:Author>
+    <b:Publisher>The MIT Press</b:Publisher>
+    <b:RefOrder>7</b:RefOrder>
+  </b:Source>
+  <b:Source>
+    <b:Tag>Dep</b:Tag>
+    <b:SourceType>Misc</b:SourceType>
+    <b:Guid>{447F143E-33A8-4A1F-AF70-D2136B3F0C25}</b:Guid>
+    <b:Author>
+      <b:Author>
+        <b:Corporate>Departamento de Matemáticas, Facultad de exactas, Universidad de Buenos Aires</b:Corporate>
+      </b:Author>
+    </b:Author>
+    <b:URL>http://www.dm.uba.ar/materias/modelos_lineales_generalizados_Mae/2005/1/glm5.pdf</b:URL>
+    <b:Title>Modelos Lineales Generalizados</b:Title>
+    <b:Year>2005</b:Year>
+    <b:RefOrder>3</b:RefOrder>
+  </b:Source>
+  <b:Source>
+    <b:Tag>Joa20</b:Tag>
+    <b:SourceType>DocumentFromInternetSite</b:SourceType>
+    <b:Guid>{96EEE33E-9EBD-4366-8F70-35F3695D41AA}</b:Guid>
+    <b:Author>
+      <b:Author>
+        <b:NameList>
+          <b:Person>
+            <b:Last>Rodrigo Amat</b:Last>
+            <b:First>Joaquín</b:First>
+          </b:Person>
+        </b:NameList>
+      </b:Author>
+    </b:Author>
+    <b:Year>2020</b:Year>
+    <b:Month>Abril</b:Month>
+    <b:URL>https://www.cienciadedatos.net/documentos/62_optimizacion_bayesiana_hiperparametros.html</b:URL>
+    <b:RefOrder>6</b:RefOrder>
+  </b:Source>
+  <b:Source>
+    <b:Tag>Jav21</b:Tag>
+    <b:SourceType>Book</b:SourceType>
+    <b:Guid>{D4BD5DF1-D47D-4BD7-9386-54004396EEFE}</b:Guid>
+    <b:Author>
+      <b:Author>
+        <b:NameList>
+          <b:Person>
+            <b:Last>Morales</b:Last>
+            <b:First>Javier</b:First>
+          </b:Person>
+        </b:NameList>
+      </b:Author>
+    </b:Author>
+    <b:Title>Modelos Estadísticos</b:Title>
+    <b:Year>2021</b:Year>
+    <b:Publisher>Universidad Miguel Hernández de Elche</b:Publisher>
+    <b:RefOrder>4</b:RefOrder>
+  </b:Source>
+</b:Sources>
 </file>
 
 <file path=customXml/itemProps1.xml><?xml version="1.0" encoding="utf-8"?>
-<ds:datastoreItem xmlns:ds="http://schemas.openxmlformats.org/officeDocument/2006/customXml" ds:itemID="{E8B755DF-2A69-436B-93E7-63038DEEF5E9}">
+<ds:datastoreItem xmlns:ds="http://schemas.openxmlformats.org/officeDocument/2006/customXml" ds:itemID="{D0A4F509-FFBA-43E3-8DFA-035109D26F37}">
   <ds:schemaRefs>
-    <ds:schemaRef ds:uri="http://schemas.openxmlformats.org/officeDocument/2006/bibliography"/>
+    <ds:schemaRef ds:uri="http://schemas.microsoft.com/office/2006/metadata/properties"/>
+    <ds:schemaRef ds:uri="http://schemas.microsoft.com/office/infopath/2007/PartnerControls"/>
   </ds:schemaRefs>
 </ds:datastoreItem>
 </file>
 
 <file path=customXml/itemProps2.xml><?xml version="1.0" encoding="utf-8"?>
-<ds:datastoreItem xmlns:ds="http://schemas.openxmlformats.org/officeDocument/2006/customXml" ds:itemID="{8B74864E-CF63-4F24-9CD8-35513C3E63B6}">
-  <ds:schemaRefs>
-    <ds:schemaRef ds:uri="http://schemas.microsoft.com/sharepoint/v3/contenttype/forms"/>
-  </ds:schemaRefs>
-</ds:datastoreItem>
-</file>
-
-<file path=customXml/itemProps3.xml><?xml version="1.0" encoding="utf-8"?>
 <ds:datastoreItem xmlns:ds="http://schemas.openxmlformats.org/officeDocument/2006/customXml" ds:itemID="{EF79E8D3-FC6E-4BFF-9553-6EB21C65B4FE}">
   <ds:schemaRefs>
     <ds:schemaRef ds:uri="http://schemas.microsoft.com/office/2006/metadata/contentType"/>
@@ -29922,11 +30669,18 @@
 </ds:datastoreItem>
 </file>
 
+<file path=customXml/itemProps3.xml><?xml version="1.0" encoding="utf-8"?>
+<ds:datastoreItem xmlns:ds="http://schemas.openxmlformats.org/officeDocument/2006/customXml" ds:itemID="{8B74864E-CF63-4F24-9CD8-35513C3E63B6}">
+  <ds:schemaRefs>
+    <ds:schemaRef ds:uri="http://schemas.microsoft.com/sharepoint/v3/contenttype/forms"/>
+  </ds:schemaRefs>
+</ds:datastoreItem>
+</file>
+
 <file path=customXml/itemProps4.xml><?xml version="1.0" encoding="utf-8"?>
-<ds:datastoreItem xmlns:ds="http://schemas.openxmlformats.org/officeDocument/2006/customXml" ds:itemID="{D0A4F509-FFBA-43E3-8DFA-035109D26F37}">
+<ds:datastoreItem xmlns:ds="http://schemas.openxmlformats.org/officeDocument/2006/customXml" ds:itemID="{E8B755DF-2A69-436B-93E7-63038DEEF5E9}">
   <ds:schemaRefs>
-    <ds:schemaRef ds:uri="http://schemas.microsoft.com/office/2006/metadata/properties"/>
-    <ds:schemaRef ds:uri="http://schemas.microsoft.com/office/infopath/2007/PartnerControls"/>
+    <ds:schemaRef ds:uri="http://schemas.openxmlformats.org/officeDocument/2006/bibliography"/>
   </ds:schemaRefs>
 </ds:datastoreItem>
 </file>
--- a/Docs/Tesina_de_grado_Franco_Olivero_v1.2.docx
+++ b/Docs/Tesina_de_grado_Franco_Olivero_v1.2.docx
@@ -34,7 +34,7 @@
           <w:lang w:val="en-US"/>
         </w:rPr>
         <w:drawing>
-          <wp:inline distT="0" distB="0" distL="0" distR="0" wp14:anchorId="018FE07F" wp14:editId="440441F0">
+          <wp:inline distT="0" distB="0" distL="0" distR="0" wp14:anchorId="018FE07F" wp14:editId="7010524B">
             <wp:extent cx="1673352" cy="1481328"/>
             <wp:effectExtent l="0" t="0" r="3175" b="5080"/>
             <wp:docPr id="1" name="image2.jpg" descr="http://www.econ.uba.ar/www/institutos/epistemologia/fsdf.jpg"/>
@@ -3471,19 +3471,8 @@
           <w:color w:val="000000"/>
           <w:lang w:val="es-AR" w:eastAsia="es-AR"/>
         </w:rPr>
-        <w:t xml:space="preserve">machine </w:t>
-      </w:r>
-      <w:proofErr w:type="spellStart"/>
-      <w:r>
-        <w:rPr>
-          <w:i/>
-          <w:iCs/>
-          <w:color w:val="000000"/>
-          <w:lang w:val="es-AR" w:eastAsia="es-AR"/>
-        </w:rPr>
-        <w:t>learning</w:t>
-      </w:r>
-      <w:proofErr w:type="spellEnd"/>
+        <w:t>machine learning</w:t>
+      </w:r>
       <w:r>
         <w:rPr>
           <w:color w:val="000000"/>
@@ -3564,13 +3553,43 @@
         <w:rPr>
           <w:rFonts w:eastAsiaTheme="majorEastAsia"/>
         </w:rPr>
-        <w:t>. Luego, se describe el funcionamiento de los modelos existentes para proyectar la mortalidad y, finalmente, se introducen los conceptos principales del aprendizaje automático</w:t>
+        <w:t xml:space="preserve">. Luego, se describe el funcionamiento </w:t>
       </w:r>
       <w:r>
         <w:rPr>
           <w:rFonts w:eastAsiaTheme="majorEastAsia"/>
         </w:rPr>
-        <w:t xml:space="preserve"> que se aplicarán.</w:t>
+        <w:t>del modelo “clásico” de Lee-Carter</w:t>
+      </w:r>
+      <w:r>
+        <w:rPr>
+          <w:rFonts w:eastAsiaTheme="majorEastAsia"/>
+        </w:rPr>
+        <w:t xml:space="preserve"> para proyectar </w:t>
+      </w:r>
+      <w:r>
+        <w:rPr>
+          <w:rFonts w:eastAsiaTheme="majorEastAsia"/>
+        </w:rPr>
+        <w:t xml:space="preserve">tasas de </w:t>
+      </w:r>
+      <w:r>
+        <w:rPr>
+          <w:rFonts w:eastAsiaTheme="majorEastAsia"/>
+        </w:rPr>
+        <w:t>mortalidad y, finalmente, se introducen los conceptos principales del aprendizaje automático</w:t>
+      </w:r>
+      <w:r>
+        <w:rPr>
+          <w:rFonts w:eastAsiaTheme="majorEastAsia"/>
+        </w:rPr>
+        <w:t xml:space="preserve"> que se aplicarán</w:t>
+      </w:r>
+      <w:r>
+        <w:rPr>
+          <w:rFonts w:eastAsiaTheme="majorEastAsia"/>
+        </w:rPr>
+        <w:t xml:space="preserve"> al modelo.</w:t>
       </w:r>
     </w:p>
     <w:p>
@@ -7086,7 +7105,21 @@
         <w:rPr>
           <w:lang w:val="en-US"/>
         </w:rPr>
-        <w:t xml:space="preserve"> en </w:t>
+        <w:t xml:space="preserve"> </w:t>
+      </w:r>
+      <w:proofErr w:type="spellStart"/>
+      <w:r>
+        <w:rPr>
+          <w:lang w:val="en-US"/>
+        </w:rPr>
+        <w:t>en</w:t>
+      </w:r>
+      <w:proofErr w:type="spellEnd"/>
+      <w:r>
+        <w:rPr>
+          <w:lang w:val="en-US"/>
+        </w:rPr>
+        <w:t xml:space="preserve"> </w:t>
       </w:r>
       <w:proofErr w:type="spellStart"/>
       <w:r>
@@ -10179,7 +10212,6 @@
             <w:rFonts w:ascii="Cambria Math" w:hAnsi="Cambria Math"/>
             <w:sz w:val="20"/>
             <w:szCs w:val="20"/>
-            <w:lang w:val="en-US"/>
           </w:rPr>
           <m:t>+</m:t>
         </m:r>
@@ -10223,7 +10255,6 @@
                 <w:rFonts w:ascii="Cambria Math" w:hAnsi="Cambria Math"/>
                 <w:sz w:val="20"/>
                 <w:szCs w:val="20"/>
-                <w:lang w:val="en-US"/>
               </w:rPr>
               <m:t>,</m:t>
             </m:r>
@@ -11148,23 +11179,7 @@
                 <w:sz w:val="20"/>
                 <w:szCs w:val="20"/>
               </w:rPr>
-              <m:t>1</m:t>
-            </m:r>
-            <m:r>
-              <w:rPr>
-                <w:rFonts w:ascii="Cambria Math" w:hAnsi="Cambria Math"/>
-                <w:sz w:val="20"/>
-                <w:szCs w:val="20"/>
-              </w:rPr>
-              <m:t>,</m:t>
-            </m:r>
-            <m:r>
-              <w:rPr>
-                <w:rFonts w:ascii="Cambria Math" w:hAnsi="Cambria Math"/>
-                <w:sz w:val="20"/>
-                <w:szCs w:val="20"/>
-              </w:rPr>
-              <m:t>1</m:t>
+              <m:t>1,1</m:t>
             </m:r>
           </m:sub>
         </m:sSub>
@@ -11374,7 +11389,19 @@
         <w:t xml:space="preserve">. </w:t>
       </w:r>
       <w:r>
-        <w:t xml:space="preserve">Mediante la aproximación de rango (1) de </w:t>
+        <w:t xml:space="preserve">Mediante </w:t>
+      </w:r>
+      <w:r>
+        <w:t>una</w:t>
+      </w:r>
+      <w:r>
+        <w:t xml:space="preserve"> aproximación </w:t>
+      </w:r>
+      <w:r>
+        <w:t xml:space="preserve">matricial </w:t>
+      </w:r>
+      <w:r>
+        <w:t xml:space="preserve">de rango (1) de </w:t>
       </w:r>
       <m:oMath>
         <m:sSub>
@@ -11419,6 +11446,9 @@
       </w:r>
       <w:r>
         <w:t xml:space="preserve"> </w:t>
+      </w:r>
+      <w:r>
+        <w:t xml:space="preserve">y la aplicación del teorema de Eckart-Young </w:t>
       </w:r>
       <w:r>
         <w:t xml:space="preserve">se </w:t>
@@ -11516,6 +11546,46 @@
                   <w:sz w:val="20"/>
                   <w:szCs w:val="20"/>
                 </w:rPr>
+                <m:t>U</m:t>
+              </m:r>
+            </m:e>
+            <m:sub>
+              <m:r>
+                <w:rPr>
+                  <w:rFonts w:ascii="Cambria Math" w:hAnsi="Cambria Math"/>
+                  <w:sz w:val="20"/>
+                  <w:szCs w:val="20"/>
+                </w:rPr>
+                <m:t>:,1</m:t>
+              </m:r>
+            </m:sub>
+          </m:sSub>
+          <m:r>
+            <w:rPr>
+              <w:rFonts w:ascii="Cambria Math" w:hAnsi="Cambria Math"/>
+              <w:sz w:val="20"/>
+              <w:szCs w:val="20"/>
+            </w:rPr>
+            <m:t>​=(</m:t>
+          </m:r>
+          <m:sSub>
+            <m:sSubPr>
+              <m:ctrlPr>
+                <w:rPr>
+                  <w:rFonts w:ascii="Cambria Math" w:hAnsi="Cambria Math"/>
+                  <w:i/>
+                  <w:sz w:val="20"/>
+                  <w:szCs w:val="20"/>
+                </w:rPr>
+              </m:ctrlPr>
+            </m:sSubPr>
+            <m:e>
+              <m:r>
+                <w:rPr>
+                  <w:rFonts w:ascii="Cambria Math" w:hAnsi="Cambria Math"/>
+                  <w:sz w:val="20"/>
+                  <w:szCs w:val="20"/>
+                </w:rPr>
                 <m:t>u</m:t>
               </m:r>
             </m:e>
@@ -11526,14 +11596,228 @@
                   <w:sz w:val="20"/>
                   <w:szCs w:val="20"/>
                 </w:rPr>
-                <m:t>1</m:t>
+                <m:t>1,1</m:t>
               </m:r>
             </m:sub>
           </m:sSub>
+          <m:r>
+            <w:rPr>
+              <w:rFonts w:ascii="Cambria Math" w:hAnsi="Cambria Math"/>
+              <w:sz w:val="20"/>
+              <w:szCs w:val="20"/>
+            </w:rPr>
+            <m:t>,</m:t>
+          </m:r>
+          <m:sSub>
+            <m:sSubPr>
+              <m:ctrlPr>
+                <w:rPr>
+                  <w:rFonts w:ascii="Cambria Math" w:hAnsi="Cambria Math"/>
+                  <w:i/>
+                  <w:sz w:val="20"/>
+                  <w:szCs w:val="20"/>
+                </w:rPr>
+              </m:ctrlPr>
+            </m:sSubPr>
+            <m:e>
+              <m:r>
+                <w:rPr>
+                  <w:rFonts w:ascii="Cambria Math" w:hAnsi="Cambria Math"/>
+                  <w:sz w:val="20"/>
+                  <w:szCs w:val="20"/>
+                </w:rPr>
+                <m:t>u</m:t>
+              </m:r>
+            </m:e>
+            <m:sub>
+              <m:r>
+                <w:rPr>
+                  <w:rFonts w:ascii="Cambria Math" w:hAnsi="Cambria Math"/>
+                  <w:sz w:val="20"/>
+                  <w:szCs w:val="20"/>
+                </w:rPr>
+                <m:t>2</m:t>
+              </m:r>
+              <m:r>
+                <w:rPr>
+                  <w:rFonts w:ascii="Cambria Math" w:hAnsi="Cambria Math"/>
+                  <w:sz w:val="20"/>
+                  <w:szCs w:val="20"/>
+                </w:rPr>
+                <m:t>,1</m:t>
+              </m:r>
+            </m:sub>
+          </m:sSub>
+          <m:r>
+            <w:rPr>
+              <w:rFonts w:ascii="Cambria Math" w:hAnsi="Cambria Math"/>
+              <w:sz w:val="20"/>
+              <w:szCs w:val="20"/>
+            </w:rPr>
+            <m:t xml:space="preserve">,…, </m:t>
+          </m:r>
+          <m:sSub>
+            <m:sSubPr>
+              <m:ctrlPr>
+                <w:rPr>
+                  <w:rFonts w:ascii="Cambria Math" w:hAnsi="Cambria Math"/>
+                  <w:i/>
+                  <w:sz w:val="20"/>
+                  <w:szCs w:val="20"/>
+                </w:rPr>
+              </m:ctrlPr>
+            </m:sSubPr>
+            <m:e>
+              <m:r>
+                <w:rPr>
+                  <w:rFonts w:ascii="Cambria Math" w:hAnsi="Cambria Math"/>
+                  <w:sz w:val="20"/>
+                  <w:szCs w:val="20"/>
+                </w:rPr>
+                <m:t>u</m:t>
+              </m:r>
+            </m:e>
+            <m:sub>
+              <m:sSub>
+                <m:sSubPr>
+                  <m:ctrlPr>
+                    <w:rPr>
+                      <w:rFonts w:ascii="Cambria Math" w:hAnsi="Cambria Math"/>
+                      <w:i/>
+                      <w:sz w:val="20"/>
+                      <w:szCs w:val="20"/>
+                    </w:rPr>
+                  </m:ctrlPr>
+                </m:sSubPr>
+                <m:e>
+                  <m:r>
+                    <w:rPr>
+                      <w:rFonts w:ascii="Cambria Math" w:hAnsi="Cambria Math"/>
+                      <w:sz w:val="20"/>
+                      <w:szCs w:val="20"/>
+                    </w:rPr>
+                    <m:t>n</m:t>
+                  </m:r>
+                </m:e>
+                <m:sub>
+                  <m:r>
+                    <w:rPr>
+                      <w:rFonts w:ascii="Cambria Math" w:hAnsi="Cambria Math"/>
+                      <w:sz w:val="20"/>
+                      <w:szCs w:val="20"/>
+                    </w:rPr>
+                    <m:t>x</m:t>
+                  </m:r>
+                </m:sub>
+              </m:sSub>
+              <m:r>
+                <w:rPr>
+                  <w:rFonts w:ascii="Cambria Math" w:hAnsi="Cambria Math"/>
+                  <w:sz w:val="20"/>
+                  <w:szCs w:val="20"/>
+                </w:rPr>
+                <m:t>,1</m:t>
+              </m:r>
+            </m:sub>
+          </m:sSub>
+          <m:r>
+            <w:rPr>
+              <w:rFonts w:ascii="Cambria Math" w:hAnsi="Cambria Math"/>
+              <w:sz w:val="20"/>
+              <w:szCs w:val="20"/>
+            </w:rPr>
+            <m:t>​​)</m:t>
+          </m:r>
+          <m:r>
+            <w:rPr>
+              <w:rFonts w:ascii="Cambria Math" w:hAnsi="Cambria Math"/>
+              <w:sz w:val="20"/>
+              <w:szCs w:val="20"/>
+            </w:rPr>
+            <m:t>∈</m:t>
+          </m:r>
+          <m:sSup>
+            <m:sSupPr>
+              <m:ctrlPr>
+                <w:rPr>
+                  <w:rFonts w:ascii="Cambria Math" w:hAnsi="Cambria Math"/>
+                  <w:i/>
+                  <w:sz w:val="20"/>
+                  <w:szCs w:val="20"/>
+                </w:rPr>
+              </m:ctrlPr>
+            </m:sSupPr>
+            <m:e>
+              <m:r>
+                <w:rPr>
+                  <w:rFonts w:ascii="Cambria Math" w:hAnsi="Cambria Math"/>
+                  <w:sz w:val="20"/>
+                  <w:szCs w:val="20"/>
+                </w:rPr>
+                <m:t>R</m:t>
+              </m:r>
+            </m:e>
+            <m:sup>
+              <m:r>
+                <w:rPr>
+                  <w:rFonts w:ascii="Cambria Math" w:hAnsi="Cambria Math"/>
+                  <w:sz w:val="20"/>
+                  <w:szCs w:val="20"/>
+                </w:rPr>
+                <m:t>1</m:t>
+              </m:r>
+              <m:r>
+                <w:rPr>
+                  <w:rFonts w:ascii="Cambria Math" w:hAnsi="Cambria Math"/>
+                  <w:sz w:val="20"/>
+                  <w:szCs w:val="20"/>
+                </w:rPr>
+                <m:t>×</m:t>
+              </m:r>
+              <m:sSub>
+                <m:sSubPr>
+                  <m:ctrlPr>
+                    <w:rPr>
+                      <w:rFonts w:ascii="Cambria Math" w:hAnsi="Cambria Math"/>
+                      <w:i/>
+                      <w:sz w:val="20"/>
+                      <w:szCs w:val="20"/>
+                    </w:rPr>
+                  </m:ctrlPr>
+                </m:sSubPr>
+                <m:e>
+                  <m:r>
+                    <w:rPr>
+                      <w:rFonts w:ascii="Cambria Math" w:hAnsi="Cambria Math"/>
+                      <w:sz w:val="20"/>
+                      <w:szCs w:val="20"/>
+                    </w:rPr>
+                    <m:t>n</m:t>
+                  </m:r>
+                </m:e>
+                <m:sub>
+                  <m:r>
+                    <w:rPr>
+                      <w:rFonts w:ascii="Cambria Math" w:hAnsi="Cambria Math"/>
+                      <w:sz w:val="20"/>
+                      <w:szCs w:val="20"/>
+                    </w:rPr>
+                    <m:t>x</m:t>
+                  </m:r>
+                </m:sub>
+              </m:sSub>
+            </m:sup>
+          </m:sSup>
         </m:oMath>
       </m:oMathPara>
     </w:p>
     <w:p>
+      <w:pPr>
+        <w:rPr>
+          <w:sz w:val="20"/>
+          <w:szCs w:val="20"/>
+        </w:rPr>
+      </w:pPr>
       <m:oMathPara>
         <m:oMath>
           <m:acc>
@@ -11592,6 +11876,344 @@
             </w:rPr>
             <m:t xml:space="preserve">= </m:t>
           </m:r>
+          <m:r>
+            <w:rPr>
+              <w:rFonts w:ascii="Cambria Math" w:hAnsi="Cambria Math"/>
+              <w:sz w:val="20"/>
+              <w:szCs w:val="20"/>
+            </w:rPr>
+            <m:t xml:space="preserve"> </m:t>
+          </m:r>
+          <m:sSubSup>
+            <m:sSubSupPr>
+              <m:ctrlPr>
+                <w:rPr>
+                  <w:rFonts w:ascii="Cambria Math" w:hAnsi="Cambria Math"/>
+                  <w:i/>
+                  <w:sz w:val="20"/>
+                  <w:szCs w:val="20"/>
+                </w:rPr>
+              </m:ctrlPr>
+            </m:sSubSupPr>
+            <m:e>
+              <m:r>
+                <w:rPr>
+                  <w:rFonts w:ascii="Cambria Math" w:hAnsi="Cambria Math"/>
+                  <w:sz w:val="20"/>
+                  <w:szCs w:val="20"/>
+                </w:rPr>
+                <m:t>V</m:t>
+              </m:r>
+            </m:e>
+            <m:sub>
+              <m:r>
+                <w:rPr>
+                  <w:rFonts w:ascii="Cambria Math" w:hAnsi="Cambria Math"/>
+                  <w:sz w:val="20"/>
+                  <w:szCs w:val="20"/>
+                </w:rPr>
+                <m:t>1</m:t>
+              </m:r>
+              <m:r>
+                <w:rPr>
+                  <w:rFonts w:ascii="Cambria Math" w:hAnsi="Cambria Math"/>
+                  <w:sz w:val="20"/>
+                  <w:szCs w:val="20"/>
+                </w:rPr>
+                <m:t>,</m:t>
+              </m:r>
+              <m:r>
+                <w:rPr>
+                  <w:rFonts w:ascii="Cambria Math" w:hAnsi="Cambria Math"/>
+                  <w:sz w:val="20"/>
+                  <w:szCs w:val="20"/>
+                </w:rPr>
+                <m:t>:</m:t>
+              </m:r>
+            </m:sub>
+            <m:sup>
+              <m:r>
+                <w:rPr>
+                  <w:rFonts w:ascii="Cambria Math" w:hAnsi="Cambria Math"/>
+                  <w:sz w:val="20"/>
+                  <w:szCs w:val="20"/>
+                </w:rPr>
+                <m:t>T</m:t>
+              </m:r>
+            </m:sup>
+          </m:sSubSup>
+          <m:r>
+            <w:rPr>
+              <w:rFonts w:ascii="Cambria Math" w:hAnsi="Cambria Math"/>
+              <w:sz w:val="20"/>
+              <w:szCs w:val="20"/>
+            </w:rPr>
+            <m:t>​=(</m:t>
+          </m:r>
+          <m:sSub>
+            <m:sSubPr>
+              <m:ctrlPr>
+                <w:rPr>
+                  <w:rFonts w:ascii="Cambria Math" w:hAnsi="Cambria Math"/>
+                  <w:i/>
+                  <w:sz w:val="20"/>
+                  <w:szCs w:val="20"/>
+                </w:rPr>
+              </m:ctrlPr>
+            </m:sSubPr>
+            <m:e>
+              <m:r>
+                <w:rPr>
+                  <w:rFonts w:ascii="Cambria Math" w:hAnsi="Cambria Math"/>
+                  <w:sz w:val="20"/>
+                  <w:szCs w:val="20"/>
+                </w:rPr>
+                <m:t>v</m:t>
+              </m:r>
+            </m:e>
+            <m:sub>
+              <m:r>
+                <w:rPr>
+                  <w:rFonts w:ascii="Cambria Math" w:hAnsi="Cambria Math"/>
+                  <w:sz w:val="20"/>
+                  <w:szCs w:val="20"/>
+                </w:rPr>
+                <m:t>1</m:t>
+              </m:r>
+              <m:r>
+                <w:rPr>
+                  <w:rFonts w:ascii="Cambria Math" w:hAnsi="Cambria Math"/>
+                  <w:sz w:val="20"/>
+                  <w:szCs w:val="20"/>
+                </w:rPr>
+                <m:t>,1</m:t>
+              </m:r>
+            </m:sub>
+          </m:sSub>
+          <m:r>
+            <w:rPr>
+              <w:rFonts w:ascii="Cambria Math" w:hAnsi="Cambria Math"/>
+              <w:sz w:val="20"/>
+              <w:szCs w:val="20"/>
+            </w:rPr>
+            <m:t>,</m:t>
+          </m:r>
+          <m:sSub>
+            <m:sSubPr>
+              <m:ctrlPr>
+                <w:rPr>
+                  <w:rFonts w:ascii="Cambria Math" w:hAnsi="Cambria Math"/>
+                  <w:i/>
+                  <w:sz w:val="20"/>
+                  <w:szCs w:val="20"/>
+                </w:rPr>
+              </m:ctrlPr>
+            </m:sSubPr>
+            <m:e>
+              <m:r>
+                <w:rPr>
+                  <w:rFonts w:ascii="Cambria Math" w:hAnsi="Cambria Math"/>
+                  <w:sz w:val="20"/>
+                  <w:szCs w:val="20"/>
+                </w:rPr>
+                <m:t>v</m:t>
+              </m:r>
+            </m:e>
+            <m:sub>
+              <m:r>
+                <w:rPr>
+                  <w:rFonts w:ascii="Cambria Math" w:hAnsi="Cambria Math"/>
+                  <w:sz w:val="20"/>
+                  <w:szCs w:val="20"/>
+                </w:rPr>
+                <m:t>1</m:t>
+              </m:r>
+              <m:r>
+                <w:rPr>
+                  <w:rFonts w:ascii="Cambria Math" w:hAnsi="Cambria Math"/>
+                  <w:sz w:val="20"/>
+                  <w:szCs w:val="20"/>
+                </w:rPr>
+                <m:t>,</m:t>
+              </m:r>
+              <m:r>
+                <w:rPr>
+                  <w:rFonts w:ascii="Cambria Math" w:hAnsi="Cambria Math"/>
+                  <w:sz w:val="20"/>
+                  <w:szCs w:val="20"/>
+                </w:rPr>
+                <m:t>2</m:t>
+              </m:r>
+            </m:sub>
+          </m:sSub>
+          <m:r>
+            <w:rPr>
+              <w:rFonts w:ascii="Cambria Math" w:hAnsi="Cambria Math"/>
+              <w:sz w:val="20"/>
+              <w:szCs w:val="20"/>
+            </w:rPr>
+            <m:t xml:space="preserve">,…, </m:t>
+          </m:r>
+          <m:sSub>
+            <m:sSubPr>
+              <m:ctrlPr>
+                <w:rPr>
+                  <w:rFonts w:ascii="Cambria Math" w:hAnsi="Cambria Math"/>
+                  <w:i/>
+                  <w:sz w:val="20"/>
+                  <w:szCs w:val="20"/>
+                </w:rPr>
+              </m:ctrlPr>
+            </m:sSubPr>
+            <m:e>
+              <m:r>
+                <w:rPr>
+                  <w:rFonts w:ascii="Cambria Math" w:hAnsi="Cambria Math"/>
+                  <w:sz w:val="20"/>
+                  <w:szCs w:val="20"/>
+                </w:rPr>
+                <m:t>u</m:t>
+              </m:r>
+            </m:e>
+            <m:sub>
+              <m:r>
+                <w:rPr>
+                  <w:rFonts w:ascii="Cambria Math" w:hAnsi="Cambria Math"/>
+                  <w:sz w:val="20"/>
+                  <w:szCs w:val="20"/>
+                </w:rPr>
+                <m:t>1</m:t>
+              </m:r>
+              <m:r>
+                <w:rPr>
+                  <w:rFonts w:ascii="Cambria Math" w:hAnsi="Cambria Math"/>
+                  <w:sz w:val="20"/>
+                  <w:szCs w:val="20"/>
+                </w:rPr>
+                <m:t>,</m:t>
+              </m:r>
+              <m:sSub>
+                <m:sSubPr>
+                  <m:ctrlPr>
+                    <w:rPr>
+                      <w:rFonts w:ascii="Cambria Math" w:hAnsi="Cambria Math"/>
+                      <w:i/>
+                      <w:sz w:val="20"/>
+                      <w:szCs w:val="20"/>
+                    </w:rPr>
+                  </m:ctrlPr>
+                </m:sSubPr>
+                <m:e>
+                  <m:r>
+                    <w:rPr>
+                      <w:rFonts w:ascii="Cambria Math" w:hAnsi="Cambria Math"/>
+                      <w:sz w:val="20"/>
+                      <w:szCs w:val="20"/>
+                    </w:rPr>
+                    <m:t>n</m:t>
+                  </m:r>
+                </m:e>
+                <m:sub>
+                  <m:r>
+                    <w:rPr>
+                      <w:rFonts w:ascii="Cambria Math" w:hAnsi="Cambria Math"/>
+                      <w:sz w:val="20"/>
+                      <w:szCs w:val="20"/>
+                    </w:rPr>
+                    <m:t>t</m:t>
+                  </m:r>
+                </m:sub>
+              </m:sSub>
+            </m:sub>
+          </m:sSub>
+          <m:r>
+            <w:rPr>
+              <w:rFonts w:ascii="Cambria Math" w:hAnsi="Cambria Math"/>
+              <w:sz w:val="20"/>
+              <w:szCs w:val="20"/>
+            </w:rPr>
+            <m:t>​​)</m:t>
+          </m:r>
+          <m:r>
+            <w:rPr>
+              <w:rFonts w:ascii="Cambria Math" w:hAnsi="Cambria Math"/>
+              <w:sz w:val="20"/>
+              <w:szCs w:val="20"/>
+            </w:rPr>
+            <m:t>∈</m:t>
+          </m:r>
+          <m:sSup>
+            <m:sSupPr>
+              <m:ctrlPr>
+                <w:rPr>
+                  <w:rFonts w:ascii="Cambria Math" w:hAnsi="Cambria Math"/>
+                  <w:i/>
+                  <w:sz w:val="20"/>
+                  <w:szCs w:val="20"/>
+                </w:rPr>
+              </m:ctrlPr>
+            </m:sSupPr>
+            <m:e>
+              <m:r>
+                <w:rPr>
+                  <w:rFonts w:ascii="Cambria Math" w:hAnsi="Cambria Math"/>
+                  <w:sz w:val="20"/>
+                  <w:szCs w:val="20"/>
+                </w:rPr>
+                <m:t>R</m:t>
+              </m:r>
+            </m:e>
+            <m:sup>
+              <m:sSub>
+                <m:sSubPr>
+                  <m:ctrlPr>
+                    <w:rPr>
+                      <w:rFonts w:ascii="Cambria Math" w:hAnsi="Cambria Math"/>
+                      <w:i/>
+                      <w:sz w:val="20"/>
+                      <w:szCs w:val="20"/>
+                    </w:rPr>
+                  </m:ctrlPr>
+                </m:sSubPr>
+                <m:e>
+                  <m:r>
+                    <w:rPr>
+                      <w:rFonts w:ascii="Cambria Math" w:hAnsi="Cambria Math"/>
+                      <w:sz w:val="20"/>
+                      <w:szCs w:val="20"/>
+                    </w:rPr>
+                    <m:t>n</m:t>
+                  </m:r>
+                </m:e>
+                <m:sub>
+                  <m:r>
+                    <w:rPr>
+                      <w:rFonts w:ascii="Cambria Math" w:hAnsi="Cambria Math"/>
+                      <w:sz w:val="20"/>
+                      <w:szCs w:val="20"/>
+                    </w:rPr>
+                    <m:t>t</m:t>
+                  </m:r>
+                </m:sub>
+              </m:sSub>
+              <m:r>
+                <w:rPr>
+                  <w:rFonts w:ascii="Cambria Math" w:hAnsi="Cambria Math"/>
+                  <w:sz w:val="20"/>
+                  <w:szCs w:val="20"/>
+                </w:rPr>
+                <m:t>×</m:t>
+              </m:r>
+              <m:r>
+                <w:rPr>
+                  <w:rFonts w:ascii="Cambria Math" w:hAnsi="Cambria Math"/>
+                  <w:sz w:val="20"/>
+                  <w:szCs w:val="20"/>
+                </w:rPr>
+                <m:t>1</m:t>
+              </m:r>
+            </m:sup>
+          </m:sSup>
         </m:oMath>
       </m:oMathPara>
     </w:p>
@@ -11913,6 +12535,28 @@
         <w:t xml:space="preserve"> para obtener una solución única de los parámetros. </w:t>
       </w:r>
     </w:p>
+    <w:p>
+      <w:commentRangeStart w:id="16"/>
+      <w:r>
+        <w:t xml:space="preserve">Existen otras metodologías para la estimación de parámetros como la estimación por máxima similitud y la minimización de cuadrados ponderados. Sin embargo, estás metodologías alternativas no resultan </w:t>
+      </w:r>
+      <w:r>
+        <w:t xml:space="preserve">materialmente </w:t>
+      </w:r>
+      <w:r>
+        <w:t>diferente</w:t>
+      </w:r>
+      <w:r>
+        <w:t xml:space="preserve">s. En base a lo observado en …. </w:t>
+      </w:r>
+      <w:commentRangeEnd w:id="16"/>
+      <w:r>
+        <w:rPr>
+          <w:rStyle w:val="CommentReference"/>
+        </w:rPr>
+        <w:commentReference w:id="16"/>
+      </w:r>
+    </w:p>
     <w:p/>
     <w:p>
       <w:pPr>
@@ -11922,15 +12566,42 @@
           <w:numId w:val="17"/>
         </w:numPr>
       </w:pPr>
-      <w:bookmarkStart w:id="16" w:name="_Toc211124588"/>
+      <w:bookmarkStart w:id="17" w:name="_Toc211124588"/>
       <w:r>
         <w:t>Proyección de Mortalidad</w:t>
       </w:r>
-      <w:bookmarkEnd w:id="16"/>
+      <w:bookmarkEnd w:id="17"/>
     </w:p>
     <w:p>
       <w:r>
-        <w:t xml:space="preserve">Finalmente, el índice </w:t>
+        <w:t xml:space="preserve">Para </w:t>
+      </w:r>
+      <w:r>
+        <w:t xml:space="preserve">la proyección de </w:t>
+      </w:r>
+      <w:r>
+        <w:t xml:space="preserve">mortalidad se </w:t>
+      </w:r>
+      <w:r>
+        <w:t xml:space="preserve">emplea </w:t>
+      </w:r>
+      <w:r>
+        <w:t xml:space="preserve">un modelo de series temporales </w:t>
+      </w:r>
+      <w:r>
+        <w:t xml:space="preserve">del tipo </w:t>
+      </w:r>
+      <w:r>
+        <w:t xml:space="preserve">ARIMA </w:t>
+      </w:r>
+      <w:r>
+        <w:t xml:space="preserve">en el cual </w:t>
+      </w:r>
+      <w:r>
+        <w:t>e</w:t>
+      </w:r>
+      <w:r>
+        <w:t xml:space="preserve">l índice </w:t>
       </w:r>
       <m:oMath>
         <m:sSub>
@@ -11966,16 +12637,163 @@
         </m:sSub>
       </m:oMath>
       <w:r>
-        <w:t xml:space="preserve">se proyecta a futuro empleando un modelo </w:t>
-      </w:r>
-      <w:r>
-        <w:t xml:space="preserve">estocástico </w:t>
-      </w:r>
-      <w:r>
-        <w:t>de series temporales</w:t>
-      </w:r>
-      <w:r>
-        <w:t>.</w:t>
+        <w:t xml:space="preserve"> </w:t>
+      </w:r>
+      <w:r>
+        <w:t xml:space="preserve">se </w:t>
+      </w:r>
+      <w:r>
+        <w:t xml:space="preserve">extrapola </w:t>
+      </w:r>
+      <w:r>
+        <w:t xml:space="preserve">de forma </w:t>
+      </w:r>
+      <w:r>
+        <w:t>estocástic</w:t>
+      </w:r>
+      <w:r>
+        <w:t>a</w:t>
+      </w:r>
+      <w:r>
+        <w:t xml:space="preserve"> hacía años futuros</w:t>
+      </w:r>
+      <w:r>
+        <w:t xml:space="preserve">. En general, </w:t>
+      </w:r>
+      <w:r>
+        <w:t>en la práctica este modelo se suele corresponder con un ARIMA</w:t>
+      </w:r>
+      <w:r>
+        <w:t>(</w:t>
+      </w:r>
+      <w:r>
+        <w:t>0</w:t>
+      </w:r>
+      <w:r>
+        <w:t xml:space="preserve">,1,0), </w:t>
+      </w:r>
+      <w:r>
+        <w:t xml:space="preserve">conocido como </w:t>
+      </w:r>
+      <w:r>
+        <w:t>un modelo de camino aleatorio con tendencia constante</w:t>
+      </w:r>
+      <w:r>
+        <w:t>. Este enfoque implica que el nivel de mortalidad (</w:t>
+      </w:r>
+      <m:oMath>
+        <m:sSub>
+          <m:sSubPr>
+            <m:ctrlPr>
+              <w:rPr>
+                <w:rFonts w:ascii="Cambria Math" w:hAnsi="Cambria Math"/>
+              </w:rPr>
+            </m:ctrlPr>
+          </m:sSubPr>
+          <m:e>
+            <m:r>
+              <w:rPr>
+                <w:rFonts w:ascii="Cambria Math" w:hAnsi="Cambria Math"/>
+              </w:rPr>
+              <m:t>k</m:t>
+            </m:r>
+            <m:ctrlPr>
+              <w:rPr>
+                <w:rFonts w:ascii="Cambria Math" w:hAnsi="Cambria Math"/>
+                <w:i/>
+              </w:rPr>
+            </m:ctrlPr>
+          </m:e>
+          <m:sub>
+            <m:r>
+              <w:rPr>
+                <w:rFonts w:ascii="Cambria Math" w:hAnsi="Cambria Math"/>
+              </w:rPr>
+              <m:t>t</m:t>
+            </m:r>
+          </m:sub>
+        </m:sSub>
+        <m:r>
+          <w:rPr>
+            <w:rFonts w:ascii="Cambria Math" w:hAnsi="Cambria Math"/>
+          </w:rPr>
+          <m:t>)</m:t>
+        </m:r>
+      </m:oMath>
+      <w:r>
+        <w:t xml:space="preserve"> sigue un proceso estocástico alrededor de una tendencia </w:t>
+      </w:r>
+      <w:commentRangeStart w:id="18"/>
+      <w:r>
+        <w:lastRenderedPageBreak/>
+        <w:t xml:space="preserve">promedio. Este modelo surge como resultado del proceso de análisis y selección del modelo que mejor se ajuste al vector estimado </w:t>
+      </w:r>
+      <m:oMath>
+        <m:acc>
+          <m:accPr>
+            <m:ctrlPr>
+              <w:rPr>
+                <w:rFonts w:ascii="Cambria Math" w:hAnsi="Cambria Math"/>
+                <w:sz w:val="20"/>
+                <w:szCs w:val="20"/>
+                <w:lang w:val="en-US"/>
+              </w:rPr>
+            </m:ctrlPr>
+          </m:accPr>
+          <m:e>
+            <m:sSub>
+              <m:sSubPr>
+                <m:ctrlPr>
+                  <w:rPr>
+                    <w:rFonts w:ascii="Cambria Math" w:hAnsi="Cambria Math"/>
+                    <w:sz w:val="20"/>
+                    <w:szCs w:val="20"/>
+                    <w:lang w:val="en-US"/>
+                  </w:rPr>
+                </m:ctrlPr>
+              </m:sSubPr>
+              <m:e>
+                <m:r>
+                  <w:rPr>
+                    <w:rFonts w:ascii="Cambria Math" w:hAnsi="Cambria Math"/>
+                    <w:sz w:val="20"/>
+                    <w:szCs w:val="20"/>
+                    <w:lang w:val="en-US"/>
+                  </w:rPr>
+                  <m:t>k</m:t>
+                </m:r>
+              </m:e>
+              <m:sub>
+                <m:r>
+                  <w:rPr>
+                    <w:rFonts w:ascii="Cambria Math" w:hAnsi="Cambria Math"/>
+                    <w:sz w:val="20"/>
+                    <w:szCs w:val="20"/>
+                    <w:lang w:val="en-US"/>
+                  </w:rPr>
+                  <m:t>t</m:t>
+                </m:r>
+              </m:sub>
+            </m:sSub>
+          </m:e>
+        </m:acc>
+      </m:oMath>
+      <w:r>
+        <w:rPr>
+          <w:sz w:val="20"/>
+          <w:szCs w:val="20"/>
+        </w:rPr>
+        <w:t xml:space="preserve"> </w:t>
+      </w:r>
+      <w:r>
+        <w:t>bajo criterios estadísticos.</w:t>
+      </w:r>
+      <w:commentRangeEnd w:id="18"/>
+      <w:r>
+        <w:rPr>
+          <w:rStyle w:val="CommentReference"/>
+        </w:rPr>
+        <w:commentReference w:id="18"/>
       </w:r>
     </w:p>
     <w:p/>
@@ -11987,12 +12805,26 @@
           <w:numId w:val="24"/>
         </w:numPr>
       </w:pPr>
-      <w:bookmarkStart w:id="17" w:name="_Toc211124589"/>
+      <w:bookmarkStart w:id="19" w:name="_Toc211124589"/>
       <w:r>
         <w:t>Aprendizaje Automático</w:t>
       </w:r>
-      <w:bookmarkEnd w:id="17"/>
+      <w:bookmarkEnd w:id="19"/>
     </w:p>
+    <w:p>
+      <w:commentRangeStart w:id="20"/>
+      <w:r>
+        <w:t>El aprendizaje automático (o “machine learning”) es una rama de la inteligencia artificial que desarrolla algoritmos con la capacidad de distinguir patrones a partir de datos sin ser programados explícitamente para cada tarea. Estos modelos se utilizan para predecir, clasificar o tomar decisiones en función de observaciones pasadas. En particular, en esta tesina se tratarán modelos supervisados, donde los modelos “aprenden” a partir de información conocida para predecir una variable continua. Las siguientes secciones describen los algoritmos bajo alcance.</w:t>
+      </w:r>
+      <w:commentRangeEnd w:id="20"/>
+      <w:r>
+        <w:rPr>
+          <w:rStyle w:val="CommentReference"/>
+        </w:rPr>
+        <w:commentReference w:id="20"/>
+      </w:r>
+    </w:p>
+    <w:p/>
     <w:p>
       <w:pPr>
         <w:pStyle w:val="Heading3"/>
@@ -12001,26 +12833,21 @@
           <w:numId w:val="17"/>
         </w:numPr>
       </w:pPr>
-      <w:bookmarkStart w:id="18" w:name="_Toc211124595"/>
-      <w:bookmarkStart w:id="19" w:name="_Toc211124590"/>
-      <w:r>
-        <w:rPr>
-          <w:lang w:val="es-AR"/>
-        </w:rPr>
-        <w:t>4.</w:t>
-      </w:r>
-      <w:r>
-        <w:t xml:space="preserve">8. </w:t>
-      </w:r>
+      <w:bookmarkStart w:id="21" w:name="_Toc211124590"/>
+      <w:bookmarkStart w:id="22" w:name="_Toc211124595"/>
       <w:proofErr w:type="spellStart"/>
       <w:r>
-        <w:t>Random</w:t>
+        <w:t>Decision</w:t>
       </w:r>
       <w:proofErr w:type="spellEnd"/>
       <w:r>
-        <w:t xml:space="preserve"> Forest</w:t>
-      </w:r>
-      <w:bookmarkEnd w:id="18"/>
+        <w:t xml:space="preserve"> </w:t>
+      </w:r>
+      <w:proofErr w:type="spellStart"/>
+      <w:r>
+        <w:t>Trees</w:t>
+      </w:r>
+      <w:proofErr w:type="spellEnd"/>
     </w:p>
     <w:p>
       <w:r>
@@ -12035,11 +12862,16 @@
           <w:i/>
           <w:iCs/>
         </w:rPr>
-        <w:t>ranger</w:t>
+        <w:t>rpart</w:t>
       </w:r>
       <w:proofErr w:type="spellEnd"/>
       <w:r>
-        <w:t xml:space="preserve">”. El proceso de generación de este modelo es operacionalmente análogo al de los árboles de decisión del segmento anterior. Se genera un modelo de </w:t>
+        <w:t xml:space="preserve">”. </w:t>
+      </w:r>
+    </w:p>
+    <w:p>
+      <w:r>
+        <w:t xml:space="preserve">El proceso por el que se arma el modelo predictivo consiste en particionar la data del mes de prueba en 5 </w:t>
       </w:r>
       <w:proofErr w:type="spellStart"/>
       <w:r>
@@ -12047,11 +12879,11 @@
           <w:i/>
           <w:iCs/>
         </w:rPr>
-        <w:t>random</w:t>
+        <w:t>folds</w:t>
       </w:r>
       <w:proofErr w:type="spellEnd"/>
       <w:r>
-        <w:t xml:space="preserve"> </w:t>
+        <w:t xml:space="preserve"> y generar un árbol de decisión simple con la información contenida en 4 de ellos para luego probarlo en el </w:t>
       </w:r>
       <w:proofErr w:type="spellStart"/>
       <w:r>
@@ -12059,24 +12891,23 @@
           <w:i/>
           <w:iCs/>
         </w:rPr>
-        <w:t>forest</w:t>
+        <w:t>fold</w:t>
       </w:r>
       <w:proofErr w:type="spellEnd"/>
       <w:r>
-        <w:t xml:space="preserve">, se lo entrena con validación cruzada y luego se maximizan las ganancias mediante la optimización de los </w:t>
+        <w:t xml:space="preserve"> restante. Se realiza un cálculo de la ganancia de aplicar el programa de incentivos a ese conjunto de data de prueba y se multiplica por 5 para que sea representativo de el set de datos sin particionar. Luego se repite este proceso análogamente 4 veces más para tener una ganancia estimada para cada conjunto de </w:t>
       </w:r>
       <w:proofErr w:type="spellStart"/>
       <w:r>
-        <w:t>hiperparámetros</w:t>
+        <w:t>folds</w:t>
       </w:r>
       <w:proofErr w:type="spellEnd"/>
       <w:r>
-        <w:t xml:space="preserve"> relacionados a este método utilizando los mismos métodos de optimización bayesiana ya descriptos.  </w:t>
+        <w:t xml:space="preserve"> y se promedia. </w:t>
       </w:r>
     </w:p>
     <w:p>
       <w:r>
-        <w:lastRenderedPageBreak/>
         <w:t xml:space="preserve">Los </w:t>
       </w:r>
       <w:proofErr w:type="spellStart"/>
@@ -12085,333 +12916,60 @@
       </w:r>
       <w:proofErr w:type="spellEnd"/>
       <w:r>
-        <w:t xml:space="preserve"> que se maximizan son:</w:t>
+        <w:t xml:space="preserve"> de estos árboles son determinados mediante la maximización de la función de ganancia por un proceso de iteración. Para ello se toma todo el conjunto de operaciones antes descripto (un árbol entrenado con validación cruzada) y se itera 150 veces a través de las funciones de la librería de R </w:t>
+      </w:r>
+      <w:r>
+        <w:t>"</w:t>
+      </w:r>
+      <w:proofErr w:type="spellStart"/>
+      <w:r>
+        <w:rPr>
+          <w:i/>
+          <w:iCs/>
+        </w:rPr>
+        <w:t>mlrMBO</w:t>
+      </w:r>
+      <w:proofErr w:type="spellEnd"/>
+      <w:r>
+        <w:t>"</w:t>
+      </w:r>
+      <w:r>
+        <w:t xml:space="preserve"> que es una opción práctica operacionalmente para realizar el proceso de optimización bayesiana de </w:t>
+      </w:r>
+      <w:proofErr w:type="spellStart"/>
+      <w:r>
+        <w:t>hiperparámetros</w:t>
+      </w:r>
+      <w:proofErr w:type="spellEnd"/>
+      <w:r>
+        <w:t xml:space="preserve">. La búsqueda que realiza el programa sigue la lógica de generar una pequeña base de datos con </w:t>
+      </w:r>
+      <w:proofErr w:type="spellStart"/>
+      <w:r>
+        <w:t>hiperparámetros</w:t>
+      </w:r>
+      <w:proofErr w:type="spellEnd"/>
+      <w:r>
+        <w:t xml:space="preserve"> y ganancias y luego generar modelos predictivos que permita optimizar dónde buscar los </w:t>
+      </w:r>
+      <w:proofErr w:type="spellStart"/>
+      <w:r>
+        <w:t>hiperparámetros</w:t>
+      </w:r>
+      <w:proofErr w:type="spellEnd"/>
+      <w:r>
+        <w:t xml:space="preserve"> del siguiente árbol en función de incrementar las ganancias obtenidas.</w:t>
       </w:r>
     </w:p>
     <w:p>
-      <w:pPr>
-        <w:rPr>
-          <w:lang w:val="es-AR"/>
-        </w:rPr>
-      </w:pPr>
-      <w:r>
-        <w:rPr>
-          <w:lang w:val="es-AR"/>
-        </w:rPr>
-        <w:t>-</w:t>
-      </w:r>
-      <w:proofErr w:type="spellStart"/>
-      <w:r>
-        <w:rPr>
-          <w:i/>
-          <w:iCs/>
-          <w:lang w:val="es-AR"/>
-        </w:rPr>
-        <w:t>num.trees</w:t>
-      </w:r>
-      <w:proofErr w:type="spellEnd"/>
-      <w:r>
-        <w:t xml:space="preserve">: número de árboles a incluir en el modelo de </w:t>
-      </w:r>
-      <w:proofErr w:type="spellStart"/>
-      <w:r>
-        <w:rPr>
-          <w:i/>
-          <w:iCs/>
-        </w:rPr>
-        <w:t>Random</w:t>
-      </w:r>
-      <w:proofErr w:type="spellEnd"/>
-      <w:r>
-        <w:rPr>
-          <w:i/>
-          <w:iCs/>
-        </w:rPr>
-        <w:t xml:space="preserve"> Forest</w:t>
-      </w:r>
-      <w:r>
-        <w:rPr>
-          <w:i/>
-          <w:iCs/>
-        </w:rPr>
-        <w:t>.</w:t>
-      </w:r>
-    </w:p>
-    <w:p>
-      <w:pPr>
-        <w:rPr>
-          <w:lang w:val="es-AR"/>
-        </w:rPr>
-      </w:pPr>
-      <w:r>
-        <w:rPr>
-          <w:lang w:val="es-AR"/>
-        </w:rPr>
-        <w:t xml:space="preserve"> -</w:t>
-      </w:r>
-      <w:proofErr w:type="spellStart"/>
-      <w:r>
-        <w:rPr>
-          <w:i/>
-          <w:iCs/>
-          <w:lang w:val="es-AR"/>
-        </w:rPr>
-        <w:t>mtry</w:t>
-      </w:r>
-      <w:proofErr w:type="spellEnd"/>
-      <w:r>
-        <w:rPr>
-          <w:lang w:val="es-AR"/>
-        </w:rPr>
-        <w:t xml:space="preserve">: </w:t>
-      </w:r>
-      <w:r>
-        <w:t xml:space="preserve">número de variables predictoras como candidatas en cada ramificación. Por defecto, </w:t>
-      </w:r>
-      <w:r>
-        <w:t>para</w:t>
-      </w:r>
-      <w:r>
-        <w:t xml:space="preserve"> problemas de clasificación </w:t>
-      </w:r>
-      <w:r>
-        <w:t>viene dado por</w:t>
-      </w:r>
-      <w:r>
-        <w:t xml:space="preserve"> la raíz cuadrada del número de variables, y para</w:t>
-      </w:r>
-      <w:r>
-        <w:t xml:space="preserve"> la</w:t>
-      </w:r>
-      <w:r>
-        <w:t xml:space="preserve"> regresión</w:t>
-      </w:r>
-      <w:r>
-        <w:t>, el</w:t>
-      </w:r>
-      <w:r>
-        <w:t xml:space="preserve"> número de variables dividido entre 3.</w:t>
-      </w:r>
-    </w:p>
-    <w:p>
-      <w:r>
-        <w:rPr>
-          <w:lang w:val="es-AR"/>
-        </w:rPr>
-        <w:t xml:space="preserve">- </w:t>
-      </w:r>
-      <w:proofErr w:type="spellStart"/>
-      <w:r>
-        <w:rPr>
-          <w:i/>
-          <w:iCs/>
-          <w:lang w:val="es-AR"/>
-        </w:rPr>
-        <w:t>min.node</w:t>
-      </w:r>
-      <w:proofErr w:type="spellEnd"/>
-      <w:r>
-        <w:rPr>
-          <w:i/>
-          <w:iCs/>
-          <w:lang w:val="es-AR"/>
-        </w:rPr>
-        <w:t>.</w:t>
-      </w:r>
-      <w:proofErr w:type="spellStart"/>
-      <w:r>
-        <w:rPr>
-          <w:i/>
-          <w:iCs/>
-        </w:rPr>
-        <w:t>size</w:t>
-      </w:r>
-      <w:proofErr w:type="spellEnd"/>
-      <w:r>
-        <w:rPr>
-          <w:i/>
-          <w:iCs/>
-        </w:rPr>
-        <w:t>:</w:t>
-      </w:r>
-      <w:r>
-        <w:t xml:space="preserve"> mínimo número de muestras dentro de los nodos terminales. Para casos de clasificación, por defecto será 2, y para regresión será 5.</w:t>
-      </w:r>
-    </w:p>
-    <w:p>
-      <w:r>
-        <w:rPr>
-          <w:lang w:val="es-AR"/>
-        </w:rPr>
-        <w:t>-</w:t>
-      </w:r>
-      <w:proofErr w:type="spellStart"/>
-      <w:r>
-        <w:rPr>
-          <w:i/>
-          <w:iCs/>
-          <w:lang w:val="es-AR"/>
-        </w:rPr>
-        <w:t>max.depth</w:t>
-      </w:r>
-      <w:proofErr w:type="spellEnd"/>
-      <w:r>
-        <w:t>: máximo número de nodos terminales. Por defecto, no se planifica un proceso de poda, dejando crecer los árboles hasta su límite máximo.</w:t>
-      </w:r>
-    </w:p>
-    <w:p>
-      <w:r>
-        <w:rPr>
-          <w:lang w:val="es-AR"/>
-        </w:rPr>
-        <w:t xml:space="preserve"> </w:t>
-      </w:r>
-      <w:r>
-        <w:t xml:space="preserve">El modelo generado no puede ser visualizado gráficamente con un árbol como en el modelo anterior ni a través de la formación de una ecuación con coeficientes por cada variable predictora como es el caso de la regresión logística debido a su gran complejidad. Es por ello se adjuntan directamente los resultados obtenidos en la sección de resultados. </w:t>
-      </w:r>
-    </w:p>
-    <w:p/>
-    <w:p>
-      <w:pPr>
-        <w:pStyle w:val="Heading3"/>
-        <w:numPr>
-          <w:ilvl w:val="2"/>
-          <w:numId w:val="17"/>
-        </w:numPr>
-      </w:pPr>
-      <w:bookmarkStart w:id="20" w:name="_Toc211124594"/>
-      <w:r>
-        <w:t>4.</w:t>
-      </w:r>
-      <w:r>
-        <w:t>7</w:t>
-      </w:r>
-      <w:r>
-        <w:t>. Árboles de decisión</w:t>
-      </w:r>
-      <w:bookmarkEnd w:id="20"/>
-    </w:p>
-    <w:p>
-      <w:r>
-        <w:t>Se comienza</w:t>
-      </w:r>
-      <w:r>
-        <w:t xml:space="preserve"> a generar árboles de decisión en R Studio utilizando la librería “</w:t>
-      </w:r>
-      <w:proofErr w:type="spellStart"/>
-      <w:r>
-        <w:rPr>
-          <w:i/>
-          <w:iCs/>
-        </w:rPr>
-        <w:t>rpart</w:t>
-      </w:r>
-      <w:proofErr w:type="spellEnd"/>
-      <w:r>
-        <w:t xml:space="preserve">”. </w:t>
-      </w:r>
-    </w:p>
-    <w:p>
-      <w:r>
-        <w:t xml:space="preserve">El proceso por el que se arma el modelo predictivo consiste en particionar la data del mes de prueba en 5 </w:t>
-      </w:r>
-      <w:proofErr w:type="spellStart"/>
-      <w:r>
-        <w:rPr>
-          <w:i/>
-          <w:iCs/>
-        </w:rPr>
-        <w:t>folds</w:t>
-      </w:r>
-      <w:proofErr w:type="spellEnd"/>
-      <w:r>
-        <w:t xml:space="preserve"> y generar un árbol de decisión simple con la información contenida en 4 de ellos para luego probarlo en el </w:t>
-      </w:r>
-      <w:proofErr w:type="spellStart"/>
-      <w:r>
-        <w:rPr>
-          <w:i/>
-          <w:iCs/>
-        </w:rPr>
-        <w:t>fold</w:t>
-      </w:r>
-      <w:proofErr w:type="spellEnd"/>
-      <w:r>
-        <w:t xml:space="preserve"> restante. Se realiza un cálculo de la ganancia de aplicar el programa de incentivos a ese conjunto de data de prueba y se multiplica por 5 para que sea representativo de el set de datos sin particionar. Luego se repite este proceso análogamente 4 veces más para tener una ganancia estimada para cada conjunto de </w:t>
-      </w:r>
-      <w:proofErr w:type="spellStart"/>
-      <w:r>
-        <w:t>folds</w:t>
-      </w:r>
-      <w:proofErr w:type="spellEnd"/>
-      <w:r>
-        <w:t xml:space="preserve"> y se promedia. </w:t>
-      </w:r>
-    </w:p>
-    <w:p>
-      <w:r>
-        <w:t xml:space="preserve">Los </w:t>
-      </w:r>
-      <w:proofErr w:type="spellStart"/>
-      <w:r>
-        <w:t>hiperparámetros</w:t>
-      </w:r>
-      <w:proofErr w:type="spellEnd"/>
-      <w:r>
-        <w:t xml:space="preserve"> de estos árboles son determinados mediante la maximización de la función de ganancia por un proceso de iteración. Para ello se toma todo el conjunto de operaciones antes descripto (un árbol entrenado con validación cruzada) y se itera 150 veces a través de las funciones de la librería de R </w:t>
-      </w:r>
-      <w:r>
-        <w:t>"</w:t>
-      </w:r>
-      <w:proofErr w:type="spellStart"/>
-      <w:r>
-        <w:rPr>
-          <w:i/>
-          <w:iCs/>
-        </w:rPr>
-        <w:t>mlrMBO</w:t>
-      </w:r>
-      <w:proofErr w:type="spellEnd"/>
-      <w:r>
-        <w:t>"</w:t>
-      </w:r>
-      <w:r>
-        <w:t xml:space="preserve"> que es una opción práctica operacionalmente para realizar el proceso de optimización bayesiana de </w:t>
-      </w:r>
-      <w:proofErr w:type="spellStart"/>
-      <w:r>
-        <w:t>hiperparámetros</w:t>
-      </w:r>
-      <w:proofErr w:type="spellEnd"/>
-      <w:r>
-        <w:t xml:space="preserve">. La búsqueda que realiza el programa sigue la lógica de generar una pequeña base de datos con </w:t>
-      </w:r>
-      <w:proofErr w:type="spellStart"/>
-      <w:r>
-        <w:t>hiperparámetros</w:t>
-      </w:r>
-      <w:proofErr w:type="spellEnd"/>
-      <w:r>
-        <w:t xml:space="preserve"> y ganancias y luego generar modelos predictivos que permita optimizar dónde buscar los </w:t>
-      </w:r>
-      <w:proofErr w:type="spellStart"/>
-      <w:r>
-        <w:t>hiperparámetros</w:t>
-      </w:r>
-      <w:proofErr w:type="spellEnd"/>
-      <w:r>
-        <w:t xml:space="preserve"> del siguiente árbol en función de incrementar las ganancias obtenidas.</w:t>
-      </w:r>
-    </w:p>
-    <w:p>
-      <w:r>
-        <w:lastRenderedPageBreak/>
+      <w:r>
         <w:t>A continuación, se muestran los primeros dos niveles del árbol generado con las variables más importantes seleccionadas:</w:t>
       </w:r>
     </w:p>
     <w:p>
       <w:proofErr w:type="spellStart"/>
       <w:r>
+        <w:lastRenderedPageBreak/>
         <w:t>ctrx_quarter</w:t>
       </w:r>
       <w:proofErr w:type="spellEnd"/>
@@ -12441,7 +12999,7 @@
           <w:noProof/>
         </w:rPr>
         <w:drawing>
-          <wp:inline distT="0" distB="0" distL="0" distR="0" wp14:anchorId="1069D745" wp14:editId="47742DA2">
+          <wp:inline distT="0" distB="0" distL="0" distR="0" wp14:anchorId="28A9B65C" wp14:editId="11C5B846">
             <wp:extent cx="5731510" cy="2749550"/>
             <wp:effectExtent l="0" t="0" r="2540" b="0"/>
             <wp:docPr id="12" name="Imagen 12" descr="Diagrama&#10;&#10;Descripción generada automáticamente"/>
@@ -12514,23 +13072,22 @@
           <w:numId w:val="17"/>
         </w:numPr>
       </w:pPr>
-      <w:bookmarkStart w:id="21" w:name="_Toc211124596"/>
-      <w:r>
-        <w:t xml:space="preserve">4.9. </w:t>
-      </w:r>
       <w:proofErr w:type="spellStart"/>
       <w:r>
-        <w:t>LightGBM</w:t>
-      </w:r>
-      <w:bookmarkEnd w:id="21"/>
+        <w:t>Random</w:t>
+      </w:r>
       <w:proofErr w:type="spellEnd"/>
       <w:r>
-        <w:t xml:space="preserve"> </w:t>
-      </w:r>
+        <w:t xml:space="preserve"> Forest</w:t>
+      </w:r>
+      <w:bookmarkEnd w:id="22"/>
     </w:p>
     <w:p>
       <w:r>
-        <w:t>Como en los otros modelos utilizados en R Studio, se instalan las librerías necesarias, en particular se instala “</w:t>
+        <w:t>Se comienza</w:t>
+      </w:r>
+      <w:r>
+        <w:t xml:space="preserve"> a generar árboles de decisión en R Studio utilizando la librería “</w:t>
       </w:r>
       <w:proofErr w:type="spellStart"/>
       <w:r>
@@ -12538,33 +13095,11 @@
           <w:i/>
           <w:iCs/>
         </w:rPr>
-        <w:t>lightgbm</w:t>
+        <w:t>ranger</w:t>
       </w:r>
       <w:proofErr w:type="spellEnd"/>
       <w:r>
-        <w:t>” con la que se</w:t>
-      </w:r>
-      <w:r>
-        <w:t xml:space="preserve"> comienza</w:t>
-      </w:r>
-      <w:r>
-        <w:t xml:space="preserve"> a generar los modelos. Nuevamente se define la función ganancia a maximizar a través de la elección de </w:t>
-      </w:r>
-      <w:proofErr w:type="spellStart"/>
-      <w:r>
-        <w:t>hiperparámetros</w:t>
-      </w:r>
-      <w:proofErr w:type="spellEnd"/>
-      <w:r>
-        <w:t xml:space="preserve">. Estos están limitados entre ciertos rangos. Luego se diseña el proceso de tal forma que se alcance una ganancia máxima iterando en el conjunto del </w:t>
-      </w:r>
-      <w:proofErr w:type="spellStart"/>
-      <w:r>
-        <w:t>dataset</w:t>
-      </w:r>
-      <w:proofErr w:type="spellEnd"/>
-      <w:r>
-        <w:t xml:space="preserve"> de prueba, pero de forma fragmentada mediante el proceso de </w:t>
+        <w:t xml:space="preserve">”. El proceso de generación de este modelo es operacionalmente análogo al de los árboles de decisión del segmento anterior. Se genera un modelo de </w:t>
       </w:r>
       <w:proofErr w:type="spellStart"/>
       <w:r>
@@ -12572,167 +13107,227 @@
           <w:i/>
           <w:iCs/>
         </w:rPr>
-        <w:t>cross</w:t>
+        <w:t>random</w:t>
       </w:r>
       <w:proofErr w:type="spellEnd"/>
+      <w:r>
+        <w:t xml:space="preserve"> </w:t>
+      </w:r>
+      <w:proofErr w:type="spellStart"/>
       <w:r>
         <w:rPr>
           <w:i/>
           <w:iCs/>
         </w:rPr>
-        <w:t xml:space="preserve"> </w:t>
+        <w:t>forest</w:t>
+      </w:r>
+      <w:proofErr w:type="spellEnd"/>
+      <w:r>
+        <w:t xml:space="preserve">, se lo entrena con validación cruzada y luego se maximizan las ganancias mediante la optimización de los </w:t>
+      </w:r>
+      <w:proofErr w:type="spellStart"/>
+      <w:r>
+        <w:t>hiperparámetros</w:t>
+      </w:r>
+      <w:proofErr w:type="spellEnd"/>
+      <w:r>
+        <w:t xml:space="preserve"> relacionados a este método utilizando los mismos métodos de optimización bayesiana ya descriptos.  </w:t>
+      </w:r>
+    </w:p>
+    <w:p>
+      <w:r>
+        <w:t xml:space="preserve">Los </w:t>
+      </w:r>
+      <w:proofErr w:type="spellStart"/>
+      <w:r>
+        <w:t>hiperparámetros</w:t>
+      </w:r>
+      <w:proofErr w:type="spellEnd"/>
+      <w:r>
+        <w:t xml:space="preserve"> que se maximizan son:</w:t>
+      </w:r>
+    </w:p>
+    <w:p>
+      <w:pPr>
+        <w:rPr>
+          <w:lang w:val="es-AR"/>
+        </w:rPr>
+      </w:pPr>
+      <w:r>
+        <w:rPr>
+          <w:lang w:val="es-AR"/>
+        </w:rPr>
+        <w:t>-</w:t>
       </w:r>
       <w:proofErr w:type="spellStart"/>
       <w:r>
         <w:rPr>
           <w:i/>
           <w:iCs/>
-        </w:rPr>
-        <w:t>validation</w:t>
+          <w:lang w:val="es-AR"/>
+        </w:rPr>
+        <w:t>num.trees</w:t>
       </w:r>
       <w:proofErr w:type="spellEnd"/>
       <w:r>
-        <w:t xml:space="preserve">. </w:t>
+        <w:t xml:space="preserve">: número de árboles a incluir en el modelo de </w:t>
+      </w:r>
+      <w:proofErr w:type="spellStart"/>
+      <w:r>
+        <w:rPr>
+          <w:i/>
+          <w:iCs/>
+        </w:rPr>
+        <w:t>Random</w:t>
+      </w:r>
+      <w:proofErr w:type="spellEnd"/>
+      <w:r>
+        <w:rPr>
+          <w:i/>
+          <w:iCs/>
+        </w:rPr>
+        <w:t xml:space="preserve"> Forest</w:t>
+      </w:r>
+      <w:r>
+        <w:rPr>
+          <w:i/>
+          <w:iCs/>
+        </w:rPr>
+        <w:t>.</w:t>
       </w:r>
     </w:p>
     <w:p>
-      <w:r>
-        <w:t xml:space="preserve">Estos </w:t>
+      <w:pPr>
+        <w:rPr>
+          <w:lang w:val="es-AR"/>
+        </w:rPr>
+      </w:pPr>
+      <w:r>
+        <w:rPr>
+          <w:lang w:val="es-AR"/>
+        </w:rPr>
+        <w:lastRenderedPageBreak/>
+        <w:t xml:space="preserve"> -</w:t>
       </w:r>
       <w:proofErr w:type="spellStart"/>
       <w:r>
-        <w:t>hiperparámetros</w:t>
+        <w:rPr>
+          <w:i/>
+          <w:iCs/>
+          <w:lang w:val="es-AR"/>
+        </w:rPr>
+        <w:t>mtry</w:t>
       </w:r>
       <w:proofErr w:type="spellEnd"/>
       <w:r>
-        <w:t xml:space="preserve"> a optimizar son:</w:t>
+        <w:rPr>
+          <w:lang w:val="es-AR"/>
+        </w:rPr>
+        <w:t xml:space="preserve">: </w:t>
+      </w:r>
+      <w:r>
+        <w:t xml:space="preserve">número de variables predictoras como candidatas en cada ramificación. Por defecto, </w:t>
+      </w:r>
+      <w:r>
+        <w:t>para</w:t>
+      </w:r>
+      <w:r>
+        <w:t xml:space="preserve"> problemas de clasificación </w:t>
+      </w:r>
+      <w:r>
+        <w:t>viene dado por</w:t>
+      </w:r>
+      <w:r>
+        <w:t xml:space="preserve"> la raíz cuadrada del número de variables, y para</w:t>
+      </w:r>
+      <w:r>
+        <w:t xml:space="preserve"> la</w:t>
+      </w:r>
+      <w:r>
+        <w:t xml:space="preserve"> regresión</w:t>
+      </w:r>
+      <w:r>
+        <w:t>, el</w:t>
+      </w:r>
+      <w:r>
+        <w:t xml:space="preserve"> número de variables dividido entre 3.</w:t>
       </w:r>
     </w:p>
     <w:p>
-      <w:pPr>
-        <w:shd w:val="clear" w:color="auto" w:fill="FFFFFF"/>
-      </w:pPr>
-      <w:r>
-        <w:lastRenderedPageBreak/>
-        <w:t>-</w:t>
+      <w:r>
+        <w:rPr>
+          <w:lang w:val="es-AR"/>
+        </w:rPr>
+        <w:t xml:space="preserve">- </w:t>
       </w:r>
       <w:proofErr w:type="spellStart"/>
       <w:r>
-        <w:t>Num_leaves</w:t>
+        <w:rPr>
+          <w:i/>
+          <w:iCs/>
+          <w:lang w:val="es-AR"/>
+        </w:rPr>
+        <w:t>min.node</w:t>
       </w:r>
       <w:proofErr w:type="spellEnd"/>
       <w:r>
-        <w:t xml:space="preserve">: Controla el número de hojas de un árbol. </w:t>
+        <w:rPr>
+          <w:i/>
+          <w:iCs/>
+          <w:lang w:val="es-AR"/>
+        </w:rPr>
+        <w:t>.</w:t>
       </w:r>
       <w:proofErr w:type="spellStart"/>
       <w:r>
-        <w:t>LightGBM</w:t>
+        <w:rPr>
+          <w:i/>
+          <w:iCs/>
+        </w:rPr>
+        <w:t>size</w:t>
       </w:r>
       <w:proofErr w:type="spellEnd"/>
       <w:r>
-        <w:t xml:space="preserve"> utiliza un algoritmo de crecimiento de árboles por hojas, por lo que </w:t>
-      </w:r>
-      <w:proofErr w:type="spellStart"/>
-      <w:r>
-        <w:t>num_leaves</w:t>
-      </w:r>
-      <w:proofErr w:type="spellEnd"/>
-      <w:r>
-        <w:t xml:space="preserve"> es el parámetro principal para controlar la complejidad del árbol.</w:t>
+        <w:rPr>
+          <w:i/>
+          <w:iCs/>
+        </w:rPr>
+        <w:t>:</w:t>
+      </w:r>
+      <w:r>
+        <w:t xml:space="preserve"> mínimo número de muestras dentro de los nodos terminales. Para casos de clasificación, por defecto será 2, y para regresión será 5.</w:t>
       </w:r>
     </w:p>
     <w:p>
-      <w:pPr>
-        <w:shd w:val="clear" w:color="auto" w:fill="FFFFFF"/>
-      </w:pPr>
-      <w:r>
+      <w:r>
+        <w:rPr>
+          <w:lang w:val="es-AR"/>
+        </w:rPr>
         <w:t>-</w:t>
       </w:r>
       <w:proofErr w:type="spellStart"/>
       <w:r>
-        <w:t>Min_data_in_leaf</w:t>
+        <w:rPr>
+          <w:i/>
+          <w:iCs/>
+          <w:lang w:val="es-AR"/>
+        </w:rPr>
+        <w:t>max.depth</w:t>
       </w:r>
       <w:proofErr w:type="spellEnd"/>
       <w:r>
-        <w:t>: </w:t>
-      </w:r>
-      <w:r>
-        <w:t>Determina</w:t>
-      </w:r>
-      <w:r>
-        <w:t xml:space="preserve"> el número mínimo de muestras necesarias para estar en una hoja, lo cual es muy importante para </w:t>
-      </w:r>
-      <w:r>
-        <w:t xml:space="preserve">el </w:t>
-      </w:r>
-      <w:r>
-        <w:t xml:space="preserve">control </w:t>
-      </w:r>
-      <w:r>
-        <w:t>d</w:t>
-      </w:r>
-      <w:r>
-        <w:t>el sobreajuste.</w:t>
+        <w:t>: máximo número de nodos terminales. Por defecto, no se planifica un proceso de poda, dejando crecer los árboles hasta su límite máximo.</w:t>
       </w:r>
     </w:p>
     <w:p>
-      <w:pPr>
-        <w:shd w:val="clear" w:color="auto" w:fill="FFFFFF"/>
-        <w:jc w:val="left"/>
-      </w:pPr>
-      <w:r>
-        <w:t>-</w:t>
-      </w:r>
-      <w:proofErr w:type="spellStart"/>
-      <w:r>
-        <w:t>Feature_fraction</w:t>
-      </w:r>
-      <w:proofErr w:type="spellEnd"/>
-      <w:r>
-        <w:t>: </w:t>
-      </w:r>
-      <w:r>
-        <w:t>Es la</w:t>
-      </w:r>
-      <w:r>
-        <w:t xml:space="preserve"> proporción de características que se seleccionan al azar en cada nodo.</w:t>
-      </w:r>
-    </w:p>
-    <w:p>
-      <w:pPr>
-        <w:shd w:val="clear" w:color="auto" w:fill="FFFFFF"/>
-      </w:pPr>
-      <w:r>
-        <w:t xml:space="preserve">Finalmente, la salida del modelo para el conjunto de datos de prueba determina el conjunto de casos (clientes) con una alta probabilidad de fuga de la compañía,  y, por el contrario, al conjunto de casos con una baja probabilidad de fuga, es decir, de continuidad en la misma. A estos datos resultantes se le aplica la función ganancia, generando así un valor potencial de ingresos del programa de estímulos. </w:t>
-      </w:r>
-    </w:p>
-    <w:p>
-      <w:r>
-        <w:t xml:space="preserve">Al igual que en el caso de </w:t>
-      </w:r>
-      <w:proofErr w:type="spellStart"/>
-      <w:r>
-        <w:rPr>
-          <w:i/>
-          <w:iCs/>
-        </w:rPr>
-        <w:t>Random</w:t>
-      </w:r>
-      <w:proofErr w:type="spellEnd"/>
-      <w:r>
-        <w:rPr>
-          <w:i/>
-          <w:iCs/>
-        </w:rPr>
-        <w:t xml:space="preserve"> Forest,</w:t>
-      </w:r>
-      <w:r>
-        <w:t xml:space="preserve"> ver gráficamente o con estimadores o fórmulas este modelo predictivo no es posible, por ello directamente se muestran los resultados en la sección siguiente.</w:t>
-      </w:r>
-    </w:p>
-    <w:p>
-      <w:r>
-        <w:t xml:space="preserve">Con respecto a las características de la corrida de este modelo se destaca una mayor rapidez con respecto a los otros modelos predictivos, sin embargo, con estos volúmenes de datos no representa una mejora de tiempos significativa. </w:t>
+      <w:r>
+        <w:rPr>
+          <w:lang w:val="es-AR"/>
+        </w:rPr>
+        <w:t xml:space="preserve"> </w:t>
+      </w:r>
+      <w:r>
+        <w:t xml:space="preserve">El modelo generado no puede ser visualizado gráficamente con un árbol como en el modelo anterior ni a través de la formación de una ecuación con coeficientes por cada variable predictora como es el caso de la regresión logística debido a su gran complejidad. Es por ello se adjuntan directamente los resultados obtenidos en la sección de resultados. </w:t>
       </w:r>
     </w:p>
     <w:p/>
@@ -12746,9 +13341,242 @@
       </w:pPr>
       <w:proofErr w:type="spellStart"/>
       <w:r>
+        <w:t>Gradient</w:t>
+      </w:r>
+      <w:proofErr w:type="spellEnd"/>
+      <w:r>
+        <w:t xml:space="preserve"> </w:t>
+      </w:r>
+      <w:proofErr w:type="spellStart"/>
+      <w:r>
+        <w:t>Boosting</w:t>
+      </w:r>
+      <w:proofErr w:type="spellEnd"/>
+      <w:r>
+        <w:t xml:space="preserve"> </w:t>
+      </w:r>
+    </w:p>
+    <w:p>
+      <w:r>
+        <w:t>Como en los otros modelos utilizados en R Studio, se instalan las librerías necesarias, en particular se instala “</w:t>
+      </w:r>
+      <w:proofErr w:type="spellStart"/>
+      <w:r>
+        <w:rPr>
+          <w:i/>
+          <w:iCs/>
+        </w:rPr>
+        <w:t>lightgbm</w:t>
+      </w:r>
+      <w:proofErr w:type="spellEnd"/>
+      <w:r>
+        <w:t>” con la que se</w:t>
+      </w:r>
+      <w:r>
+        <w:t xml:space="preserve"> comienza</w:t>
+      </w:r>
+      <w:r>
+        <w:t xml:space="preserve"> a generar los modelos. Nuevamente se define la función ganancia a maximizar a través de la elección de </w:t>
+      </w:r>
+      <w:proofErr w:type="spellStart"/>
+      <w:r>
+        <w:t>hiperparámetros</w:t>
+      </w:r>
+      <w:proofErr w:type="spellEnd"/>
+      <w:r>
+        <w:t xml:space="preserve">. Estos están limitados entre ciertos rangos. Luego se diseña el proceso de tal forma que se alcance una ganancia máxima iterando en el conjunto del </w:t>
+      </w:r>
+      <w:proofErr w:type="spellStart"/>
+      <w:r>
+        <w:t>dataset</w:t>
+      </w:r>
+      <w:proofErr w:type="spellEnd"/>
+      <w:r>
+        <w:t xml:space="preserve"> de prueba, pero de forma fragmentada mediante el proceso de </w:t>
+      </w:r>
+      <w:proofErr w:type="spellStart"/>
+      <w:r>
+        <w:rPr>
+          <w:i/>
+          <w:iCs/>
+        </w:rPr>
+        <w:t>cross</w:t>
+      </w:r>
+      <w:proofErr w:type="spellEnd"/>
+      <w:r>
+        <w:rPr>
+          <w:i/>
+          <w:iCs/>
+        </w:rPr>
+        <w:t xml:space="preserve"> </w:t>
+      </w:r>
+      <w:proofErr w:type="spellStart"/>
+      <w:r>
+        <w:rPr>
+          <w:i/>
+          <w:iCs/>
+        </w:rPr>
+        <w:t>validation</w:t>
+      </w:r>
+      <w:proofErr w:type="spellEnd"/>
+      <w:r>
+        <w:t xml:space="preserve">. </w:t>
+      </w:r>
+    </w:p>
+    <w:p>
+      <w:r>
+        <w:t xml:space="preserve">Estos </w:t>
+      </w:r>
+      <w:proofErr w:type="spellStart"/>
+      <w:r>
+        <w:t>hiperparámetros</w:t>
+      </w:r>
+      <w:proofErr w:type="spellEnd"/>
+      <w:r>
+        <w:t xml:space="preserve"> a optimizar son:</w:t>
+      </w:r>
+    </w:p>
+    <w:p>
+      <w:pPr>
+        <w:shd w:val="clear" w:color="auto" w:fill="FFFFFF"/>
+      </w:pPr>
+      <w:r>
+        <w:t>-</w:t>
+      </w:r>
+      <w:proofErr w:type="spellStart"/>
+      <w:r>
+        <w:t>Num_leaves</w:t>
+      </w:r>
+      <w:proofErr w:type="spellEnd"/>
+      <w:r>
+        <w:t xml:space="preserve">: Controla el número de hojas de un árbol. </w:t>
+      </w:r>
+      <w:proofErr w:type="spellStart"/>
+      <w:r>
+        <w:t>LightGBM</w:t>
+      </w:r>
+      <w:proofErr w:type="spellEnd"/>
+      <w:r>
+        <w:t xml:space="preserve"> utiliza un algoritmo de crecimiento de árboles por hojas, por lo que </w:t>
+      </w:r>
+      <w:proofErr w:type="spellStart"/>
+      <w:r>
+        <w:t>num_leaves</w:t>
+      </w:r>
+      <w:proofErr w:type="spellEnd"/>
+      <w:r>
+        <w:t xml:space="preserve"> es el parámetro principal para controlar la complejidad del árbol.</w:t>
+      </w:r>
+    </w:p>
+    <w:p>
+      <w:pPr>
+        <w:shd w:val="clear" w:color="auto" w:fill="FFFFFF"/>
+      </w:pPr>
+      <w:r>
+        <w:t>-</w:t>
+      </w:r>
+      <w:proofErr w:type="spellStart"/>
+      <w:r>
+        <w:t>Min_data_in_leaf</w:t>
+      </w:r>
+      <w:proofErr w:type="spellEnd"/>
+      <w:r>
+        <w:t>: </w:t>
+      </w:r>
+      <w:r>
+        <w:t>Determina</w:t>
+      </w:r>
+      <w:r>
+        <w:t xml:space="preserve"> el número mínimo de muestras necesarias para estar en una hoja, lo cual es muy importante para </w:t>
+      </w:r>
+      <w:r>
+        <w:t xml:space="preserve">el </w:t>
+      </w:r>
+      <w:r>
+        <w:t xml:space="preserve">control </w:t>
+      </w:r>
+      <w:r>
+        <w:t>d</w:t>
+      </w:r>
+      <w:r>
+        <w:t>el sobreajuste.</w:t>
+      </w:r>
+    </w:p>
+    <w:p>
+      <w:pPr>
+        <w:shd w:val="clear" w:color="auto" w:fill="FFFFFF"/>
+        <w:jc w:val="left"/>
+      </w:pPr>
+      <w:r>
+        <w:t>-</w:t>
+      </w:r>
+      <w:proofErr w:type="spellStart"/>
+      <w:r>
+        <w:t>Feature_fraction</w:t>
+      </w:r>
+      <w:proofErr w:type="spellEnd"/>
+      <w:r>
+        <w:t>: </w:t>
+      </w:r>
+      <w:r>
+        <w:t>Es la</w:t>
+      </w:r>
+      <w:r>
+        <w:t xml:space="preserve"> proporción de características que se seleccionan al azar en cada nodo.</w:t>
+      </w:r>
+    </w:p>
+    <w:p>
+      <w:pPr>
+        <w:shd w:val="clear" w:color="auto" w:fill="FFFFFF"/>
+      </w:pPr>
+      <w:r>
+        <w:t xml:space="preserve">Finalmente, la salida del modelo para el conjunto de datos de prueba determina el conjunto de casos (clientes) con una alta probabilidad de fuga de la compañía,  y, por el contrario, al conjunto de casos con una baja probabilidad de fuga, es decir, de continuidad en la misma. A estos datos resultantes se le aplica la función ganancia, generando así un valor potencial de ingresos del programa de estímulos. </w:t>
+      </w:r>
+    </w:p>
+    <w:p>
+      <w:r>
+        <w:lastRenderedPageBreak/>
+        <w:t xml:space="preserve">Al igual que en el caso de </w:t>
+      </w:r>
+      <w:proofErr w:type="spellStart"/>
+      <w:r>
+        <w:rPr>
+          <w:i/>
+          <w:iCs/>
+        </w:rPr>
+        <w:t>Random</w:t>
+      </w:r>
+      <w:proofErr w:type="spellEnd"/>
+      <w:r>
+        <w:rPr>
+          <w:i/>
+          <w:iCs/>
+        </w:rPr>
+        <w:t xml:space="preserve"> Forest,</w:t>
+      </w:r>
+      <w:r>
+        <w:t xml:space="preserve"> ver gráficamente o con estimadores o fórmulas este modelo predictivo no es posible, por ello directamente se muestran los resultados en la sección siguiente.</w:t>
+      </w:r>
+    </w:p>
+    <w:p>
+      <w:r>
+        <w:t xml:space="preserve">Con respecto a las características de la corrida de este modelo se destaca una mayor rapidez con respecto a los otros modelos predictivos, sin embargo, con estos volúmenes de datos no representa una mejora de tiempos significativa. </w:t>
+      </w:r>
+    </w:p>
+    <w:p/>
+    <w:p>
+      <w:pPr>
+        <w:pStyle w:val="Heading3"/>
+        <w:numPr>
+          <w:ilvl w:val="2"/>
+          <w:numId w:val="17"/>
+        </w:numPr>
+      </w:pPr>
+      <w:proofErr w:type="spellStart"/>
+      <w:r>
         <w:t>Overfitting</w:t>
       </w:r>
-      <w:bookmarkEnd w:id="19"/>
+      <w:bookmarkEnd w:id="21"/>
       <w:proofErr w:type="spellEnd"/>
     </w:p>
     <w:p>
@@ -12915,14 +13743,7 @@
         <w:rPr>
           <w:lang w:val="es-AR"/>
         </w:rPr>
-        <w:t xml:space="preserve"> cuando el modelo es perfecto </w:t>
-      </w:r>
-      <w:r>
-        <w:rPr>
-          <w:lang w:val="es-AR"/>
-        </w:rPr>
-        <w:lastRenderedPageBreak/>
-        <w:t xml:space="preserve">prediciendo en los datos donde se </w:t>
+        <w:t xml:space="preserve"> cuando el modelo es perfecto prediciendo en los datos donde se </w:t>
       </w:r>
       <w:r>
         <w:rPr>
@@ -13090,6 +13911,7 @@
         <w:rPr>
           <w:lang w:val="es-AR"/>
         </w:rPr>
+        <w:lastRenderedPageBreak/>
         <w:t xml:space="preserve">Figura </w:t>
       </w:r>
       <w:r>
@@ -13262,7 +14084,7 @@
           <w:numId w:val="17"/>
         </w:numPr>
       </w:pPr>
-      <w:bookmarkStart w:id="22" w:name="_Toc211124591"/>
+      <w:bookmarkStart w:id="23" w:name="_Toc211124591"/>
       <w:r>
         <w:t>Cross-</w:t>
       </w:r>
@@ -13270,7 +14092,7 @@
       <w:r>
         <w:t>Validation</w:t>
       </w:r>
-      <w:bookmarkEnd w:id="22"/>
+      <w:bookmarkEnd w:id="23"/>
       <w:proofErr w:type="spellEnd"/>
       <w:r>
         <w:t xml:space="preserve"> </w:t>
@@ -13453,7 +14275,6 @@
         <w:rPr>
           <w:lang w:val="es-AR"/>
         </w:rPr>
-        <w:lastRenderedPageBreak/>
         <w:t>Se ejemplifica lo explicado con la siguiente figura:</w:t>
       </w:r>
     </w:p>
@@ -13562,7 +14383,7 @@
           <w:b/>
         </w:rPr>
       </w:pPr>
-      <w:bookmarkStart w:id="23" w:name="_Toc211124592"/>
+      <w:bookmarkStart w:id="24" w:name="_Toc211124592"/>
       <w:r>
         <w:rPr>
           <w:rStyle w:val="Heading1Char"/>
@@ -13577,7 +14398,7 @@
         </w:rPr>
         <w:t>Lee-Carter y Aprendizaje Automático</w:t>
       </w:r>
-      <w:bookmarkEnd w:id="23"/>
+      <w:bookmarkEnd w:id="24"/>
     </w:p>
     <w:p>
       <w:pPr>
@@ -13591,7 +14412,7 @@
           <w:b/>
         </w:rPr>
       </w:pPr>
-      <w:bookmarkStart w:id="24" w:name="_Toc211124597"/>
+      <w:bookmarkStart w:id="25" w:name="_Toc211124597"/>
       <w:r>
         <w:rPr>
           <w:rStyle w:val="Heading1Char"/>
@@ -13599,17 +14420,17 @@
         </w:rPr>
         <w:t>Aplicación del Modelo</w:t>
       </w:r>
-      <w:bookmarkEnd w:id="24"/>
+      <w:bookmarkEnd w:id="25"/>
     </w:p>
     <w:p>
       <w:pPr>
         <w:pStyle w:val="Heading2"/>
       </w:pPr>
-      <w:bookmarkStart w:id="25" w:name="_Toc211124598"/>
+      <w:bookmarkStart w:id="26" w:name="_Toc211124598"/>
       <w:r>
         <w:t>3.1. Planteo de la situación inicial</w:t>
       </w:r>
-      <w:bookmarkEnd w:id="25"/>
+      <w:bookmarkEnd w:id="26"/>
     </w:p>
     <w:p>
       <w:pPr>
@@ -13685,191 +14506,16 @@
         <w:t xml:space="preserve"> Hay que dedicar tiempo y esfuerzo a sustituirlos. Ser capaz de predecir cuándo es probable que un cliente se vaya, y ofrecerle incentivos para que se quede, puede suponer un gran ahorro para una empresa.</w:t>
       </w:r>
     </w:p>
-    <w:p>
-      <w:pPr>
-        <w:rPr>
-          <w:lang w:val="es-AR"/>
-        </w:rPr>
-      </w:pPr>
-    </w:p>
-    <w:p>
-      <w:pPr>
-        <w:rPr>
-          <w:lang w:val="es-AR"/>
-        </w:rPr>
-      </w:pPr>
-      <w:r>
-        <w:rPr>
-          <w:lang w:val="es-AR"/>
-        </w:rPr>
-        <w:t>Por tanto, entender qué es lo que mantiene a los clientes comprometidos es un conocimiento extremadamente valioso, ya que puede ayudarle a desarrollar sus estrategias de retención y a poner en marcha prácticas operativas destinadas a evitar que los clientes se marchen.</w:t>
-      </w:r>
-    </w:p>
-    <w:p>
-      <w:r>
-        <w:rPr>
-          <w:lang w:val="es-AR"/>
-        </w:rPr>
-        <w:t>En este caso,</w:t>
-      </w:r>
-      <w:r>
-        <w:rPr>
-          <w:b/>
-          <w:sz w:val="28"/>
-          <w:szCs w:val="28"/>
-        </w:rPr>
-        <w:t xml:space="preserve"> </w:t>
-      </w:r>
-      <w:r>
-        <w:t>e</w:t>
-      </w:r>
-      <w:r>
-        <w:t>l b</w:t>
-      </w:r>
-      <w:r>
-        <w:t xml:space="preserve">anco tiene una cartera de </w:t>
-      </w:r>
-      <w:r>
-        <w:rPr>
-          <w:lang w:val="es-AR"/>
-        </w:rPr>
-        <w:t>usuarios Premium que son los que más valor traen a la empresa</w:t>
-      </w:r>
-      <w:r>
-        <w:rPr>
-          <w:lang w:val="es-AR"/>
-        </w:rPr>
-        <w:t xml:space="preserve"> y es por ello </w:t>
-      </w:r>
-      <w:proofErr w:type="gramStart"/>
-      <w:r>
-        <w:rPr>
-          <w:lang w:val="es-AR"/>
-        </w:rPr>
-        <w:t>que</w:t>
-      </w:r>
-      <w:proofErr w:type="gramEnd"/>
-      <w:r>
-        <w:rPr>
-          <w:lang w:val="es-AR"/>
-        </w:rPr>
-        <w:t xml:space="preserve"> es de suma importancia que estos clientes no se fuguen</w:t>
-      </w:r>
-      <w:r>
-        <w:rPr>
-          <w:lang w:val="es-AR"/>
-        </w:rPr>
-        <w:t xml:space="preserve">. </w:t>
-      </w:r>
-      <w:r>
-        <w:t xml:space="preserve">Actualmente la empresa no hace campañas proactivas de retención de clientes, simplemente una vez que el cliente manifiesta que se quiere ir, tratan de persuadirlo. </w:t>
-      </w:r>
-      <w:r>
-        <w:t xml:space="preserve">Es </w:t>
-      </w:r>
-      <w:r>
-        <w:lastRenderedPageBreak/>
-        <w:t xml:space="preserve">por todo lo antes explicado que </w:t>
-      </w:r>
-      <w:r>
-        <w:rPr>
-          <w:lang w:val="es-AR"/>
-        </w:rPr>
-        <w:t>el equipo de marketing necesita</w:t>
-      </w:r>
-      <w:r>
-        <w:rPr>
-          <w:lang w:val="es-AR"/>
-        </w:rPr>
-        <w:t xml:space="preserve"> predecir con anticipación </w:t>
-      </w:r>
-      <w:r>
-        <w:rPr>
-          <w:lang w:val="es-AR"/>
-        </w:rPr>
-        <w:t xml:space="preserve">de dos meses qué usuarios se darán de baja para poder enviarles un estímulo para </w:t>
-      </w:r>
-      <w:r>
-        <w:rPr>
-          <w:lang w:val="es-AR"/>
-        </w:rPr>
-        <w:t>evitar que dejen la empresa.</w:t>
-      </w:r>
-    </w:p>
-    <w:p>
-      <w:r>
-        <w:t>Para ello</w:t>
-      </w:r>
-      <w:r>
-        <w:t xml:space="preserve"> </w:t>
-      </w:r>
-      <w:r>
-        <w:t xml:space="preserve">se realiza </w:t>
-      </w:r>
-      <w:r>
-        <w:t>un modelo predictivo para elegir a los clientes a los que se hará una campaña de marketing preventiva de retención, antes que manifiesten su voluntad de darse de baja.</w:t>
-      </w:r>
-    </w:p>
-    <w:p>
-      <w:r>
-        <w:t>La capacidad de predecir que un</w:t>
-      </w:r>
-      <w:r>
-        <w:t xml:space="preserve"> </w:t>
-      </w:r>
-      <w:r>
-        <w:t>client</w:t>
-      </w:r>
-      <w:r>
-        <w:t xml:space="preserve">e </w:t>
-      </w:r>
-      <w:r>
-        <w:t>abandonará la empresa con alta probabilidad</w:t>
-      </w:r>
-      <w:r>
-        <w:t xml:space="preserve"> cuando aún </w:t>
-      </w:r>
-      <w:r>
-        <w:t xml:space="preserve">se </w:t>
-      </w:r>
-      <w:r>
-        <w:t>está a tiempo de hacer algo al respecto</w:t>
-      </w:r>
-      <w:r>
-        <w:t>,</w:t>
-      </w:r>
-      <w:r>
-        <w:t xml:space="preserve"> representa una enorme fuente potencial de </w:t>
-      </w:r>
-      <w:r>
-        <w:t>ahorro</w:t>
-      </w:r>
-      <w:r>
-        <w:t xml:space="preserve"> </w:t>
-      </w:r>
-      <w:r>
-        <w:t xml:space="preserve">y una ventaja comparativa </w:t>
-      </w:r>
-      <w:r>
-        <w:t>en relación con el</w:t>
-      </w:r>
-      <w:r>
-        <w:t xml:space="preserve"> resto de la industria, en este caso, bancaria</w:t>
-      </w:r>
-      <w:r>
-        <w:t>.</w:t>
-      </w:r>
-    </w:p>
     <w:p/>
     <w:p>
       <w:pPr>
         <w:pStyle w:val="Heading2"/>
       </w:pPr>
-      <w:bookmarkStart w:id="26" w:name="_Toc211124599"/>
+      <w:bookmarkStart w:id="27" w:name="_Toc211124599"/>
       <w:r>
         <w:t>3.4. Datos disponibles</w:t>
       </w:r>
-      <w:bookmarkEnd w:id="26"/>
+      <w:bookmarkEnd w:id="27"/>
     </w:p>
     <w:p>
       <w:r>
@@ -14049,7 +14695,7 @@
       <w:pPr>
         <w:pStyle w:val="Heading2"/>
       </w:pPr>
-      <w:bookmarkStart w:id="27" w:name="_Toc211124600"/>
+      <w:bookmarkStart w:id="28" w:name="_Toc211124600"/>
       <w:r>
         <w:t>3.</w:t>
       </w:r>
@@ -14059,15 +14705,12 @@
       <w:r>
         <w:t>. Creación de indicadores para medir la efectividad del proyecto</w:t>
       </w:r>
-      <w:bookmarkEnd w:id="27"/>
+      <w:bookmarkEnd w:id="28"/>
     </w:p>
     <w:p>
       <w:r>
-        <w:t xml:space="preserve">Para poder comparar los modelos se crea un estimador que representa la ganancia del programa de retención para el banco. Para ello se utiliza el valor promedio futuro de </w:t>
-      </w:r>
-      <w:r>
         <w:lastRenderedPageBreak/>
-        <w:t>ingresos que representa un usuario al banco y un valor de estímulo monetario con el cual se espera retener al 50% de los usuarios a los que sea enviado.</w:t>
+        <w:t>Para poder comparar los modelos se crea un estimador que representa la ganancia del programa de retención para el banco. Para ello se utiliza el valor promedio futuro de ingresos que representa un usuario al banco y un valor de estímulo monetario con el cual se espera retener al 50% de los usuarios a los que sea enviado.</w:t>
       </w:r>
     </w:p>
     <w:p>
@@ -14213,7 +14856,7 @@
           <w:bCs/>
         </w:rPr>
       </w:pPr>
-      <w:bookmarkStart w:id="28" w:name="_Toc211124601"/>
+      <w:bookmarkStart w:id="29" w:name="_Toc211124601"/>
       <w:r>
         <w:rPr>
           <w:rStyle w:val="Heading1Char"/>
@@ -14222,7 +14865,7 @@
         </w:rPr>
         <w:t>Resultados</w:t>
       </w:r>
-      <w:bookmarkEnd w:id="28"/>
+      <w:bookmarkEnd w:id="29"/>
     </w:p>
     <w:p>
       <w:pPr>
@@ -14320,6 +14963,7 @@
         <w:rPr>
           <w:lang w:val="es-AR"/>
         </w:rPr>
+        <w:lastRenderedPageBreak/>
         <w:t xml:space="preserve">Se observa que </w:t>
       </w:r>
       <w:proofErr w:type="spellStart"/>
@@ -14345,249 +14989,9 @@
           <w:numId w:val="21"/>
         </w:numPr>
       </w:pPr>
-      <w:bookmarkStart w:id="29" w:name="_Toc211124602"/>
-      <w:r>
-        <w:lastRenderedPageBreak/>
+      <w:bookmarkStart w:id="30" w:name="_Toc211124602"/>
+      <w:r>
         <w:t>Conclusiones</w:t>
-      </w:r>
-      <w:bookmarkEnd w:id="29"/>
-    </w:p>
-    <w:p>
-      <w:pPr>
-        <w:rPr>
-          <w:lang w:val="es-AR"/>
-        </w:rPr>
-      </w:pPr>
-      <w:r>
-        <w:rPr>
-          <w:lang w:val="es-AR"/>
-        </w:rPr>
-        <w:t>D</w:t>
-      </w:r>
-      <w:r>
-        <w:rPr>
-          <w:lang w:val="es-AR"/>
-        </w:rPr>
-        <w:t>e acuerdo con</w:t>
-      </w:r>
-      <w:r>
-        <w:rPr>
-          <w:lang w:val="es-AR"/>
-        </w:rPr>
-        <w:t xml:space="preserve"> lo</w:t>
-      </w:r>
-      <w:r>
-        <w:rPr>
-          <w:lang w:val="es-AR"/>
-        </w:rPr>
-        <w:t xml:space="preserve"> observa</w:t>
-      </w:r>
-      <w:r>
-        <w:rPr>
-          <w:lang w:val="es-AR"/>
-        </w:rPr>
-        <w:t>do,</w:t>
-      </w:r>
-      <w:r>
-        <w:rPr>
-          <w:lang w:val="es-AR"/>
-        </w:rPr>
-        <w:t xml:space="preserve"> realizar un análisis de riesgo </w:t>
-      </w:r>
-      <w:r>
-        <w:rPr>
-          <w:lang w:val="es-AR"/>
-        </w:rPr>
-        <w:t xml:space="preserve">de salida de un cliente genera efectivamente ventajas para el negocio, independientemente del modelo que se elija para generar el modelo predictivo. </w:t>
-      </w:r>
-    </w:p>
-    <w:p>
-      <w:pPr>
-        <w:rPr>
-          <w:lang w:val="es-AR"/>
-        </w:rPr>
-      </w:pPr>
-      <w:r>
-        <w:rPr>
-          <w:lang w:val="es-AR"/>
-        </w:rPr>
-        <w:t xml:space="preserve">Las posibilidades de generar modelos, de mejorar su ajuste a través de optimización de parámetros, de mejoras en la toma de muestras de los datos y derivados son diversas y numerosas. A lo largo del proceso de selección de modelos para su exposición surgieron </w:t>
-      </w:r>
-      <w:r>
-        <w:rPr>
-          <w:lang w:val="es-AR"/>
-        </w:rPr>
-        <w:t xml:space="preserve">una </w:t>
-      </w:r>
-      <w:r>
-        <w:rPr>
-          <w:lang w:val="es-AR"/>
-        </w:rPr>
-        <w:t>gran cantidad</w:t>
-      </w:r>
-      <w:r>
-        <w:rPr>
-          <w:lang w:val="es-AR"/>
-        </w:rPr>
-        <w:t xml:space="preserve"> </w:t>
-      </w:r>
-      <w:r>
-        <w:rPr>
-          <w:lang w:val="es-AR"/>
-        </w:rPr>
-        <w:t>de posibilidades</w:t>
-      </w:r>
-      <w:r>
-        <w:rPr>
-          <w:lang w:val="es-AR"/>
-        </w:rPr>
-        <w:t xml:space="preserve">, pero </w:t>
-      </w:r>
-      <w:r>
-        <w:rPr>
-          <w:lang w:val="es-AR"/>
-        </w:rPr>
-        <w:t>se tomaron en cuenta aquellas que se consideraron convenientes, sin embargo</w:t>
-      </w:r>
-      <w:r>
-        <w:rPr>
-          <w:lang w:val="es-AR"/>
-        </w:rPr>
-        <w:t>,</w:t>
-      </w:r>
-      <w:r>
-        <w:rPr>
-          <w:lang w:val="es-AR"/>
-        </w:rPr>
-        <w:t xml:space="preserve"> se comprueba que el universo de herramientas para una correcta estimación del riesgo </w:t>
-      </w:r>
-      <w:r>
-        <w:rPr>
-          <w:lang w:val="es-AR"/>
-        </w:rPr>
-        <w:t xml:space="preserve">es variado y que </w:t>
-      </w:r>
-      <w:r>
-        <w:rPr>
-          <w:lang w:val="es-AR"/>
-        </w:rPr>
-        <w:t>está</w:t>
-      </w:r>
-      <w:r>
-        <w:rPr>
-          <w:lang w:val="es-AR"/>
-        </w:rPr>
-        <w:t xml:space="preserve"> en continuo crecimiento.</w:t>
-      </w:r>
-    </w:p>
-    <w:p>
-      <w:pPr>
-        <w:rPr>
-          <w:lang w:val="es-AR"/>
-        </w:rPr>
-      </w:pPr>
-      <w:r>
-        <w:rPr>
-          <w:lang w:val="es-AR"/>
-        </w:rPr>
-        <w:t>Concretamente se observa que de los métodos estudiados el que mejor</w:t>
-      </w:r>
-      <w:r>
-        <w:rPr>
-          <w:lang w:val="es-AR"/>
-        </w:rPr>
-        <w:t>es</w:t>
-      </w:r>
-      <w:r>
-        <w:rPr>
-          <w:lang w:val="es-AR"/>
-        </w:rPr>
-        <w:t xml:space="preserve"> resultados arroja para este problema en específico y con estos datos es el de </w:t>
-      </w:r>
-      <w:proofErr w:type="spellStart"/>
-      <w:r>
-        <w:rPr>
-          <w:i/>
-          <w:iCs/>
-          <w:lang w:val="es-AR"/>
-        </w:rPr>
-        <w:t>LightGBM</w:t>
-      </w:r>
-      <w:proofErr w:type="spellEnd"/>
-      <w:r>
-        <w:rPr>
-          <w:lang w:val="es-AR"/>
-        </w:rPr>
-        <w:t xml:space="preserve"> de Microsoft</w:t>
-      </w:r>
-      <w:r>
-        <w:rPr>
-          <w:lang w:val="es-AR"/>
-        </w:rPr>
-        <w:t xml:space="preserve"> debido a</w:t>
-      </w:r>
-      <w:r>
-        <w:rPr>
-          <w:lang w:val="es-AR"/>
-        </w:rPr>
-        <w:t xml:space="preserve"> que</w:t>
-      </w:r>
-      <w:r>
-        <w:rPr>
-          <w:lang w:val="es-AR"/>
-        </w:rPr>
-        <w:t xml:space="preserve"> predice las mayores ganancias</w:t>
-      </w:r>
-      <w:r>
-        <w:rPr>
-          <w:lang w:val="es-AR"/>
-        </w:rPr>
-        <w:t xml:space="preserve">. </w:t>
-      </w:r>
-      <w:r>
-        <w:rPr>
-          <w:lang w:val="es-AR"/>
-        </w:rPr>
-        <w:t xml:space="preserve">Estos resultados resultan provisorios, a la espera de nuevas puestas a prueba </w:t>
-      </w:r>
-      <w:r>
-        <w:rPr>
-          <w:lang w:val="es-AR"/>
-        </w:rPr>
-        <w:t>para la estimación de otros riesgos o con la utilización de otros datos</w:t>
-      </w:r>
-      <w:r>
-        <w:rPr>
-          <w:lang w:val="es-AR"/>
-        </w:rPr>
-        <w:t>, que la confirmen o pongan nuevamente en discusión</w:t>
-      </w:r>
-      <w:r>
-        <w:rPr>
-          <w:lang w:val="es-AR"/>
-        </w:rPr>
-        <w:t xml:space="preserve">. </w:t>
-      </w:r>
-    </w:p>
-    <w:p>
-      <w:pPr>
-        <w:pStyle w:val="Heading2"/>
-      </w:pPr>
-      <w:bookmarkStart w:id="30" w:name="_Toc211124603"/>
-      <w:r>
-        <w:t xml:space="preserve">Líneas </w:t>
-      </w:r>
-      <w:r>
-        <w:t>f</w:t>
-      </w:r>
-      <w:r>
-        <w:t xml:space="preserve">uturas de </w:t>
-      </w:r>
-      <w:r>
-        <w:t>i</w:t>
-      </w:r>
-      <w:r>
-        <w:t>nvestigación</w:t>
       </w:r>
       <w:bookmarkEnd w:id="30"/>
     </w:p>
@@ -14601,57 +15005,43 @@
         <w:rPr>
           <w:lang w:val="es-AR"/>
         </w:rPr>
-        <w:t xml:space="preserve">Queda pendiente para próximas líneas de investigación el estudio de nuevos algoritmos de aprendizaje automático </w:t>
-      </w:r>
-      <w:r>
-        <w:rPr>
-          <w:lang w:val="es-AR"/>
-        </w:rPr>
-        <w:t xml:space="preserve">diferentes </w:t>
-      </w:r>
-      <w:r>
-        <w:rPr>
-          <w:lang w:val="es-AR"/>
-        </w:rPr>
-        <w:t>a l</w:t>
-      </w:r>
-      <w:r>
-        <w:rPr>
-          <w:lang w:val="es-AR"/>
-        </w:rPr>
-        <w:t xml:space="preserve">os </w:t>
-      </w:r>
-      <w:r>
-        <w:rPr>
-          <w:lang w:val="es-AR"/>
-        </w:rPr>
-        <w:t>aquí estudiad</w:t>
-      </w:r>
-      <w:r>
-        <w:rPr>
-          <w:lang w:val="es-AR"/>
-        </w:rPr>
-        <w:t>o</w:t>
-      </w:r>
-      <w:r>
-        <w:rPr>
-          <w:lang w:val="es-AR"/>
-        </w:rPr>
-        <w:t xml:space="preserve">s, tales como los algoritmos </w:t>
-      </w:r>
-      <w:proofErr w:type="spellStart"/>
-      <w:r>
-        <w:rPr>
-          <w:lang w:val="es-AR"/>
-        </w:rPr>
-        <w:t>XGBoost</w:t>
-      </w:r>
-      <w:proofErr w:type="spellEnd"/>
-      <w:r>
-        <w:rPr>
-          <w:lang w:val="es-AR"/>
-        </w:rPr>
-        <w:t xml:space="preserve">. </w:t>
+        <w:t>D</w:t>
+      </w:r>
+      <w:r>
+        <w:rPr>
+          <w:lang w:val="es-AR"/>
+        </w:rPr>
+        <w:t>e acuerdo con</w:t>
+      </w:r>
+      <w:r>
+        <w:rPr>
+          <w:lang w:val="es-AR"/>
+        </w:rPr>
+        <w:t xml:space="preserve"> lo</w:t>
+      </w:r>
+      <w:r>
+        <w:rPr>
+          <w:lang w:val="es-AR"/>
+        </w:rPr>
+        <w:t xml:space="preserve"> observa</w:t>
+      </w:r>
+      <w:r>
+        <w:rPr>
+          <w:lang w:val="es-AR"/>
+        </w:rPr>
+        <w:t>do,</w:t>
+      </w:r>
+      <w:r>
+        <w:rPr>
+          <w:lang w:val="es-AR"/>
+        </w:rPr>
+        <w:t xml:space="preserve"> realizar un análisis de riesgo </w:t>
+      </w:r>
+      <w:r>
+        <w:rPr>
+          <w:lang w:val="es-AR"/>
+        </w:rPr>
+        <w:t xml:space="preserve">de salida de un cliente genera efectivamente ventajas para el negocio, independientemente del modelo que se elija para generar el modelo predictivo. </w:t>
       </w:r>
     </w:p>
     <w:p>
@@ -14664,43 +15054,73 @@
         <w:rPr>
           <w:lang w:val="es-AR"/>
         </w:rPr>
-        <w:t xml:space="preserve">También podría ser interesante para próximos trabajos </w:t>
-      </w:r>
-      <w:r>
-        <w:rPr>
-          <w:lang w:val="es-AR"/>
-        </w:rPr>
-        <w:t xml:space="preserve">la utilización de </w:t>
-      </w:r>
-      <w:r>
-        <w:rPr>
-          <w:lang w:val="es-AR"/>
-        </w:rPr>
-        <w:t>máquinas</w:t>
-      </w:r>
-      <w:r>
-        <w:rPr>
-          <w:lang w:val="es-AR"/>
-        </w:rPr>
-        <w:t xml:space="preserve"> virtuales con más capacidad de procesamiento que permitirían más iteraciones a las optimizaciones bayesianas para mejorar la robuste</w:t>
-      </w:r>
-      <w:r>
-        <w:rPr>
-          <w:lang w:val="es-AR"/>
-        </w:rPr>
-        <w:t>z</w:t>
-      </w:r>
-      <w:r>
-        <w:rPr>
-          <w:lang w:val="es-AR"/>
-        </w:rPr>
-        <w:t xml:space="preserve"> de los modelos.</w:t>
+        <w:t xml:space="preserve">Las posibilidades de generar modelos, de mejorar su ajuste a través de optimización de parámetros, de mejoras en la toma de muestras de los datos y derivados son diversas y numerosas. A lo largo del proceso de selección de modelos para su exposición surgieron </w:t>
+      </w:r>
+      <w:r>
+        <w:rPr>
+          <w:lang w:val="es-AR"/>
+        </w:rPr>
+        <w:t xml:space="preserve">una </w:t>
+      </w:r>
+      <w:r>
+        <w:rPr>
+          <w:lang w:val="es-AR"/>
+        </w:rPr>
+        <w:t>gran cantidad</w:t>
       </w:r>
       <w:r>
         <w:rPr>
           <w:lang w:val="es-AR"/>
         </w:rPr>
         <w:t xml:space="preserve"> </w:t>
+      </w:r>
+      <w:r>
+        <w:rPr>
+          <w:lang w:val="es-AR"/>
+        </w:rPr>
+        <w:t>de posibilidades</w:t>
+      </w:r>
+      <w:r>
+        <w:rPr>
+          <w:lang w:val="es-AR"/>
+        </w:rPr>
+        <w:t xml:space="preserve">, pero </w:t>
+      </w:r>
+      <w:r>
+        <w:rPr>
+          <w:lang w:val="es-AR"/>
+        </w:rPr>
+        <w:t>se tomaron en cuenta aquellas que se consideraron convenientes, sin embargo</w:t>
+      </w:r>
+      <w:r>
+        <w:rPr>
+          <w:lang w:val="es-AR"/>
+        </w:rPr>
+        <w:t>,</w:t>
+      </w:r>
+      <w:r>
+        <w:rPr>
+          <w:lang w:val="es-AR"/>
+        </w:rPr>
+        <w:t xml:space="preserve"> se comprueba que el universo de herramientas para una correcta estimación del riesgo </w:t>
+      </w:r>
+      <w:r>
+        <w:rPr>
+          <w:lang w:val="es-AR"/>
+        </w:rPr>
+        <w:t xml:space="preserve">es variado y que </w:t>
+      </w:r>
+      <w:r>
+        <w:rPr>
+          <w:lang w:val="es-AR"/>
+        </w:rPr>
+        <w:t>está</w:t>
+      </w:r>
+      <w:r>
+        <w:rPr>
+          <w:lang w:val="es-AR"/>
+        </w:rPr>
+        <w:t xml:space="preserve"> en continuo crecimiento.</w:t>
       </w:r>
     </w:p>
     <w:p>
@@ -14713,103 +15133,77 @@
         <w:rPr>
           <w:lang w:val="es-AR"/>
         </w:rPr>
-        <w:t>Por último</w:t>
-      </w:r>
-      <w:r>
-        <w:rPr>
-          <w:lang w:val="es-AR"/>
-        </w:rPr>
-        <w:t>,</w:t>
-      </w:r>
-      <w:r>
-        <w:rPr>
-          <w:lang w:val="es-AR"/>
-        </w:rPr>
-        <w:t xml:space="preserve"> </w:t>
-      </w:r>
-      <w:r>
-        <w:rPr>
-          <w:lang w:val="es-AR"/>
-        </w:rPr>
-        <w:t>otra posibilidad de ampliar el estudio de la problemática de retención de clientes es</w:t>
-      </w:r>
-      <w:r>
-        <w:rPr>
-          <w:lang w:val="es-AR"/>
-        </w:rPr>
-        <w:t xml:space="preserve"> el poder probar la efectividad del estímulo y </w:t>
-      </w:r>
-      <w:r>
-        <w:rPr>
-          <w:lang w:val="es-AR"/>
-        </w:rPr>
-        <w:t>la relación entre la cantidad de dinero</w:t>
-      </w:r>
-      <w:r>
-        <w:rPr>
-          <w:lang w:val="es-AR"/>
-        </w:rPr>
-        <w:t xml:space="preserve"> propuesta </w:t>
-      </w:r>
-      <w:r>
-        <w:rPr>
-          <w:lang w:val="es-AR"/>
-        </w:rPr>
-        <w:t>para ese fin y cuantos usuarios efectivamente toman la decisión de quedarse. Sería conveniente personalizar el</w:t>
-      </w:r>
-      <w:r>
-        <w:rPr>
-          <w:lang w:val="es-AR"/>
-        </w:rPr>
-        <w:t xml:space="preserve"> programa por cliente o por grupos de clientes</w:t>
-      </w:r>
-      <w:r>
-        <w:rPr>
-          <w:lang w:val="es-AR"/>
-        </w:rPr>
-        <w:t xml:space="preserve"> para enviar el mínimo valor necesario para que </w:t>
-      </w:r>
-      <w:r>
-        <w:rPr>
-          <w:lang w:val="es-AR"/>
-        </w:rPr>
-        <w:t xml:space="preserve">éstos </w:t>
-      </w:r>
-      <w:r>
-        <w:rPr>
-          <w:lang w:val="es-AR"/>
-        </w:rPr>
-        <w:t xml:space="preserve">decidan quedarse y </w:t>
-      </w:r>
-      <w:r>
-        <w:rPr>
-          <w:lang w:val="es-AR"/>
-        </w:rPr>
-        <w:t xml:space="preserve">maximizando </w:t>
-      </w:r>
-      <w:r>
-        <w:rPr>
-          <w:lang w:val="es-AR"/>
-        </w:rPr>
-        <w:t>de es</w:t>
-      </w:r>
-      <w:r>
-        <w:rPr>
-          <w:lang w:val="es-AR"/>
-        </w:rPr>
-        <w:t>t</w:t>
-      </w:r>
-      <w:r>
-        <w:rPr>
-          <w:lang w:val="es-AR"/>
-        </w:rPr>
-        <w:t>a forma las ganancias</w:t>
-      </w:r>
-      <w:r>
-        <w:rPr>
-          <w:lang w:val="es-AR"/>
-        </w:rPr>
-        <w:t xml:space="preserve"> aún más</w:t>
+        <w:t>Concretamente se observa que de los métodos estudiados el que mejor</w:t>
+      </w:r>
+      <w:r>
+        <w:rPr>
+          <w:lang w:val="es-AR"/>
+        </w:rPr>
+        <w:t>es</w:t>
+      </w:r>
+      <w:r>
+        <w:rPr>
+          <w:lang w:val="es-AR"/>
+        </w:rPr>
+        <w:t xml:space="preserve"> resultados arroja para este problema en específico y con estos datos es el de </w:t>
+      </w:r>
+      <w:proofErr w:type="spellStart"/>
+      <w:r>
+        <w:rPr>
+          <w:i/>
+          <w:iCs/>
+          <w:lang w:val="es-AR"/>
+        </w:rPr>
+        <w:t>LightGBM</w:t>
+      </w:r>
+      <w:proofErr w:type="spellEnd"/>
+      <w:r>
+        <w:rPr>
+          <w:lang w:val="es-AR"/>
+        </w:rPr>
+        <w:t xml:space="preserve"> de Microsoft</w:t>
+      </w:r>
+      <w:r>
+        <w:rPr>
+          <w:lang w:val="es-AR"/>
+        </w:rPr>
+        <w:t xml:space="preserve"> debido a</w:t>
+      </w:r>
+      <w:r>
+        <w:rPr>
+          <w:lang w:val="es-AR"/>
+        </w:rPr>
+        <w:t xml:space="preserve"> que</w:t>
+      </w:r>
+      <w:r>
+        <w:rPr>
+          <w:lang w:val="es-AR"/>
+        </w:rPr>
+        <w:t xml:space="preserve"> predice las mayores ganancias</w:t>
+      </w:r>
+      <w:r>
+        <w:rPr>
+          <w:lang w:val="es-AR"/>
+        </w:rPr>
+        <w:t xml:space="preserve">. </w:t>
+      </w:r>
+      <w:r>
+        <w:rPr>
+          <w:lang w:val="es-AR"/>
+        </w:rPr>
+        <w:t xml:space="preserve">Estos resultados resultan provisorios, a la espera de nuevas puestas a prueba </w:t>
+      </w:r>
+      <w:r>
+        <w:rPr>
+          <w:lang w:val="es-AR"/>
+        </w:rPr>
+        <w:t>para la estimación de otros riesgos o con la utilización de otros datos</w:t>
+      </w:r>
+      <w:r>
+        <w:rPr>
+          <w:lang w:val="es-AR"/>
+        </w:rPr>
+        <w:t>, que la confirmen o pongan nuevamente en discusión</w:t>
       </w:r>
       <w:r>
         <w:rPr>
@@ -14820,6 +15214,255 @@
     </w:p>
     <w:p>
       <w:pPr>
+        <w:pStyle w:val="Heading2"/>
+      </w:pPr>
+      <w:bookmarkStart w:id="31" w:name="_Toc211124603"/>
+      <w:r>
+        <w:t xml:space="preserve">Líneas </w:t>
+      </w:r>
+      <w:r>
+        <w:t>f</w:t>
+      </w:r>
+      <w:r>
+        <w:t xml:space="preserve">uturas de </w:t>
+      </w:r>
+      <w:r>
+        <w:t>i</w:t>
+      </w:r>
+      <w:r>
+        <w:t>nvestigación</w:t>
+      </w:r>
+      <w:bookmarkEnd w:id="31"/>
+    </w:p>
+    <w:p>
+      <w:pPr>
+        <w:rPr>
+          <w:lang w:val="es-AR"/>
+        </w:rPr>
+      </w:pPr>
+      <w:r>
+        <w:rPr>
+          <w:lang w:val="es-AR"/>
+        </w:rPr>
+        <w:t xml:space="preserve">Queda pendiente para próximas líneas de investigación el estudio de nuevos algoritmos de aprendizaje automático </w:t>
+      </w:r>
+      <w:r>
+        <w:rPr>
+          <w:lang w:val="es-AR"/>
+        </w:rPr>
+        <w:t xml:space="preserve">diferentes </w:t>
+      </w:r>
+      <w:r>
+        <w:rPr>
+          <w:lang w:val="es-AR"/>
+        </w:rPr>
+        <w:t>a l</w:t>
+      </w:r>
+      <w:r>
+        <w:rPr>
+          <w:lang w:val="es-AR"/>
+        </w:rPr>
+        <w:t xml:space="preserve">os </w:t>
+      </w:r>
+      <w:r>
+        <w:rPr>
+          <w:lang w:val="es-AR"/>
+        </w:rPr>
+        <w:t>aquí estudiad</w:t>
+      </w:r>
+      <w:r>
+        <w:rPr>
+          <w:lang w:val="es-AR"/>
+        </w:rPr>
+        <w:t>o</w:t>
+      </w:r>
+      <w:r>
+        <w:rPr>
+          <w:lang w:val="es-AR"/>
+        </w:rPr>
+        <w:t xml:space="preserve">s, tales como los algoritmos </w:t>
+      </w:r>
+      <w:proofErr w:type="spellStart"/>
+      <w:r>
+        <w:rPr>
+          <w:lang w:val="es-AR"/>
+        </w:rPr>
+        <w:t>XGBoost</w:t>
+      </w:r>
+      <w:proofErr w:type="spellEnd"/>
+      <w:r>
+        <w:rPr>
+          <w:lang w:val="es-AR"/>
+        </w:rPr>
+        <w:t xml:space="preserve">. </w:t>
+      </w:r>
+    </w:p>
+    <w:p>
+      <w:pPr>
+        <w:rPr>
+          <w:lang w:val="es-AR"/>
+        </w:rPr>
+      </w:pPr>
+      <w:r>
+        <w:rPr>
+          <w:lang w:val="es-AR"/>
+        </w:rPr>
+        <w:t xml:space="preserve">También podría ser interesante para próximos trabajos </w:t>
+      </w:r>
+      <w:r>
+        <w:rPr>
+          <w:lang w:val="es-AR"/>
+        </w:rPr>
+        <w:t xml:space="preserve">la utilización de </w:t>
+      </w:r>
+      <w:r>
+        <w:rPr>
+          <w:lang w:val="es-AR"/>
+        </w:rPr>
+        <w:t>máquinas</w:t>
+      </w:r>
+      <w:r>
+        <w:rPr>
+          <w:lang w:val="es-AR"/>
+        </w:rPr>
+        <w:t xml:space="preserve"> virtuales con más capacidad de procesamiento que permitirían más iteraciones a las optimizaciones bayesianas para mejorar la robuste</w:t>
+      </w:r>
+      <w:r>
+        <w:rPr>
+          <w:lang w:val="es-AR"/>
+        </w:rPr>
+        <w:t>z</w:t>
+      </w:r>
+      <w:r>
+        <w:rPr>
+          <w:lang w:val="es-AR"/>
+        </w:rPr>
+        <w:t xml:space="preserve"> de los modelos.</w:t>
+      </w:r>
+      <w:r>
+        <w:rPr>
+          <w:lang w:val="es-AR"/>
+        </w:rPr>
+        <w:t xml:space="preserve"> </w:t>
+      </w:r>
+    </w:p>
+    <w:p>
+      <w:pPr>
+        <w:rPr>
+          <w:lang w:val="es-AR"/>
+        </w:rPr>
+      </w:pPr>
+      <w:r>
+        <w:rPr>
+          <w:lang w:val="es-AR"/>
+        </w:rPr>
+        <w:t>Por último</w:t>
+      </w:r>
+      <w:r>
+        <w:rPr>
+          <w:lang w:val="es-AR"/>
+        </w:rPr>
+        <w:t>,</w:t>
+      </w:r>
+      <w:r>
+        <w:rPr>
+          <w:lang w:val="es-AR"/>
+        </w:rPr>
+        <w:t xml:space="preserve"> </w:t>
+      </w:r>
+      <w:r>
+        <w:rPr>
+          <w:lang w:val="es-AR"/>
+        </w:rPr>
+        <w:t>otra posibilidad de ampliar el estudio de la problemática de retención de clientes es</w:t>
+      </w:r>
+      <w:r>
+        <w:rPr>
+          <w:lang w:val="es-AR"/>
+        </w:rPr>
+        <w:t xml:space="preserve"> el poder probar la efectividad del estímulo y </w:t>
+      </w:r>
+      <w:r>
+        <w:rPr>
+          <w:lang w:val="es-AR"/>
+        </w:rPr>
+        <w:t>la relación entre la cantidad de dinero</w:t>
+      </w:r>
+      <w:r>
+        <w:rPr>
+          <w:lang w:val="es-AR"/>
+        </w:rPr>
+        <w:t xml:space="preserve"> propuesta </w:t>
+      </w:r>
+      <w:r>
+        <w:rPr>
+          <w:lang w:val="es-AR"/>
+        </w:rPr>
+        <w:t>para ese fin y cuantos usuarios efectivamente toman la decisión de quedarse. Sería conveniente personalizar el</w:t>
+      </w:r>
+      <w:r>
+        <w:rPr>
+          <w:lang w:val="es-AR"/>
+        </w:rPr>
+        <w:t xml:space="preserve"> programa por cliente o por grupos de clientes</w:t>
+      </w:r>
+      <w:r>
+        <w:rPr>
+          <w:lang w:val="es-AR"/>
+        </w:rPr>
+        <w:t xml:space="preserve"> para enviar el mínimo valor necesario para que </w:t>
+      </w:r>
+      <w:r>
+        <w:rPr>
+          <w:lang w:val="es-AR"/>
+        </w:rPr>
+        <w:t xml:space="preserve">éstos </w:t>
+      </w:r>
+      <w:r>
+        <w:rPr>
+          <w:lang w:val="es-AR"/>
+        </w:rPr>
+        <w:t xml:space="preserve">decidan quedarse y </w:t>
+      </w:r>
+      <w:r>
+        <w:rPr>
+          <w:lang w:val="es-AR"/>
+        </w:rPr>
+        <w:t xml:space="preserve">maximizando </w:t>
+      </w:r>
+      <w:r>
+        <w:rPr>
+          <w:lang w:val="es-AR"/>
+        </w:rPr>
+        <w:t>de es</w:t>
+      </w:r>
+      <w:r>
+        <w:rPr>
+          <w:lang w:val="es-AR"/>
+        </w:rPr>
+        <w:t>t</w:t>
+      </w:r>
+      <w:r>
+        <w:rPr>
+          <w:lang w:val="es-AR"/>
+        </w:rPr>
+        <w:t>a forma las ganancias</w:t>
+      </w:r>
+      <w:r>
+        <w:rPr>
+          <w:lang w:val="es-AR"/>
+        </w:rPr>
+        <w:t xml:space="preserve"> aún más</w:t>
+      </w:r>
+      <w:r>
+        <w:rPr>
+          <w:lang w:val="es-AR"/>
+        </w:rPr>
+        <w:t xml:space="preserve">. </w:t>
+      </w:r>
+    </w:p>
+    <w:p>
+      <w:pPr>
         <w:spacing w:after="160" w:line="259" w:lineRule="auto"/>
         <w:jc w:val="left"/>
         <w:rPr>
@@ -14833,7 +15476,7 @@
         <w:br w:type="page"/>
       </w:r>
     </w:p>
-    <w:bookmarkStart w:id="31" w:name="_Toc211124604" w:displacedByCustomXml="next"/>
+    <w:bookmarkStart w:id="32" w:name="_Toc211124604" w:displacedByCustomXml="next"/>
     <w:sdt>
       <w:sdtPr>
         <w:rPr>
@@ -14856,7 +15499,7 @@
           <w:r>
             <w:t>Bibliografía</w:t>
           </w:r>
-          <w:bookmarkEnd w:id="31"/>
+          <w:bookmarkEnd w:id="32"/>
         </w:p>
         <w:sdt>
           <w:sdtPr>
@@ -15203,7 +15846,7 @@
           <w:lang w:val="es-AR"/>
         </w:rPr>
       </w:pPr>
-      <w:bookmarkStart w:id="32" w:name="_Toc106706667"/>
+      <w:bookmarkStart w:id="33" w:name="_Toc106706667"/>
       <w:r>
         <w:rPr>
           <w:lang w:val="es-AR"/>
@@ -15218,7 +15861,7 @@
           <w:lang w:val="es-AR"/>
         </w:rPr>
       </w:pPr>
-      <w:bookmarkStart w:id="33" w:name="_Toc211124605"/>
+      <w:bookmarkStart w:id="34" w:name="_Toc211124605"/>
       <w:r>
         <w:rPr>
           <w:lang w:val="es-AR"/>
@@ -15232,14 +15875,14 @@
         </w:rPr>
         <w:t>Anexo</w:t>
       </w:r>
-      <w:bookmarkEnd w:id="32"/>
+      <w:bookmarkEnd w:id="33"/>
       <w:r>
         <w:rPr>
           <w:lang w:val="es-AR"/>
         </w:rPr>
         <w:t>s</w:t>
       </w:r>
-      <w:bookmarkEnd w:id="33"/>
+      <w:bookmarkEnd w:id="34"/>
     </w:p>
     <w:p>
       <w:pPr>
@@ -15248,7 +15891,7 @@
           <w:lang w:val="es-AR"/>
         </w:rPr>
       </w:pPr>
-      <w:bookmarkStart w:id="34" w:name="_Toc211124606"/>
+      <w:bookmarkStart w:id="35" w:name="_Toc211124606"/>
       <w:r>
         <w:rPr>
           <w:lang w:val="es-AR"/>
@@ -15299,7 +15942,7 @@
         </w:rPr>
         <w:t>.</w:t>
       </w:r>
-      <w:bookmarkEnd w:id="34"/>
+      <w:bookmarkEnd w:id="35"/>
       <w:r>
         <w:rPr>
           <w:lang w:val="es-AR"/>
@@ -15661,39 +16304,31 @@
             </w:r>
             <w:r>
               <w:lastRenderedPageBreak/>
-              <w:t xml:space="preserve">son clientes de Paquete </w:t>
+              <w:t xml:space="preserve">son clientes de Paquete Premium,  el </w:t>
+            </w:r>
+            <w:proofErr w:type="spellStart"/>
+            <w:r>
+              <w:t>area</w:t>
+            </w:r>
+            <w:proofErr w:type="spellEnd"/>
+            <w:r>
+              <w:t xml:space="preserve"> de marketing solo considera vip a menos </w:t>
             </w:r>
             <w:proofErr w:type="gramStart"/>
             <w:r>
-              <w:t>Premium,  el</w:t>
+              <w:t>del  2</w:t>
             </w:r>
             <w:proofErr w:type="gramEnd"/>
             <w:r>
-              <w:t xml:space="preserve"> </w:t>
-            </w:r>
-            <w:proofErr w:type="spellStart"/>
-            <w:r>
-              <w:t>area</w:t>
-            </w:r>
-            <w:proofErr w:type="spellEnd"/>
-            <w:r>
-              <w:t xml:space="preserve"> de marketing solo considera vip a menos </w:t>
+              <w:t xml:space="preserve">% </w:t>
             </w:r>
             <w:proofErr w:type="gramStart"/>
             <w:r>
-              <w:t>del  2</w:t>
+              <w:t>de los paquete premium</w:t>
             </w:r>
             <w:proofErr w:type="gramEnd"/>
             <w:r>
-              <w:t xml:space="preserve">% de los paquete </w:t>
-            </w:r>
-            <w:proofErr w:type="gramStart"/>
-            <w:r>
-              <w:t>premium ,</w:t>
-            </w:r>
-            <w:proofErr w:type="gramEnd"/>
-            <w:r>
-              <w:t xml:space="preserve"> y da a estos clientes VIP un trato a puertas cerradas.</w:t>
+              <w:t xml:space="preserve"> , y da a estos clientes VIP un trato a puertas cerradas.</w:t>
             </w:r>
           </w:p>
         </w:tc>
@@ -15709,7 +16344,6 @@
           </w:tcPr>
           <w:p>
             <w:r>
-              <w:lastRenderedPageBreak/>
               <w:t>5</w:t>
             </w:r>
           </w:p>
@@ -17140,7 +17774,6 @@
           </w:tcPr>
           <w:p>
             <w:r>
-              <w:lastRenderedPageBreak/>
               <w:t>31</w:t>
             </w:r>
           </w:p>
@@ -18862,27 +19495,11 @@
             </w:r>
             <w:proofErr w:type="gramEnd"/>
             <w:r>
-              <w:t xml:space="preserve"> automáticos debitados durante el mes en las </w:t>
-            </w:r>
-            <w:proofErr w:type="gramStart"/>
-            <w:r>
-              <w:t xml:space="preserve">cuentas  </w:t>
+              <w:t xml:space="preserve"> automáticos debitados durante el mes en las cuentas  </w:t>
             </w:r>
             <w:r>
               <w:lastRenderedPageBreak/>
-              <w:t>(</w:t>
-            </w:r>
-            <w:proofErr w:type="gramEnd"/>
-            <w:r>
-              <w:t xml:space="preserve"> no tarjetas de </w:t>
-            </w:r>
-            <w:proofErr w:type="gramStart"/>
-            <w:r>
-              <w:t>crédito )</w:t>
-            </w:r>
-            <w:proofErr w:type="gramEnd"/>
-            <w:r>
-              <w:t xml:space="preserve"> . Todo está convertido a pesos argentinos, al valor de la fecha de cierre del </w:t>
+              <w:t xml:space="preserve">( no tarjetas de crédito ) . Todo está convertido a pesos argentinos, al valor de la fecha de cierre del </w:t>
             </w:r>
             <w:proofErr w:type="spellStart"/>
             <w:r>
@@ -18922,7 +19539,6 @@
           </w:tcPr>
           <w:p>
             <w:r>
-              <w:lastRenderedPageBreak/>
               <w:t>61</w:t>
             </w:r>
           </w:p>
@@ -19025,15 +19641,7 @@
             </w:r>
             <w:proofErr w:type="gramEnd"/>
             <w:r>
-              <w:t xml:space="preserve"> automáticos debitados durante el mes en la tarjeta de crédito </w:t>
-            </w:r>
-            <w:proofErr w:type="gramStart"/>
-            <w:r>
-              <w:t>VISA .</w:t>
-            </w:r>
-            <w:proofErr w:type="gramEnd"/>
-            <w:r>
-              <w:t xml:space="preserve"> Todo está convertido a pesos argentinos, al valor de la fecha de cierre del </w:t>
+              <w:t xml:space="preserve"> automáticos debitados durante el mes en la tarjeta de crédito VISA . Todo está convertido a pesos argentinos, al valor de la fecha de cierre del </w:t>
             </w:r>
             <w:proofErr w:type="spellStart"/>
             <w:r>
@@ -19191,15 +19799,7 @@
             </w:r>
             <w:proofErr w:type="gramEnd"/>
             <w:r>
-              <w:t xml:space="preserve"> automáticos debitados durante el mes en la tarjeta de crédito </w:t>
-            </w:r>
-            <w:proofErr w:type="gramStart"/>
-            <w:r>
-              <w:t>MasterCard .</w:t>
-            </w:r>
-            <w:proofErr w:type="gramEnd"/>
-            <w:r>
-              <w:t xml:space="preserve"> Todo está convertido a pesos argentinos, al valor de la fecha de cierre del </w:t>
+              <w:t xml:space="preserve"> automáticos debitados durante el mes en la tarjeta de crédito MasterCard . Todo está convertido a pesos argentinos, al valor de la fecha de cierre del </w:t>
             </w:r>
             <w:proofErr w:type="spellStart"/>
             <w:r>
@@ -22127,21 +22727,16 @@
             <w:hideMark/>
           </w:tcPr>
           <w:p>
+            <w:r>
+              <w:t>{ 0</w:t>
+            </w:r>
             <w:proofErr w:type="gramStart"/>
             <w:r>
-              <w:t>{ 0,  6</w:t>
+              <w:t>,  6</w:t>
             </w:r>
             <w:proofErr w:type="gramEnd"/>
             <w:r>
-              <w:t xml:space="preserve">, 7, </w:t>
-            </w:r>
-            <w:proofErr w:type="gramStart"/>
-            <w:r>
-              <w:t>9 }</w:t>
-            </w:r>
-            <w:proofErr w:type="gramEnd"/>
-            <w:r>
-              <w:t xml:space="preserve">   indica el estado de la cuenta de la tarjeta de crédito. 0 abierta,  6 en proceso de cierre, 7 en proceso avanzado de cierre, 9 cuenta cerrada.   </w:t>
+              <w:t xml:space="preserve">, 7, 9 }   indica el estado de la cuenta de la tarjeta de crédito. 0 abierta,  6 en proceso de cierre, 7 en proceso avanzado de cierre, 9 cuenta cerrada.   </w:t>
             </w:r>
             <w:proofErr w:type="gramStart"/>
             <w:r>
@@ -23511,21 +24106,16 @@
             <w:hideMark/>
           </w:tcPr>
           <w:p>
+            <w:r>
+              <w:t>{ 0</w:t>
+            </w:r>
             <w:proofErr w:type="gramStart"/>
             <w:r>
-              <w:t>{ 0,  6</w:t>
+              <w:t>,  6</w:t>
             </w:r>
             <w:proofErr w:type="gramEnd"/>
             <w:r>
-              <w:t xml:space="preserve">, 7, </w:t>
-            </w:r>
-            <w:proofErr w:type="gramStart"/>
-            <w:r>
-              <w:t>9 }</w:t>
-            </w:r>
-            <w:proofErr w:type="gramEnd"/>
-            <w:r>
-              <w:t xml:space="preserve">   indica el estado de la cuenta de la tarjeta de crédito. 0 abierta,  6 en proceso de cierre, 7 en proceso avanzado de cierre, 9 cuenta cerrada.   </w:t>
+              <w:t xml:space="preserve">, 7, 9 }   indica el estado de la cuenta de la tarjeta de crédito. 0 abierta,  6 en proceso de cierre, 7 en proceso avanzado de cierre, 9 cuenta cerrada.   </w:t>
             </w:r>
             <w:proofErr w:type="gramStart"/>
             <w:r>
@@ -23550,7 +24140,6 @@
           </w:tcPr>
           <w:p>
             <w:r>
-              <w:lastRenderedPageBreak/>
               <w:t>138</w:t>
             </w:r>
           </w:p>
@@ -24310,8 +24899,8 @@
           <w:lang w:val="es-AR"/>
         </w:rPr>
       </w:pPr>
-      <w:bookmarkStart w:id="35" w:name="_Toc106706668"/>
-      <w:bookmarkStart w:id="36" w:name="_Toc211124607"/>
+      <w:bookmarkStart w:id="36" w:name="_Toc106706668"/>
+      <w:bookmarkStart w:id="37" w:name="_Toc211124607"/>
       <w:r>
         <w:rPr>
           <w:lang w:val="es-AR"/>
@@ -24366,8 +24955,8 @@
         </w:rPr>
         <w:t>proximación a la data.</w:t>
       </w:r>
-      <w:bookmarkEnd w:id="35"/>
       <w:bookmarkEnd w:id="36"/>
+      <w:bookmarkEnd w:id="37"/>
       <w:r>
         <w:rPr>
           <w:lang w:val="es-AR"/>
@@ -24516,7 +25105,6 @@
         <w:t xml:space="preserve">- </w:t>
       </w:r>
       <w:proofErr w:type="spellStart"/>
-      <w:proofErr w:type="gramStart"/>
       <w:r>
         <w:rPr>
           <w:lang w:val="es-AR"/>
@@ -24528,14 +25116,7 @@
         <w:rPr>
           <w:lang w:val="es-AR"/>
         </w:rPr>
-        <w:t>(</w:t>
-      </w:r>
-      <w:proofErr w:type="gramEnd"/>
-      <w:r>
-        <w:rPr>
-          <w:lang w:val="es-AR"/>
-        </w:rPr>
-        <w:t>"C:/Users/fiore/Documents/fiore facultad/TESINA/</w:t>
+        <w:t>("C:/Users/fiore/Documents/fiore facultad/TESINA/</w:t>
       </w:r>
       <w:proofErr w:type="spellStart"/>
       <w:r>
@@ -24989,7 +25570,6 @@
         </w:rPr>
       </w:pPr>
       <w:proofErr w:type="spellStart"/>
-      <w:proofErr w:type="gramStart"/>
       <w:r>
         <w:rPr>
           <w:lang w:val="es-AR"/>
@@ -25004,7 +25584,6 @@
         <w:t>(</w:t>
       </w:r>
       <w:proofErr w:type="spellStart"/>
-      <w:proofErr w:type="gramEnd"/>
       <w:r>
         <w:rPr>
           <w:lang w:val="es-AR"/>
@@ -25068,7 +25647,6 @@
         </w:rPr>
       </w:pPr>
       <w:proofErr w:type="spellStart"/>
-      <w:proofErr w:type="gramStart"/>
       <w:r>
         <w:rPr>
           <w:lang w:val="es-AR"/>
@@ -25084,7 +25662,6 @@
         <w:t>(</w:t>
       </w:r>
       <w:proofErr w:type="spellStart"/>
-      <w:proofErr w:type="gramEnd"/>
       <w:r>
         <w:rPr>
           <w:lang w:val="es-AR"/>
@@ -25409,6 +25986,67 @@
       </w:r>
     </w:p>
   </w:comment>
+  <w:comment w:id="16" w:author="Franco Nahuel  Olivero" w:date="2025-10-22T01:54:00Z" w:initials="FO">
+    <w:p>
+      <w:pPr>
+        <w:pStyle w:val="CommentText"/>
+        <w:jc w:val="left"/>
+      </w:pPr>
+      <w:r>
+        <w:rPr>
+          <w:rStyle w:val="CommentReference"/>
+        </w:rPr>
+        <w:annotationRef/>
+      </w:r>
+      <w:r>
+        <w:t>Hacer referenica a paper nordico</w:t>
+      </w:r>
+      <w:r>
+        <w:br/>
+        <w:t>Fitting and Forecasting Mortality Rates for Nordic Countries w LC method (conclusiones)</w:t>
+      </w:r>
+      <w:r>
+        <w:br/>
+      </w:r>
+      <w:r>
+        <w:br/>
+      </w:r>
+    </w:p>
+  </w:comment>
+  <w:comment w:id="18" w:author="Franco Nahuel  Olivero" w:date="2025-10-22T02:19:00Z" w:initials="FO">
+    <w:p>
+      <w:pPr>
+        <w:pStyle w:val="CommentText"/>
+        <w:jc w:val="left"/>
+      </w:pPr>
+      <w:r>
+        <w:rPr>
+          <w:rStyle w:val="CommentReference"/>
+        </w:rPr>
+        <w:annotationRef/>
+      </w:r>
+      <w:r>
+        <w:t>Agregar referencia a algo de estadística actuarial.</w:t>
+      </w:r>
+    </w:p>
+  </w:comment>
+  <w:comment w:id="20" w:author="Franco Nahuel  Olivero" w:date="2025-10-22T02:25:00Z" w:initials="FO">
+    <w:p>
+      <w:pPr>
+        <w:pStyle w:val="CommentText"/>
+        <w:jc w:val="left"/>
+      </w:pPr>
+      <w:r>
+        <w:rPr>
+          <w:rStyle w:val="CommentReference"/>
+        </w:rPr>
+        <w:annotationRef/>
+      </w:r>
+      <w:r>
+        <w:t>Agregar alguna referencia a machine learning</w:t>
+      </w:r>
+    </w:p>
+  </w:comment>
 </w:comments>
 </file>
 
@@ -25418,6 +26056,9 @@
   <w15:commentEx w15:paraId="5974F7F9" w15:done="0"/>
   <w15:commentEx w15:paraId="5DCA3EC6" w15:done="0"/>
   <w15:commentEx w15:paraId="08B45DEE" w15:done="0"/>
+  <w15:commentEx w15:paraId="29D05234" w15:done="0"/>
+  <w15:commentEx w15:paraId="635AEAC8" w15:done="0"/>
+  <w15:commentEx w15:paraId="1594A81A" w15:done="0"/>
 </w15:commentsEx>
 </file>
 
@@ -25427,6 +26068,9 @@
   <w16cex:commentExtensible w16cex:durableId="7D30E899" w16cex:dateUtc="2025-10-11T23:32:00Z"/>
   <w16cex:commentExtensible w16cex:durableId="151BF756" w16cex:dateUtc="2025-10-21T14:30:00Z"/>
   <w16cex:commentExtensible w16cex:durableId="7BF68A02" w16cex:dateUtc="2025-10-21T14:36:00Z"/>
+  <w16cex:commentExtensible w16cex:durableId="105C3644" w16cex:dateUtc="2025-10-22T04:54:00Z"/>
+  <w16cex:commentExtensible w16cex:durableId="280FA6EA" w16cex:dateUtc="2025-10-22T05:19:00Z"/>
+  <w16cex:commentExtensible w16cex:durableId="5D425B85" w16cex:dateUtc="2025-10-22T05:25:00Z"/>
 </w16cex:commentsExtensible>
 </file>
 
@@ -25436,6 +26080,9 @@
   <w16cid:commentId w16cid:paraId="5974F7F9" w16cid:durableId="7D30E899"/>
   <w16cid:commentId w16cid:paraId="5DCA3EC6" w16cid:durableId="151BF756"/>
   <w16cid:commentId w16cid:paraId="08B45DEE" w16cid:durableId="7BF68A02"/>
+  <w16cid:commentId w16cid:paraId="29D05234" w16cid:durableId="105C3644"/>
+  <w16cid:commentId w16cid:paraId="635AEAC8" w16cid:durableId="280FA6EA"/>
+  <w16cid:commentId w16cid:paraId="1594A81A" w16cid:durableId="5D425B85"/>
 </w16cid:commentsIds>
 </file>
 
@@ -30199,12 +30846,226 @@
 </file>
 
 <file path=customXml/item1.xml><?xml version="1.0" encoding="utf-8"?>
-<p:properties xmlns:p="http://schemas.microsoft.com/office/2006/metadata/properties" xmlns:xsi="http://www.w3.org/2001/XMLSchema-instance" xmlns:pc="http://schemas.microsoft.com/office/infopath/2007/PartnerControls">
-  <documentManagement/>
-</p:properties>
+<b:Sources xmlns:b="http://schemas.openxmlformats.org/officeDocument/2006/bibliography" xmlns="http://schemas.openxmlformats.org/officeDocument/2006/bibliography" SelectedStyle="\APASixthEditionOfficeOnline.xsl" StyleName="APA" Version="6">
+  <b:Source>
+    <b:Tag>Bre94</b:Tag>
+    <b:SourceType>Misc</b:SourceType>
+    <b:Guid>{CE0F26A3-CCBE-4E7C-8316-F9DF384D77E8}</b:Guid>
+    <b:Title>Bagging Predictors</b:Title>
+    <b:Year>1994</b:Year>
+    <b:Publisher>University of California</b:Publisher>
+    <b:Month>Septiembre</b:Month>
+    <b:Author>
+      <b:Author>
+        <b:NameList>
+          <b:Person>
+            <b:Last>Breiman</b:Last>
+            <b:First>Leo </b:First>
+          </b:Person>
+        </b:NameList>
+      </b:Author>
+    </b:Author>
+    <b:URL>https://www.stat.berkeley.edu/~breiman/bagging.pdf</b:URL>
+    <b:RefOrder>5</b:RefOrder>
+  </b:Source>
+  <b:Source>
+    <b:Tag>Pra</b:Tag>
+    <b:SourceType>DocumentFromInternetSite</b:SourceType>
+    <b:Guid>{226015A7-4FBE-4ED5-AF7C-7B863DE0F95C}</b:Guid>
+    <b:Title>towardsdatascience</b:Title>
+    <b:Author>
+      <b:Author>
+        <b:NameList>
+          <b:Person>
+            <b:Last>Gumpta</b:Last>
+            <b:First>Prashant</b:First>
+          </b:Person>
+        </b:NameList>
+      </b:Author>
+    </b:Author>
+    <b:URL>https://towardsdatascience.com/cross-validation-in-machine-learning-72924a69872f</b:URL>
+    <b:RefOrder>9</b:RefOrder>
+  </b:Source>
+  <b:Source>
+    <b:Tag>Epi14</b:Tag>
+    <b:SourceType>Report</b:SourceType>
+    <b:Guid>{0E0B3AB7-4E5C-4923-9395-322425B5F759}</b:Guid>
+    <b:Title>Regresión logística</b:Title>
+    <b:Year>2014</b:Year>
+    <b:Author>
+      <b:Author>
+        <b:Corporate>Epidat 4</b:Corporate>
+      </b:Author>
+    </b:Author>
+    <b:URL>https://www.sergas.es/Saude-publica/Documents/1898/Ayuda_Epidat4_Regresion_logistica_Octubre2014.pdf</b:URL>
+    <b:RefOrder>2</b:RefOrder>
+  </b:Source>
+  <b:Source>
+    <b:Tag>Hos00</b:Tag>
+    <b:SourceType>Book</b:SourceType>
+    <b:Guid>{32EEFC27-A3E2-43FF-B3A8-E04DD337BBEC}</b:Guid>
+    <b:Title>Applied logistic regression. 2nd Edition</b:Title>
+    <b:Year>2000</b:Year>
+    <b:Publisher>John Wiley &amp; Sons, Inc</b:Publisher>
+    <b:City>New York </b:City>
+    <b:Author>
+      <b:Author>
+        <b:NameList>
+          <b:Person>
+            <b:Last>Hosmer</b:Last>
+            <b:First>D.W.</b:First>
+            <b:Middle>and Lemeshow, S</b:Middle>
+          </b:Person>
+        </b:NameList>
+      </b:Author>
+    </b:Author>
+    <b:RefOrder>1</b:RefOrder>
+  </b:Source>
+  <b:Source>
+    <b:Tag>Ava</b:Tag>
+    <b:SourceType>InternetSite</b:SourceType>
+    <b:Guid>{9F092E07-0C94-4BAB-9726-65215D4DADC6}</b:Guid>
+    <b:Author>
+      <b:Author>
+        <b:Corporate>Avaus</b:Corporate>
+      </b:Author>
+    </b:Author>
+    <b:URL>https://www.avaus.com/blog/predicting-customer-churn/</b:URL>
+    <b:RefOrder>10</b:RefOrder>
+  </b:Source>
+  <b:Source>
+    <b:Tag>Dun07</b:Tag>
+    <b:SourceType>Report</b:SourceType>
+    <b:Guid>{BA74171D-BD8C-4F0E-B5BD-A39B6A0C2228}</b:Guid>
+    <b:Title>A Practitioner's Guide to Generalized Linear Models.Third Edition</b:Title>
+    <b:Year>2007.</b:Year>
+    <b:Publisher>CAS</b:Publisher>
+    <b:Author>
+      <b:Author>
+        <b:NameList>
+          <b:Person>
+            <b:Last>Duncan Anderson</b:Last>
+            <b:First>FIA</b:First>
+            <b:Middle>Sholom Feldblum, FCAS Claudine Modlin, FCAS Doris Schirmacher, FCAS Ernesto Schirmacher, ASA Neeza Thandi, FCAS.</b:Middle>
+          </b:Person>
+        </b:NameList>
+      </b:Author>
+    </b:Author>
+    <b:RefOrder>11</b:RefOrder>
+  </b:Source>
+  <b:Source>
+    <b:Tag>Wik</b:Tag>
+    <b:SourceType>InternetSite</b:SourceType>
+    <b:Guid>{E3B66483-AE02-4F3C-93A1-551148ACB6BB}</b:Guid>
+    <b:Title>Wikipedia</b:Title>
+    <b:URL>https://commons.wikimedia.org/wiki/File:Overfitting.svg</b:URL>
+    <b:RefOrder>8</b:RefOrder>
+  </b:Source>
+  <b:Source>
+    <b:Tag>Kas18</b:Tag>
+    <b:SourceType>ElectronicSource</b:SourceType>
+    <b:Guid>{3A04B21C-F90D-4D56-B486-10CF3901B4A2}</b:Guid>
+    <b:Title>Penalized Logistic Regression Essentials in R: Ridge, Lasso and Elastic Net</b:Title>
+    <b:Year>2018</b:Year>
+    <b:Month>marzo</b:Month>
+    <b:Day>11</b:Day>
+    <b:URL>http://www.sthda.com/english/articles/36-classification-methods-essentials/149-penalized-logistic-regression-essentials-in-r-ridge-lasso-and-elastic-net/</b:URL>
+    <b:Author>
+      <b:Author>
+        <b:NameList>
+          <b:Person>
+            <b:Last>Kassambara</b:Last>
+          </b:Person>
+        </b:NameList>
+      </b:Author>
+    </b:Author>
+    <b:RefOrder>12</b:RefOrder>
+  </b:Source>
+  <b:Source>
+    <b:Tag>Rob</b:Tag>
+    <b:SourceType>Book</b:SourceType>
+    <b:Guid>{ADB0DA63-767E-4812-8EA8-288886FD991A}</b:Guid>
+    <b:Title>Boosting. Foundations and Algorithms</b:Title>
+    <b:City>Cambridge</b:City>
+    <b:Author>
+      <b:Author>
+        <b:NameList>
+          <b:Person>
+            <b:Last>Freund</b:Last>
+            <b:First>Robert</b:First>
+            <b:Middle>E. Schapire. Yoav</b:Middle>
+          </b:Person>
+        </b:NameList>
+      </b:Author>
+    </b:Author>
+    <b:Publisher>The MIT Press</b:Publisher>
+    <b:RefOrder>7</b:RefOrder>
+  </b:Source>
+  <b:Source>
+    <b:Tag>Dep</b:Tag>
+    <b:SourceType>Misc</b:SourceType>
+    <b:Guid>{447F143E-33A8-4A1F-AF70-D2136B3F0C25}</b:Guid>
+    <b:Author>
+      <b:Author>
+        <b:Corporate>Departamento de Matemáticas, Facultad de exactas, Universidad de Buenos Aires</b:Corporate>
+      </b:Author>
+    </b:Author>
+    <b:URL>http://www.dm.uba.ar/materias/modelos_lineales_generalizados_Mae/2005/1/glm5.pdf</b:URL>
+    <b:Title>Modelos Lineales Generalizados</b:Title>
+    <b:Year>2005</b:Year>
+    <b:RefOrder>3</b:RefOrder>
+  </b:Source>
+  <b:Source>
+    <b:Tag>Joa20</b:Tag>
+    <b:SourceType>DocumentFromInternetSite</b:SourceType>
+    <b:Guid>{96EEE33E-9EBD-4366-8F70-35F3695D41AA}</b:Guid>
+    <b:Author>
+      <b:Author>
+        <b:NameList>
+          <b:Person>
+            <b:Last>Rodrigo Amat</b:Last>
+            <b:First>Joaquín</b:First>
+          </b:Person>
+        </b:NameList>
+      </b:Author>
+    </b:Author>
+    <b:Year>2020</b:Year>
+    <b:Month>Abril</b:Month>
+    <b:URL>https://www.cienciadedatos.net/documentos/62_optimizacion_bayesiana_hiperparametros.html</b:URL>
+    <b:RefOrder>6</b:RefOrder>
+  </b:Source>
+  <b:Source>
+    <b:Tag>Jav21</b:Tag>
+    <b:SourceType>Book</b:SourceType>
+    <b:Guid>{D4BD5DF1-D47D-4BD7-9386-54004396EEFE}</b:Guid>
+    <b:Author>
+      <b:Author>
+        <b:NameList>
+          <b:Person>
+            <b:Last>Morales</b:Last>
+            <b:First>Javier</b:First>
+          </b:Person>
+        </b:NameList>
+      </b:Author>
+    </b:Author>
+    <b:Title>Modelos Estadísticos</b:Title>
+    <b:Year>2021</b:Year>
+    <b:Publisher>Universidad Miguel Hernández de Elche</b:Publisher>
+    <b:RefOrder>4</b:RefOrder>
+  </b:Source>
+</b:Sources>
 </file>
 
 <file path=customXml/item2.xml><?xml version="1.0" encoding="utf-8"?>
+<?mso-contentType ?>
+<FormTemplates xmlns="http://schemas.microsoft.com/sharepoint/v3/contenttype/forms">
+  <Display>DocumentLibraryForm</Display>
+  <Edit>DocumentLibraryForm</Edit>
+  <New>DocumentLibraryForm</New>
+</FormTemplates>
+</file>
+
+<file path=customXml/item3.xml><?xml version="1.0" encoding="utf-8"?>
 <ct:contentTypeSchema xmlns:ct="http://schemas.microsoft.com/office/2006/metadata/contentType" xmlns:ma="http://schemas.microsoft.com/office/2006/metadata/properties/metaAttributes" ct:_="" ma:_="" ma:contentTypeName="Document" ma:contentTypeID="0x010100A2306A7D4FC0A54D89FD687522C675B8" ma:contentTypeVersion="12" ma:contentTypeDescription="Create a new document." ma:contentTypeScope="" ma:versionID="9e799f54800fb4dd8879fdd4c9c24940">
   <xsd:schema xmlns:xsd="http://www.w3.org/2001/XMLSchema" xmlns:xs="http://www.w3.org/2001/XMLSchema" xmlns:p="http://schemas.microsoft.com/office/2006/metadata/properties" xmlns:ns3="4071d13c-3c62-4ad7-98d1-61fd6f431151" xmlns:ns4="20657b50-6615-4985-8441-013a3e6b4e33" targetNamespace="http://schemas.microsoft.com/office/2006/metadata/properties" ma:root="true" ma:fieldsID="1a060815c53d84784b10735a3ae40da9" ns3:_="" ns4:_="">
     <xsd:import namespace="4071d13c-3c62-4ad7-98d1-61fd6f431151"/>
@@ -30421,236 +31282,29 @@
 </ct:contentTypeSchema>
 </file>
 
-<file path=customXml/item3.xml><?xml version="1.0" encoding="utf-8"?>
-<?mso-contentType ?>
-<FormTemplates xmlns="http://schemas.microsoft.com/sharepoint/v3/contenttype/forms">
-  <Display>DocumentLibraryForm</Display>
-  <Edit>DocumentLibraryForm</Edit>
-  <New>DocumentLibraryForm</New>
-</FormTemplates>
-</file>
-
 <file path=customXml/item4.xml><?xml version="1.0" encoding="utf-8"?>
-<b:Sources xmlns:b="http://schemas.openxmlformats.org/officeDocument/2006/bibliography" xmlns="http://schemas.openxmlformats.org/officeDocument/2006/bibliography" SelectedStyle="\APASixthEditionOfficeOnline.xsl" StyleName="APA" Version="6">
-  <b:Source>
-    <b:Tag>Bre94</b:Tag>
-    <b:SourceType>Misc</b:SourceType>
-    <b:Guid>{CE0F26A3-CCBE-4E7C-8316-F9DF384D77E8}</b:Guid>
-    <b:Title>Bagging Predictors</b:Title>
-    <b:Year>1994</b:Year>
-    <b:Publisher>University of California</b:Publisher>
-    <b:Month>Septiembre</b:Month>
-    <b:Author>
-      <b:Author>
-        <b:NameList>
-          <b:Person>
-            <b:Last>Breiman</b:Last>
-            <b:First>Leo </b:First>
-          </b:Person>
-        </b:NameList>
-      </b:Author>
-    </b:Author>
-    <b:URL>https://www.stat.berkeley.edu/~breiman/bagging.pdf</b:URL>
-    <b:RefOrder>5</b:RefOrder>
-  </b:Source>
-  <b:Source>
-    <b:Tag>Pra</b:Tag>
-    <b:SourceType>DocumentFromInternetSite</b:SourceType>
-    <b:Guid>{226015A7-4FBE-4ED5-AF7C-7B863DE0F95C}</b:Guid>
-    <b:Title>towardsdatascience</b:Title>
-    <b:Author>
-      <b:Author>
-        <b:NameList>
-          <b:Person>
-            <b:Last>Gumpta</b:Last>
-            <b:First>Prashant</b:First>
-          </b:Person>
-        </b:NameList>
-      </b:Author>
-    </b:Author>
-    <b:URL>https://towardsdatascience.com/cross-validation-in-machine-learning-72924a69872f</b:URL>
-    <b:RefOrder>9</b:RefOrder>
-  </b:Source>
-  <b:Source>
-    <b:Tag>Epi14</b:Tag>
-    <b:SourceType>Report</b:SourceType>
-    <b:Guid>{0E0B3AB7-4E5C-4923-9395-322425B5F759}</b:Guid>
-    <b:Title>Regresión logística</b:Title>
-    <b:Year>2014</b:Year>
-    <b:Author>
-      <b:Author>
-        <b:Corporate>Epidat 4</b:Corporate>
-      </b:Author>
-    </b:Author>
-    <b:URL>https://www.sergas.es/Saude-publica/Documents/1898/Ayuda_Epidat4_Regresion_logistica_Octubre2014.pdf</b:URL>
-    <b:RefOrder>2</b:RefOrder>
-  </b:Source>
-  <b:Source>
-    <b:Tag>Hos00</b:Tag>
-    <b:SourceType>Book</b:SourceType>
-    <b:Guid>{32EEFC27-A3E2-43FF-B3A8-E04DD337BBEC}</b:Guid>
-    <b:Title>Applied logistic regression. 2nd Edition</b:Title>
-    <b:Year>2000</b:Year>
-    <b:Publisher>John Wiley &amp; Sons, Inc</b:Publisher>
-    <b:City>New York </b:City>
-    <b:Author>
-      <b:Author>
-        <b:NameList>
-          <b:Person>
-            <b:Last>Hosmer</b:Last>
-            <b:First>D.W.</b:First>
-            <b:Middle>and Lemeshow, S</b:Middle>
-          </b:Person>
-        </b:NameList>
-      </b:Author>
-    </b:Author>
-    <b:RefOrder>1</b:RefOrder>
-  </b:Source>
-  <b:Source>
-    <b:Tag>Ava</b:Tag>
-    <b:SourceType>InternetSite</b:SourceType>
-    <b:Guid>{9F092E07-0C94-4BAB-9726-65215D4DADC6}</b:Guid>
-    <b:Author>
-      <b:Author>
-        <b:Corporate>Avaus</b:Corporate>
-      </b:Author>
-    </b:Author>
-    <b:URL>https://www.avaus.com/blog/predicting-customer-churn/</b:URL>
-    <b:RefOrder>10</b:RefOrder>
-  </b:Source>
-  <b:Source>
-    <b:Tag>Dun07</b:Tag>
-    <b:SourceType>Report</b:SourceType>
-    <b:Guid>{BA74171D-BD8C-4F0E-B5BD-A39B6A0C2228}</b:Guid>
-    <b:Title>A Practitioner's Guide to Generalized Linear Models.Third Edition</b:Title>
-    <b:Year>2007.</b:Year>
-    <b:Publisher>CAS</b:Publisher>
-    <b:Author>
-      <b:Author>
-        <b:NameList>
-          <b:Person>
-            <b:Last>Duncan Anderson</b:Last>
-            <b:First>FIA</b:First>
-            <b:Middle>Sholom Feldblum, FCAS Claudine Modlin, FCAS Doris Schirmacher, FCAS Ernesto Schirmacher, ASA Neeza Thandi, FCAS.</b:Middle>
-          </b:Person>
-        </b:NameList>
-      </b:Author>
-    </b:Author>
-    <b:RefOrder>11</b:RefOrder>
-  </b:Source>
-  <b:Source>
-    <b:Tag>Wik</b:Tag>
-    <b:SourceType>InternetSite</b:SourceType>
-    <b:Guid>{E3B66483-AE02-4F3C-93A1-551148ACB6BB}</b:Guid>
-    <b:Title>Wikipedia</b:Title>
-    <b:URL>https://commons.wikimedia.org/wiki/File:Overfitting.svg</b:URL>
-    <b:RefOrder>8</b:RefOrder>
-  </b:Source>
-  <b:Source>
-    <b:Tag>Kas18</b:Tag>
-    <b:SourceType>ElectronicSource</b:SourceType>
-    <b:Guid>{3A04B21C-F90D-4D56-B486-10CF3901B4A2}</b:Guid>
-    <b:Title>Penalized Logistic Regression Essentials in R: Ridge, Lasso and Elastic Net</b:Title>
-    <b:Year>2018</b:Year>
-    <b:Month>marzo</b:Month>
-    <b:Day>11</b:Day>
-    <b:URL>http://www.sthda.com/english/articles/36-classification-methods-essentials/149-penalized-logistic-regression-essentials-in-r-ridge-lasso-and-elastic-net/</b:URL>
-    <b:Author>
-      <b:Author>
-        <b:NameList>
-          <b:Person>
-            <b:Last>Kassambara</b:Last>
-          </b:Person>
-        </b:NameList>
-      </b:Author>
-    </b:Author>
-    <b:RefOrder>12</b:RefOrder>
-  </b:Source>
-  <b:Source>
-    <b:Tag>Rob</b:Tag>
-    <b:SourceType>Book</b:SourceType>
-    <b:Guid>{ADB0DA63-767E-4812-8EA8-288886FD991A}</b:Guid>
-    <b:Title>Boosting. Foundations and Algorithms</b:Title>
-    <b:City>Cambridge</b:City>
-    <b:Author>
-      <b:Author>
-        <b:NameList>
-          <b:Person>
-            <b:Last>Freund</b:Last>
-            <b:First>Robert</b:First>
-            <b:Middle>E. Schapire. Yoav</b:Middle>
-          </b:Person>
-        </b:NameList>
-      </b:Author>
-    </b:Author>
-    <b:Publisher>The MIT Press</b:Publisher>
-    <b:RefOrder>7</b:RefOrder>
-  </b:Source>
-  <b:Source>
-    <b:Tag>Dep</b:Tag>
-    <b:SourceType>Misc</b:SourceType>
-    <b:Guid>{447F143E-33A8-4A1F-AF70-D2136B3F0C25}</b:Guid>
-    <b:Author>
-      <b:Author>
-        <b:Corporate>Departamento de Matemáticas, Facultad de exactas, Universidad de Buenos Aires</b:Corporate>
-      </b:Author>
-    </b:Author>
-    <b:URL>http://www.dm.uba.ar/materias/modelos_lineales_generalizados_Mae/2005/1/glm5.pdf</b:URL>
-    <b:Title>Modelos Lineales Generalizados</b:Title>
-    <b:Year>2005</b:Year>
-    <b:RefOrder>3</b:RefOrder>
-  </b:Source>
-  <b:Source>
-    <b:Tag>Joa20</b:Tag>
-    <b:SourceType>DocumentFromInternetSite</b:SourceType>
-    <b:Guid>{96EEE33E-9EBD-4366-8F70-35F3695D41AA}</b:Guid>
-    <b:Author>
-      <b:Author>
-        <b:NameList>
-          <b:Person>
-            <b:Last>Rodrigo Amat</b:Last>
-            <b:First>Joaquín</b:First>
-          </b:Person>
-        </b:NameList>
-      </b:Author>
-    </b:Author>
-    <b:Year>2020</b:Year>
-    <b:Month>Abril</b:Month>
-    <b:URL>https://www.cienciadedatos.net/documentos/62_optimizacion_bayesiana_hiperparametros.html</b:URL>
-    <b:RefOrder>6</b:RefOrder>
-  </b:Source>
-  <b:Source>
-    <b:Tag>Jav21</b:Tag>
-    <b:SourceType>Book</b:SourceType>
-    <b:Guid>{D4BD5DF1-D47D-4BD7-9386-54004396EEFE}</b:Guid>
-    <b:Author>
-      <b:Author>
-        <b:NameList>
-          <b:Person>
-            <b:Last>Morales</b:Last>
-            <b:First>Javier</b:First>
-          </b:Person>
-        </b:NameList>
-      </b:Author>
-    </b:Author>
-    <b:Title>Modelos Estadísticos</b:Title>
-    <b:Year>2021</b:Year>
-    <b:Publisher>Universidad Miguel Hernández de Elche</b:Publisher>
-    <b:RefOrder>4</b:RefOrder>
-  </b:Source>
-</b:Sources>
+<p:properties xmlns:p="http://schemas.microsoft.com/office/2006/metadata/properties" xmlns:xsi="http://www.w3.org/2001/XMLSchema-instance" xmlns:pc="http://schemas.microsoft.com/office/infopath/2007/PartnerControls">
+  <documentManagement/>
+</p:properties>
 </file>
 
 <file path=customXml/itemProps1.xml><?xml version="1.0" encoding="utf-8"?>
-<ds:datastoreItem xmlns:ds="http://schemas.openxmlformats.org/officeDocument/2006/customXml" ds:itemID="{D0A4F509-FFBA-43E3-8DFA-035109D26F37}">
+<ds:datastoreItem xmlns:ds="http://schemas.openxmlformats.org/officeDocument/2006/customXml" ds:itemID="{E8B755DF-2A69-436B-93E7-63038DEEF5E9}">
   <ds:schemaRefs>
-    <ds:schemaRef ds:uri="http://schemas.microsoft.com/office/2006/metadata/properties"/>
-    <ds:schemaRef ds:uri="http://schemas.microsoft.com/office/infopath/2007/PartnerControls"/>
+    <ds:schemaRef ds:uri="http://schemas.openxmlformats.org/officeDocument/2006/bibliography"/>
   </ds:schemaRefs>
 </ds:datastoreItem>
 </file>
 
 <file path=customXml/itemProps2.xml><?xml version="1.0" encoding="utf-8"?>
+<ds:datastoreItem xmlns:ds="http://schemas.openxmlformats.org/officeDocument/2006/customXml" ds:itemID="{8B74864E-CF63-4F24-9CD8-35513C3E63B6}">
+  <ds:schemaRefs>
+    <ds:schemaRef ds:uri="http://schemas.microsoft.com/sharepoint/v3/contenttype/forms"/>
+  </ds:schemaRefs>
+</ds:datastoreItem>
+</file>
+
+<file path=customXml/itemProps3.xml><?xml version="1.0" encoding="utf-8"?>
 <ds:datastoreItem xmlns:ds="http://schemas.openxmlformats.org/officeDocument/2006/customXml" ds:itemID="{EF79E8D3-FC6E-4BFF-9553-6EB21C65B4FE}">
   <ds:schemaRefs>
     <ds:schemaRef ds:uri="http://schemas.microsoft.com/office/2006/metadata/contentType"/>
@@ -30669,18 +31323,11 @@
 </ds:datastoreItem>
 </file>
 
-<file path=customXml/itemProps3.xml><?xml version="1.0" encoding="utf-8"?>
-<ds:datastoreItem xmlns:ds="http://schemas.openxmlformats.org/officeDocument/2006/customXml" ds:itemID="{8B74864E-CF63-4F24-9CD8-35513C3E63B6}">
+<file path=customXml/itemProps4.xml><?xml version="1.0" encoding="utf-8"?>
+<ds:datastoreItem xmlns:ds="http://schemas.openxmlformats.org/officeDocument/2006/customXml" ds:itemID="{D0A4F509-FFBA-43E3-8DFA-035109D26F37}">
   <ds:schemaRefs>
-    <ds:schemaRef ds:uri="http://schemas.microsoft.com/sharepoint/v3/contenttype/forms"/>
-  </ds:schemaRefs>
-</ds:datastoreItem>
-</file>
-
-<file path=customXml/itemProps4.xml><?xml version="1.0" encoding="utf-8"?>
-<ds:datastoreItem xmlns:ds="http://schemas.openxmlformats.org/officeDocument/2006/customXml" ds:itemID="{E8B755DF-2A69-436B-93E7-63038DEEF5E9}">
-  <ds:schemaRefs>
-    <ds:schemaRef ds:uri="http://schemas.openxmlformats.org/officeDocument/2006/bibliography"/>
+    <ds:schemaRef ds:uri="http://schemas.microsoft.com/office/2006/metadata/properties"/>
+    <ds:schemaRef ds:uri="http://schemas.microsoft.com/office/infopath/2007/PartnerControls"/>
   </ds:schemaRefs>
 </ds:datastoreItem>
 </file>
--- a/Docs/Tesina_de_grado_Franco_Olivero_v1.2.docx
+++ b/Docs/Tesina_de_grado_Franco_Olivero_v1.2.docx
@@ -34,7 +34,7 @@
           <w:lang w:val="en-US"/>
         </w:rPr>
         <w:drawing>
-          <wp:inline distT="0" distB="0" distL="0" distR="0" wp14:anchorId="018FE07F" wp14:editId="7010524B">
+          <wp:inline distT="0" distB="0" distL="0" distR="0" wp14:anchorId="018FE07F" wp14:editId="3F633256">
             <wp:extent cx="1673352" cy="1481328"/>
             <wp:effectExtent l="0" t="0" r="3175" b="5080"/>
             <wp:docPr id="1" name="image2.jpg" descr="http://www.econ.uba.ar/www/institutos/epistemologia/fsdf.jpg"/>
@@ -465,7 +465,6 @@
         </w:rPr>
         <w:t xml:space="preserve"> de esta tesina es ver qué modelo de clasificación (de </w:t>
       </w:r>
-      <w:proofErr w:type="spellStart"/>
       <w:r>
         <w:rPr>
           <w:i/>
@@ -474,7 +473,6 @@
         </w:rPr>
         <w:t>clustering</w:t>
       </w:r>
-      <w:proofErr w:type="spellEnd"/>
       <w:r>
         <w:rPr>
           <w:lang w:val="es-AR"/>
@@ -554,34 +552,14 @@
         </w:rPr>
         <w:t xml:space="preserve">una regresión logística y luego diversas técnicas de árboles de decisión (Árbol de decisión simple, </w:t>
       </w:r>
-      <w:proofErr w:type="spellStart"/>
       <w:r>
         <w:rPr>
           <w:i/>
           <w:iCs/>
           <w:lang w:val="es-AR"/>
         </w:rPr>
-        <w:t>Random</w:t>
-      </w:r>
-      <w:proofErr w:type="spellEnd"/>
-      <w:r>
-        <w:rPr>
-          <w:i/>
-          <w:iCs/>
-          <w:lang w:val="es-AR"/>
-        </w:rPr>
-        <w:t xml:space="preserve"> Forest, </w:t>
-      </w:r>
-      <w:proofErr w:type="spellStart"/>
-      <w:r>
-        <w:rPr>
-          <w:i/>
-          <w:iCs/>
-          <w:lang w:val="es-AR"/>
-        </w:rPr>
-        <w:t>LightGBM</w:t>
-      </w:r>
-      <w:proofErr w:type="spellEnd"/>
+        <w:t>Random Forest, LightGBM</w:t>
+      </w:r>
       <w:r>
         <w:rPr>
           <w:lang w:val="es-AR"/>
@@ -4594,13 +4572,8 @@
       <w:r>
         <w:t xml:space="preserve">ide </w:t>
       </w:r>
-      <w:proofErr w:type="gramStart"/>
-      <w:r>
-        <w:t>cuanto fallecimientos</w:t>
-      </w:r>
-      <w:proofErr w:type="gramEnd"/>
-      <w:r>
-        <w:t xml:space="preserve"> </w:t>
+      <w:r>
+        <w:t xml:space="preserve">cuanto fallecimientos </w:t>
       </w:r>
       <w:r>
         <w:t xml:space="preserve">ocurren, en promedio, por persona expuesta al riesgo de </w:t>
@@ -5685,14 +5658,12 @@
         </w:rPr>
         <w:t xml:space="preserve">En </w:t>
       </w:r>
-      <w:proofErr w:type="spellStart"/>
       <w:r>
         <w:rPr>
           <w:lang w:eastAsia="en-US"/>
         </w:rPr>
         <w:t>Bowers</w:t>
       </w:r>
-      <w:proofErr w:type="spellEnd"/>
       <w:r>
         <w:rPr>
           <w:lang w:eastAsia="en-US"/>
@@ -7091,63 +7062,7 @@
         <w:rPr>
           <w:lang w:val="en-US"/>
         </w:rPr>
-        <w:t xml:space="preserve">ue </w:t>
-      </w:r>
-      <w:proofErr w:type="spellStart"/>
-      <w:r>
-        <w:rPr>
-          <w:lang w:val="en-US"/>
-        </w:rPr>
-        <w:t>presentado</w:t>
-      </w:r>
-      <w:proofErr w:type="spellEnd"/>
-      <w:r>
-        <w:rPr>
-          <w:lang w:val="en-US"/>
-        </w:rPr>
-        <w:t xml:space="preserve"> </w:t>
-      </w:r>
-      <w:proofErr w:type="spellStart"/>
-      <w:r>
-        <w:rPr>
-          <w:lang w:val="en-US"/>
-        </w:rPr>
-        <w:t>en</w:t>
-      </w:r>
-      <w:proofErr w:type="spellEnd"/>
-      <w:r>
-        <w:rPr>
-          <w:lang w:val="en-US"/>
-        </w:rPr>
-        <w:t xml:space="preserve"> </w:t>
-      </w:r>
-      <w:proofErr w:type="spellStart"/>
-      <w:r>
-        <w:rPr>
-          <w:lang w:val="en-US"/>
-        </w:rPr>
-        <w:t>el</w:t>
-      </w:r>
-      <w:proofErr w:type="spellEnd"/>
-      <w:r>
-        <w:rPr>
-          <w:lang w:val="en-US"/>
-        </w:rPr>
-        <w:t xml:space="preserve"> </w:t>
-      </w:r>
-      <w:proofErr w:type="spellStart"/>
-      <w:r>
-        <w:rPr>
-          <w:lang w:val="en-US"/>
-        </w:rPr>
-        <w:t>ensayo</w:t>
-      </w:r>
-      <w:proofErr w:type="spellEnd"/>
-      <w:r>
-        <w:rPr>
-          <w:lang w:val="en-US"/>
-        </w:rPr>
-        <w:t xml:space="preserve"> </w:t>
+        <w:t xml:space="preserve">ue presentado en el ensayo </w:t>
       </w:r>
       <w:r>
         <w:rPr>
@@ -11636,15 +11551,7 @@
                   <w:sz w:val="20"/>
                   <w:szCs w:val="20"/>
                 </w:rPr>
-                <m:t>2</m:t>
-              </m:r>
-              <m:r>
-                <w:rPr>
-                  <w:rFonts w:ascii="Cambria Math" w:hAnsi="Cambria Math"/>
-                  <w:sz w:val="20"/>
-                  <w:szCs w:val="20"/>
-                </w:rPr>
-                <m:t>,1</m:t>
+                <m:t>2,1</m:t>
               </m:r>
             </m:sub>
           </m:sSub>
@@ -11726,15 +11633,7 @@
               <w:sz w:val="20"/>
               <w:szCs w:val="20"/>
             </w:rPr>
-            <m:t>​​)</m:t>
-          </m:r>
-          <m:r>
-            <w:rPr>
-              <w:rFonts w:ascii="Cambria Math" w:hAnsi="Cambria Math"/>
-              <w:sz w:val="20"/>
-              <w:szCs w:val="20"/>
-            </w:rPr>
-            <m:t>∈</m:t>
+            <m:t>​​)∈</m:t>
           </m:r>
           <m:sSup>
             <m:sSupPr>
@@ -11764,15 +11663,7 @@
                   <w:sz w:val="20"/>
                   <w:szCs w:val="20"/>
                 </w:rPr>
-                <m:t>1</m:t>
-              </m:r>
-              <m:r>
-                <w:rPr>
-                  <w:rFonts w:ascii="Cambria Math" w:hAnsi="Cambria Math"/>
-                  <w:sz w:val="20"/>
-                  <w:szCs w:val="20"/>
-                </w:rPr>
-                <m:t>×</m:t>
+                <m:t>1×</m:t>
               </m:r>
               <m:sSub>
                 <m:sSubPr>
@@ -11874,15 +11765,7 @@
               <w:sz w:val="20"/>
               <w:szCs w:val="20"/>
             </w:rPr>
-            <m:t xml:space="preserve">= </m:t>
-          </m:r>
-          <m:r>
-            <w:rPr>
-              <w:rFonts w:ascii="Cambria Math" w:hAnsi="Cambria Math"/>
-              <w:sz w:val="20"/>
-              <w:szCs w:val="20"/>
-            </w:rPr>
-            <m:t xml:space="preserve"> </m:t>
+            <m:t xml:space="preserve">=  </m:t>
           </m:r>
           <m:sSubSup>
             <m:sSubSupPr>
@@ -11912,23 +11795,7 @@
                   <w:sz w:val="20"/>
                   <w:szCs w:val="20"/>
                 </w:rPr>
-                <m:t>1</m:t>
-              </m:r>
-              <m:r>
-                <w:rPr>
-                  <w:rFonts w:ascii="Cambria Math" w:hAnsi="Cambria Math"/>
-                  <w:sz w:val="20"/>
-                  <w:szCs w:val="20"/>
-                </w:rPr>
-                <m:t>,</m:t>
-              </m:r>
-              <m:r>
-                <w:rPr>
-                  <w:rFonts w:ascii="Cambria Math" w:hAnsi="Cambria Math"/>
-                  <w:sz w:val="20"/>
-                  <w:szCs w:val="20"/>
-                </w:rPr>
-                <m:t>:</m:t>
+                <m:t>1,:</m:t>
               </m:r>
             </m:sub>
             <m:sup>
@@ -11978,15 +11845,7 @@
                   <w:sz w:val="20"/>
                   <w:szCs w:val="20"/>
                 </w:rPr>
-                <m:t>1</m:t>
-              </m:r>
-              <m:r>
-                <w:rPr>
-                  <w:rFonts w:ascii="Cambria Math" w:hAnsi="Cambria Math"/>
-                  <w:sz w:val="20"/>
-                  <w:szCs w:val="20"/>
-                </w:rPr>
-                <m:t>,1</m:t>
+                <m:t>1,1</m:t>
               </m:r>
             </m:sub>
           </m:sSub>
@@ -12026,23 +11885,7 @@
                   <w:sz w:val="20"/>
                   <w:szCs w:val="20"/>
                 </w:rPr>
-                <m:t>1</m:t>
-              </m:r>
-              <m:r>
-                <w:rPr>
-                  <w:rFonts w:ascii="Cambria Math" w:hAnsi="Cambria Math"/>
-                  <w:sz w:val="20"/>
-                  <w:szCs w:val="20"/>
-                </w:rPr>
-                <m:t>,</m:t>
-              </m:r>
-              <m:r>
-                <w:rPr>
-                  <w:rFonts w:ascii="Cambria Math" w:hAnsi="Cambria Math"/>
-                  <w:sz w:val="20"/>
-                  <w:szCs w:val="20"/>
-                </w:rPr>
-                <m:t>2</m:t>
+                <m:t>1,2</m:t>
               </m:r>
             </m:sub>
           </m:sSub>
@@ -12082,15 +11925,7 @@
                   <w:sz w:val="20"/>
                   <w:szCs w:val="20"/>
                 </w:rPr>
-                <m:t>1</m:t>
-              </m:r>
-              <m:r>
-                <w:rPr>
-                  <w:rFonts w:ascii="Cambria Math" w:hAnsi="Cambria Math"/>
-                  <w:sz w:val="20"/>
-                  <w:szCs w:val="20"/>
-                </w:rPr>
-                <m:t>,</m:t>
+                <m:t>1,</m:t>
               </m:r>
               <m:sSub>
                 <m:sSubPr>
@@ -12132,15 +11967,7 @@
               <w:sz w:val="20"/>
               <w:szCs w:val="20"/>
             </w:rPr>
-            <m:t>​​)</m:t>
-          </m:r>
-          <m:r>
-            <w:rPr>
-              <w:rFonts w:ascii="Cambria Math" w:hAnsi="Cambria Math"/>
-              <w:sz w:val="20"/>
-              <w:szCs w:val="20"/>
-            </w:rPr>
-            <m:t>∈</m:t>
+            <m:t>​​)∈</m:t>
           </m:r>
           <m:sSup>
             <m:sSupPr>
@@ -12202,15 +12029,7 @@
                   <w:sz w:val="20"/>
                   <w:szCs w:val="20"/>
                 </w:rPr>
-                <m:t>×</m:t>
-              </m:r>
-              <m:r>
-                <w:rPr>
-                  <w:rFonts w:ascii="Cambria Math" w:hAnsi="Cambria Math"/>
-                  <w:sz w:val="20"/>
-                  <w:szCs w:val="20"/>
-                </w:rPr>
-                <m:t>1</m:t>
+                <m:t>×1</m:t>
               </m:r>
             </m:sup>
           </m:sSup>
@@ -12673,13 +12492,7 @@
         <w:t xml:space="preserve">,1,0), </w:t>
       </w:r>
       <w:r>
-        <w:t xml:space="preserve">conocido como </w:t>
-      </w:r>
-      <w:r>
-        <w:t>un modelo de camino aleatorio con tendencia constante</w:t>
-      </w:r>
-      <w:r>
-        <w:t>. Este enfoque implica que el nivel de mortalidad (</w:t>
+        <w:t>conocido como un modelo de camino aleatorio con tendencia constante. Este enfoque implica que el nivel de mortalidad (</w:t>
       </w:r>
       <m:oMath>
         <m:sSub>
@@ -12812,16 +12625,115 @@
       <w:bookmarkEnd w:id="19"/>
     </w:p>
     <w:p>
-      <w:commentRangeStart w:id="20"/>
-      <w:r>
-        <w:t>El aprendizaje automático (o “machine learning”) es una rama de la inteligencia artificial que desarrolla algoritmos con la capacidad de distinguir patrones a partir de datos sin ser programados explícitamente para cada tarea. Estos modelos se utilizan para predecir, clasificar o tomar decisiones en función de observaciones pasadas. En particular, en esta tesina se tratarán modelos supervisados, donde los modelos “aprenden” a partir de información conocida para predecir una variable continua. Las siguientes secciones describen los algoritmos bajo alcance.</w:t>
-      </w:r>
-      <w:commentRangeEnd w:id="20"/>
-      <w:r>
-        <w:rPr>
-          <w:rStyle w:val="CommentReference"/>
-        </w:rPr>
-        <w:commentReference w:id="20"/>
+      <w:r>
+        <w:t xml:space="preserve">El aprendizaje automático (o </w:t>
+      </w:r>
+      <w:r>
+        <w:t>machine learning</w:t>
+      </w:r>
+      <w:r>
+        <w:t>, “ML”</w:t>
+      </w:r>
+      <w:r>
+        <w:t xml:space="preserve">) es una rama de la inteligencia artificial que desarrolla algoritmos con la capacidad de </w:t>
+      </w:r>
+      <w:r>
+        <w:t xml:space="preserve">desarrollar </w:t>
+      </w:r>
+      <w:r>
+        <w:t xml:space="preserve">patrones a partir de datos </w:t>
+      </w:r>
+      <w:r>
+        <w:t>de fo</w:t>
+      </w:r>
+      <w:r>
+        <w:t>r</w:t>
+      </w:r>
+      <w:r>
+        <w:t>ma automática</w:t>
+      </w:r>
+      <w:r>
+        <w:t>.</w:t>
+      </w:r>
+    </w:p>
+    <w:p>
+      <w:r>
+        <w:t xml:space="preserve">Los términos y componentes en este </w:t>
+      </w:r>
+      <w:r>
+        <w:t xml:space="preserve">campo pueden </w:t>
+      </w:r>
+      <w:r>
+        <w:t>abstraerse a diferentes niveles matemáticos. Por ejemplo, el término “algoritmo de ML” puede referirse tanto a un sistema que realiza predicciones basándose en datos de entrada (el predictor) como al proceso mediante el cual dicho sistema ajusta sus parámetros internos para mejorar su rendimiento (el entrenamiento).</w:t>
+      </w:r>
+    </w:p>
+    <w:p>
+      <w:r>
+        <w:t xml:space="preserve">Desde una perspectiva estructural, un sistema de </w:t>
+      </w:r>
+      <w:r>
+        <w:t xml:space="preserve">ML </w:t>
+      </w:r>
+      <w:r>
+        <w:t xml:space="preserve">se compone de tres elementos fundamentales: datos, modelos y aprendizaje. Los datos, no siempre numéricos, suelen representarse como vectores, concepto que puede entenderse como un arreglo de números, una flecha con dirección y magnitud o un objeto que obedece a las operaciones de suma y escalado. </w:t>
+      </w:r>
+      <w:r>
+        <w:t>Por otro lado, l</w:t>
+      </w:r>
+      <w:r>
+        <w:t>os modelos, describen el proceso de generación de los datos y actúan como versiones simplificadas de la realidad, capturando los aspectos esenciales para extraer patrones relevantes</w:t>
+      </w:r>
+      <w:r>
+        <w:t>. S</w:t>
+      </w:r>
+      <w:r>
+        <w:t xml:space="preserve">e utilizan para predecir, clasificar o tomar decisiones en función de observaciones pasadas. </w:t>
+      </w:r>
+    </w:p>
+    <w:p>
+      <w:r>
+        <w:t xml:space="preserve">Finalmente, el aprendizaje o entrenamiento consiste en utilizar los datos disponibles para optimizar los parámetros del modelo con respecto a una función </w:t>
+      </w:r>
+      <w:r>
+        <w:t xml:space="preserve">objetivo </w:t>
+      </w:r>
+      <w:r>
+        <w:t xml:space="preserve">que evalúa su desempeño, buscando alcanzar una buena capacidad de generalización en datos no vistos. </w:t>
+      </w:r>
+    </w:p>
+    <w:p>
+      <w:r>
+        <w:t xml:space="preserve">En particular, en esta tesina se tratarán </w:t>
+      </w:r>
+      <w:r>
+        <w:t xml:space="preserve">modelos </w:t>
+      </w:r>
+      <w:r>
+        <w:t>de aprendizaje supervisado</w:t>
+      </w:r>
+      <w:r>
+        <w:t xml:space="preserve"> </w:t>
+      </w:r>
+      <w:r>
+        <w:t>para predecir una variable continua donde e</w:t>
+      </w:r>
+      <w:r>
+        <w:t xml:space="preserve">l entrenamiento se da </w:t>
+      </w:r>
+      <w:r>
+        <w:t xml:space="preserve">a partir de </w:t>
+      </w:r>
+      <w:r>
+        <w:t xml:space="preserve">datos </w:t>
+      </w:r>
+      <w:r>
+        <w:t xml:space="preserve">y una variable </w:t>
+      </w:r>
+      <w:r>
+        <w:t>objetivo observable</w:t>
+      </w:r>
+      <w:r>
+        <w:t xml:space="preserve">. </w:t>
       </w:r>
     </w:p>
     <w:p/>
@@ -12833,21 +12745,11 @@
           <w:numId w:val="17"/>
         </w:numPr>
       </w:pPr>
+      <w:bookmarkStart w:id="20" w:name="_Toc211124595"/>
       <w:bookmarkStart w:id="21" w:name="_Toc211124590"/>
-      <w:bookmarkStart w:id="22" w:name="_Toc211124595"/>
-      <w:proofErr w:type="spellStart"/>
-      <w:r>
-        <w:t>Decision</w:t>
-      </w:r>
-      <w:proofErr w:type="spellEnd"/>
-      <w:r>
-        <w:t xml:space="preserve"> </w:t>
-      </w:r>
-      <w:proofErr w:type="spellStart"/>
-      <w:r>
-        <w:t>Trees</w:t>
-      </w:r>
-      <w:proofErr w:type="spellEnd"/>
+      <w:r>
+        <w:t>Decision Trees</w:t>
+      </w:r>
     </w:p>
     <w:p>
       <w:r>
@@ -12856,7 +12758,6 @@
       <w:r>
         <w:t xml:space="preserve"> a generar árboles de decisión en R Studio utilizando la librería “</w:t>
       </w:r>
-      <w:proofErr w:type="spellStart"/>
       <w:r>
         <w:rPr>
           <w:i/>
@@ -12864,7 +12765,6 @@
         </w:rPr>
         <w:t>rpart</w:t>
       </w:r>
-      <w:proofErr w:type="spellEnd"/>
       <w:r>
         <w:t xml:space="preserve">”. </w:t>
       </w:r>
@@ -12873,7 +12773,6 @@
       <w:r>
         <w:t xml:space="preserve">El proceso por el que se arma el modelo predictivo consiste en particionar la data del mes de prueba en 5 </w:t>
       </w:r>
-      <w:proofErr w:type="spellStart"/>
       <w:r>
         <w:rPr>
           <w:i/>
@@ -12881,11 +12780,9 @@
         </w:rPr>
         <w:t>folds</w:t>
       </w:r>
-      <w:proofErr w:type="spellEnd"/>
       <w:r>
         <w:t xml:space="preserve"> y generar un árbol de decisión simple con la información contenida en 4 de ellos para luego probarlo en el </w:t>
       </w:r>
-      <w:proofErr w:type="spellStart"/>
       <w:r>
         <w:rPr>
           <w:i/>
@@ -12893,35 +12790,21 @@
         </w:rPr>
         <w:t>fold</w:t>
       </w:r>
-      <w:proofErr w:type="spellEnd"/>
-      <w:r>
-        <w:t xml:space="preserve"> restante. Se realiza un cálculo de la ganancia de aplicar el programa de incentivos a ese conjunto de data de prueba y se multiplica por 5 para que sea representativo de el set de datos sin particionar. Luego se repite este proceso análogamente 4 veces más para tener una ganancia estimada para cada conjunto de </w:t>
-      </w:r>
-      <w:proofErr w:type="spellStart"/>
-      <w:r>
-        <w:t>folds</w:t>
-      </w:r>
-      <w:proofErr w:type="spellEnd"/>
-      <w:r>
-        <w:t xml:space="preserve"> y se promedia. </w:t>
+      <w:r>
+        <w:t xml:space="preserve"> restante. Se realiza un cálculo de la ganancia de aplicar el programa de incentivos a ese conjunto de data de prueba y se multiplica por </w:t>
+      </w:r>
+      <w:r>
+        <w:lastRenderedPageBreak/>
+        <w:t xml:space="preserve">5 para que sea representativo de el set de datos sin particionar. Luego se repite este proceso análogamente 4 veces más para tener una ganancia estimada para cada conjunto de folds y se promedia. </w:t>
       </w:r>
     </w:p>
     <w:p>
       <w:r>
-        <w:t xml:space="preserve">Los </w:t>
-      </w:r>
-      <w:proofErr w:type="spellStart"/>
-      <w:r>
-        <w:t>hiperparámetros</w:t>
-      </w:r>
-      <w:proofErr w:type="spellEnd"/>
-      <w:r>
-        <w:t xml:space="preserve"> de estos árboles son determinados mediante la maximización de la función de ganancia por un proceso de iteración. Para ello se toma todo el conjunto de operaciones antes descripto (un árbol entrenado con validación cruzada) y se itera 150 veces a través de las funciones de la librería de R </w:t>
+        <w:t xml:space="preserve">Los hiperparámetros de estos árboles son determinados mediante la maximización de la función de ganancia por un proceso de iteración. Para ello se toma todo el conjunto de operaciones antes descripto (un árbol entrenado con validación cruzada) y se itera 150 veces a través de las funciones de la librería de R </w:t>
       </w:r>
       <w:r>
         <w:t>"</w:t>
       </w:r>
-      <w:proofErr w:type="spellStart"/>
       <w:r>
         <w:rPr>
           <w:i/>
@@ -12929,36 +12812,11 @@
         </w:rPr>
         <w:t>mlrMBO</w:t>
       </w:r>
-      <w:proofErr w:type="spellEnd"/>
       <w:r>
         <w:t>"</w:t>
       </w:r>
       <w:r>
-        <w:t xml:space="preserve"> que es una opción práctica operacionalmente para realizar el proceso de optimización bayesiana de </w:t>
-      </w:r>
-      <w:proofErr w:type="spellStart"/>
-      <w:r>
-        <w:t>hiperparámetros</w:t>
-      </w:r>
-      <w:proofErr w:type="spellEnd"/>
-      <w:r>
-        <w:t xml:space="preserve">. La búsqueda que realiza el programa sigue la lógica de generar una pequeña base de datos con </w:t>
-      </w:r>
-      <w:proofErr w:type="spellStart"/>
-      <w:r>
-        <w:t>hiperparámetros</w:t>
-      </w:r>
-      <w:proofErr w:type="spellEnd"/>
-      <w:r>
-        <w:t xml:space="preserve"> y ganancias y luego generar modelos predictivos que permita optimizar dónde buscar los </w:t>
-      </w:r>
-      <w:proofErr w:type="spellStart"/>
-      <w:r>
-        <w:t>hiperparámetros</w:t>
-      </w:r>
-      <w:proofErr w:type="spellEnd"/>
-      <w:r>
-        <w:t xml:space="preserve"> del siguiente árbol en función de incrementar las ganancias obtenidas.</w:t>
+        <w:t xml:space="preserve"> que es una opción práctica operacionalmente para realizar el proceso de optimización bayesiana de hiperparámetros. La búsqueda que realiza el programa sigue la lógica de generar una pequeña base de datos con hiperparámetros y ganancias y luego generar modelos predictivos que permita optimizar dónde buscar los hiperparámetros del siguiente árbol en función de incrementar las ganancias obtenidas.</w:t>
       </w:r>
     </w:p>
     <w:p>
@@ -12967,27 +12825,16 @@
       </w:r>
     </w:p>
     <w:p>
-      <w:proofErr w:type="spellStart"/>
-      <w:r>
-        <w:lastRenderedPageBreak/>
-        <w:t>ctrx_quarter</w:t>
-      </w:r>
-      <w:proofErr w:type="spellEnd"/>
-      <w:r>
-        <w:t>:</w:t>
+      <w:r>
+        <w:t>ctrx_quarter:</w:t>
       </w:r>
       <w:r>
         <w:t xml:space="preserve"> Cantidad de movimientos voluntarios en las cuentas bancarias (no tarjeta de crédito) que el cliente realizó en los últimos 90 días.</w:t>
       </w:r>
     </w:p>
     <w:p>
-      <w:proofErr w:type="spellStart"/>
-      <w:r>
-        <w:t>mpasivos_margen</w:t>
-      </w:r>
-      <w:proofErr w:type="spellEnd"/>
-      <w:r>
-        <w:t>:</w:t>
+      <w:r>
+        <w:t>mpasivos_margen:</w:t>
       </w:r>
       <w:r>
         <w:t xml:space="preserve"> Monto total de la ganancia que el banco ha obtenido por el dinero/inversiones que el cliente tiene en el banco.</w:t>
@@ -13060,6 +12907,7 @@
     </w:p>
     <w:p>
       <w:r>
+        <w:lastRenderedPageBreak/>
         <w:t>Luego de generar el modelo, y de clasificar a los usuarios en función de este se utiliza la misma probabilidad de corte que en el caso de la logística, es decir que con más 0,025.</w:t>
       </w:r>
     </w:p>
@@ -13072,15 +12920,10 @@
           <w:numId w:val="17"/>
         </w:numPr>
       </w:pPr>
-      <w:proofErr w:type="spellStart"/>
-      <w:r>
-        <w:t>Random</w:t>
-      </w:r>
-      <w:proofErr w:type="spellEnd"/>
-      <w:r>
-        <w:t xml:space="preserve"> Forest</w:t>
-      </w:r>
-      <w:bookmarkEnd w:id="22"/>
+      <w:r>
+        <w:t>Random Forest</w:t>
+      </w:r>
+      <w:bookmarkEnd w:id="20"/>
     </w:p>
     <w:p>
       <w:r>
@@ -13089,7 +12932,6 @@
       <w:r>
         <w:t xml:space="preserve"> a generar árboles de decisión en R Studio utilizando la librería “</w:t>
       </w:r>
-      <w:proofErr w:type="spellStart"/>
       <w:r>
         <w:rPr>
           <w:i/>
@@ -13097,11 +12939,9 @@
         </w:rPr>
         <w:t>ranger</w:t>
       </w:r>
-      <w:proofErr w:type="spellEnd"/>
       <w:r>
         <w:t xml:space="preserve">”. El proceso de generación de este modelo es operacionalmente análogo al de los árboles de decisión del segmento anterior. Se genera un modelo de </w:t>
       </w:r>
-      <w:proofErr w:type="spellStart"/>
       <w:r>
         <w:rPr>
           <w:i/>
@@ -13109,11 +12949,9 @@
         </w:rPr>
         <w:t>random</w:t>
       </w:r>
-      <w:proofErr w:type="spellEnd"/>
       <w:r>
         <w:t xml:space="preserve"> </w:t>
       </w:r>
-      <w:proofErr w:type="spellStart"/>
       <w:r>
         <w:rPr>
           <w:i/>
@@ -13121,30 +12959,13 @@
         </w:rPr>
         <w:t>forest</w:t>
       </w:r>
-      <w:proofErr w:type="spellEnd"/>
-      <w:r>
-        <w:t xml:space="preserve">, se lo entrena con validación cruzada y luego se maximizan las ganancias mediante la optimización de los </w:t>
-      </w:r>
-      <w:proofErr w:type="spellStart"/>
-      <w:r>
-        <w:t>hiperparámetros</w:t>
-      </w:r>
-      <w:proofErr w:type="spellEnd"/>
-      <w:r>
-        <w:t xml:space="preserve"> relacionados a este método utilizando los mismos métodos de optimización bayesiana ya descriptos.  </w:t>
+      <w:r>
+        <w:t xml:space="preserve">, se lo entrena con validación cruzada y luego se maximizan las ganancias mediante la optimización de los hiperparámetros relacionados a este método utilizando los mismos métodos de optimización bayesiana ya descriptos.  </w:t>
       </w:r>
     </w:p>
     <w:p>
       <w:r>
-        <w:t xml:space="preserve">Los </w:t>
-      </w:r>
-      <w:proofErr w:type="spellStart"/>
-      <w:r>
-        <w:t>hiperparámetros</w:t>
-      </w:r>
-      <w:proofErr w:type="spellEnd"/>
-      <w:r>
-        <w:t xml:space="preserve"> que se maximizan son:</w:t>
+        <w:t>Los hiperparámetros que se maximizan son:</w:t>
       </w:r>
     </w:p>
     <w:p>
@@ -13159,7 +12980,6 @@
         </w:rPr>
         <w:t>-</w:t>
       </w:r>
-      <w:proofErr w:type="spellStart"/>
       <w:r>
         <w:rPr>
           <w:i/>
@@ -13168,89 +12988,102 @@
         </w:rPr>
         <w:t>num.trees</w:t>
       </w:r>
-      <w:proofErr w:type="spellEnd"/>
       <w:r>
         <w:t xml:space="preserve">: número de árboles a incluir en el modelo de </w:t>
       </w:r>
-      <w:proofErr w:type="spellStart"/>
       <w:r>
         <w:rPr>
           <w:i/>
           <w:iCs/>
         </w:rPr>
-        <w:t>Random</w:t>
-      </w:r>
-      <w:proofErr w:type="spellEnd"/>
+        <w:t>Random Forest</w:t>
+      </w:r>
       <w:r>
         <w:rPr>
           <w:i/>
           <w:iCs/>
         </w:rPr>
-        <w:t xml:space="preserve"> Forest</w:t>
+        <w:t>.</w:t>
+      </w:r>
+    </w:p>
+    <w:p>
+      <w:pPr>
+        <w:rPr>
+          <w:lang w:val="es-AR"/>
+        </w:rPr>
+      </w:pPr>
+      <w:r>
+        <w:rPr>
+          <w:lang w:val="es-AR"/>
+        </w:rPr>
+        <w:t xml:space="preserve"> -</w:t>
       </w:r>
       <w:r>
         <w:rPr>
           <w:i/>
           <w:iCs/>
-        </w:rPr>
-        <w:t>.</w:t>
+          <w:lang w:val="es-AR"/>
+        </w:rPr>
+        <w:t>mtry</w:t>
+      </w:r>
+      <w:r>
+        <w:rPr>
+          <w:lang w:val="es-AR"/>
+        </w:rPr>
+        <w:t xml:space="preserve">: </w:t>
+      </w:r>
+      <w:r>
+        <w:t xml:space="preserve">número de variables predictoras como candidatas en cada ramificación. Por defecto, </w:t>
+      </w:r>
+      <w:r>
+        <w:t>para</w:t>
+      </w:r>
+      <w:r>
+        <w:t xml:space="preserve"> problemas de clasificación </w:t>
+      </w:r>
+      <w:r>
+        <w:t>viene dado por</w:t>
+      </w:r>
+      <w:r>
+        <w:t xml:space="preserve"> la raíz cuadrada del número de variables, y para</w:t>
+      </w:r>
+      <w:r>
+        <w:t xml:space="preserve"> la</w:t>
+      </w:r>
+      <w:r>
+        <w:t xml:space="preserve"> regresión</w:t>
+      </w:r>
+      <w:r>
+        <w:t>, el</w:t>
+      </w:r>
+      <w:r>
+        <w:t xml:space="preserve"> número de variables dividido entre 3.</w:t>
       </w:r>
     </w:p>
     <w:p>
-      <w:pPr>
-        <w:rPr>
-          <w:lang w:val="es-AR"/>
-        </w:rPr>
-      </w:pPr>
-      <w:r>
-        <w:rPr>
-          <w:lang w:val="es-AR"/>
-        </w:rPr>
-        <w:lastRenderedPageBreak/>
-        <w:t xml:space="preserve"> -</w:t>
-      </w:r>
-      <w:proofErr w:type="spellStart"/>
+      <w:r>
+        <w:rPr>
+          <w:lang w:val="es-AR"/>
+        </w:rPr>
+        <w:t xml:space="preserve">- </w:t>
+      </w:r>
       <w:r>
         <w:rPr>
           <w:i/>
           <w:iCs/>
           <w:lang w:val="es-AR"/>
         </w:rPr>
-        <w:t>mtry</w:t>
-      </w:r>
-      <w:proofErr w:type="spellEnd"/>
-      <w:r>
-        <w:rPr>
-          <w:lang w:val="es-AR"/>
-        </w:rPr>
-        <w:t xml:space="preserve">: </w:t>
-      </w:r>
-      <w:r>
-        <w:t xml:space="preserve">número de variables predictoras como candidatas en cada ramificación. Por defecto, </w:t>
-      </w:r>
-      <w:r>
-        <w:t>para</w:t>
-      </w:r>
-      <w:r>
-        <w:t xml:space="preserve"> problemas de clasificación </w:t>
-      </w:r>
-      <w:r>
-        <w:t>viene dado por</w:t>
-      </w:r>
-      <w:r>
-        <w:t xml:space="preserve"> la raíz cuadrada del número de variables, y para</w:t>
-      </w:r>
-      <w:r>
-        <w:t xml:space="preserve"> la</w:t>
-      </w:r>
-      <w:r>
-        <w:t xml:space="preserve"> regresión</w:t>
-      </w:r>
-      <w:r>
-        <w:t>, el</w:t>
-      </w:r>
-      <w:r>
-        <w:t xml:space="preserve"> número de variables dividido entre 3.</w:t>
+        <w:t>min.node.</w:t>
+      </w:r>
+      <w:r>
+        <w:rPr>
+          <w:i/>
+          <w:iCs/>
+        </w:rPr>
+        <w:t>size:</w:t>
+      </w:r>
+      <w:r>
+        <w:t xml:space="preserve"> mínimo número de muestras dentro de los nodos terminales. Para casos de clasificación, por defecto será 2, y para regresión será 5.</w:t>
       </w:r>
     </w:p>
     <w:p>
@@ -13258,63 +13091,16 @@
         <w:rPr>
           <w:lang w:val="es-AR"/>
         </w:rPr>
-        <w:t xml:space="preserve">- </w:t>
-      </w:r>
-      <w:proofErr w:type="spellStart"/>
+        <w:t>-</w:t>
+      </w:r>
       <w:r>
         <w:rPr>
           <w:i/>
           <w:iCs/>
           <w:lang w:val="es-AR"/>
         </w:rPr>
-        <w:t>min.node</w:t>
-      </w:r>
-      <w:proofErr w:type="spellEnd"/>
-      <w:r>
-        <w:rPr>
-          <w:i/>
-          <w:iCs/>
-          <w:lang w:val="es-AR"/>
-        </w:rPr>
-        <w:t>.</w:t>
-      </w:r>
-      <w:proofErr w:type="spellStart"/>
-      <w:r>
-        <w:rPr>
-          <w:i/>
-          <w:iCs/>
-        </w:rPr>
-        <w:t>size</w:t>
-      </w:r>
-      <w:proofErr w:type="spellEnd"/>
-      <w:r>
-        <w:rPr>
-          <w:i/>
-          <w:iCs/>
-        </w:rPr>
-        <w:t>:</w:t>
-      </w:r>
-      <w:r>
-        <w:t xml:space="preserve"> mínimo número de muestras dentro de los nodos terminales. Para casos de clasificación, por defecto será 2, y para regresión será 5.</w:t>
-      </w:r>
-    </w:p>
-    <w:p>
-      <w:r>
-        <w:rPr>
-          <w:lang w:val="es-AR"/>
-        </w:rPr>
-        <w:t>-</w:t>
-      </w:r>
-      <w:proofErr w:type="spellStart"/>
-      <w:r>
-        <w:rPr>
-          <w:i/>
-          <w:iCs/>
-          <w:lang w:val="es-AR"/>
-        </w:rPr>
         <w:t>max.depth</w:t>
       </w:r>
-      <w:proofErr w:type="spellEnd"/>
       <w:r>
         <w:t>: máximo número de nodos terminales. Por defecto, no se planifica un proceso de poda, dejando crecer los árboles hasta su límite máximo.</w:t>
       </w:r>
@@ -13339,19 +13125,9 @@
           <w:numId w:val="17"/>
         </w:numPr>
       </w:pPr>
-      <w:proofErr w:type="spellStart"/>
-      <w:r>
-        <w:t>Gradient</w:t>
-      </w:r>
-      <w:proofErr w:type="spellEnd"/>
-      <w:r>
-        <w:t xml:space="preserve"> </w:t>
-      </w:r>
-      <w:proofErr w:type="spellStart"/>
-      <w:r>
-        <w:t>Boosting</w:t>
-      </w:r>
-      <w:proofErr w:type="spellEnd"/>
+      <w:r>
+        <w:t>Gradient Boosting</w:t>
+      </w:r>
       <w:r>
         <w:t xml:space="preserve"> </w:t>
       </w:r>
@@ -13360,7 +13136,6 @@
       <w:r>
         <w:t>Como en los otros modelos utilizados en R Studio, se instalan las librerías necesarias, en particular se instala “</w:t>
       </w:r>
-      <w:proofErr w:type="spellStart"/>
       <w:r>
         <w:rPr>
           <w:i/>
@@ -13368,7 +13143,6 @@
         </w:rPr>
         <w:t>lightgbm</w:t>
       </w:r>
-      <w:proofErr w:type="spellEnd"/>
       <w:r>
         <w:t>” con la que se</w:t>
       </w:r>
@@ -13376,183 +13150,101 @@
         <w:t xml:space="preserve"> comienza</w:t>
       </w:r>
       <w:r>
-        <w:t xml:space="preserve"> a generar los modelos. Nuevamente se define la función ganancia a maximizar a través de la elección de </w:t>
-      </w:r>
-      <w:proofErr w:type="spellStart"/>
-      <w:r>
-        <w:t>hiperparámetros</w:t>
-      </w:r>
-      <w:proofErr w:type="spellEnd"/>
-      <w:r>
-        <w:t xml:space="preserve">. Estos están limitados entre ciertos rangos. Luego se diseña el proceso de tal forma que se alcance una ganancia máxima iterando en el conjunto del </w:t>
-      </w:r>
-      <w:proofErr w:type="spellStart"/>
-      <w:r>
-        <w:t>dataset</w:t>
-      </w:r>
-      <w:proofErr w:type="spellEnd"/>
-      <w:r>
-        <w:t xml:space="preserve"> de prueba, pero de forma fragmentada mediante el proceso de </w:t>
-      </w:r>
-      <w:proofErr w:type="spellStart"/>
+        <w:t xml:space="preserve"> a generar los modelos. Nuevamente se define la función ganancia a maximizar a través de la elección de hiperparámetros. Estos están limitados entre ciertos rangos. Luego se diseña el proceso de tal forma que se alcance una ganancia máxima iterando en el conjunto del dataset de prueba, pero de forma fragmentada mediante el proceso de </w:t>
+      </w:r>
       <w:r>
         <w:rPr>
           <w:i/>
           <w:iCs/>
         </w:rPr>
-        <w:t>cross</w:t>
-      </w:r>
-      <w:proofErr w:type="spellEnd"/>
+        <w:t>cross validation</w:t>
+      </w:r>
+      <w:r>
+        <w:t xml:space="preserve">. </w:t>
+      </w:r>
+    </w:p>
+    <w:p>
+      <w:r>
+        <w:t>Estos hiperparámetros a optimizar son:</w:t>
+      </w:r>
+    </w:p>
+    <w:p>
+      <w:pPr>
+        <w:shd w:val="clear" w:color="auto" w:fill="FFFFFF"/>
+      </w:pPr>
+      <w:r>
+        <w:lastRenderedPageBreak/>
+        <w:t>-</w:t>
+      </w:r>
+      <w:r>
+        <w:t>Num_leaves: Controla el número de hojas de un árbol. LightGBM utiliza un algoritmo de crecimiento de árboles por hojas, por lo que num_leaves es el parámetro principal para controlar la complejidad del árbol.</w:t>
+      </w:r>
+    </w:p>
+    <w:p>
+      <w:pPr>
+        <w:shd w:val="clear" w:color="auto" w:fill="FFFFFF"/>
+      </w:pPr>
+      <w:r>
+        <w:t>-</w:t>
+      </w:r>
+      <w:r>
+        <w:t>Min_data_in_leaf: </w:t>
+      </w:r>
+      <w:r>
+        <w:t>Determina</w:t>
+      </w:r>
+      <w:r>
+        <w:t xml:space="preserve"> el número mínimo de muestras necesarias para estar en una hoja, lo cual es muy importante para </w:t>
+      </w:r>
+      <w:r>
+        <w:t xml:space="preserve">el </w:t>
+      </w:r>
+      <w:r>
+        <w:t xml:space="preserve">control </w:t>
+      </w:r>
+      <w:r>
+        <w:t>d</w:t>
+      </w:r>
+      <w:r>
+        <w:t>el sobreajuste.</w:t>
+      </w:r>
+    </w:p>
+    <w:p>
+      <w:pPr>
+        <w:shd w:val="clear" w:color="auto" w:fill="FFFFFF"/>
+        <w:jc w:val="left"/>
+      </w:pPr>
+      <w:r>
+        <w:t>-</w:t>
+      </w:r>
+      <w:r>
+        <w:t>Feature_fraction: </w:t>
+      </w:r>
+      <w:r>
+        <w:t>Es la</w:t>
+      </w:r>
+      <w:r>
+        <w:t xml:space="preserve"> proporción de características que se seleccionan al azar en cada nodo.</w:t>
+      </w:r>
+    </w:p>
+    <w:p>
+      <w:pPr>
+        <w:shd w:val="clear" w:color="auto" w:fill="FFFFFF"/>
+      </w:pPr>
+      <w:r>
+        <w:t xml:space="preserve">Finalmente, la salida del modelo para el conjunto de datos de prueba determina el conjunto de casos (clientes) con una alta probabilidad de fuga de la compañía,  y, por el contrario, al conjunto de casos con una baja probabilidad de fuga, es decir, de continuidad en la misma. A estos datos resultantes se le aplica la función ganancia, generando así un valor potencial de ingresos del programa de estímulos. </w:t>
+      </w:r>
+    </w:p>
+    <w:p>
+      <w:r>
+        <w:t xml:space="preserve">Al igual que en el caso de </w:t>
+      </w:r>
       <w:r>
         <w:rPr>
           <w:i/>
           <w:iCs/>
         </w:rPr>
-        <w:t xml:space="preserve"> </w:t>
-      </w:r>
-      <w:proofErr w:type="spellStart"/>
-      <w:r>
-        <w:rPr>
-          <w:i/>
-          <w:iCs/>
-        </w:rPr>
-        <w:t>validation</w:t>
-      </w:r>
-      <w:proofErr w:type="spellEnd"/>
-      <w:r>
-        <w:t xml:space="preserve">. </w:t>
-      </w:r>
-    </w:p>
-    <w:p>
-      <w:r>
-        <w:t xml:space="preserve">Estos </w:t>
-      </w:r>
-      <w:proofErr w:type="spellStart"/>
-      <w:r>
-        <w:t>hiperparámetros</w:t>
-      </w:r>
-      <w:proofErr w:type="spellEnd"/>
-      <w:r>
-        <w:t xml:space="preserve"> a optimizar son:</w:t>
-      </w:r>
-    </w:p>
-    <w:p>
-      <w:pPr>
-        <w:shd w:val="clear" w:color="auto" w:fill="FFFFFF"/>
-      </w:pPr>
-      <w:r>
-        <w:t>-</w:t>
-      </w:r>
-      <w:proofErr w:type="spellStart"/>
-      <w:r>
-        <w:t>Num_leaves</w:t>
-      </w:r>
-      <w:proofErr w:type="spellEnd"/>
-      <w:r>
-        <w:t xml:space="preserve">: Controla el número de hojas de un árbol. </w:t>
-      </w:r>
-      <w:proofErr w:type="spellStart"/>
-      <w:r>
-        <w:t>LightGBM</w:t>
-      </w:r>
-      <w:proofErr w:type="spellEnd"/>
-      <w:r>
-        <w:t xml:space="preserve"> utiliza un algoritmo de crecimiento de árboles por hojas, por lo que </w:t>
-      </w:r>
-      <w:proofErr w:type="spellStart"/>
-      <w:r>
-        <w:t>num_leaves</w:t>
-      </w:r>
-      <w:proofErr w:type="spellEnd"/>
-      <w:r>
-        <w:t xml:space="preserve"> es el parámetro principal para controlar la complejidad del árbol.</w:t>
-      </w:r>
-    </w:p>
-    <w:p>
-      <w:pPr>
-        <w:shd w:val="clear" w:color="auto" w:fill="FFFFFF"/>
-      </w:pPr>
-      <w:r>
-        <w:t>-</w:t>
-      </w:r>
-      <w:proofErr w:type="spellStart"/>
-      <w:r>
-        <w:t>Min_data_in_leaf</w:t>
-      </w:r>
-      <w:proofErr w:type="spellEnd"/>
-      <w:r>
-        <w:t>: </w:t>
-      </w:r>
-      <w:r>
-        <w:t>Determina</w:t>
-      </w:r>
-      <w:r>
-        <w:t xml:space="preserve"> el número mínimo de muestras necesarias para estar en una hoja, lo cual es muy importante para </w:t>
-      </w:r>
-      <w:r>
-        <w:t xml:space="preserve">el </w:t>
-      </w:r>
-      <w:r>
-        <w:t xml:space="preserve">control </w:t>
-      </w:r>
-      <w:r>
-        <w:t>d</w:t>
-      </w:r>
-      <w:r>
-        <w:t>el sobreajuste.</w:t>
-      </w:r>
-    </w:p>
-    <w:p>
-      <w:pPr>
-        <w:shd w:val="clear" w:color="auto" w:fill="FFFFFF"/>
-        <w:jc w:val="left"/>
-      </w:pPr>
-      <w:r>
-        <w:t>-</w:t>
-      </w:r>
-      <w:proofErr w:type="spellStart"/>
-      <w:r>
-        <w:t>Feature_fraction</w:t>
-      </w:r>
-      <w:proofErr w:type="spellEnd"/>
-      <w:r>
-        <w:t>: </w:t>
-      </w:r>
-      <w:r>
-        <w:t>Es la</w:t>
-      </w:r>
-      <w:r>
-        <w:t xml:space="preserve"> proporción de características que se seleccionan al azar en cada nodo.</w:t>
-      </w:r>
-    </w:p>
-    <w:p>
-      <w:pPr>
-        <w:shd w:val="clear" w:color="auto" w:fill="FFFFFF"/>
-      </w:pPr>
-      <w:r>
-        <w:t xml:space="preserve">Finalmente, la salida del modelo para el conjunto de datos de prueba determina el conjunto de casos (clientes) con una alta probabilidad de fuga de la compañía,  y, por el contrario, al conjunto de casos con una baja probabilidad de fuga, es decir, de continuidad en la misma. A estos datos resultantes se le aplica la función ganancia, generando así un valor potencial de ingresos del programa de estímulos. </w:t>
-      </w:r>
-    </w:p>
-    <w:p>
-      <w:r>
-        <w:lastRenderedPageBreak/>
-        <w:t xml:space="preserve">Al igual que en el caso de </w:t>
-      </w:r>
-      <w:proofErr w:type="spellStart"/>
-      <w:r>
-        <w:rPr>
-          <w:i/>
-          <w:iCs/>
-        </w:rPr>
-        <w:t>Random</w:t>
-      </w:r>
-      <w:proofErr w:type="spellEnd"/>
-      <w:r>
-        <w:rPr>
-          <w:i/>
-          <w:iCs/>
-        </w:rPr>
-        <w:t xml:space="preserve"> Forest,</w:t>
+        <w:t>Random Forest,</w:t>
       </w:r>
       <w:r>
         <w:t xml:space="preserve"> ver gráficamente o con estimadores o fórmulas este modelo predictivo no es posible, por ello directamente se muestran los resultados en la sección siguiente.</w:t>
@@ -13572,12 +13264,10 @@
           <w:numId w:val="17"/>
         </w:numPr>
       </w:pPr>
-      <w:proofErr w:type="spellStart"/>
       <w:r>
         <w:t>Overfitting</w:t>
       </w:r>
       <w:bookmarkEnd w:id="21"/>
-      <w:proofErr w:type="spellEnd"/>
     </w:p>
     <w:p>
       <w:pPr>
@@ -13591,7 +13281,6 @@
         </w:rPr>
         <w:t>El </w:t>
       </w:r>
-      <w:proofErr w:type="spellStart"/>
       <w:r>
         <w:rPr>
           <w:i/>
@@ -13600,7 +13289,6 @@
         </w:rPr>
         <w:t>overfitting</w:t>
       </w:r>
-      <w:proofErr w:type="spellEnd"/>
       <w:r>
         <w:rPr>
           <w:lang w:val="es-AR"/>
@@ -13644,7 +13332,6 @@
         </w:rPr>
         <w:t xml:space="preserve">Detectar el </w:t>
       </w:r>
-      <w:proofErr w:type="spellStart"/>
       <w:r>
         <w:rPr>
           <w:i/>
@@ -13653,7 +13340,6 @@
         </w:rPr>
         <w:t>overfitting</w:t>
       </w:r>
-      <w:proofErr w:type="spellEnd"/>
       <w:r>
         <w:rPr>
           <w:lang w:val="es-AR"/>
@@ -13695,21 +13381,7 @@
         <w:rPr>
           <w:lang w:val="es-AR"/>
         </w:rPr>
-        <w:t xml:space="preserve">El conjunto de entrenamiento representa la mayoría de los datos disponibles y entrena el modelo. El conjunto de prueba representa una pequeña parte del conjunto de datos y se utiliza para probar la precisión de los datos con los que </w:t>
-      </w:r>
-      <w:proofErr w:type="gramStart"/>
-      <w:r>
-        <w:rPr>
-          <w:lang w:val="es-AR"/>
-        </w:rPr>
-        <w:t>nunca antes</w:t>
-      </w:r>
-      <w:proofErr w:type="gramEnd"/>
-      <w:r>
-        <w:rPr>
-          <w:lang w:val="es-AR"/>
-        </w:rPr>
-        <w:t xml:space="preserve"> </w:t>
+        <w:t xml:space="preserve">El conjunto de entrenamiento representa la mayoría de los datos disponibles y entrena el modelo. El conjunto de prueba representa una pequeña parte del conjunto de datos y se utiliza para probar la precisión de los datos con los que nunca antes </w:t>
       </w:r>
       <w:r>
         <w:rPr>
@@ -13729,7 +13401,6 @@
         </w:rPr>
         <w:t xml:space="preserve"> Se da, entonces, un </w:t>
       </w:r>
-      <w:proofErr w:type="spellStart"/>
       <w:r>
         <w:rPr>
           <w:i/>
@@ -13738,12 +13409,18 @@
         </w:rPr>
         <w:t>overfitting</w:t>
       </w:r>
-      <w:proofErr w:type="spellEnd"/>
-      <w:r>
-        <w:rPr>
-          <w:lang w:val="es-AR"/>
-        </w:rPr>
-        <w:t xml:space="preserve"> cuando el modelo es perfecto prediciendo en los datos donde se </w:t>
+      <w:r>
+        <w:rPr>
+          <w:lang w:val="es-AR"/>
+        </w:rPr>
+        <w:t xml:space="preserve"> cuando el modelo es perfecto </w:t>
+      </w:r>
+      <w:r>
+        <w:rPr>
+          <w:lang w:val="es-AR"/>
+        </w:rPr>
+        <w:lastRenderedPageBreak/>
+        <w:t xml:space="preserve">prediciendo en los datos donde se </w:t>
       </w:r>
       <w:r>
         <w:rPr>
@@ -13911,7 +13588,6 @@
         <w:rPr>
           <w:lang w:val="es-AR"/>
         </w:rPr>
-        <w:lastRenderedPageBreak/>
         <w:t xml:space="preserve">Figura </w:t>
       </w:r>
       <w:r>
@@ -13932,7 +13608,6 @@
         </w:rPr>
         <w:t xml:space="preserve"> Gráfico de representación de </w:t>
       </w:r>
-      <w:proofErr w:type="spellStart"/>
       <w:r>
         <w:rPr>
           <w:i/>
@@ -13941,7 +13616,6 @@
         </w:rPr>
         <w:t>overfitting</w:t>
       </w:r>
-      <w:proofErr w:type="spellEnd"/>
       <w:r>
         <w:rPr>
           <w:lang w:val="es-AR"/>
@@ -14009,7 +13683,6 @@
         </w:rPr>
         <w:t xml:space="preserve">En la figura se observa un modelo que busca separar los puntos rojos de los azules. En este data set la línea verde muestra un </w:t>
       </w:r>
-      <w:proofErr w:type="spellStart"/>
       <w:r>
         <w:rPr>
           <w:i/>
@@ -14018,7 +13691,6 @@
         </w:rPr>
         <w:t>overfitting</w:t>
       </w:r>
-      <w:proofErr w:type="spellEnd"/>
       <w:r>
         <w:rPr>
           <w:lang w:val="es-AR"/>
@@ -14084,16 +13756,11 @@
           <w:numId w:val="17"/>
         </w:numPr>
       </w:pPr>
-      <w:bookmarkStart w:id="23" w:name="_Toc211124591"/>
-      <w:r>
-        <w:t>Cross-</w:t>
-      </w:r>
-      <w:proofErr w:type="spellStart"/>
-      <w:r>
-        <w:t>Validation</w:t>
-      </w:r>
-      <w:bookmarkEnd w:id="23"/>
-      <w:proofErr w:type="spellEnd"/>
+      <w:bookmarkStart w:id="22" w:name="_Toc211124591"/>
+      <w:r>
+        <w:t>Cross-Validation</w:t>
+      </w:r>
+      <w:bookmarkEnd w:id="22"/>
       <w:r>
         <w:t xml:space="preserve"> </w:t>
       </w:r>
@@ -14110,7 +13777,6 @@
         </w:rPr>
         <w:t xml:space="preserve">La validación cruzada es una poderosa medida preventiva contra el sobreajuste o </w:t>
       </w:r>
-      <w:proofErr w:type="spellStart"/>
       <w:r>
         <w:rPr>
           <w:i/>
@@ -14119,7 +13785,6 @@
         </w:rPr>
         <w:t>overfitting</w:t>
       </w:r>
-      <w:proofErr w:type="spellEnd"/>
       <w:r>
         <w:rPr>
           <w:lang w:val="es-AR"/>
@@ -14205,7 +13870,6 @@
         </w:rPr>
         <w:t xml:space="preserve"> o </w:t>
       </w:r>
-      <w:proofErr w:type="spellStart"/>
       <w:r>
         <w:rPr>
           <w:i/>
@@ -14214,14 +13878,12 @@
         </w:rPr>
         <w:t>folds</w:t>
       </w:r>
-      <w:proofErr w:type="spellEnd"/>
       <w:r>
         <w:rPr>
           <w:lang w:val="es-AR"/>
         </w:rPr>
         <w:t>. Luego, entrenamos iterativamente el algoritmo en k-1 pliegues mientras usamos el pliegue restante como conjunto de prueba (llamado “</w:t>
       </w:r>
-      <w:proofErr w:type="spellStart"/>
       <w:r>
         <w:rPr>
           <w:i/>
@@ -14230,7 +13892,6 @@
         </w:rPr>
         <w:t>Validation</w:t>
       </w:r>
-      <w:proofErr w:type="spellEnd"/>
       <w:r>
         <w:rPr>
           <w:lang w:val="es-AR"/>
@@ -14248,21 +13909,7 @@
         <w:rPr>
           <w:lang w:val="es-AR"/>
         </w:rPr>
-        <w:t xml:space="preserve">La validación cruzada permite ajustar los </w:t>
-      </w:r>
-      <w:proofErr w:type="spellStart"/>
-      <w:r>
-        <w:rPr>
-          <w:lang w:val="es-AR"/>
-        </w:rPr>
-        <w:t>hiperparámetros</w:t>
-      </w:r>
-      <w:proofErr w:type="spellEnd"/>
-      <w:r>
-        <w:rPr>
-          <w:lang w:val="es-AR"/>
-        </w:rPr>
-        <w:t xml:space="preserve"> de los modelos solo con su conjunto de entrenamiento original. Esto permite mantener el conjunto de prueba como un conjunto de datos realmente no antes utilizado para probar el modelo resultante.</w:t>
+        <w:t>La validación cruzada permite ajustar los hiperparámetros de los modelos solo con su conjunto de entrenamiento original. Esto permite mantener el conjunto de prueba como un conjunto de datos realmente no antes utilizado para probar el modelo resultante.</w:t>
       </w:r>
     </w:p>
     <w:p>
@@ -14275,6 +13922,7 @@
         <w:rPr>
           <w:lang w:val="es-AR"/>
         </w:rPr>
+        <w:lastRenderedPageBreak/>
         <w:t>Se ejemplifica lo explicado con la siguiente figura:</w:t>
       </w:r>
     </w:p>
@@ -14347,21 +13995,7 @@
         <w:rPr>
           <w:lang w:val="es-AR"/>
         </w:rPr>
-        <w:t xml:space="preserve"> Gráfico del proceso de partición de la data en </w:t>
-      </w:r>
-      <w:proofErr w:type="spellStart"/>
-      <w:r>
-        <w:rPr>
-          <w:lang w:val="es-AR"/>
-        </w:rPr>
-        <w:t>folds</w:t>
-      </w:r>
-      <w:proofErr w:type="spellEnd"/>
-      <w:r>
-        <w:rPr>
-          <w:lang w:val="es-AR"/>
-        </w:rPr>
-        <w:t xml:space="preserve"> para realizar una Validación Cruzada.</w:t>
+        <w:t xml:space="preserve"> Gráfico del proceso de partición de la data en folds para realizar una Validación Cruzada.</w:t>
       </w:r>
     </w:p>
     <w:p>
@@ -14383,7 +14017,7 @@
           <w:b/>
         </w:rPr>
       </w:pPr>
-      <w:bookmarkStart w:id="24" w:name="_Toc211124592"/>
+      <w:bookmarkStart w:id="23" w:name="_Toc211124592"/>
       <w:r>
         <w:rPr>
           <w:rStyle w:val="Heading1Char"/>
@@ -14398,7 +14032,7 @@
         </w:rPr>
         <w:t>Lee-Carter y Aprendizaje Automático</w:t>
       </w:r>
-      <w:bookmarkEnd w:id="24"/>
+      <w:bookmarkEnd w:id="23"/>
     </w:p>
     <w:p>
       <w:pPr>
@@ -14412,7 +14046,7 @@
           <w:b/>
         </w:rPr>
       </w:pPr>
-      <w:bookmarkStart w:id="25" w:name="_Toc211124597"/>
+      <w:bookmarkStart w:id="24" w:name="_Toc211124597"/>
       <w:r>
         <w:rPr>
           <w:rStyle w:val="Heading1Char"/>
@@ -14420,17 +14054,17 @@
         </w:rPr>
         <w:t>Aplicación del Modelo</w:t>
       </w:r>
-      <w:bookmarkEnd w:id="25"/>
+      <w:bookmarkEnd w:id="24"/>
     </w:p>
     <w:p>
       <w:pPr>
         <w:pStyle w:val="Heading2"/>
       </w:pPr>
-      <w:bookmarkStart w:id="26" w:name="_Toc211124598"/>
+      <w:bookmarkStart w:id="25" w:name="_Toc211124598"/>
       <w:r>
         <w:t>3.1. Planteo de la situación inicial</w:t>
       </w:r>
-      <w:bookmarkEnd w:id="26"/>
+      <w:bookmarkEnd w:id="25"/>
     </w:p>
     <w:p>
       <w:pPr>
@@ -14511,11 +14145,11 @@
       <w:pPr>
         <w:pStyle w:val="Heading2"/>
       </w:pPr>
-      <w:bookmarkStart w:id="27" w:name="_Toc211124599"/>
+      <w:bookmarkStart w:id="26" w:name="_Toc211124599"/>
       <w:r>
         <w:t>3.4. Datos disponibles</w:t>
       </w:r>
-      <w:bookmarkEnd w:id="27"/>
+      <w:bookmarkEnd w:id="26"/>
     </w:p>
     <w:p>
       <w:r>
@@ -14572,6 +14206,7 @@
                 <w:b/>
                 <w:bCs/>
               </w:rPr>
+              <w:lastRenderedPageBreak/>
               <w:t>Clase ternaria</w:t>
             </w:r>
           </w:p>
@@ -14695,7 +14330,7 @@
       <w:pPr>
         <w:pStyle w:val="Heading2"/>
       </w:pPr>
-      <w:bookmarkStart w:id="28" w:name="_Toc211124600"/>
+      <w:bookmarkStart w:id="27" w:name="_Toc211124600"/>
       <w:r>
         <w:t>3.</w:t>
       </w:r>
@@ -14705,11 +14340,10 @@
       <w:r>
         <w:t>. Creación de indicadores para medir la efectividad del proyecto</w:t>
       </w:r>
-      <w:bookmarkEnd w:id="28"/>
+      <w:bookmarkEnd w:id="27"/>
     </w:p>
     <w:p>
       <w:r>
-        <w:lastRenderedPageBreak/>
         <w:t>Para poder comparar los modelos se crea un estimador que representa la ganancia del programa de retención para el banco. Para ello se utiliza el valor promedio futuro de ingresos que representa un usuario al banco y un valor de estímulo monetario con el cual se espera retener al 50% de los usuarios a los que sea enviado.</w:t>
       </w:r>
     </w:p>
@@ -14856,7 +14490,7 @@
           <w:bCs/>
         </w:rPr>
       </w:pPr>
-      <w:bookmarkStart w:id="29" w:name="_Toc211124601"/>
+      <w:bookmarkStart w:id="28" w:name="_Toc211124601"/>
       <w:r>
         <w:rPr>
           <w:rStyle w:val="Heading1Char"/>
@@ -14865,7 +14499,7 @@
         </w:rPr>
         <w:t>Resultados</w:t>
       </w:r>
-      <w:bookmarkEnd w:id="29"/>
+      <w:bookmarkEnd w:id="28"/>
     </w:p>
     <w:p>
       <w:pPr>
@@ -14963,22 +14597,7 @@
         <w:rPr>
           <w:lang w:val="es-AR"/>
         </w:rPr>
-        <w:lastRenderedPageBreak/>
-        <w:t xml:space="preserve">Se observa que </w:t>
-      </w:r>
-      <w:proofErr w:type="spellStart"/>
-      <w:r>
-        <w:rPr>
-          <w:lang w:val="es-AR"/>
-        </w:rPr>
-        <w:t>LightGBM</w:t>
-      </w:r>
-      <w:proofErr w:type="spellEnd"/>
-      <w:r>
-        <w:rPr>
-          <w:lang w:val="es-AR"/>
-        </w:rPr>
-        <w:t xml:space="preserve"> genera ganancias 17% mayores a las que provee la regresión logística penalizada. </w:t>
+        <w:t xml:space="preserve">Se observa que LightGBM genera ganancias 17% mayores a las que provee la regresión logística penalizada. </w:t>
       </w:r>
     </w:p>
     <w:p>
@@ -14989,9 +14608,246 @@
           <w:numId w:val="21"/>
         </w:numPr>
       </w:pPr>
-      <w:bookmarkStart w:id="30" w:name="_Toc211124602"/>
+      <w:bookmarkStart w:id="29" w:name="_Toc211124602"/>
       <w:r>
         <w:t>Conclusiones</w:t>
+      </w:r>
+      <w:bookmarkEnd w:id="29"/>
+    </w:p>
+    <w:p>
+      <w:pPr>
+        <w:rPr>
+          <w:lang w:val="es-AR"/>
+        </w:rPr>
+      </w:pPr>
+      <w:r>
+        <w:rPr>
+          <w:lang w:val="es-AR"/>
+        </w:rPr>
+        <w:t>D</w:t>
+      </w:r>
+      <w:r>
+        <w:rPr>
+          <w:lang w:val="es-AR"/>
+        </w:rPr>
+        <w:t>e acuerdo con</w:t>
+      </w:r>
+      <w:r>
+        <w:rPr>
+          <w:lang w:val="es-AR"/>
+        </w:rPr>
+        <w:t xml:space="preserve"> lo</w:t>
+      </w:r>
+      <w:r>
+        <w:rPr>
+          <w:lang w:val="es-AR"/>
+        </w:rPr>
+        <w:t xml:space="preserve"> observa</w:t>
+      </w:r>
+      <w:r>
+        <w:rPr>
+          <w:lang w:val="es-AR"/>
+        </w:rPr>
+        <w:t>do,</w:t>
+      </w:r>
+      <w:r>
+        <w:rPr>
+          <w:lang w:val="es-AR"/>
+        </w:rPr>
+        <w:t xml:space="preserve"> realizar un análisis de riesgo </w:t>
+      </w:r>
+      <w:r>
+        <w:rPr>
+          <w:lang w:val="es-AR"/>
+        </w:rPr>
+        <w:t xml:space="preserve">de salida de un cliente genera efectivamente ventajas para el negocio, independientemente del modelo que se elija para generar el modelo predictivo. </w:t>
+      </w:r>
+    </w:p>
+    <w:p>
+      <w:pPr>
+        <w:rPr>
+          <w:lang w:val="es-AR"/>
+        </w:rPr>
+      </w:pPr>
+      <w:r>
+        <w:rPr>
+          <w:lang w:val="es-AR"/>
+        </w:rPr>
+        <w:t xml:space="preserve">Las posibilidades de generar modelos, de mejorar su ajuste a través de optimización de parámetros, de mejoras en la toma de muestras de los datos y derivados son diversas y numerosas. A lo largo del proceso de selección de modelos para su exposición surgieron </w:t>
+      </w:r>
+      <w:r>
+        <w:rPr>
+          <w:lang w:val="es-AR"/>
+        </w:rPr>
+        <w:t xml:space="preserve">una </w:t>
+      </w:r>
+      <w:r>
+        <w:rPr>
+          <w:lang w:val="es-AR"/>
+        </w:rPr>
+        <w:t>gran cantidad</w:t>
+      </w:r>
+      <w:r>
+        <w:rPr>
+          <w:lang w:val="es-AR"/>
+        </w:rPr>
+        <w:t xml:space="preserve"> </w:t>
+      </w:r>
+      <w:r>
+        <w:rPr>
+          <w:lang w:val="es-AR"/>
+        </w:rPr>
+        <w:t>de posibilidades</w:t>
+      </w:r>
+      <w:r>
+        <w:rPr>
+          <w:lang w:val="es-AR"/>
+        </w:rPr>
+        <w:t xml:space="preserve">, pero </w:t>
+      </w:r>
+      <w:r>
+        <w:rPr>
+          <w:lang w:val="es-AR"/>
+        </w:rPr>
+        <w:t>se tomaron en cuenta aquellas que se consideraron convenientes, sin embargo</w:t>
+      </w:r>
+      <w:r>
+        <w:rPr>
+          <w:lang w:val="es-AR"/>
+        </w:rPr>
+        <w:t>,</w:t>
+      </w:r>
+      <w:r>
+        <w:rPr>
+          <w:lang w:val="es-AR"/>
+        </w:rPr>
+        <w:t xml:space="preserve"> se comprueba que el universo de herramientas para una correcta estimación del riesgo </w:t>
+      </w:r>
+      <w:r>
+        <w:rPr>
+          <w:lang w:val="es-AR"/>
+        </w:rPr>
+        <w:t xml:space="preserve">es variado y que </w:t>
+      </w:r>
+      <w:r>
+        <w:rPr>
+          <w:lang w:val="es-AR"/>
+        </w:rPr>
+        <w:t>está</w:t>
+      </w:r>
+      <w:r>
+        <w:rPr>
+          <w:lang w:val="es-AR"/>
+        </w:rPr>
+        <w:t xml:space="preserve"> en continuo crecimiento.</w:t>
+      </w:r>
+    </w:p>
+    <w:p>
+      <w:pPr>
+        <w:rPr>
+          <w:lang w:val="es-AR"/>
+        </w:rPr>
+      </w:pPr>
+      <w:r>
+        <w:rPr>
+          <w:lang w:val="es-AR"/>
+        </w:rPr>
+        <w:t>Concretamente se observa que de los métodos estudiados el que mejor</w:t>
+      </w:r>
+      <w:r>
+        <w:rPr>
+          <w:lang w:val="es-AR"/>
+        </w:rPr>
+        <w:t>es</w:t>
+      </w:r>
+      <w:r>
+        <w:rPr>
+          <w:lang w:val="es-AR"/>
+        </w:rPr>
+        <w:t xml:space="preserve"> resultados arroja para este problema en específico y con estos datos es el de </w:t>
+      </w:r>
+      <w:r>
+        <w:rPr>
+          <w:i/>
+          <w:iCs/>
+          <w:lang w:val="es-AR"/>
+        </w:rPr>
+        <w:t>LightGBM</w:t>
+      </w:r>
+      <w:r>
+        <w:rPr>
+          <w:lang w:val="es-AR"/>
+        </w:rPr>
+        <w:t xml:space="preserve"> de Microsoft</w:t>
+      </w:r>
+      <w:r>
+        <w:rPr>
+          <w:lang w:val="es-AR"/>
+        </w:rPr>
+        <w:t xml:space="preserve"> debido a</w:t>
+      </w:r>
+      <w:r>
+        <w:rPr>
+          <w:lang w:val="es-AR"/>
+        </w:rPr>
+        <w:t xml:space="preserve"> que</w:t>
+      </w:r>
+      <w:r>
+        <w:rPr>
+          <w:lang w:val="es-AR"/>
+        </w:rPr>
+        <w:t xml:space="preserve"> predice las mayores ganancias</w:t>
+      </w:r>
+      <w:r>
+        <w:rPr>
+          <w:lang w:val="es-AR"/>
+        </w:rPr>
+        <w:t xml:space="preserve">. </w:t>
+      </w:r>
+      <w:r>
+        <w:rPr>
+          <w:lang w:val="es-AR"/>
+        </w:rPr>
+        <w:t xml:space="preserve">Estos resultados resultan provisorios, a la espera de nuevas puestas a prueba </w:t>
+      </w:r>
+      <w:r>
+        <w:rPr>
+          <w:lang w:val="es-AR"/>
+        </w:rPr>
+        <w:t>para la estimación de otros riesgos o con la utilización de otros datos</w:t>
+      </w:r>
+      <w:r>
+        <w:rPr>
+          <w:lang w:val="es-AR"/>
+        </w:rPr>
+        <w:t>, que la confirmen o pongan nuevamente en discusión</w:t>
+      </w:r>
+      <w:r>
+        <w:rPr>
+          <w:lang w:val="es-AR"/>
+        </w:rPr>
+        <w:t xml:space="preserve">. </w:t>
+      </w:r>
+    </w:p>
+    <w:p>
+      <w:pPr>
+        <w:pStyle w:val="Heading2"/>
+      </w:pPr>
+      <w:bookmarkStart w:id="30" w:name="_Toc211124603"/>
+      <w:r>
+        <w:t xml:space="preserve">Líneas </w:t>
+      </w:r>
+      <w:r>
+        <w:t>f</w:t>
+      </w:r>
+      <w:r>
+        <w:t xml:space="preserve">uturas de </w:t>
+      </w:r>
+      <w:r>
+        <w:t>i</w:t>
+      </w:r>
+      <w:r>
+        <w:t>nvestigación</w:t>
       </w:r>
       <w:bookmarkEnd w:id="30"/>
     </w:p>
@@ -15005,43 +14861,50 @@
         <w:rPr>
           <w:lang w:val="es-AR"/>
         </w:rPr>
-        <w:t>D</w:t>
-      </w:r>
-      <w:r>
-        <w:rPr>
-          <w:lang w:val="es-AR"/>
-        </w:rPr>
-        <w:t>e acuerdo con</w:t>
-      </w:r>
-      <w:r>
-        <w:rPr>
-          <w:lang w:val="es-AR"/>
-        </w:rPr>
-        <w:t xml:space="preserve"> lo</w:t>
-      </w:r>
-      <w:r>
-        <w:rPr>
-          <w:lang w:val="es-AR"/>
-        </w:rPr>
-        <w:t xml:space="preserve"> observa</w:t>
-      </w:r>
-      <w:r>
-        <w:rPr>
-          <w:lang w:val="es-AR"/>
-        </w:rPr>
-        <w:t>do,</w:t>
-      </w:r>
-      <w:r>
-        <w:rPr>
-          <w:lang w:val="es-AR"/>
-        </w:rPr>
-        <w:t xml:space="preserve"> realizar un análisis de riesgo </w:t>
-      </w:r>
-      <w:r>
-        <w:rPr>
-          <w:lang w:val="es-AR"/>
-        </w:rPr>
-        <w:t xml:space="preserve">de salida de un cliente genera efectivamente ventajas para el negocio, independientemente del modelo que se elija para generar el modelo predictivo. </w:t>
+        <w:lastRenderedPageBreak/>
+        <w:t xml:space="preserve">Queda pendiente para próximas líneas de investigación el estudio de nuevos algoritmos de aprendizaje automático </w:t>
+      </w:r>
+      <w:r>
+        <w:rPr>
+          <w:lang w:val="es-AR"/>
+        </w:rPr>
+        <w:t xml:space="preserve">diferentes </w:t>
+      </w:r>
+      <w:r>
+        <w:rPr>
+          <w:lang w:val="es-AR"/>
+        </w:rPr>
+        <w:t>a l</w:t>
+      </w:r>
+      <w:r>
+        <w:rPr>
+          <w:lang w:val="es-AR"/>
+        </w:rPr>
+        <w:t xml:space="preserve">os </w:t>
+      </w:r>
+      <w:r>
+        <w:rPr>
+          <w:lang w:val="es-AR"/>
+        </w:rPr>
+        <w:t>aquí estudiad</w:t>
+      </w:r>
+      <w:r>
+        <w:rPr>
+          <w:lang w:val="es-AR"/>
+        </w:rPr>
+        <w:t>o</w:t>
+      </w:r>
+      <w:r>
+        <w:rPr>
+          <w:lang w:val="es-AR"/>
+        </w:rPr>
+        <w:t>s, tales como los algoritmos XGBoost</w:t>
+      </w:r>
+      <w:r>
+        <w:rPr>
+          <w:lang w:val="es-AR"/>
+        </w:rPr>
+        <w:t xml:space="preserve">. </w:t>
       </w:r>
     </w:p>
     <w:p>
@@ -15054,73 +14917,43 @@
         <w:rPr>
           <w:lang w:val="es-AR"/>
         </w:rPr>
-        <w:t xml:space="preserve">Las posibilidades de generar modelos, de mejorar su ajuste a través de optimización de parámetros, de mejoras en la toma de muestras de los datos y derivados son diversas y numerosas. A lo largo del proceso de selección de modelos para su exposición surgieron </w:t>
-      </w:r>
-      <w:r>
-        <w:rPr>
-          <w:lang w:val="es-AR"/>
-        </w:rPr>
-        <w:t xml:space="preserve">una </w:t>
-      </w:r>
-      <w:r>
-        <w:rPr>
-          <w:lang w:val="es-AR"/>
-        </w:rPr>
-        <w:t>gran cantidad</w:t>
+        <w:t xml:space="preserve">También podría ser interesante para próximos trabajos </w:t>
+      </w:r>
+      <w:r>
+        <w:rPr>
+          <w:lang w:val="es-AR"/>
+        </w:rPr>
+        <w:t xml:space="preserve">la utilización de </w:t>
+      </w:r>
+      <w:r>
+        <w:rPr>
+          <w:lang w:val="es-AR"/>
+        </w:rPr>
+        <w:t>máquinas</w:t>
+      </w:r>
+      <w:r>
+        <w:rPr>
+          <w:lang w:val="es-AR"/>
+        </w:rPr>
+        <w:t xml:space="preserve"> virtuales con más capacidad de procesamiento que permitirían más iteraciones a las optimizaciones bayesianas para mejorar la robuste</w:t>
+      </w:r>
+      <w:r>
+        <w:rPr>
+          <w:lang w:val="es-AR"/>
+        </w:rPr>
+        <w:t>z</w:t>
+      </w:r>
+      <w:r>
+        <w:rPr>
+          <w:lang w:val="es-AR"/>
+        </w:rPr>
+        <w:t xml:space="preserve"> de los modelos.</w:t>
       </w:r>
       <w:r>
         <w:rPr>
           <w:lang w:val="es-AR"/>
         </w:rPr>
         <w:t xml:space="preserve"> </w:t>
-      </w:r>
-      <w:r>
-        <w:rPr>
-          <w:lang w:val="es-AR"/>
-        </w:rPr>
-        <w:t>de posibilidades</w:t>
-      </w:r>
-      <w:r>
-        <w:rPr>
-          <w:lang w:val="es-AR"/>
-        </w:rPr>
-        <w:t xml:space="preserve">, pero </w:t>
-      </w:r>
-      <w:r>
-        <w:rPr>
-          <w:lang w:val="es-AR"/>
-        </w:rPr>
-        <w:t>se tomaron en cuenta aquellas que se consideraron convenientes, sin embargo</w:t>
-      </w:r>
-      <w:r>
-        <w:rPr>
-          <w:lang w:val="es-AR"/>
-        </w:rPr>
-        <w:t>,</w:t>
-      </w:r>
-      <w:r>
-        <w:rPr>
-          <w:lang w:val="es-AR"/>
-        </w:rPr>
-        <w:t xml:space="preserve"> se comprueba que el universo de herramientas para una correcta estimación del riesgo </w:t>
-      </w:r>
-      <w:r>
-        <w:rPr>
-          <w:lang w:val="es-AR"/>
-        </w:rPr>
-        <w:t xml:space="preserve">es variado y que </w:t>
-      </w:r>
-      <w:r>
-        <w:rPr>
-          <w:lang w:val="es-AR"/>
-        </w:rPr>
-        <w:t>está</w:t>
-      </w:r>
-      <w:r>
-        <w:rPr>
-          <w:lang w:val="es-AR"/>
-        </w:rPr>
-        <w:t xml:space="preserve"> en continuo crecimiento.</w:t>
       </w:r>
     </w:p>
     <w:p>
@@ -15133,77 +14966,103 @@
         <w:rPr>
           <w:lang w:val="es-AR"/>
         </w:rPr>
-        <w:t>Concretamente se observa que de los métodos estudiados el que mejor</w:t>
-      </w:r>
-      <w:r>
-        <w:rPr>
-          <w:lang w:val="es-AR"/>
-        </w:rPr>
-        <w:t>es</w:t>
-      </w:r>
-      <w:r>
-        <w:rPr>
-          <w:lang w:val="es-AR"/>
-        </w:rPr>
-        <w:t xml:space="preserve"> resultados arroja para este problema en específico y con estos datos es el de </w:t>
-      </w:r>
-      <w:proofErr w:type="spellStart"/>
-      <w:r>
-        <w:rPr>
-          <w:i/>
-          <w:iCs/>
-          <w:lang w:val="es-AR"/>
-        </w:rPr>
-        <w:t>LightGBM</w:t>
-      </w:r>
-      <w:proofErr w:type="spellEnd"/>
-      <w:r>
-        <w:rPr>
-          <w:lang w:val="es-AR"/>
-        </w:rPr>
-        <w:t xml:space="preserve"> de Microsoft</w:t>
-      </w:r>
-      <w:r>
-        <w:rPr>
-          <w:lang w:val="es-AR"/>
-        </w:rPr>
-        <w:t xml:space="preserve"> debido a</w:t>
-      </w:r>
-      <w:r>
-        <w:rPr>
-          <w:lang w:val="es-AR"/>
-        </w:rPr>
-        <w:t xml:space="preserve"> que</w:t>
-      </w:r>
-      <w:r>
-        <w:rPr>
-          <w:lang w:val="es-AR"/>
-        </w:rPr>
-        <w:t xml:space="preserve"> predice las mayores ganancias</w:t>
-      </w:r>
-      <w:r>
-        <w:rPr>
-          <w:lang w:val="es-AR"/>
-        </w:rPr>
-        <w:t xml:space="preserve">. </w:t>
-      </w:r>
-      <w:r>
-        <w:rPr>
-          <w:lang w:val="es-AR"/>
-        </w:rPr>
-        <w:t xml:space="preserve">Estos resultados resultan provisorios, a la espera de nuevas puestas a prueba </w:t>
-      </w:r>
-      <w:r>
-        <w:rPr>
-          <w:lang w:val="es-AR"/>
-        </w:rPr>
-        <w:t>para la estimación de otros riesgos o con la utilización de otros datos</w:t>
-      </w:r>
-      <w:r>
-        <w:rPr>
-          <w:lang w:val="es-AR"/>
-        </w:rPr>
-        <w:t>, que la confirmen o pongan nuevamente en discusión</w:t>
+        <w:t>Por último</w:t>
+      </w:r>
+      <w:r>
+        <w:rPr>
+          <w:lang w:val="es-AR"/>
+        </w:rPr>
+        <w:t>,</w:t>
+      </w:r>
+      <w:r>
+        <w:rPr>
+          <w:lang w:val="es-AR"/>
+        </w:rPr>
+        <w:t xml:space="preserve"> </w:t>
+      </w:r>
+      <w:r>
+        <w:rPr>
+          <w:lang w:val="es-AR"/>
+        </w:rPr>
+        <w:t>otra posibilidad de ampliar el estudio de la problemática de retención de clientes es</w:t>
+      </w:r>
+      <w:r>
+        <w:rPr>
+          <w:lang w:val="es-AR"/>
+        </w:rPr>
+        <w:t xml:space="preserve"> el poder probar la efectividad del estímulo y </w:t>
+      </w:r>
+      <w:r>
+        <w:rPr>
+          <w:lang w:val="es-AR"/>
+        </w:rPr>
+        <w:t>la relación entre la cantidad de dinero</w:t>
+      </w:r>
+      <w:r>
+        <w:rPr>
+          <w:lang w:val="es-AR"/>
+        </w:rPr>
+        <w:t xml:space="preserve"> propuesta </w:t>
+      </w:r>
+      <w:r>
+        <w:rPr>
+          <w:lang w:val="es-AR"/>
+        </w:rPr>
+        <w:t>para ese fin y cuantos usuarios efectivamente toman la decisión de quedarse. Sería conveniente personalizar el</w:t>
+      </w:r>
+      <w:r>
+        <w:rPr>
+          <w:lang w:val="es-AR"/>
+        </w:rPr>
+        <w:t xml:space="preserve"> programa por cliente o por grupos de clientes</w:t>
+      </w:r>
+      <w:r>
+        <w:rPr>
+          <w:lang w:val="es-AR"/>
+        </w:rPr>
+        <w:t xml:space="preserve"> para enviar el mínimo valor necesario para que </w:t>
+      </w:r>
+      <w:r>
+        <w:rPr>
+          <w:lang w:val="es-AR"/>
+        </w:rPr>
+        <w:t xml:space="preserve">éstos </w:t>
+      </w:r>
+      <w:r>
+        <w:rPr>
+          <w:lang w:val="es-AR"/>
+        </w:rPr>
+        <w:t xml:space="preserve">decidan quedarse y </w:t>
+      </w:r>
+      <w:r>
+        <w:rPr>
+          <w:lang w:val="es-AR"/>
+        </w:rPr>
+        <w:t xml:space="preserve">maximizando </w:t>
+      </w:r>
+      <w:r>
+        <w:rPr>
+          <w:lang w:val="es-AR"/>
+        </w:rPr>
+        <w:t>de es</w:t>
+      </w:r>
+      <w:r>
+        <w:rPr>
+          <w:lang w:val="es-AR"/>
+        </w:rPr>
+        <w:t>t</w:t>
+      </w:r>
+      <w:r>
+        <w:rPr>
+          <w:lang w:val="es-AR"/>
+        </w:rPr>
+        <w:t>a forma las ganancias</w:t>
+      </w:r>
+      <w:r>
+        <w:rPr>
+          <w:lang w:val="es-AR"/>
+        </w:rPr>
+        <w:t xml:space="preserve"> aún más</w:t>
       </w:r>
       <w:r>
         <w:rPr>
@@ -15214,255 +15073,6 @@
     </w:p>
     <w:p>
       <w:pPr>
-        <w:pStyle w:val="Heading2"/>
-      </w:pPr>
-      <w:bookmarkStart w:id="31" w:name="_Toc211124603"/>
-      <w:r>
-        <w:t xml:space="preserve">Líneas </w:t>
-      </w:r>
-      <w:r>
-        <w:t>f</w:t>
-      </w:r>
-      <w:r>
-        <w:t xml:space="preserve">uturas de </w:t>
-      </w:r>
-      <w:r>
-        <w:t>i</w:t>
-      </w:r>
-      <w:r>
-        <w:t>nvestigación</w:t>
-      </w:r>
-      <w:bookmarkEnd w:id="31"/>
-    </w:p>
-    <w:p>
-      <w:pPr>
-        <w:rPr>
-          <w:lang w:val="es-AR"/>
-        </w:rPr>
-      </w:pPr>
-      <w:r>
-        <w:rPr>
-          <w:lang w:val="es-AR"/>
-        </w:rPr>
-        <w:t xml:space="preserve">Queda pendiente para próximas líneas de investigación el estudio de nuevos algoritmos de aprendizaje automático </w:t>
-      </w:r>
-      <w:r>
-        <w:rPr>
-          <w:lang w:val="es-AR"/>
-        </w:rPr>
-        <w:t xml:space="preserve">diferentes </w:t>
-      </w:r>
-      <w:r>
-        <w:rPr>
-          <w:lang w:val="es-AR"/>
-        </w:rPr>
-        <w:t>a l</w:t>
-      </w:r>
-      <w:r>
-        <w:rPr>
-          <w:lang w:val="es-AR"/>
-        </w:rPr>
-        <w:t xml:space="preserve">os </w:t>
-      </w:r>
-      <w:r>
-        <w:rPr>
-          <w:lang w:val="es-AR"/>
-        </w:rPr>
-        <w:t>aquí estudiad</w:t>
-      </w:r>
-      <w:r>
-        <w:rPr>
-          <w:lang w:val="es-AR"/>
-        </w:rPr>
-        <w:t>o</w:t>
-      </w:r>
-      <w:r>
-        <w:rPr>
-          <w:lang w:val="es-AR"/>
-        </w:rPr>
-        <w:t xml:space="preserve">s, tales como los algoritmos </w:t>
-      </w:r>
-      <w:proofErr w:type="spellStart"/>
-      <w:r>
-        <w:rPr>
-          <w:lang w:val="es-AR"/>
-        </w:rPr>
-        <w:t>XGBoost</w:t>
-      </w:r>
-      <w:proofErr w:type="spellEnd"/>
-      <w:r>
-        <w:rPr>
-          <w:lang w:val="es-AR"/>
-        </w:rPr>
-        <w:t xml:space="preserve">. </w:t>
-      </w:r>
-    </w:p>
-    <w:p>
-      <w:pPr>
-        <w:rPr>
-          <w:lang w:val="es-AR"/>
-        </w:rPr>
-      </w:pPr>
-      <w:r>
-        <w:rPr>
-          <w:lang w:val="es-AR"/>
-        </w:rPr>
-        <w:t xml:space="preserve">También podría ser interesante para próximos trabajos </w:t>
-      </w:r>
-      <w:r>
-        <w:rPr>
-          <w:lang w:val="es-AR"/>
-        </w:rPr>
-        <w:t xml:space="preserve">la utilización de </w:t>
-      </w:r>
-      <w:r>
-        <w:rPr>
-          <w:lang w:val="es-AR"/>
-        </w:rPr>
-        <w:t>máquinas</w:t>
-      </w:r>
-      <w:r>
-        <w:rPr>
-          <w:lang w:val="es-AR"/>
-        </w:rPr>
-        <w:t xml:space="preserve"> virtuales con más capacidad de procesamiento que permitirían más iteraciones a las optimizaciones bayesianas para mejorar la robuste</w:t>
-      </w:r>
-      <w:r>
-        <w:rPr>
-          <w:lang w:val="es-AR"/>
-        </w:rPr>
-        <w:t>z</w:t>
-      </w:r>
-      <w:r>
-        <w:rPr>
-          <w:lang w:val="es-AR"/>
-        </w:rPr>
-        <w:t xml:space="preserve"> de los modelos.</w:t>
-      </w:r>
-      <w:r>
-        <w:rPr>
-          <w:lang w:val="es-AR"/>
-        </w:rPr>
-        <w:t xml:space="preserve"> </w:t>
-      </w:r>
-    </w:p>
-    <w:p>
-      <w:pPr>
-        <w:rPr>
-          <w:lang w:val="es-AR"/>
-        </w:rPr>
-      </w:pPr>
-      <w:r>
-        <w:rPr>
-          <w:lang w:val="es-AR"/>
-        </w:rPr>
-        <w:t>Por último</w:t>
-      </w:r>
-      <w:r>
-        <w:rPr>
-          <w:lang w:val="es-AR"/>
-        </w:rPr>
-        <w:t>,</w:t>
-      </w:r>
-      <w:r>
-        <w:rPr>
-          <w:lang w:val="es-AR"/>
-        </w:rPr>
-        <w:t xml:space="preserve"> </w:t>
-      </w:r>
-      <w:r>
-        <w:rPr>
-          <w:lang w:val="es-AR"/>
-        </w:rPr>
-        <w:t>otra posibilidad de ampliar el estudio de la problemática de retención de clientes es</w:t>
-      </w:r>
-      <w:r>
-        <w:rPr>
-          <w:lang w:val="es-AR"/>
-        </w:rPr>
-        <w:t xml:space="preserve"> el poder probar la efectividad del estímulo y </w:t>
-      </w:r>
-      <w:r>
-        <w:rPr>
-          <w:lang w:val="es-AR"/>
-        </w:rPr>
-        <w:t>la relación entre la cantidad de dinero</w:t>
-      </w:r>
-      <w:r>
-        <w:rPr>
-          <w:lang w:val="es-AR"/>
-        </w:rPr>
-        <w:t xml:space="preserve"> propuesta </w:t>
-      </w:r>
-      <w:r>
-        <w:rPr>
-          <w:lang w:val="es-AR"/>
-        </w:rPr>
-        <w:t>para ese fin y cuantos usuarios efectivamente toman la decisión de quedarse. Sería conveniente personalizar el</w:t>
-      </w:r>
-      <w:r>
-        <w:rPr>
-          <w:lang w:val="es-AR"/>
-        </w:rPr>
-        <w:t xml:space="preserve"> programa por cliente o por grupos de clientes</w:t>
-      </w:r>
-      <w:r>
-        <w:rPr>
-          <w:lang w:val="es-AR"/>
-        </w:rPr>
-        <w:t xml:space="preserve"> para enviar el mínimo valor necesario para que </w:t>
-      </w:r>
-      <w:r>
-        <w:rPr>
-          <w:lang w:val="es-AR"/>
-        </w:rPr>
-        <w:t xml:space="preserve">éstos </w:t>
-      </w:r>
-      <w:r>
-        <w:rPr>
-          <w:lang w:val="es-AR"/>
-        </w:rPr>
-        <w:t xml:space="preserve">decidan quedarse y </w:t>
-      </w:r>
-      <w:r>
-        <w:rPr>
-          <w:lang w:val="es-AR"/>
-        </w:rPr>
-        <w:t xml:space="preserve">maximizando </w:t>
-      </w:r>
-      <w:r>
-        <w:rPr>
-          <w:lang w:val="es-AR"/>
-        </w:rPr>
-        <w:t>de es</w:t>
-      </w:r>
-      <w:r>
-        <w:rPr>
-          <w:lang w:val="es-AR"/>
-        </w:rPr>
-        <w:t>t</w:t>
-      </w:r>
-      <w:r>
-        <w:rPr>
-          <w:lang w:val="es-AR"/>
-        </w:rPr>
-        <w:t>a forma las ganancias</w:t>
-      </w:r>
-      <w:r>
-        <w:rPr>
-          <w:lang w:val="es-AR"/>
-        </w:rPr>
-        <w:t xml:space="preserve"> aún más</w:t>
-      </w:r>
-      <w:r>
-        <w:rPr>
-          <w:lang w:val="es-AR"/>
-        </w:rPr>
-        <w:t xml:space="preserve">. </w:t>
-      </w:r>
-    </w:p>
-    <w:p>
-      <w:pPr>
         <w:spacing w:after="160" w:line="259" w:lineRule="auto"/>
         <w:jc w:val="left"/>
         <w:rPr>
@@ -15476,7 +15086,7 @@
         <w:br w:type="page"/>
       </w:r>
     </w:p>
-    <w:bookmarkStart w:id="32" w:name="_Toc211124604" w:displacedByCustomXml="next"/>
+    <w:bookmarkStart w:id="31" w:name="_Toc211124604" w:displacedByCustomXml="next"/>
     <w:sdt>
       <w:sdtPr>
         <w:rPr>
@@ -15499,7 +15109,7 @@
           <w:r>
             <w:t>Bibliografía</w:t>
           </w:r>
-          <w:bookmarkEnd w:id="32"/>
+          <w:bookmarkEnd w:id="31"/>
         </w:p>
         <w:sdt>
           <w:sdtPr>
@@ -15846,7 +15456,7 @@
           <w:lang w:val="es-AR"/>
         </w:rPr>
       </w:pPr>
-      <w:bookmarkStart w:id="33" w:name="_Toc106706667"/>
+      <w:bookmarkStart w:id="32" w:name="_Toc106706667"/>
       <w:r>
         <w:rPr>
           <w:lang w:val="es-AR"/>
@@ -15861,7 +15471,7 @@
           <w:lang w:val="es-AR"/>
         </w:rPr>
       </w:pPr>
-      <w:bookmarkStart w:id="34" w:name="_Toc211124605"/>
+      <w:bookmarkStart w:id="33" w:name="_Toc211124605"/>
       <w:r>
         <w:rPr>
           <w:lang w:val="es-AR"/>
@@ -15875,14 +15485,14 @@
         </w:rPr>
         <w:t>Anexo</w:t>
       </w:r>
+      <w:bookmarkEnd w:id="32"/>
+      <w:r>
+        <w:rPr>
+          <w:lang w:val="es-AR"/>
+        </w:rPr>
+        <w:t>s</w:t>
+      </w:r>
       <w:bookmarkEnd w:id="33"/>
-      <w:r>
-        <w:rPr>
-          <w:lang w:val="es-AR"/>
-        </w:rPr>
-        <w:t>s</w:t>
-      </w:r>
-      <w:bookmarkEnd w:id="34"/>
     </w:p>
     <w:p>
       <w:pPr>
@@ -15891,7 +15501,7 @@
           <w:lang w:val="es-AR"/>
         </w:rPr>
       </w:pPr>
-      <w:bookmarkStart w:id="35" w:name="_Toc211124606"/>
+      <w:bookmarkStart w:id="34" w:name="_Toc211124606"/>
       <w:r>
         <w:rPr>
           <w:lang w:val="es-AR"/>
@@ -15926,23 +15536,9 @@
         <w:rPr>
           <w:lang w:val="es-AR"/>
         </w:rPr>
-        <w:t xml:space="preserve">descripción de las variables disponibles en el </w:t>
-      </w:r>
-      <w:proofErr w:type="spellStart"/>
-      <w:r>
-        <w:rPr>
-          <w:lang w:val="es-AR"/>
-        </w:rPr>
-        <w:t>dataset</w:t>
-      </w:r>
-      <w:proofErr w:type="spellEnd"/>
-      <w:r>
-        <w:rPr>
-          <w:lang w:val="es-AR"/>
-        </w:rPr>
-        <w:t>.</w:t>
-      </w:r>
-      <w:bookmarkEnd w:id="35"/>
+        <w:t>descripción de las variables disponibles en el dataset.</w:t>
+      </w:r>
+      <w:bookmarkEnd w:id="34"/>
       <w:r>
         <w:rPr>
           <w:lang w:val="es-AR"/>
@@ -16032,11 +15628,9 @@
             <w:hideMark/>
           </w:tcPr>
           <w:p>
-            <w:proofErr w:type="spellStart"/>
             <w:r>
               <w:t>numero_de_cliente</w:t>
             </w:r>
-            <w:proofErr w:type="spellEnd"/>
           </w:p>
         </w:tc>
         <w:tc>
@@ -16057,47 +15651,7 @@
           </w:tcPr>
           <w:p>
             <w:r>
-              <w:t xml:space="preserve">ID único que se asigna a cada cliente.  Clientes </w:t>
-            </w:r>
-            <w:proofErr w:type="spellStart"/>
-            <w:r>
-              <w:t>mas</w:t>
-            </w:r>
-            <w:proofErr w:type="spellEnd"/>
-            <w:r>
-              <w:t xml:space="preserve"> nuevos tienen </w:t>
-            </w:r>
-            <w:proofErr w:type="spellStart"/>
-            <w:r>
-              <w:t>Ids</w:t>
-            </w:r>
-            <w:proofErr w:type="spellEnd"/>
-            <w:r>
-              <w:t xml:space="preserve"> mayores.  Si un </w:t>
-            </w:r>
-            <w:proofErr w:type="gramStart"/>
-            <w:r>
-              <w:t>ex cliente</w:t>
-            </w:r>
-            <w:proofErr w:type="gramEnd"/>
-            <w:r>
-              <w:t xml:space="preserve"> regresa se le asigna </w:t>
-            </w:r>
-            <w:proofErr w:type="gramStart"/>
-            <w:r>
-              <w:t xml:space="preserve">el  </w:t>
-            </w:r>
-            <w:proofErr w:type="spellStart"/>
-            <w:r>
-              <w:t>numero</w:t>
-            </w:r>
-            <w:proofErr w:type="gramEnd"/>
-            <w:r>
-              <w:t>_de_cliente</w:t>
-            </w:r>
-            <w:proofErr w:type="spellEnd"/>
-            <w:r>
-              <w:t xml:space="preserve"> que ya tuvo asignado la primera vez.</w:t>
+              <w:t>ID único que se asigna a cada cliente.  Clientes mas nuevos tienen Ids mayores.  Si un ex cliente regresa se le asigna el  numero_de_cliente que ya tuvo asignado la primera vez.</w:t>
             </w:r>
           </w:p>
         </w:tc>
@@ -16123,11 +15677,9 @@
             <w:hideMark/>
           </w:tcPr>
           <w:p>
-            <w:proofErr w:type="spellStart"/>
             <w:r>
               <w:t>foto_mes</w:t>
             </w:r>
-            <w:proofErr w:type="spellEnd"/>
           </w:p>
         </w:tc>
         <w:tc>
@@ -16148,15 +15700,7 @@
           </w:tcPr>
           <w:p>
             <w:r>
-              <w:t xml:space="preserve">mes correspondiente a la foto de los datos del </w:t>
-            </w:r>
-            <w:proofErr w:type="spellStart"/>
-            <w:r>
-              <w:t>datawarehouse</w:t>
-            </w:r>
-            <w:proofErr w:type="spellEnd"/>
-            <w:r>
-              <w:t>. La fecha 201907 indica que la foto fue obtenida el 31-julio-2019 a las 23:59:59</w:t>
+              <w:t>mes correspondiente a la foto de los datos del datawarehouse. La fecha 201907 indica que la foto fue obtenida el 31-julio-2019 a las 23:59:59</w:t>
             </w:r>
           </w:p>
         </w:tc>
@@ -16182,11 +15726,9 @@
             <w:hideMark/>
           </w:tcPr>
           <w:p>
-            <w:proofErr w:type="spellStart"/>
             <w:r>
               <w:t>active_quarter</w:t>
             </w:r>
-            <w:proofErr w:type="spellEnd"/>
           </w:p>
         </w:tc>
         <w:tc>
@@ -16207,31 +15749,7 @@
           </w:tcPr>
           <w:p>
             <w:r>
-              <w:t xml:space="preserve">Indica si el cliente ha realizado transacciones voluntarias en el </w:t>
-            </w:r>
-            <w:proofErr w:type="spellStart"/>
-            <w:r>
-              <w:t>ultimo</w:t>
-            </w:r>
-            <w:proofErr w:type="spellEnd"/>
-            <w:r>
-              <w:t xml:space="preserve"> </w:t>
-            </w:r>
-            <w:proofErr w:type="spellStart"/>
-            <w:r>
-              <w:t>timestre</w:t>
-            </w:r>
-            <w:proofErr w:type="spellEnd"/>
-            <w:r>
-              <w:t xml:space="preserve"> . Que el banco cobre la comisión de mantenimiento de cuenta NO es un movimiento voluntario por </w:t>
-            </w:r>
-            <w:proofErr w:type="spellStart"/>
-            <w:r>
-              <w:t>mas</w:t>
-            </w:r>
-            <w:proofErr w:type="spellEnd"/>
-            <w:r>
-              <w:t xml:space="preserve"> que es un debito en la cuenta.  Que se cobre una cuota de una compra con tarjeta de crédito, </w:t>
+              <w:t xml:space="preserve">Indica si el cliente ha realizado transacciones voluntarias en el ultimo timestre . Que el banco cobre la comisión de mantenimiento de cuenta NO es un movimiento voluntario por mas que es un debito en la cuenta.  Que se cobre una cuota de una compra con tarjeta de crédito, </w:t>
             </w:r>
             <w:r>
               <w:rPr>
@@ -16267,11 +15785,9 @@
             <w:hideMark/>
           </w:tcPr>
           <w:p>
-            <w:proofErr w:type="spellStart"/>
             <w:r>
               <w:t>cliente_vip</w:t>
             </w:r>
-            <w:proofErr w:type="spellEnd"/>
           </w:p>
         </w:tc>
         <w:tc>
@@ -16292,43 +15808,11 @@
           </w:tcPr>
           <w:p>
             <w:r>
-              <w:t xml:space="preserve">Indica si marketing considera a esa cliente un cliente vip al momento de obtención de la foto.  </w:t>
-            </w:r>
-            <w:proofErr w:type="gramStart"/>
-            <w:r>
-              <w:t>A pesar que</w:t>
-            </w:r>
-            <w:proofErr w:type="gramEnd"/>
-            <w:r>
-              <w:t xml:space="preserve"> todos estos </w:t>
+              <w:t xml:space="preserve">Indica si marketing considera a esa cliente un cliente vip al momento de obtención de la foto.  A pesar que todos estos </w:t>
             </w:r>
             <w:r>
               <w:lastRenderedPageBreak/>
-              <w:t xml:space="preserve">son clientes de Paquete Premium,  el </w:t>
-            </w:r>
-            <w:proofErr w:type="spellStart"/>
-            <w:r>
-              <w:t>area</w:t>
-            </w:r>
-            <w:proofErr w:type="spellEnd"/>
-            <w:r>
-              <w:t xml:space="preserve"> de marketing solo considera vip a menos </w:t>
-            </w:r>
-            <w:proofErr w:type="gramStart"/>
-            <w:r>
-              <w:t>del  2</w:t>
-            </w:r>
-            <w:proofErr w:type="gramEnd"/>
-            <w:r>
-              <w:t xml:space="preserve">% </w:t>
-            </w:r>
-            <w:proofErr w:type="gramStart"/>
-            <w:r>
-              <w:t>de los paquete premium</w:t>
-            </w:r>
-            <w:proofErr w:type="gramEnd"/>
-            <w:r>
-              <w:t xml:space="preserve"> , y da a estos clientes VIP un trato a puertas cerradas.</w:t>
+              <w:t>son clientes de Paquete Premium,  el area de marketing solo considera vip a menos del  2% de los paquete premium , y da a estos clientes VIP un trato a puertas cerradas.</w:t>
             </w:r>
           </w:p>
         </w:tc>
@@ -16344,6 +15828,7 @@
           </w:tcPr>
           <w:p>
             <w:r>
+              <w:lastRenderedPageBreak/>
               <w:t>5</w:t>
             </w:r>
           </w:p>
@@ -16377,21 +15862,8 @@
           </w:tcPr>
           <w:p>
             <w:r>
-              <w:t xml:space="preserve">indica si el cliente usa servicios de </w:t>
-            </w:r>
-            <w:proofErr w:type="spellStart"/>
-            <w:r>
-              <w:t>HomeBanking</w:t>
-            </w:r>
-            <w:proofErr w:type="spellEnd"/>
-            <w:r>
-              <w:t xml:space="preserve"> o tiene instalada la </w:t>
-            </w:r>
-            <w:proofErr w:type="gramStart"/>
-            <w:r>
-              <w:t>app</w:t>
-            </w:r>
-            <w:proofErr w:type="gramEnd"/>
+              <w:t>indica si el cliente usa servicios de HomeBanking o tiene instalada la app</w:t>
+            </w:r>
           </w:p>
         </w:tc>
       </w:tr>
@@ -16416,11 +15888,9 @@
             <w:hideMark/>
           </w:tcPr>
           <w:p>
-            <w:proofErr w:type="spellStart"/>
             <w:r>
               <w:t>cliente_edad</w:t>
             </w:r>
-            <w:proofErr w:type="spellEnd"/>
           </w:p>
         </w:tc>
         <w:tc>
@@ -16467,11 +15937,9 @@
             <w:hideMark/>
           </w:tcPr>
           <w:p>
-            <w:proofErr w:type="spellStart"/>
             <w:r>
               <w:t>cliente_antiguedad</w:t>
             </w:r>
-            <w:proofErr w:type="spellEnd"/>
           </w:p>
         </w:tc>
         <w:tc>
@@ -16491,29 +15959,8 @@
             <w:hideMark/>
           </w:tcPr>
           <w:p>
-            <w:proofErr w:type="spellStart"/>
-            <w:r>
-              <w:t>Antiguedad</w:t>
-            </w:r>
-            <w:proofErr w:type="spellEnd"/>
-            <w:r>
-              <w:t xml:space="preserve"> medida en meses </w:t>
-            </w:r>
-            <w:proofErr w:type="spellStart"/>
-            <w:r>
-              <w:t>de el</w:t>
-            </w:r>
-            <w:proofErr w:type="spellEnd"/>
-            <w:r>
-              <w:t xml:space="preserve"> cliente.  Es de la </w:t>
-            </w:r>
-            <w:proofErr w:type="spellStart"/>
-            <w:r>
-              <w:t>ultima</w:t>
-            </w:r>
-            <w:proofErr w:type="spellEnd"/>
-            <w:r>
-              <w:t xml:space="preserve"> vez que esa persona reingresó como cliente del banco.</w:t>
+            <w:r>
+              <w:t>Antiguedad medida en meses de el cliente.  Es de la ultima vez que esa persona reingresó como cliente del banco.</w:t>
             </w:r>
           </w:p>
         </w:tc>
@@ -16539,11 +15986,9 @@
             <w:hideMark/>
           </w:tcPr>
           <w:p>
-            <w:proofErr w:type="spellStart"/>
             <w:r>
               <w:t>mrentabilidad</w:t>
             </w:r>
-            <w:proofErr w:type="spellEnd"/>
           </w:p>
         </w:tc>
         <w:tc>
@@ -16590,11 +16035,9 @@
             <w:hideMark/>
           </w:tcPr>
           <w:p>
-            <w:proofErr w:type="spellStart"/>
             <w:r>
               <w:t>mrentabilidad_annual</w:t>
             </w:r>
-            <w:proofErr w:type="spellEnd"/>
           </w:p>
         </w:tc>
         <w:tc>
@@ -16615,23 +16058,7 @@
           </w:tcPr>
           <w:p>
             <w:r>
-              <w:t xml:space="preserve">Ganancia total que el banco ha obtenido de ese cliente en el </w:t>
-            </w:r>
-            <w:proofErr w:type="spellStart"/>
-            <w:r>
-              <w:t>ultimo</w:t>
-            </w:r>
-            <w:proofErr w:type="spellEnd"/>
-            <w:r>
-              <w:t xml:space="preserve"> año de </w:t>
-            </w:r>
-            <w:proofErr w:type="spellStart"/>
-            <w:r>
-              <w:t>relacion</w:t>
-            </w:r>
-            <w:proofErr w:type="spellEnd"/>
-            <w:r>
-              <w:t xml:space="preserve"> cliente-banco,  o meses desde que ingresó si es cliente reciente.</w:t>
+              <w:t>Ganancia total que el banco ha obtenido de ese cliente en el ultimo año de relacion cliente-banco,  o meses desde que ingresó si es cliente reciente.</w:t>
             </w:r>
           </w:p>
         </w:tc>
@@ -16657,11 +16084,9 @@
             <w:hideMark/>
           </w:tcPr>
           <w:p>
-            <w:proofErr w:type="spellStart"/>
             <w:r>
               <w:t>mcomisiones</w:t>
             </w:r>
-            <w:proofErr w:type="spellEnd"/>
           </w:p>
         </w:tc>
         <w:tc>
@@ -16708,11 +16133,9 @@
             <w:hideMark/>
           </w:tcPr>
           <w:p>
-            <w:proofErr w:type="spellStart"/>
             <w:r>
               <w:t>mactivos_margen</w:t>
             </w:r>
-            <w:proofErr w:type="spellEnd"/>
           </w:p>
         </w:tc>
         <w:tc>
@@ -16760,11 +16183,9 @@
             <w:hideMark/>
           </w:tcPr>
           <w:p>
-            <w:proofErr w:type="spellStart"/>
             <w:r>
               <w:t>mpasivos_margen</w:t>
             </w:r>
-            <w:proofErr w:type="spellEnd"/>
           </w:p>
         </w:tc>
         <w:tc>
@@ -16811,11 +16232,9 @@
             <w:hideMark/>
           </w:tcPr>
           <w:p>
-            <w:proofErr w:type="spellStart"/>
             <w:r>
               <w:t>cproductos</w:t>
             </w:r>
-            <w:proofErr w:type="spellEnd"/>
           </w:p>
         </w:tc>
         <w:tc>
@@ -17009,11 +16428,9 @@
             <w:hideMark/>
           </w:tcPr>
           <w:p>
-            <w:proofErr w:type="spellStart"/>
             <w:r>
               <w:t>tcuentas</w:t>
             </w:r>
-            <w:proofErr w:type="spellEnd"/>
           </w:p>
         </w:tc>
         <w:tc>
@@ -17034,15 +16451,7 @@
           </w:tcPr>
           <w:p>
             <w:r>
-              <w:t xml:space="preserve">Cantidad de cuentas que el cliente tiene,  vale 0 si no tiene ninguna,  1 si solo tiene cajas de ahorro o solo cuentas corrientes,  2 si tiene al menos una caja de ahorro y </w:t>
-            </w:r>
-            <w:proofErr w:type="spellStart"/>
-            <w:r>
-              <w:t>tambien</w:t>
-            </w:r>
-            <w:proofErr w:type="spellEnd"/>
-            <w:r>
-              <w:t xml:space="preserve"> al menos una cuenta corriente.</w:t>
+              <w:t>Cantidad de cuentas que el cliente tiene,  vale 0 si no tiene ninguna,  1 si solo tiene cajas de ahorro o solo cuentas corrientes,  2 si tiene al menos una caja de ahorro y tambien al menos una cuenta corriente.</w:t>
             </w:r>
           </w:p>
         </w:tc>
@@ -17068,11 +16477,9 @@
             <w:hideMark/>
           </w:tcPr>
           <w:p>
-            <w:proofErr w:type="spellStart"/>
             <w:r>
               <w:t>ccuenta_corriente</w:t>
             </w:r>
-            <w:proofErr w:type="spellEnd"/>
           </w:p>
         </w:tc>
         <w:tc>
@@ -17093,15 +16500,7 @@
           </w:tcPr>
           <w:p>
             <w:r>
-              <w:t xml:space="preserve">Cantidad de cuentas corrientes que tiene el cliente. Hay muy pocos clientes con </w:t>
-            </w:r>
-            <w:proofErr w:type="spellStart"/>
-            <w:r>
-              <w:t>mas</w:t>
-            </w:r>
-            <w:proofErr w:type="spellEnd"/>
-            <w:r>
-              <w:t xml:space="preserve"> de una cuenta corriente.</w:t>
+              <w:t>Cantidad de cuentas corrientes que tiene el cliente. Hay muy pocos clientes con mas de una cuenta corriente.</w:t>
             </w:r>
           </w:p>
         </w:tc>
@@ -17127,11 +16526,9 @@
             <w:hideMark/>
           </w:tcPr>
           <w:p>
-            <w:proofErr w:type="spellStart"/>
             <w:r>
               <w:t>mcuenta_corriente_adicional</w:t>
             </w:r>
-            <w:proofErr w:type="spellEnd"/>
           </w:p>
         </w:tc>
         <w:tc>
@@ -17178,11 +16575,9 @@
             <w:hideMark/>
           </w:tcPr>
           <w:p>
-            <w:proofErr w:type="spellStart"/>
             <w:r>
               <w:t>mcuenta_corriente</w:t>
             </w:r>
-            <w:proofErr w:type="spellEnd"/>
           </w:p>
         </w:tc>
         <w:tc>
@@ -17203,15 +16598,7 @@
           </w:tcPr>
           <w:p>
             <w:r>
-              <w:t xml:space="preserve">Monto total de </w:t>
-            </w:r>
-            <w:proofErr w:type="gramStart"/>
-            <w:r>
-              <w:t>las cuenta corriente</w:t>
-            </w:r>
-            <w:proofErr w:type="gramEnd"/>
-            <w:r>
-              <w:t xml:space="preserve"> del paquete premium</w:t>
+              <w:t>Monto total de las cuenta corriente del paquete premium</w:t>
             </w:r>
           </w:p>
         </w:tc>
@@ -17237,11 +16624,9 @@
             <w:hideMark/>
           </w:tcPr>
           <w:p>
-            <w:proofErr w:type="spellStart"/>
             <w:r>
               <w:t>ccaja_ahorro</w:t>
             </w:r>
-            <w:proofErr w:type="spellEnd"/>
           </w:p>
         </w:tc>
         <w:tc>
@@ -17289,11 +16674,9 @@
             <w:hideMark/>
           </w:tcPr>
           <w:p>
-            <w:proofErr w:type="spellStart"/>
             <w:r>
               <w:t>mcaja_ahorro</w:t>
             </w:r>
-            <w:proofErr w:type="spellEnd"/>
           </w:p>
         </w:tc>
         <w:tc>
@@ -17340,11 +16723,9 @@
             <w:hideMark/>
           </w:tcPr>
           <w:p>
-            <w:proofErr w:type="spellStart"/>
             <w:r>
               <w:t>mcaja_ahorro_adicional</w:t>
             </w:r>
-            <w:proofErr w:type="spellEnd"/>
           </w:p>
         </w:tc>
         <w:tc>
@@ -17391,11 +16772,9 @@
             <w:hideMark/>
           </w:tcPr>
           <w:p>
-            <w:proofErr w:type="spellStart"/>
             <w:r>
               <w:t>mcaja_ahorro_dolares</w:t>
             </w:r>
-            <w:proofErr w:type="spellEnd"/>
           </w:p>
         </w:tc>
         <w:tc>
@@ -17416,23 +16795,7 @@
           </w:tcPr>
           <w:p>
             <w:r>
-              <w:t xml:space="preserve">Monto total de las cajas de ahorro en dólares.  El valor esta expresado en pesos, y se considera el valor del </w:t>
-            </w:r>
-            <w:proofErr w:type="spellStart"/>
-            <w:r>
-              <w:t>dolar</w:t>
-            </w:r>
-            <w:proofErr w:type="spellEnd"/>
-            <w:r>
-              <w:t xml:space="preserve"> de cierre del último </w:t>
-            </w:r>
-            <w:proofErr w:type="spellStart"/>
-            <w:r>
-              <w:t>dia</w:t>
-            </w:r>
-            <w:proofErr w:type="spellEnd"/>
-            <w:r>
-              <w:t xml:space="preserve"> hábil del mes.</w:t>
+              <w:t>Monto total de las cajas de ahorro en dólares.  El valor esta expresado en pesos, y se considera el valor del dolar de cierre del último dia hábil del mes.</w:t>
             </w:r>
           </w:p>
         </w:tc>
@@ -17458,11 +16821,9 @@
             <w:hideMark/>
           </w:tcPr>
           <w:p>
-            <w:proofErr w:type="spellStart"/>
             <w:r>
               <w:t>mdescubierto_preacordado</w:t>
             </w:r>
-            <w:proofErr w:type="spellEnd"/>
           </w:p>
         </w:tc>
         <w:tc>
@@ -17509,11 +16870,9 @@
             <w:hideMark/>
           </w:tcPr>
           <w:p>
-            <w:proofErr w:type="spellStart"/>
             <w:r>
               <w:t>mcuentas_saldo</w:t>
             </w:r>
-            <w:proofErr w:type="spellEnd"/>
           </w:p>
         </w:tc>
         <w:tc>
@@ -17534,15 +16893,7 @@
           </w:tcPr>
           <w:p>
             <w:r>
-              <w:t xml:space="preserve">Saldo total de TODAS las cuentas del cliente, cajas de ahorro, cuentas corrientes, pesos y </w:t>
-            </w:r>
-            <w:proofErr w:type="spellStart"/>
-            <w:r>
-              <w:t>dolares</w:t>
-            </w:r>
-            <w:proofErr w:type="spellEnd"/>
-            <w:r>
-              <w:t>. El valor esta convertido a pesos.</w:t>
+              <w:t>Saldo total de TODAS las cuentas del cliente, cajas de ahorro, cuentas corrientes, pesos y dolares. El valor esta convertido a pesos.</w:t>
             </w:r>
           </w:p>
         </w:tc>
@@ -17568,11 +16919,9 @@
             <w:hideMark/>
           </w:tcPr>
           <w:p>
-            <w:proofErr w:type="spellStart"/>
             <w:r>
               <w:t>ctarjeta_debito</w:t>
             </w:r>
-            <w:proofErr w:type="spellEnd"/>
           </w:p>
         </w:tc>
         <w:tc>
@@ -17619,11 +16968,9 @@
             <w:hideMark/>
           </w:tcPr>
           <w:p>
-            <w:proofErr w:type="spellStart"/>
             <w:r>
               <w:t>ctarjeta_debito_transacciones</w:t>
             </w:r>
-            <w:proofErr w:type="spellEnd"/>
           </w:p>
         </w:tc>
         <w:tc>
@@ -17670,11 +17017,9 @@
             <w:hideMark/>
           </w:tcPr>
           <w:p>
-            <w:proofErr w:type="spellStart"/>
             <w:r>
               <w:t>mautoservicio</w:t>
             </w:r>
-            <w:proofErr w:type="spellEnd"/>
           </w:p>
         </w:tc>
         <w:tc>
@@ -17695,15 +17040,7 @@
           </w:tcPr>
           <w:p>
             <w:r>
-              <w:t xml:space="preserve">Monto total de las transacciones que hizo el cliente con su tarjeta de débito </w:t>
-            </w:r>
-            <w:proofErr w:type="spellStart"/>
-            <w:r>
-              <w:t>duirante</w:t>
-            </w:r>
-            <w:proofErr w:type="spellEnd"/>
-            <w:r>
-              <w:t xml:space="preserve"> el mes.</w:t>
+              <w:t>Monto total de las transacciones que hizo el cliente con su tarjeta de débito duirante el mes.</w:t>
             </w:r>
           </w:p>
         </w:tc>
@@ -17729,11 +17066,9 @@
             <w:hideMark/>
           </w:tcPr>
           <w:p>
-            <w:proofErr w:type="spellStart"/>
             <w:r>
               <w:t>ctarjeta_visa</w:t>
             </w:r>
-            <w:proofErr w:type="spellEnd"/>
           </w:p>
         </w:tc>
         <w:tc>
@@ -17774,6 +17109,7 @@
           </w:tcPr>
           <w:p>
             <w:r>
+              <w:lastRenderedPageBreak/>
               <w:t>31</w:t>
             </w:r>
           </w:p>
@@ -17784,11 +17120,9 @@
             <w:hideMark/>
           </w:tcPr>
           <w:p>
-            <w:proofErr w:type="spellStart"/>
             <w:r>
               <w:t>ctarjeta_visa_transacciones</w:t>
             </w:r>
-            <w:proofErr w:type="spellEnd"/>
           </w:p>
         </w:tc>
         <w:tc>
@@ -17835,11 +17169,9 @@
             <w:hideMark/>
           </w:tcPr>
           <w:p>
-            <w:proofErr w:type="spellStart"/>
             <w:r>
               <w:t>mtarjeta_visa_consumo</w:t>
             </w:r>
-            <w:proofErr w:type="spellEnd"/>
           </w:p>
         </w:tc>
         <w:tc>
@@ -17886,16 +17218,9 @@
             <w:hideMark/>
           </w:tcPr>
           <w:p>
-            <w:proofErr w:type="spellStart"/>
-            <w:r>
-              <w:t>ctarjeta_</w:t>
-            </w:r>
-            <w:proofErr w:type="gramStart"/>
-            <w:r>
-              <w:t>master</w:t>
-            </w:r>
-            <w:proofErr w:type="spellEnd"/>
-            <w:proofErr w:type="gramEnd"/>
+            <w:r>
+              <w:t>ctarjeta_master</w:t>
+            </w:r>
           </w:p>
         </w:tc>
         <w:tc>
@@ -17916,23 +17241,7 @@
           </w:tcPr>
           <w:p>
             <w:r>
-              <w:t xml:space="preserve">Cantidad de cuentas </w:t>
-            </w:r>
-            <w:proofErr w:type="spellStart"/>
-            <w:r>
-              <w:t>Mastercard</w:t>
-            </w:r>
-            <w:proofErr w:type="spellEnd"/>
-            <w:r>
-              <w:t xml:space="preserve"> que tiene la persona.  Una cuenta puede tener un plástico titular y </w:t>
-            </w:r>
-            <w:proofErr w:type="gramStart"/>
-            <w:r>
-              <w:t>varias plásticos adicionales</w:t>
-            </w:r>
-            <w:proofErr w:type="gramEnd"/>
-            <w:r>
-              <w:t>.</w:t>
+              <w:t>Cantidad de cuentas Mastercard que tiene la persona.  Una cuenta puede tener un plástico titular y varias plásticos adicionales.</w:t>
             </w:r>
           </w:p>
         </w:tc>
@@ -17958,19 +17267,9 @@
             <w:hideMark/>
           </w:tcPr>
           <w:p>
-            <w:proofErr w:type="spellStart"/>
-            <w:r>
-              <w:t>ctarjeta_</w:t>
-            </w:r>
-            <w:proofErr w:type="gramStart"/>
-            <w:r>
-              <w:t>master</w:t>
-            </w:r>
-            <w:proofErr w:type="gramEnd"/>
-            <w:r>
-              <w:t>_transacciones</w:t>
-            </w:r>
-            <w:proofErr w:type="spellEnd"/>
+            <w:r>
+              <w:t>ctarjeta_master_transacciones</w:t>
+            </w:r>
           </w:p>
         </w:tc>
         <w:tc>
@@ -18017,19 +17316,9 @@
             <w:hideMark/>
           </w:tcPr>
           <w:p>
-            <w:proofErr w:type="spellStart"/>
-            <w:r>
-              <w:t>mtarjeta_</w:t>
-            </w:r>
-            <w:proofErr w:type="gramStart"/>
-            <w:r>
-              <w:t>master</w:t>
-            </w:r>
-            <w:proofErr w:type="gramEnd"/>
-            <w:r>
-              <w:t>_consumo</w:t>
-            </w:r>
-            <w:proofErr w:type="spellEnd"/>
+            <w:r>
+              <w:t>mtarjeta_master_consumo</w:t>
+            </w:r>
           </w:p>
         </w:tc>
         <w:tc>
@@ -18076,11 +17365,9 @@
             <w:hideMark/>
           </w:tcPr>
           <w:p>
-            <w:proofErr w:type="spellStart"/>
             <w:r>
               <w:t>cprestamos_personales</w:t>
             </w:r>
-            <w:proofErr w:type="spellEnd"/>
           </w:p>
         </w:tc>
         <w:tc>
@@ -18101,15 +17388,7 @@
           </w:tcPr>
           <w:p>
             <w:r>
-              <w:t xml:space="preserve">Cantidad de préstamos personales </w:t>
-            </w:r>
-            <w:proofErr w:type="gramStart"/>
-            <w:r>
-              <w:t>vigentes  del</w:t>
-            </w:r>
-            <w:proofErr w:type="gramEnd"/>
-            <w:r>
-              <w:t xml:space="preserve"> cliente</w:t>
+              <w:t>Cantidad de préstamos personales vigentes  del cliente</w:t>
             </w:r>
           </w:p>
         </w:tc>
@@ -18135,11 +17414,9 @@
             <w:hideMark/>
           </w:tcPr>
           <w:p>
-            <w:proofErr w:type="spellStart"/>
             <w:r>
               <w:t>mprestamos_personales</w:t>
             </w:r>
-            <w:proofErr w:type="spellEnd"/>
           </w:p>
         </w:tc>
         <w:tc>
@@ -18187,11 +17464,9 @@
             <w:hideMark/>
           </w:tcPr>
           <w:p>
-            <w:proofErr w:type="spellStart"/>
             <w:r>
               <w:t>cprestamos_prendarios</w:t>
             </w:r>
-            <w:proofErr w:type="spellEnd"/>
           </w:p>
         </w:tc>
         <w:tc>
@@ -18212,15 +17487,7 @@
           </w:tcPr>
           <w:p>
             <w:r>
-              <w:t xml:space="preserve">Cantidad de préstamos prendarios </w:t>
-            </w:r>
-            <w:proofErr w:type="gramStart"/>
-            <w:r>
-              <w:t>vigentes  del</w:t>
-            </w:r>
-            <w:proofErr w:type="gramEnd"/>
-            <w:r>
-              <w:t xml:space="preserve"> cliente</w:t>
+              <w:t>Cantidad de préstamos prendarios vigentes  del cliente</w:t>
             </w:r>
           </w:p>
         </w:tc>
@@ -18246,11 +17513,9 @@
             <w:hideMark/>
           </w:tcPr>
           <w:p>
-            <w:proofErr w:type="spellStart"/>
             <w:r>
               <w:t>mprestamos_prendarios</w:t>
             </w:r>
-            <w:proofErr w:type="spellEnd"/>
           </w:p>
         </w:tc>
         <w:tc>
@@ -18297,11 +17562,9 @@
             <w:hideMark/>
           </w:tcPr>
           <w:p>
-            <w:proofErr w:type="spellStart"/>
             <w:r>
               <w:t>cprestamos_hipotecarios</w:t>
             </w:r>
-            <w:proofErr w:type="spellEnd"/>
           </w:p>
         </w:tc>
         <w:tc>
@@ -18322,15 +17585,7 @@
           </w:tcPr>
           <w:p>
             <w:r>
-              <w:t xml:space="preserve">Cantidad de préstamos hipotecarios </w:t>
-            </w:r>
-            <w:proofErr w:type="gramStart"/>
-            <w:r>
-              <w:t>vigentes  del</w:t>
-            </w:r>
-            <w:proofErr w:type="gramEnd"/>
-            <w:r>
-              <w:t xml:space="preserve"> cliente</w:t>
+              <w:t>Cantidad de préstamos hipotecarios vigentes  del cliente</w:t>
             </w:r>
           </w:p>
         </w:tc>
@@ -18356,11 +17611,9 @@
             <w:hideMark/>
           </w:tcPr>
           <w:p>
-            <w:proofErr w:type="spellStart"/>
             <w:r>
               <w:t>mprestamos_hipotecarios</w:t>
             </w:r>
-            <w:proofErr w:type="spellEnd"/>
           </w:p>
         </w:tc>
         <w:tc>
@@ -18407,11 +17660,9 @@
             <w:hideMark/>
           </w:tcPr>
           <w:p>
-            <w:proofErr w:type="spellStart"/>
             <w:r>
               <w:t>cplazo_fijo</w:t>
             </w:r>
-            <w:proofErr w:type="spellEnd"/>
           </w:p>
         </w:tc>
         <w:tc>
@@ -18432,23 +17683,7 @@
           </w:tcPr>
           <w:p>
             <w:r>
-              <w:t xml:space="preserve">Cantidad de plazos fijos que tiene el cliente Se suma la cantidad de plazos fijos en pesos </w:t>
-            </w:r>
-            <w:proofErr w:type="spellStart"/>
-            <w:r>
-              <w:t>mas</w:t>
-            </w:r>
-            <w:proofErr w:type="spellEnd"/>
-            <w:r>
-              <w:t xml:space="preserve"> la cantidad de plazos fijos en </w:t>
-            </w:r>
-            <w:proofErr w:type="spellStart"/>
-            <w:r>
-              <w:t>dolares</w:t>
-            </w:r>
-            <w:proofErr w:type="spellEnd"/>
-            <w:r>
-              <w:t>.</w:t>
+              <w:t>Cantidad de plazos fijos que tiene el cliente Se suma la cantidad de plazos fijos en pesos mas la cantidad de plazos fijos en dolares.</w:t>
             </w:r>
           </w:p>
         </w:tc>
@@ -18474,11 +17709,9 @@
             <w:hideMark/>
           </w:tcPr>
           <w:p>
-            <w:proofErr w:type="spellStart"/>
             <w:r>
               <w:t>mplazo_fijo_dolares</w:t>
             </w:r>
-            <w:proofErr w:type="spellEnd"/>
           </w:p>
         </w:tc>
         <w:tc>
@@ -18499,39 +17732,7 @@
           </w:tcPr>
           <w:p>
             <w:r>
-              <w:t xml:space="preserve">Monto total de todos los plazos fijos vigentes </w:t>
-            </w:r>
-            <w:proofErr w:type="gramStart"/>
-            <w:r>
-              <w:t>el dólares</w:t>
-            </w:r>
-            <w:proofErr w:type="gramEnd"/>
-            <w:r>
-              <w:t xml:space="preserve">.  El valor está convertido a pesos considerando el valor de cierre del </w:t>
-            </w:r>
-            <w:proofErr w:type="spellStart"/>
-            <w:r>
-              <w:t>ultimo</w:t>
-            </w:r>
-            <w:proofErr w:type="spellEnd"/>
-            <w:r>
-              <w:t xml:space="preserve"> </w:t>
-            </w:r>
-            <w:proofErr w:type="spellStart"/>
-            <w:r>
-              <w:t>dia</w:t>
-            </w:r>
-            <w:proofErr w:type="spellEnd"/>
-            <w:r>
-              <w:t xml:space="preserve"> </w:t>
-            </w:r>
-            <w:proofErr w:type="spellStart"/>
-            <w:r>
-              <w:t>habil</w:t>
-            </w:r>
-            <w:proofErr w:type="spellEnd"/>
-            <w:r>
-              <w:t xml:space="preserve"> del mes.</w:t>
+              <w:t>Monto total de todos los plazos fijos vigentes el dólares.  El valor está convertido a pesos considerando el valor de cierre del ultimo dia habil del mes.</w:t>
             </w:r>
           </w:p>
         </w:tc>
@@ -18557,11 +17758,9 @@
             <w:hideMark/>
           </w:tcPr>
           <w:p>
-            <w:proofErr w:type="spellStart"/>
             <w:r>
               <w:t>mplazo_fijo_pesos</w:t>
             </w:r>
-            <w:proofErr w:type="spellEnd"/>
           </w:p>
         </w:tc>
         <w:tc>
@@ -18730,39 +17929,7 @@
           </w:tcPr>
           <w:p>
             <w:r>
-              <w:t xml:space="preserve">Monto total de inversiones tipo1 en </w:t>
-            </w:r>
-            <w:proofErr w:type="spellStart"/>
-            <w:r>
-              <w:t>dolares</w:t>
-            </w:r>
-            <w:proofErr w:type="spellEnd"/>
-            <w:r>
-              <w:t xml:space="preserve"> , expresado en pesos al </w:t>
-            </w:r>
-            <w:proofErr w:type="spellStart"/>
-            <w:r>
-              <w:t>ultimo</w:t>
-            </w:r>
-            <w:proofErr w:type="spellEnd"/>
-            <w:r>
-              <w:t xml:space="preserve"> </w:t>
-            </w:r>
-            <w:proofErr w:type="spellStart"/>
-            <w:r>
-              <w:t>dia</w:t>
-            </w:r>
-            <w:proofErr w:type="spellEnd"/>
-            <w:r>
-              <w:t xml:space="preserve"> </w:t>
-            </w:r>
-            <w:proofErr w:type="spellStart"/>
-            <w:r>
-              <w:t>habil</w:t>
-            </w:r>
-            <w:proofErr w:type="spellEnd"/>
-            <w:r>
-              <w:t xml:space="preserve"> del mes</w:t>
+              <w:t>Monto total de inversiones tipo1 en dolares , expresado en pesos al ultimo dia habil del mes</w:t>
             </w:r>
           </w:p>
         </w:tc>
@@ -18860,15 +18027,7 @@
           </w:tcPr>
           <w:p>
             <w:r>
-              <w:t>Monto total de la inversión de tipo</w:t>
-            </w:r>
-            <w:proofErr w:type="gramStart"/>
-            <w:r>
-              <w:t>2  expresada</w:t>
-            </w:r>
-            <w:proofErr w:type="gramEnd"/>
-            <w:r>
-              <w:t xml:space="preserve"> en pesos.</w:t>
+              <w:t>Monto total de la inversión de tipo2  expresada en pesos.</w:t>
             </w:r>
           </w:p>
         </w:tc>
@@ -18894,11 +18053,9 @@
             <w:hideMark/>
           </w:tcPr>
           <w:p>
-            <w:proofErr w:type="spellStart"/>
             <w:r>
               <w:t>cseguro_vida</w:t>
             </w:r>
-            <w:proofErr w:type="spellEnd"/>
           </w:p>
         </w:tc>
         <w:tc>
@@ -18919,21 +18076,8 @@
           </w:tcPr>
           <w:p>
             <w:r>
-              <w:t xml:space="preserve">Cantidad de seguros de vida contratados por el cliente. No se tienen en cuenta los seguros de vida obligatorios de los </w:t>
-            </w:r>
-            <w:proofErr w:type="spellStart"/>
-            <w:r>
-              <w:t>prestamos</w:t>
-            </w:r>
-            <w:proofErr w:type="spellEnd"/>
-            <w:r>
-              <w:t xml:space="preserve"> hipotecarios, prendarios, personales, </w:t>
-            </w:r>
-            <w:proofErr w:type="spellStart"/>
-            <w:r>
-              <w:t>etc</w:t>
-            </w:r>
-            <w:proofErr w:type="spellEnd"/>
+              <w:t>Cantidad de seguros de vida contratados por el cliente. No se tienen en cuenta los seguros de vida obligatorios de los prestamos hipotecarios, prendarios, personales, etc</w:t>
+            </w:r>
           </w:p>
         </w:tc>
       </w:tr>
@@ -18958,11 +18102,9 @@
             <w:hideMark/>
           </w:tcPr>
           <w:p>
-            <w:proofErr w:type="spellStart"/>
             <w:r>
               <w:t>cseguro_auto</w:t>
             </w:r>
-            <w:proofErr w:type="spellEnd"/>
           </w:p>
         </w:tc>
         <w:tc>
@@ -19009,11 +18151,9 @@
             <w:hideMark/>
           </w:tcPr>
           <w:p>
-            <w:proofErr w:type="spellStart"/>
             <w:r>
               <w:t>cseguro_vivienda</w:t>
             </w:r>
-            <w:proofErr w:type="spellEnd"/>
           </w:p>
         </w:tc>
         <w:tc>
@@ -19060,11 +18200,9 @@
             <w:hideMark/>
           </w:tcPr>
           <w:p>
-            <w:proofErr w:type="spellStart"/>
             <w:r>
               <w:t>cseguro_accidentes_personales</w:t>
             </w:r>
-            <w:proofErr w:type="spellEnd"/>
           </w:p>
         </w:tc>
         <w:tc>
@@ -19111,11 +18249,9 @@
             <w:hideMark/>
           </w:tcPr>
           <w:p>
-            <w:proofErr w:type="spellStart"/>
             <w:r>
               <w:t>ccaja_seguridad</w:t>
             </w:r>
-            <w:proofErr w:type="spellEnd"/>
           </w:p>
         </w:tc>
         <w:tc>
@@ -19136,15 +18272,7 @@
           </w:tcPr>
           <w:p>
             <w:r>
-              <w:t xml:space="preserve">Si el cliente tiene cajas de seguridad.  Un 0 si no tiene ninguna, un 1 si tiene al menos una caja de seguridad. { 0, 1 } son los </w:t>
-            </w:r>
-            <w:proofErr w:type="spellStart"/>
-            <w:r>
-              <w:t>unicos</w:t>
-            </w:r>
-            <w:proofErr w:type="spellEnd"/>
-            <w:r>
-              <w:t xml:space="preserve"> dos valores posibles .</w:t>
+              <w:t>Si el cliente tiene cajas de seguridad.  Un 0 si no tiene ninguna, un 1 si tiene al menos una caja de seguridad. { 0, 1 } son los unicos dos valores posibles .</w:t>
             </w:r>
           </w:p>
         </w:tc>
@@ -19171,11 +18299,9 @@
             <w:hideMark/>
           </w:tcPr>
           <w:p>
-            <w:proofErr w:type="spellStart"/>
             <w:r>
               <w:t>cpayroll_trx</w:t>
             </w:r>
-            <w:proofErr w:type="spellEnd"/>
           </w:p>
         </w:tc>
         <w:tc>
@@ -19196,39 +18322,7 @@
           </w:tcPr>
           <w:p>
             <w:r>
-              <w:t xml:space="preserve">Cantidad de Acreditaciones de Haberes en relación de </w:t>
-            </w:r>
-            <w:proofErr w:type="spellStart"/>
-            <w:r>
-              <w:t>depencia</w:t>
-            </w:r>
-            <w:proofErr w:type="spellEnd"/>
-            <w:r>
-              <w:t xml:space="preserve"> que le hicieron al cliente en ese mes.  Un cliente puede estar en </w:t>
-            </w:r>
-            <w:proofErr w:type="spellStart"/>
-            <w:r>
-              <w:t>relacion</w:t>
-            </w:r>
-            <w:proofErr w:type="spellEnd"/>
-            <w:r>
-              <w:t xml:space="preserve"> de dependencia con </w:t>
-            </w:r>
-            <w:proofErr w:type="spellStart"/>
-            <w:r>
-              <w:t>mas</w:t>
-            </w:r>
-            <w:proofErr w:type="spellEnd"/>
-            <w:r>
-              <w:t xml:space="preserve"> de una empresa. Una empresa puede hacerle VARIOS depósitos al mismo empleado durante el mes.  </w:t>
-            </w:r>
-            <w:proofErr w:type="spellStart"/>
-            <w:r>
-              <w:t>Soalmente</w:t>
-            </w:r>
-            <w:proofErr w:type="spellEnd"/>
-            <w:r>
-              <w:t xml:space="preserve"> se consideran las acreditaciones de empresas que tienen un contrato con el banco.</w:t>
+              <w:t>Cantidad de Acreditaciones de Haberes en relación de depencia que le hicieron al cliente en ese mes.  Un cliente puede estar en relacion de dependencia con mas de una empresa. Una empresa puede hacerle VARIOS depósitos al mismo empleado durante el mes.  Soalmente se consideran las acreditaciones de empresas que tienen un contrato con el banco.</w:t>
             </w:r>
           </w:p>
         </w:tc>
@@ -19254,11 +18348,9 @@
             <w:hideMark/>
           </w:tcPr>
           <w:p>
-            <w:proofErr w:type="spellStart"/>
             <w:r>
               <w:t>mpayroll</w:t>
             </w:r>
-            <w:proofErr w:type="spellEnd"/>
           </w:p>
         </w:tc>
         <w:tc>
@@ -19377,15 +18469,7 @@
           </w:tcPr>
           <w:p>
             <w:r>
-              <w:t xml:space="preserve">Cantidad de transacciones de </w:t>
-            </w:r>
-            <w:proofErr w:type="spellStart"/>
-            <w:r>
-              <w:t>acreditacion</w:t>
-            </w:r>
-            <w:proofErr w:type="spellEnd"/>
-            <w:r>
-              <w:t xml:space="preserve"> de haberes en el mes</w:t>
+              <w:t>Cantidad de transacciones de acreditacion de haberes en el mes</w:t>
             </w:r>
           </w:p>
         </w:tc>
@@ -19411,11 +18495,9 @@
             <w:hideMark/>
           </w:tcPr>
           <w:p>
-            <w:proofErr w:type="spellStart"/>
             <w:r>
               <w:t>ccuenta_debitos_automaticos</w:t>
             </w:r>
-            <w:proofErr w:type="spellEnd"/>
           </w:p>
         </w:tc>
         <w:tc>
@@ -19462,11 +18544,9 @@
             <w:hideMark/>
           </w:tcPr>
           <w:p>
-            <w:proofErr w:type="spellStart"/>
             <w:r>
               <w:t>mcuenta_debitos_automaticos</w:t>
             </w:r>
-            <w:proofErr w:type="spellEnd"/>
           </w:p>
         </w:tc>
         <w:tc>
@@ -19487,43 +18567,11 @@
           </w:tcPr>
           <w:p>
             <w:r>
-              <w:t xml:space="preserve">Monto total </w:t>
-            </w:r>
-            <w:proofErr w:type="gramStart"/>
-            <w:r>
-              <w:t>de  débitos</w:t>
-            </w:r>
-            <w:proofErr w:type="gramEnd"/>
-            <w:r>
-              <w:t xml:space="preserve"> automáticos debitados durante el mes en las cuentas  </w:t>
+              <w:t xml:space="preserve">Monto total de  débitos automáticos debitados durante el mes en las cuentas  </w:t>
             </w:r>
             <w:r>
               <w:lastRenderedPageBreak/>
-              <w:t xml:space="preserve">( no tarjetas de crédito ) . Todo está convertido a pesos argentinos, al valor de la fecha de cierre del </w:t>
-            </w:r>
-            <w:proofErr w:type="spellStart"/>
-            <w:r>
-              <w:t>utlimo</w:t>
-            </w:r>
-            <w:proofErr w:type="spellEnd"/>
-            <w:r>
-              <w:t xml:space="preserve"> </w:t>
-            </w:r>
-            <w:proofErr w:type="spellStart"/>
-            <w:r>
-              <w:t>dia</w:t>
-            </w:r>
-            <w:proofErr w:type="spellEnd"/>
-            <w:r>
-              <w:t xml:space="preserve"> </w:t>
-            </w:r>
-            <w:proofErr w:type="spellStart"/>
-            <w:r>
-              <w:t>habil</w:t>
-            </w:r>
-            <w:proofErr w:type="spellEnd"/>
-            <w:r>
-              <w:t xml:space="preserve"> del mes.</w:t>
+              <w:t>( no tarjetas de crédito ) . Todo está convertido a pesos argentinos, al valor de la fecha de cierre del utlimo dia habil del mes.</w:t>
             </w:r>
           </w:p>
         </w:tc>
@@ -19539,6 +18587,7 @@
           </w:tcPr>
           <w:p>
             <w:r>
+              <w:lastRenderedPageBreak/>
               <w:t>61</w:t>
             </w:r>
           </w:p>
@@ -19549,11 +18598,9 @@
             <w:hideMark/>
           </w:tcPr>
           <w:p>
-            <w:proofErr w:type="spellStart"/>
             <w:r>
               <w:t>ctarjeta_visa_debitos_automaticos</w:t>
             </w:r>
-            <w:proofErr w:type="spellEnd"/>
           </w:p>
         </w:tc>
         <w:tc>
@@ -19574,15 +18621,7 @@
           </w:tcPr>
           <w:p>
             <w:r>
-              <w:t xml:space="preserve">Cantidad de débitos automáticos debitados durante el mes en </w:t>
-            </w:r>
-            <w:proofErr w:type="gramStart"/>
-            <w:r>
-              <w:t>las tarjeta</w:t>
-            </w:r>
-            <w:proofErr w:type="gramEnd"/>
-            <w:r>
-              <w:t xml:space="preserve"> de crédito VISA</w:t>
+              <w:t>Cantidad de débitos automáticos debitados durante el mes en las tarjeta de crédito VISA</w:t>
             </w:r>
           </w:p>
         </w:tc>
@@ -19608,11 +18647,9 @@
             <w:hideMark/>
           </w:tcPr>
           <w:p>
-            <w:proofErr w:type="spellStart"/>
             <w:r>
               <w:t>mtarjeta_visa_debitos_automaticos</w:t>
             </w:r>
-            <w:proofErr w:type="spellEnd"/>
           </w:p>
         </w:tc>
         <w:tc>
@@ -19633,39 +18670,7 @@
           </w:tcPr>
           <w:p>
             <w:r>
-              <w:t xml:space="preserve">Monto total </w:t>
-            </w:r>
-            <w:proofErr w:type="gramStart"/>
-            <w:r>
-              <w:t>de  débitos</w:t>
-            </w:r>
-            <w:proofErr w:type="gramEnd"/>
-            <w:r>
-              <w:t xml:space="preserve"> automáticos debitados durante el mes en la tarjeta de crédito VISA . Todo está convertido a pesos argentinos, al valor de la fecha de cierre del </w:t>
-            </w:r>
-            <w:proofErr w:type="spellStart"/>
-            <w:r>
-              <w:t>utlimo</w:t>
-            </w:r>
-            <w:proofErr w:type="spellEnd"/>
-            <w:r>
-              <w:t xml:space="preserve"> </w:t>
-            </w:r>
-            <w:proofErr w:type="spellStart"/>
-            <w:r>
-              <w:t>dia</w:t>
-            </w:r>
-            <w:proofErr w:type="spellEnd"/>
-            <w:r>
-              <w:t xml:space="preserve"> </w:t>
-            </w:r>
-            <w:proofErr w:type="spellStart"/>
-            <w:r>
-              <w:t>habil</w:t>
-            </w:r>
-            <w:proofErr w:type="spellEnd"/>
-            <w:r>
-              <w:t xml:space="preserve"> del mes.</w:t>
+              <w:t>Monto total de  débitos automáticos debitados durante el mes en la tarjeta de crédito VISA . Todo está convertido a pesos argentinos, al valor de la fecha de cierre del utlimo dia habil del mes.</w:t>
             </w:r>
           </w:p>
         </w:tc>
@@ -19691,19 +18696,9 @@
             <w:hideMark/>
           </w:tcPr>
           <w:p>
-            <w:proofErr w:type="spellStart"/>
-            <w:r>
-              <w:t>ctarjeta_</w:t>
-            </w:r>
-            <w:proofErr w:type="gramStart"/>
-            <w:r>
-              <w:t>master</w:t>
-            </w:r>
-            <w:proofErr w:type="gramEnd"/>
-            <w:r>
-              <w:t>_debitos_automaticos</w:t>
-            </w:r>
-            <w:proofErr w:type="spellEnd"/>
+            <w:r>
+              <w:t>ctarjeta_master_debitos_automaticos</w:t>
+            </w:r>
           </w:p>
         </w:tc>
         <w:tc>
@@ -19724,15 +18719,7 @@
           </w:tcPr>
           <w:p>
             <w:r>
-              <w:t xml:space="preserve">Cantidad de débitos automáticos debitados durante el mes en </w:t>
-            </w:r>
-            <w:proofErr w:type="gramStart"/>
-            <w:r>
-              <w:t>las tarjeta</w:t>
-            </w:r>
-            <w:proofErr w:type="gramEnd"/>
-            <w:r>
-              <w:t xml:space="preserve"> de crédito MasterCard</w:t>
+              <w:t>Cantidad de débitos automáticos debitados durante el mes en las tarjeta de crédito MasterCard</w:t>
             </w:r>
           </w:p>
         </w:tc>
@@ -19758,19 +18745,9 @@
             <w:hideMark/>
           </w:tcPr>
           <w:p>
-            <w:proofErr w:type="spellStart"/>
-            <w:r>
-              <w:t>mttarjeta_</w:t>
-            </w:r>
-            <w:proofErr w:type="gramStart"/>
-            <w:r>
-              <w:t>master</w:t>
-            </w:r>
-            <w:proofErr w:type="gramEnd"/>
-            <w:r>
-              <w:t>_debitos_automaticos</w:t>
-            </w:r>
-            <w:proofErr w:type="spellEnd"/>
+            <w:r>
+              <w:t>mttarjeta_master_debitos_automaticos</w:t>
+            </w:r>
           </w:p>
         </w:tc>
         <w:tc>
@@ -19791,39 +18768,7 @@
           </w:tcPr>
           <w:p>
             <w:r>
-              <w:t xml:space="preserve">Monto total </w:t>
-            </w:r>
-            <w:proofErr w:type="gramStart"/>
-            <w:r>
-              <w:t>de  débitos</w:t>
-            </w:r>
-            <w:proofErr w:type="gramEnd"/>
-            <w:r>
-              <w:t xml:space="preserve"> automáticos debitados durante el mes en la tarjeta de crédito MasterCard . Todo está convertido a pesos argentinos, al valor de la fecha de cierre del </w:t>
-            </w:r>
-            <w:proofErr w:type="spellStart"/>
-            <w:r>
-              <w:t>utlimo</w:t>
-            </w:r>
-            <w:proofErr w:type="spellEnd"/>
-            <w:r>
-              <w:t xml:space="preserve"> </w:t>
-            </w:r>
-            <w:proofErr w:type="spellStart"/>
-            <w:r>
-              <w:t>dia</w:t>
-            </w:r>
-            <w:proofErr w:type="spellEnd"/>
-            <w:r>
-              <w:t xml:space="preserve"> </w:t>
-            </w:r>
-            <w:proofErr w:type="spellStart"/>
-            <w:r>
-              <w:t>habil</w:t>
-            </w:r>
-            <w:proofErr w:type="spellEnd"/>
-            <w:r>
-              <w:t xml:space="preserve"> del mes.</w:t>
+              <w:t>Monto total de  débitos automáticos debitados durante el mes en la tarjeta de crédito MasterCard . Todo está convertido a pesos argentinos, al valor de la fecha de cierre del utlimo dia habil del mes.</w:t>
             </w:r>
           </w:p>
         </w:tc>
@@ -19849,11 +18794,9 @@
             <w:hideMark/>
           </w:tcPr>
           <w:p>
-            <w:proofErr w:type="spellStart"/>
             <w:r>
               <w:t>cpagodeservicios</w:t>
             </w:r>
-            <w:proofErr w:type="spellEnd"/>
           </w:p>
         </w:tc>
         <w:tc>
@@ -19901,11 +18844,9 @@
             <w:hideMark/>
           </w:tcPr>
           <w:p>
-            <w:proofErr w:type="spellStart"/>
             <w:r>
               <w:t>mpagodeservicios</w:t>
             </w:r>
-            <w:proofErr w:type="spellEnd"/>
           </w:p>
         </w:tc>
         <w:tc>
@@ -19952,11 +18893,9 @@
             <w:hideMark/>
           </w:tcPr>
           <w:p>
-            <w:proofErr w:type="spellStart"/>
             <w:r>
               <w:t>cpagomiscuentas</w:t>
             </w:r>
-            <w:proofErr w:type="spellEnd"/>
           </w:p>
         </w:tc>
         <w:tc>
@@ -19977,13 +18916,8 @@
           </w:tcPr>
           <w:p>
             <w:r>
-              <w:t xml:space="preserve">Cantidad de pagos efectuados durante el mes por el canal </w:t>
-            </w:r>
-            <w:proofErr w:type="spellStart"/>
-            <w:r>
-              <w:t>PagoMisCuentas</w:t>
-            </w:r>
-            <w:proofErr w:type="spellEnd"/>
+              <w:t>Cantidad de pagos efectuados durante el mes por el canal PagoMisCuentas</w:t>
+            </w:r>
           </w:p>
         </w:tc>
       </w:tr>
@@ -20008,11 +18942,9 @@
             <w:hideMark/>
           </w:tcPr>
           <w:p>
-            <w:proofErr w:type="spellStart"/>
             <w:r>
               <w:t>mpagomiscuentas</w:t>
             </w:r>
-            <w:proofErr w:type="spellEnd"/>
           </w:p>
         </w:tc>
         <w:tc>
@@ -20033,13 +18965,8 @@
           </w:tcPr>
           <w:p>
             <w:r>
-              <w:t xml:space="preserve">Monto total en pesos argentinos de pagos efectuados durante el mes por el canal </w:t>
-            </w:r>
-            <w:proofErr w:type="spellStart"/>
-            <w:r>
-              <w:t>PagoMisCuentas</w:t>
-            </w:r>
-            <w:proofErr w:type="spellEnd"/>
+              <w:t>Monto total en pesos argentinos de pagos efectuados durante el mes por el canal PagoMisCuentas</w:t>
+            </w:r>
           </w:p>
         </w:tc>
       </w:tr>
@@ -20064,11 +18991,9 @@
             <w:hideMark/>
           </w:tcPr>
           <w:p>
-            <w:proofErr w:type="spellStart"/>
             <w:r>
               <w:t>ccajeros_propios_descuentos</w:t>
             </w:r>
-            <w:proofErr w:type="spellEnd"/>
           </w:p>
         </w:tc>
         <w:tc>
@@ -20115,11 +19040,9 @@
             <w:hideMark/>
           </w:tcPr>
           <w:p>
-            <w:proofErr w:type="spellStart"/>
             <w:r>
               <w:t>mcajeros_propios_descuentos</w:t>
             </w:r>
-            <w:proofErr w:type="spellEnd"/>
           </w:p>
         </w:tc>
         <w:tc>
@@ -20140,15 +19063,7 @@
           </w:tcPr>
           <w:p>
             <w:r>
-              <w:t xml:space="preserve">Monto total en </w:t>
-            </w:r>
-            <w:proofErr w:type="gramStart"/>
-            <w:r>
-              <w:t>pesos  de</w:t>
-            </w:r>
-            <w:proofErr w:type="gramEnd"/>
-            <w:r>
-              <w:t xml:space="preserve"> descuentos con los que se benefició el cliente al utilizar su tarjeta de débito durante el mes.</w:t>
+              <w:t>Monto total en pesos  de descuentos con los que se benefició el cliente al utilizar su tarjeta de débito durante el mes.</w:t>
             </w:r>
           </w:p>
         </w:tc>
@@ -20174,11 +19089,9 @@
             <w:hideMark/>
           </w:tcPr>
           <w:p>
-            <w:proofErr w:type="spellStart"/>
             <w:r>
               <w:t>ctarjeta_visa_descuentos</w:t>
             </w:r>
-            <w:proofErr w:type="spellEnd"/>
           </w:p>
         </w:tc>
         <w:tc>
@@ -20225,11 +19138,9 @@
             <w:hideMark/>
           </w:tcPr>
           <w:p>
-            <w:proofErr w:type="spellStart"/>
             <w:r>
               <w:t>mtarjeta_visa_descuentos</w:t>
             </w:r>
-            <w:proofErr w:type="spellEnd"/>
           </w:p>
         </w:tc>
         <w:tc>
@@ -20250,15 +19161,7 @@
           </w:tcPr>
           <w:p>
             <w:r>
-              <w:t xml:space="preserve">Monto total en </w:t>
-            </w:r>
-            <w:proofErr w:type="gramStart"/>
-            <w:r>
-              <w:t>pesos  de</w:t>
-            </w:r>
-            <w:proofErr w:type="gramEnd"/>
-            <w:r>
-              <w:t xml:space="preserve"> descuentos con los que se benefició el cliente al utilizar su tarjeta de crédito VISA durante el mes.</w:t>
+              <w:t>Monto total en pesos  de descuentos con los que se benefició el cliente al utilizar su tarjeta de crédito VISA durante el mes.</w:t>
             </w:r>
           </w:p>
         </w:tc>
@@ -20284,19 +19187,9 @@
             <w:hideMark/>
           </w:tcPr>
           <w:p>
-            <w:proofErr w:type="spellStart"/>
-            <w:r>
-              <w:t>ctarjeta_</w:t>
-            </w:r>
-            <w:proofErr w:type="gramStart"/>
-            <w:r>
-              <w:t>master</w:t>
-            </w:r>
-            <w:proofErr w:type="gramEnd"/>
-            <w:r>
-              <w:t>_descuentos</w:t>
-            </w:r>
-            <w:proofErr w:type="spellEnd"/>
+            <w:r>
+              <w:t>ctarjeta_master_descuentos</w:t>
+            </w:r>
           </w:p>
         </w:tc>
         <w:tc>
@@ -20344,19 +19237,9 @@
             <w:hideMark/>
           </w:tcPr>
           <w:p>
-            <w:proofErr w:type="spellStart"/>
-            <w:r>
-              <w:t>mtarjeta_</w:t>
-            </w:r>
-            <w:proofErr w:type="gramStart"/>
-            <w:r>
-              <w:t>master</w:t>
-            </w:r>
-            <w:proofErr w:type="gramEnd"/>
-            <w:r>
-              <w:t>_descuentos</w:t>
-            </w:r>
-            <w:proofErr w:type="spellEnd"/>
+            <w:r>
+              <w:t>mtarjeta_master_descuentos</w:t>
+            </w:r>
           </w:p>
         </w:tc>
         <w:tc>
@@ -20377,15 +19260,7 @@
           </w:tcPr>
           <w:p>
             <w:r>
-              <w:t xml:space="preserve">Monto total en </w:t>
-            </w:r>
-            <w:proofErr w:type="gramStart"/>
-            <w:r>
-              <w:t>pesos  de</w:t>
-            </w:r>
-            <w:proofErr w:type="gramEnd"/>
-            <w:r>
-              <w:t xml:space="preserve"> descuentos con los que se benefició el cliente al utilizar su tarjeta de crédito MasterCard durante el mes.</w:t>
+              <w:t>Monto total en pesos  de descuentos con los que se benefició el cliente al utilizar su tarjeta de crédito MasterCard durante el mes.</w:t>
             </w:r>
           </w:p>
         </w:tc>
@@ -20411,11 +19286,9 @@
             <w:hideMark/>
           </w:tcPr>
           <w:p>
-            <w:proofErr w:type="spellStart"/>
             <w:r>
               <w:t>ccomisiones_mantenimiento</w:t>
             </w:r>
-            <w:proofErr w:type="spellEnd"/>
           </w:p>
         </w:tc>
         <w:tc>
@@ -20436,15 +19309,7 @@
           </w:tcPr>
           <w:p>
             <w:r>
-              <w:t xml:space="preserve">Cantidad de comisiones de mantenimiento de productos </w:t>
-            </w:r>
-            <w:proofErr w:type="spellStart"/>
-            <w:r>
-              <w:t>cobrardas</w:t>
-            </w:r>
-            <w:proofErr w:type="spellEnd"/>
-            <w:r>
-              <w:t xml:space="preserve"> durante el banco durante el mes.</w:t>
+              <w:t>Cantidad de comisiones de mantenimiento de productos cobrardas durante el banco durante el mes.</w:t>
             </w:r>
           </w:p>
         </w:tc>
@@ -20470,11 +19335,9 @@
             <w:hideMark/>
           </w:tcPr>
           <w:p>
-            <w:proofErr w:type="spellStart"/>
             <w:r>
               <w:t>mcomisiones_mantenimiento</w:t>
             </w:r>
-            <w:proofErr w:type="spellEnd"/>
           </w:p>
         </w:tc>
         <w:tc>
@@ -20495,15 +19358,7 @@
           </w:tcPr>
           <w:p>
             <w:r>
-              <w:t xml:space="preserve">Monto total en pesos de comisiones de mantenimiento de productos </w:t>
-            </w:r>
-            <w:proofErr w:type="spellStart"/>
-            <w:r>
-              <w:t>cobrardas</w:t>
-            </w:r>
-            <w:proofErr w:type="spellEnd"/>
-            <w:r>
-              <w:t xml:space="preserve"> durante el banco durante el mes.</w:t>
+              <w:t>Monto total en pesos de comisiones de mantenimiento de productos cobrardas durante el banco durante el mes.</w:t>
             </w:r>
           </w:p>
         </w:tc>
@@ -20529,11 +19384,9 @@
             <w:hideMark/>
           </w:tcPr>
           <w:p>
-            <w:proofErr w:type="spellStart"/>
             <w:r>
               <w:t>ccomisiones_otras</w:t>
             </w:r>
-            <w:proofErr w:type="spellEnd"/>
           </w:p>
         </w:tc>
         <w:tc>
@@ -20590,11 +19443,9 @@
             <w:hideMark/>
           </w:tcPr>
           <w:p>
-            <w:proofErr w:type="spellStart"/>
             <w:r>
               <w:t>mcomisiones_otras</w:t>
             </w:r>
-            <w:proofErr w:type="spellEnd"/>
           </w:p>
         </w:tc>
         <w:tc>
@@ -20651,11 +19502,9 @@
             <w:hideMark/>
           </w:tcPr>
           <w:p>
-            <w:proofErr w:type="spellStart"/>
             <w:r>
               <w:t>cforex</w:t>
             </w:r>
-            <w:proofErr w:type="spellEnd"/>
           </w:p>
         </w:tc>
         <w:tc>
@@ -20702,11 +19551,9 @@
             <w:hideMark/>
           </w:tcPr>
           <w:p>
-            <w:proofErr w:type="spellStart"/>
             <w:r>
               <w:t>cforex_buy</w:t>
             </w:r>
-            <w:proofErr w:type="spellEnd"/>
           </w:p>
         </w:tc>
         <w:tc>
@@ -20753,11 +19600,9 @@
             <w:hideMark/>
           </w:tcPr>
           <w:p>
-            <w:proofErr w:type="spellStart"/>
             <w:r>
               <w:t>mforex_buy</w:t>
             </w:r>
-            <w:proofErr w:type="spellEnd"/>
           </w:p>
         </w:tc>
         <w:tc>
@@ -20778,15 +19623,7 @@
           </w:tcPr>
           <w:p>
             <w:r>
-              <w:t xml:space="preserve">Monto total medido en pesos </w:t>
-            </w:r>
-            <w:proofErr w:type="gramStart"/>
-            <w:r>
-              <w:t>de  transacciones</w:t>
-            </w:r>
-            <w:proofErr w:type="gramEnd"/>
-            <w:r>
-              <w:t xml:space="preserve"> de compra de moneda extranjera que realizó el cliente durante el mes</w:t>
+              <w:t>Monto total medido en pesos de  transacciones de compra de moneda extranjera que realizó el cliente durante el mes</w:t>
             </w:r>
           </w:p>
         </w:tc>
@@ -20813,11 +19650,9 @@
             <w:hideMark/>
           </w:tcPr>
           <w:p>
-            <w:proofErr w:type="spellStart"/>
             <w:r>
               <w:t>cforex_sell</w:t>
             </w:r>
-            <w:proofErr w:type="spellEnd"/>
           </w:p>
         </w:tc>
         <w:tc>
@@ -20864,11 +19699,9 @@
             <w:hideMark/>
           </w:tcPr>
           <w:p>
-            <w:proofErr w:type="spellStart"/>
             <w:r>
               <w:t>mforex_sell</w:t>
             </w:r>
-            <w:proofErr w:type="spellEnd"/>
           </w:p>
         </w:tc>
         <w:tc>
@@ -20889,15 +19722,7 @@
           </w:tcPr>
           <w:p>
             <w:r>
-              <w:t xml:space="preserve">Monto total medido en pesos </w:t>
-            </w:r>
-            <w:proofErr w:type="gramStart"/>
-            <w:r>
-              <w:t>de  transacciones</w:t>
-            </w:r>
-            <w:proofErr w:type="gramEnd"/>
-            <w:r>
-              <w:t xml:space="preserve"> de venta de moneda extranjera que realizó el cliente durante el mes</w:t>
+              <w:t>Monto total medido en pesos de  transacciones de venta de moneda extranjera que realizó el cliente durante el mes</w:t>
             </w:r>
           </w:p>
         </w:tc>
@@ -20923,11 +19748,9 @@
             <w:hideMark/>
           </w:tcPr>
           <w:p>
-            <w:proofErr w:type="spellStart"/>
             <w:r>
               <w:t>ctransferencias_recibidas</w:t>
             </w:r>
-            <w:proofErr w:type="spellEnd"/>
           </w:p>
         </w:tc>
         <w:tc>
@@ -20974,11 +19797,9 @@
             <w:hideMark/>
           </w:tcPr>
           <w:p>
-            <w:proofErr w:type="spellStart"/>
             <w:r>
               <w:t>mtransferencias_recibidas</w:t>
             </w:r>
-            <w:proofErr w:type="spellEnd"/>
           </w:p>
         </w:tc>
         <w:tc>
@@ -21025,11 +19846,9 @@
             <w:hideMark/>
           </w:tcPr>
           <w:p>
-            <w:proofErr w:type="spellStart"/>
             <w:r>
               <w:t>ctransferencias_emitidas</w:t>
             </w:r>
-            <w:proofErr w:type="spellEnd"/>
           </w:p>
         </w:tc>
         <w:tc>
@@ -21050,15 +19869,7 @@
           </w:tcPr>
           <w:p>
             <w:r>
-              <w:t xml:space="preserve">Cantidad de transferencias </w:t>
-            </w:r>
-            <w:proofErr w:type="gramStart"/>
-            <w:r>
-              <w:t>emitidas  en</w:t>
-            </w:r>
-            <w:proofErr w:type="gramEnd"/>
-            <w:r>
-              <w:t xml:space="preserve"> todas las cuentas durante el mes. Puede ser transferencias propias o de terceros.</w:t>
+              <w:t>Cantidad de transferencias emitidas  en todas las cuentas durante el mes. Puede ser transferencias propias o de terceros.</w:t>
             </w:r>
           </w:p>
         </w:tc>
@@ -21084,11 +19895,9 @@
             <w:hideMark/>
           </w:tcPr>
           <w:p>
-            <w:proofErr w:type="spellStart"/>
             <w:r>
               <w:t>mtransferencias_emitidas</w:t>
             </w:r>
-            <w:proofErr w:type="spellEnd"/>
           </w:p>
         </w:tc>
         <w:tc>
@@ -21135,11 +19944,9 @@
             <w:hideMark/>
           </w:tcPr>
           <w:p>
-            <w:proofErr w:type="spellStart"/>
             <w:r>
               <w:t>cextraccion_autoservicio</w:t>
             </w:r>
-            <w:proofErr w:type="spellEnd"/>
           </w:p>
         </w:tc>
         <w:tc>
@@ -21187,11 +19994,9 @@
             <w:hideMark/>
           </w:tcPr>
           <w:p>
-            <w:proofErr w:type="spellStart"/>
             <w:r>
               <w:t>mextraccion_autoservicio</w:t>
             </w:r>
-            <w:proofErr w:type="spellEnd"/>
           </w:p>
         </w:tc>
         <w:tc>
@@ -21238,11 +20043,9 @@
             <w:hideMark/>
           </w:tcPr>
           <w:p>
-            <w:proofErr w:type="spellStart"/>
             <w:r>
               <w:t>ccheques_depositados</w:t>
             </w:r>
-            <w:proofErr w:type="spellEnd"/>
           </w:p>
         </w:tc>
         <w:tc>
@@ -21289,11 +20092,9 @@
             <w:hideMark/>
           </w:tcPr>
           <w:p>
-            <w:proofErr w:type="spellStart"/>
             <w:r>
               <w:t>mcheques_depositados</w:t>
             </w:r>
-            <w:proofErr w:type="spellEnd"/>
           </w:p>
         </w:tc>
         <w:tc>
@@ -21340,11 +20141,9 @@
             <w:hideMark/>
           </w:tcPr>
           <w:p>
-            <w:proofErr w:type="spellStart"/>
             <w:r>
               <w:t>ccheques_emitidos</w:t>
             </w:r>
-            <w:proofErr w:type="spellEnd"/>
           </w:p>
         </w:tc>
         <w:tc>
@@ -21391,11 +20190,9 @@
             <w:hideMark/>
           </w:tcPr>
           <w:p>
-            <w:proofErr w:type="spellStart"/>
             <w:r>
               <w:t>mcheques_emitidos</w:t>
             </w:r>
-            <w:proofErr w:type="spellEnd"/>
           </w:p>
         </w:tc>
         <w:tc>
@@ -21442,11 +20239,9 @@
             <w:hideMark/>
           </w:tcPr>
           <w:p>
-            <w:proofErr w:type="spellStart"/>
             <w:r>
               <w:t>ccheques_depositados_rechazados</w:t>
             </w:r>
-            <w:proofErr w:type="spellEnd"/>
           </w:p>
         </w:tc>
         <w:tc>
@@ -21493,11 +20288,9 @@
             <w:hideMark/>
           </w:tcPr>
           <w:p>
-            <w:proofErr w:type="spellStart"/>
             <w:r>
               <w:t>mcheques_depositados_rechazados</w:t>
             </w:r>
-            <w:proofErr w:type="spellEnd"/>
           </w:p>
         </w:tc>
         <w:tc>
@@ -21544,11 +20337,9 @@
             <w:hideMark/>
           </w:tcPr>
           <w:p>
-            <w:proofErr w:type="spellStart"/>
             <w:r>
               <w:t>ccheques_emitidos_rechazados</w:t>
             </w:r>
-            <w:proofErr w:type="spellEnd"/>
           </w:p>
         </w:tc>
         <w:tc>
@@ -21596,11 +20387,9 @@
             <w:hideMark/>
           </w:tcPr>
           <w:p>
-            <w:proofErr w:type="spellStart"/>
             <w:r>
               <w:t>mcheques_emitidos_rechazados</w:t>
             </w:r>
-            <w:proofErr w:type="spellEnd"/>
           </w:p>
         </w:tc>
         <w:tc>
@@ -21621,15 +20410,7 @@
           </w:tcPr>
           <w:p>
             <w:r>
-              <w:t xml:space="preserve">Monto </w:t>
-            </w:r>
-            <w:proofErr w:type="gramStart"/>
-            <w:r>
-              <w:t>total  de</w:t>
-            </w:r>
-            <w:proofErr w:type="gramEnd"/>
-            <w:r>
-              <w:t xml:space="preserve"> cheques emitidos por el cliente que fueron rechazados durante el mes.</w:t>
+              <w:t>Monto total  de cheques emitidos por el cliente que fueron rechazados durante el mes.</w:t>
             </w:r>
           </w:p>
         </w:tc>
@@ -21655,11 +20436,9 @@
             <w:hideMark/>
           </w:tcPr>
           <w:p>
-            <w:proofErr w:type="spellStart"/>
             <w:r>
               <w:t>tcallcenter</w:t>
             </w:r>
-            <w:proofErr w:type="spellEnd"/>
           </w:p>
         </w:tc>
         <w:tc>
@@ -21706,11 +20485,9 @@
             <w:hideMark/>
           </w:tcPr>
           <w:p>
-            <w:proofErr w:type="spellStart"/>
             <w:r>
               <w:t>ccallcenter_transacciones</w:t>
             </w:r>
-            <w:proofErr w:type="spellEnd"/>
           </w:p>
         </w:tc>
         <w:tc>
@@ -21757,11 +20534,9 @@
             <w:hideMark/>
           </w:tcPr>
           <w:p>
-            <w:proofErr w:type="spellStart"/>
             <w:r>
               <w:t>thomebanking</w:t>
             </w:r>
-            <w:proofErr w:type="spellEnd"/>
           </w:p>
         </w:tc>
         <w:tc>
@@ -21782,13 +20557,8 @@
           </w:tcPr>
           <w:p>
             <w:r>
-              <w:t xml:space="preserve">{0, 1} indica si el cliente está adherido al Home </w:t>
-            </w:r>
-            <w:proofErr w:type="spellStart"/>
-            <w:r>
-              <w:t>Banking</w:t>
-            </w:r>
-            <w:proofErr w:type="spellEnd"/>
+              <w:t>{0, 1} indica si el cliente está adherido al Home Banking</w:t>
+            </w:r>
           </w:p>
         </w:tc>
       </w:tr>
@@ -21813,11 +20583,9 @@
             <w:hideMark/>
           </w:tcPr>
           <w:p>
-            <w:proofErr w:type="spellStart"/>
             <w:r>
               <w:t>chomebanking_transacciones</w:t>
             </w:r>
-            <w:proofErr w:type="spellEnd"/>
           </w:p>
         </w:tc>
         <w:tc>
@@ -21838,15 +20606,7 @@
           </w:tcPr>
           <w:p>
             <w:r>
-              <w:t xml:space="preserve">Cantidad de transacciones por home </w:t>
-            </w:r>
-            <w:proofErr w:type="spellStart"/>
-            <w:r>
-              <w:t>banking</w:t>
-            </w:r>
-            <w:proofErr w:type="spellEnd"/>
-            <w:r>
-              <w:t xml:space="preserve"> que el cliente hizo durante el mes.</w:t>
+              <w:t>Cantidad de transacciones por home banking que el cliente hizo durante el mes.</w:t>
             </w:r>
           </w:p>
         </w:tc>
@@ -21872,11 +20632,9 @@
             <w:hideMark/>
           </w:tcPr>
           <w:p>
-            <w:proofErr w:type="spellStart"/>
             <w:r>
               <w:t>ccajas_transacciones</w:t>
             </w:r>
-            <w:proofErr w:type="spellEnd"/>
           </w:p>
         </w:tc>
         <w:tc>
@@ -21897,15 +20655,7 @@
           </w:tcPr>
           <w:p>
             <w:r>
-              <w:t xml:space="preserve">Cantidad de transacciones que el cliente realizó durante el mes en la </w:t>
-            </w:r>
-            <w:proofErr w:type="spellStart"/>
-            <w:r>
-              <w:t>linea</w:t>
-            </w:r>
-            <w:proofErr w:type="spellEnd"/>
-            <w:r>
-              <w:t xml:space="preserve"> de cajas de las sucursales del banco.</w:t>
+              <w:t>Cantidad de transacciones que el cliente realizó durante el mes en la linea de cajas de las sucursales del banco.</w:t>
             </w:r>
           </w:p>
         </w:tc>
@@ -21931,11 +20681,9 @@
             <w:hideMark/>
           </w:tcPr>
           <w:p>
-            <w:proofErr w:type="spellStart"/>
             <w:r>
               <w:t>ccajas_consultas</w:t>
             </w:r>
-            <w:proofErr w:type="spellEnd"/>
           </w:p>
         </w:tc>
         <w:tc>
@@ -21956,15 +20704,7 @@
           </w:tcPr>
           <w:p>
             <w:r>
-              <w:t xml:space="preserve">Cantidad de consultas que el cliente realizó durante el mes en la </w:t>
-            </w:r>
-            <w:proofErr w:type="spellStart"/>
-            <w:r>
-              <w:t>linea</w:t>
-            </w:r>
-            <w:proofErr w:type="spellEnd"/>
-            <w:r>
-              <w:t xml:space="preserve"> de cajas de las sucursales del banco.</w:t>
+              <w:t>Cantidad de consultas que el cliente realizó durante el mes en la linea de cajas de las sucursales del banco.</w:t>
             </w:r>
           </w:p>
         </w:tc>
@@ -21990,11 +20730,9 @@
             <w:hideMark/>
           </w:tcPr>
           <w:p>
-            <w:proofErr w:type="spellStart"/>
             <w:r>
               <w:t>ccajas_depositos</w:t>
             </w:r>
-            <w:proofErr w:type="spellEnd"/>
           </w:p>
         </w:tc>
         <w:tc>
@@ -22015,23 +20753,7 @@
           </w:tcPr>
           <w:p>
             <w:r>
-              <w:t xml:space="preserve">Cantidad de </w:t>
-            </w:r>
-            <w:proofErr w:type="spellStart"/>
-            <w:r>
-              <w:t>depóstitos</w:t>
-            </w:r>
-            <w:proofErr w:type="spellEnd"/>
-            <w:r>
-              <w:t xml:space="preserve"> que el cliente realizó durante el mes en la </w:t>
-            </w:r>
-            <w:proofErr w:type="spellStart"/>
-            <w:r>
-              <w:t>linea</w:t>
-            </w:r>
-            <w:proofErr w:type="spellEnd"/>
-            <w:r>
-              <w:t xml:space="preserve"> de cajas de las sucursales del banco.</w:t>
+              <w:t>Cantidad de depóstitos que el cliente realizó durante el mes en la linea de cajas de las sucursales del banco.</w:t>
             </w:r>
           </w:p>
         </w:tc>
@@ -22057,11 +20779,9 @@
             <w:hideMark/>
           </w:tcPr>
           <w:p>
-            <w:proofErr w:type="spellStart"/>
             <w:r>
               <w:t>ccajas_extracciones</w:t>
             </w:r>
-            <w:proofErr w:type="spellEnd"/>
           </w:p>
         </w:tc>
         <w:tc>
@@ -22082,23 +20802,7 @@
           </w:tcPr>
           <w:p>
             <w:r>
-              <w:t xml:space="preserve">Cantidad de </w:t>
-            </w:r>
-            <w:proofErr w:type="gramStart"/>
-            <w:r>
-              <w:t>extracciones  que</w:t>
-            </w:r>
-            <w:proofErr w:type="gramEnd"/>
-            <w:r>
-              <w:t xml:space="preserve"> el cliente realizó durante el mes en la </w:t>
-            </w:r>
-            <w:proofErr w:type="spellStart"/>
-            <w:r>
-              <w:t>linea</w:t>
-            </w:r>
-            <w:proofErr w:type="spellEnd"/>
-            <w:r>
-              <w:t xml:space="preserve"> de cajas de las sucursales del banco.</w:t>
+              <w:t>Cantidad de extracciones  que el cliente realizó durante el mes en la linea de cajas de las sucursales del banco.</w:t>
             </w:r>
           </w:p>
         </w:tc>
@@ -22125,11 +20829,9 @@
             <w:hideMark/>
           </w:tcPr>
           <w:p>
-            <w:proofErr w:type="spellStart"/>
             <w:r>
               <w:t>ccajas_otras</w:t>
             </w:r>
-            <w:proofErr w:type="spellEnd"/>
           </w:p>
         </w:tc>
         <w:tc>
@@ -22150,23 +20852,7 @@
           </w:tcPr>
           <w:p>
             <w:r>
-              <w:t xml:space="preserve">Cantidad de otros tipos de </w:t>
-            </w:r>
-            <w:proofErr w:type="gramStart"/>
-            <w:r>
-              <w:t>transacciones  que</w:t>
-            </w:r>
-            <w:proofErr w:type="gramEnd"/>
-            <w:r>
-              <w:t xml:space="preserve"> el cliente realizó durante el mes en la </w:t>
-            </w:r>
-            <w:proofErr w:type="spellStart"/>
-            <w:r>
-              <w:t>linea</w:t>
-            </w:r>
-            <w:proofErr w:type="spellEnd"/>
-            <w:r>
-              <w:t xml:space="preserve"> de cajas de las sucursales del banco.</w:t>
+              <w:t>Cantidad de otros tipos de transacciones  que el cliente realizó durante el mes en la linea de cajas de las sucursales del banco.</w:t>
             </w:r>
           </w:p>
         </w:tc>
@@ -22192,11 +20878,9 @@
             <w:hideMark/>
           </w:tcPr>
           <w:p>
-            <w:proofErr w:type="spellStart"/>
             <w:r>
               <w:t>catm_trx</w:t>
             </w:r>
-            <w:proofErr w:type="spellEnd"/>
           </w:p>
         </w:tc>
         <w:tc>
@@ -22243,11 +20927,9 @@
             <w:hideMark/>
           </w:tcPr>
           <w:p>
-            <w:proofErr w:type="spellStart"/>
             <w:r>
               <w:t>matm</w:t>
             </w:r>
-            <w:proofErr w:type="spellEnd"/>
           </w:p>
         </w:tc>
         <w:tc>
@@ -22268,15 +20950,7 @@
           </w:tcPr>
           <w:p>
             <w:r>
-              <w:t xml:space="preserve">Monto total en </w:t>
-            </w:r>
-            <w:proofErr w:type="gramStart"/>
-            <w:r>
-              <w:t>pesos  de</w:t>
-            </w:r>
-            <w:proofErr w:type="gramEnd"/>
-            <w:r>
-              <w:t xml:space="preserve"> transacciones que el cliente realizó durante el mes en cajeros automáticos propiedad del banco.</w:t>
+              <w:t>Monto total en pesos  de transacciones que el cliente realizó durante el mes en cajeros automáticos propiedad del banco.</w:t>
             </w:r>
           </w:p>
         </w:tc>
@@ -22302,11 +20976,9 @@
             <w:hideMark/>
           </w:tcPr>
           <w:p>
-            <w:proofErr w:type="spellStart"/>
             <w:r>
               <w:t>catm_trx_other</w:t>
             </w:r>
-            <w:proofErr w:type="spellEnd"/>
           </w:p>
         </w:tc>
         <w:tc>
@@ -22353,11 +21025,9 @@
             <w:hideMark/>
           </w:tcPr>
           <w:p>
-            <w:proofErr w:type="spellStart"/>
             <w:r>
               <w:t>matm_other</w:t>
             </w:r>
-            <w:proofErr w:type="spellEnd"/>
           </w:p>
         </w:tc>
         <w:tc>
@@ -22378,15 +21048,7 @@
           </w:tcPr>
           <w:p>
             <w:r>
-              <w:t xml:space="preserve">Monto total en </w:t>
-            </w:r>
-            <w:proofErr w:type="gramStart"/>
-            <w:r>
-              <w:t>pesos  de</w:t>
-            </w:r>
-            <w:proofErr w:type="gramEnd"/>
-            <w:r>
-              <w:t xml:space="preserve"> transacciones que el cliente realizó durante el mes en cajeros automáticos que no son propiedad del banco.</w:t>
+              <w:t>Monto total en pesos  de transacciones que el cliente realizó durante el mes en cajeros automáticos que no son propiedad del banco.</w:t>
             </w:r>
           </w:p>
         </w:tc>
@@ -22412,11 +21074,9 @@
             <w:hideMark/>
           </w:tcPr>
           <w:p>
-            <w:proofErr w:type="spellStart"/>
             <w:r>
               <w:t>ctrx_quarter</w:t>
             </w:r>
-            <w:proofErr w:type="spellEnd"/>
           </w:p>
         </w:tc>
         <w:tc>
@@ -22437,31 +21097,7 @@
           </w:tcPr>
           <w:p>
             <w:r>
-              <w:t xml:space="preserve">Cantidad de movimientos voluntarios en las cuentas bancarias ( no tarjeta de </w:t>
-            </w:r>
-            <w:proofErr w:type="spellStart"/>
-            <w:r>
-              <w:t>credito</w:t>
-            </w:r>
-            <w:proofErr w:type="spellEnd"/>
-            <w:r>
-              <w:t xml:space="preserve"> ) que el cliente realizó en los </w:t>
-            </w:r>
-            <w:proofErr w:type="spellStart"/>
-            <w:r>
-              <w:t>ultimos</w:t>
-            </w:r>
-            <w:proofErr w:type="spellEnd"/>
-            <w:r>
-              <w:t xml:space="preserve"> 90 </w:t>
-            </w:r>
-            <w:proofErr w:type="spellStart"/>
-            <w:r>
-              <w:t>dias</w:t>
-            </w:r>
-            <w:proofErr w:type="spellEnd"/>
-            <w:r>
-              <w:t>.</w:t>
+              <w:t>Cantidad de movimientos voluntarios en las cuentas bancarias ( no tarjeta de credito ) que el cliente realizó en los ultimos 90 dias.</w:t>
             </w:r>
           </w:p>
         </w:tc>
@@ -22487,16 +21123,9 @@
             <w:hideMark/>
           </w:tcPr>
           <w:p>
-            <w:proofErr w:type="spellStart"/>
-            <w:r>
-              <w:t>tmobile_</w:t>
-            </w:r>
-            <w:proofErr w:type="gramStart"/>
-            <w:r>
-              <w:t>app</w:t>
-            </w:r>
-            <w:proofErr w:type="spellEnd"/>
-            <w:proofErr w:type="gramEnd"/>
+            <w:r>
+              <w:t>tmobile_app</w:t>
+            </w:r>
           </w:p>
         </w:tc>
         <w:tc>
@@ -22517,13 +21146,8 @@
           </w:tcPr>
           <w:p>
             <w:r>
-              <w:t xml:space="preserve">{ 0, 1} indica si la persona se instaló alguna vez la aplicación </w:t>
-            </w:r>
-            <w:proofErr w:type="spellStart"/>
-            <w:r>
-              <w:t>movil</w:t>
-            </w:r>
-            <w:proofErr w:type="spellEnd"/>
+              <w:t>{ 0, 1} indica si la persona se instaló alguna vez la aplicación movil</w:t>
+            </w:r>
           </w:p>
         </w:tc>
       </w:tr>
@@ -22549,19 +21173,9 @@
             <w:hideMark/>
           </w:tcPr>
           <w:p>
-            <w:proofErr w:type="spellStart"/>
-            <w:r>
-              <w:t>cmobile_</w:t>
-            </w:r>
-            <w:proofErr w:type="gramStart"/>
-            <w:r>
-              <w:t>app</w:t>
-            </w:r>
-            <w:proofErr w:type="gramEnd"/>
-            <w:r>
-              <w:t>_trx</w:t>
-            </w:r>
-            <w:proofErr w:type="spellEnd"/>
+            <w:r>
+              <w:t>cmobile_app_trx</w:t>
+            </w:r>
           </w:p>
         </w:tc>
         <w:tc>
@@ -22582,15 +21196,7 @@
           </w:tcPr>
           <w:p>
             <w:r>
-              <w:t xml:space="preserve">indica la cantidad de transacciones realizadas ese mes desde la </w:t>
-            </w:r>
-            <w:proofErr w:type="spellStart"/>
-            <w:r>
-              <w:t>aplicacion</w:t>
-            </w:r>
-            <w:proofErr w:type="spellEnd"/>
-            <w:r>
-              <w:t xml:space="preserve"> móvil</w:t>
+              <w:t>indica la cantidad de transacciones realizadas ese mes desde la aplicacion móvil</w:t>
             </w:r>
           </w:p>
         </w:tc>
@@ -22616,16 +21222,9 @@
             <w:hideMark/>
           </w:tcPr>
           <w:p>
-            <w:proofErr w:type="spellStart"/>
-            <w:proofErr w:type="gramStart"/>
-            <w:r>
-              <w:t>Master</w:t>
-            </w:r>
-            <w:proofErr w:type="gramEnd"/>
-            <w:r>
-              <w:t>_delinquency</w:t>
-            </w:r>
-            <w:proofErr w:type="spellEnd"/>
+            <w:r>
+              <w:t>Master_delinquency</w:t>
+            </w:r>
           </w:p>
         </w:tc>
         <w:tc>
@@ -22646,29 +21245,8 @@
           </w:tcPr>
           <w:p>
             <w:r>
-              <w:t xml:space="preserve">{ 0, 1 }  indica si el cliente no llegó a completar el pago mínimo y esta moroso. Estos clientes NO pueden utilizar </w:t>
-            </w:r>
-            <w:proofErr w:type="spellStart"/>
-            <w:r>
-              <w:t>mas</w:t>
-            </w:r>
-            <w:proofErr w:type="spellEnd"/>
-            <w:r>
-              <w:t xml:space="preserve"> la tarjeta hasta tanto regularicen su </w:t>
-            </w:r>
-            <w:proofErr w:type="spellStart"/>
-            <w:r>
-              <w:t>situacion</w:t>
-            </w:r>
-            <w:proofErr w:type="spellEnd"/>
-            <w:r>
-              <w:t xml:space="preserve">. Obviamente si les caen las cuotas de compras anteriores, intereses, punitorios, </w:t>
-            </w:r>
-            <w:proofErr w:type="spellStart"/>
-            <w:r>
-              <w:t>etc</w:t>
-            </w:r>
-            <w:proofErr w:type="spellEnd"/>
+              <w:t>{ 0, 1 }  indica si el cliente no llegó a completar el pago mínimo y esta moroso. Estos clientes NO pueden utilizar mas la tarjeta hasta tanto regularicen su situacion. Obviamente si les caen las cuotas de compras anteriores, intereses, punitorios, etc</w:t>
+            </w:r>
           </w:p>
         </w:tc>
       </w:tr>
@@ -22693,21 +21271,9 @@
             <w:hideMark/>
           </w:tcPr>
           <w:p>
-            <w:proofErr w:type="spellStart"/>
-            <w:proofErr w:type="gramStart"/>
-            <w:r>
-              <w:t>Master</w:t>
-            </w:r>
-            <w:proofErr w:type="gramEnd"/>
-            <w:r>
-              <w:t>_</w:t>
-            </w:r>
-            <w:proofErr w:type="gramStart"/>
-            <w:r>
-              <w:t>status</w:t>
-            </w:r>
-            <w:proofErr w:type="spellEnd"/>
-            <w:proofErr w:type="gramEnd"/>
+            <w:r>
+              <w:t>Master_status</w:t>
+            </w:r>
           </w:p>
         </w:tc>
         <w:tc>
@@ -22728,21 +21294,8 @@
           </w:tcPr>
           <w:p>
             <w:r>
-              <w:t>{ 0</w:t>
-            </w:r>
-            <w:proofErr w:type="gramStart"/>
-            <w:r>
-              <w:t>,  6</w:t>
-            </w:r>
-            <w:proofErr w:type="gramEnd"/>
-            <w:r>
-              <w:t xml:space="preserve">, 7, 9 }   indica el estado de la cuenta de la tarjeta de crédito. 0 abierta,  6 en proceso de cierre, 7 en proceso avanzado de cierre, 9 cuenta cerrada.   </w:t>
-            </w:r>
-            <w:proofErr w:type="gramStart"/>
-            <w:r>
-              <w:t>Una cuenta cerrada puede volver a abrirse !!</w:t>
-            </w:r>
-            <w:proofErr w:type="gramEnd"/>
+              <w:t>{ 0,  6, 7, 9 }   indica el estado de la cuenta de la tarjeta de crédito. 0 abierta,  6 en proceso de cierre, 7 en proceso avanzado de cierre, 9 cuenta cerrada.   Una cuenta cerrada puede volver a abrirse !!</w:t>
+            </w:r>
           </w:p>
         </w:tc>
       </w:tr>
@@ -22767,16 +21320,9 @@
             <w:hideMark/>
           </w:tcPr>
           <w:p>
-            <w:proofErr w:type="spellStart"/>
-            <w:proofErr w:type="gramStart"/>
-            <w:r>
-              <w:t>Master</w:t>
-            </w:r>
-            <w:proofErr w:type="gramEnd"/>
-            <w:r>
-              <w:t>_mfinanciacion_limite</w:t>
-            </w:r>
-            <w:proofErr w:type="spellEnd"/>
+            <w:r>
+              <w:t>Master_mfinanciacion_limite</w:t>
+            </w:r>
           </w:p>
         </w:tc>
         <w:tc>
@@ -22797,15 +21343,7 @@
           </w:tcPr>
           <w:p>
             <w:r>
-              <w:t xml:space="preserve">Límite de </w:t>
-            </w:r>
-            <w:proofErr w:type="spellStart"/>
-            <w:r>
-              <w:t>financiacion</w:t>
-            </w:r>
-            <w:proofErr w:type="spellEnd"/>
-            <w:r>
-              <w:t xml:space="preserve"> de la tarjeta de crédito, expresado en pesos.</w:t>
+              <w:t>Límite de financiacion de la tarjeta de crédito, expresado en pesos.</w:t>
             </w:r>
           </w:p>
         </w:tc>
@@ -22831,16 +21369,9 @@
             <w:hideMark/>
           </w:tcPr>
           <w:p>
-            <w:proofErr w:type="spellStart"/>
-            <w:proofErr w:type="gramStart"/>
-            <w:r>
-              <w:t>Master</w:t>
-            </w:r>
-            <w:proofErr w:type="gramEnd"/>
-            <w:r>
-              <w:t>_Fvencimiento</w:t>
-            </w:r>
-            <w:proofErr w:type="spellEnd"/>
+            <w:r>
+              <w:t>Master_Fvencimiento</w:t>
+            </w:r>
           </w:p>
         </w:tc>
         <w:tc>
@@ -22849,11 +21380,9 @@
             <w:hideMark/>
           </w:tcPr>
           <w:p>
-            <w:proofErr w:type="spellStart"/>
             <w:r>
               <w:t>dias</w:t>
             </w:r>
-            <w:proofErr w:type="spellEnd"/>
           </w:p>
         </w:tc>
         <w:tc>
@@ -22862,21 +21391,8 @@
             <w:hideMark/>
           </w:tcPr>
           <w:p>
-            <w:proofErr w:type="spellStart"/>
-            <w:r>
-              <w:t>Dias</w:t>
-            </w:r>
-            <w:proofErr w:type="spellEnd"/>
-            <w:r>
-              <w:t xml:space="preserve"> para el vencimiento del </w:t>
-            </w:r>
-            <w:proofErr w:type="spellStart"/>
-            <w:r>
-              <w:t>plastico</w:t>
-            </w:r>
-            <w:proofErr w:type="spellEnd"/>
-            <w:r>
-              <w:t xml:space="preserve"> de la tarjeta de crédito, contados a la fecha de la foto.</w:t>
+            <w:r>
+              <w:t>Dias para el vencimiento del plastico de la tarjeta de crédito, contados a la fecha de la foto.</w:t>
             </w:r>
           </w:p>
         </w:tc>
@@ -22902,16 +21418,9 @@
             <w:hideMark/>
           </w:tcPr>
           <w:p>
-            <w:proofErr w:type="spellStart"/>
-            <w:proofErr w:type="gramStart"/>
-            <w:r>
-              <w:t>Master</w:t>
-            </w:r>
-            <w:proofErr w:type="gramEnd"/>
-            <w:r>
-              <w:t>_Finiciomora</w:t>
-            </w:r>
-            <w:proofErr w:type="spellEnd"/>
+            <w:r>
+              <w:t>Master_Finiciomora</w:t>
+            </w:r>
           </w:p>
         </w:tc>
         <w:tc>
@@ -22920,11 +21429,9 @@
             <w:hideMark/>
           </w:tcPr>
           <w:p>
-            <w:proofErr w:type="spellStart"/>
             <w:r>
               <w:t>dias</w:t>
             </w:r>
-            <w:proofErr w:type="spellEnd"/>
           </w:p>
         </w:tc>
         <w:tc>
@@ -22933,21 +21440,8 @@
             <w:hideMark/>
           </w:tcPr>
           <w:p>
-            <w:proofErr w:type="spellStart"/>
-            <w:r>
-              <w:t>Dias</w:t>
-            </w:r>
-            <w:proofErr w:type="spellEnd"/>
-            <w:r>
-              <w:t xml:space="preserve"> desde el inicio de la mora ( el </w:t>
-            </w:r>
-            <w:proofErr w:type="spellStart"/>
-            <w:r>
-              <w:t>dia</w:t>
-            </w:r>
-            <w:proofErr w:type="spellEnd"/>
-            <w:r>
-              <w:t xml:space="preserve"> siguiente al vencimiento ), contados a la fecha de la foto.</w:t>
+            <w:r>
+              <w:t>Dias desde el inicio de la mora ( el dia siguiente al vencimiento ), contados a la fecha de la foto.</w:t>
             </w:r>
           </w:p>
         </w:tc>
@@ -22974,16 +21468,9 @@
             <w:hideMark/>
           </w:tcPr>
           <w:p>
-            <w:proofErr w:type="spellStart"/>
-            <w:proofErr w:type="gramStart"/>
-            <w:r>
-              <w:t>Master</w:t>
-            </w:r>
-            <w:proofErr w:type="gramEnd"/>
-            <w:r>
-              <w:t>_msaldototal</w:t>
-            </w:r>
-            <w:proofErr w:type="spellEnd"/>
+            <w:r>
+              <w:t>Master_msaldototal</w:t>
+            </w:r>
           </w:p>
         </w:tc>
         <w:tc>
@@ -23030,16 +21517,9 @@
             <w:hideMark/>
           </w:tcPr>
           <w:p>
-            <w:proofErr w:type="spellStart"/>
-            <w:proofErr w:type="gramStart"/>
-            <w:r>
-              <w:t>Master</w:t>
-            </w:r>
-            <w:proofErr w:type="gramEnd"/>
-            <w:r>
-              <w:t>_msaldopesos</w:t>
-            </w:r>
-            <w:proofErr w:type="spellEnd"/>
+            <w:r>
+              <w:t>Master_msaldopesos</w:t>
+            </w:r>
           </w:p>
         </w:tc>
         <w:tc>
@@ -23060,15 +21540,7 @@
           </w:tcPr>
           <w:p>
             <w:r>
-              <w:t xml:space="preserve">Saldo total </w:t>
-            </w:r>
-            <w:proofErr w:type="gramStart"/>
-            <w:r>
-              <w:t>el pesos</w:t>
-            </w:r>
-            <w:proofErr w:type="gramEnd"/>
-            <w:r>
-              <w:t xml:space="preserve"> de la tarjeta, para ese mes.</w:t>
+              <w:t>Saldo total el pesos de la tarjeta, para ese mes.</w:t>
             </w:r>
           </w:p>
         </w:tc>
@@ -23094,16 +21566,9 @@
             <w:hideMark/>
           </w:tcPr>
           <w:p>
-            <w:proofErr w:type="spellStart"/>
-            <w:proofErr w:type="gramStart"/>
-            <w:r>
-              <w:t>Master</w:t>
-            </w:r>
-            <w:proofErr w:type="gramEnd"/>
-            <w:r>
-              <w:t>_msaldodolares</w:t>
-            </w:r>
-            <w:proofErr w:type="spellEnd"/>
+            <w:r>
+              <w:t>Master_msaldodolares</w:t>
+            </w:r>
           </w:p>
         </w:tc>
         <w:tc>
@@ -23124,15 +21589,7 @@
           </w:tcPr>
           <w:p>
             <w:r>
-              <w:t xml:space="preserve">Saldo total </w:t>
-            </w:r>
-            <w:proofErr w:type="gramStart"/>
-            <w:r>
-              <w:t>el dólares</w:t>
-            </w:r>
-            <w:proofErr w:type="gramEnd"/>
-            <w:r>
-              <w:t xml:space="preserve"> de la tarjeta, para ese mes.</w:t>
+              <w:t>Saldo total el dólares de la tarjeta, para ese mes.</w:t>
             </w:r>
           </w:p>
         </w:tc>
@@ -23158,16 +21615,9 @@
             <w:hideMark/>
           </w:tcPr>
           <w:p>
-            <w:proofErr w:type="spellStart"/>
-            <w:proofErr w:type="gramStart"/>
-            <w:r>
-              <w:t>Master</w:t>
-            </w:r>
-            <w:proofErr w:type="gramEnd"/>
-            <w:r>
-              <w:t>_mconsumospesos</w:t>
-            </w:r>
-            <w:proofErr w:type="spellEnd"/>
+            <w:r>
+              <w:t>Master_mconsumospesos</w:t>
+            </w:r>
           </w:p>
         </w:tc>
         <w:tc>
@@ -23214,16 +21664,9 @@
             <w:hideMark/>
           </w:tcPr>
           <w:p>
-            <w:proofErr w:type="spellStart"/>
-            <w:proofErr w:type="gramStart"/>
-            <w:r>
-              <w:t>Master</w:t>
-            </w:r>
-            <w:proofErr w:type="gramEnd"/>
-            <w:r>
-              <w:t>_mconsumosdolares</w:t>
-            </w:r>
-            <w:proofErr w:type="spellEnd"/>
+            <w:r>
+              <w:t>Master_mconsumosdolares</w:t>
+            </w:r>
           </w:p>
         </w:tc>
         <w:tc>
@@ -23244,15 +21687,7 @@
           </w:tcPr>
           <w:p>
             <w:r>
-              <w:t xml:space="preserve">Monto total de los consumos en </w:t>
-            </w:r>
-            <w:proofErr w:type="spellStart"/>
-            <w:r>
-              <w:t>dolares</w:t>
-            </w:r>
-            <w:proofErr w:type="spellEnd"/>
-            <w:r>
-              <w:t xml:space="preserve"> efectuados por el cliente durante ese mes.</w:t>
+              <w:t>Monto total de los consumos en dolares efectuados por el cliente durante ese mes.</w:t>
             </w:r>
           </w:p>
         </w:tc>
@@ -23278,16 +21713,9 @@
             <w:hideMark/>
           </w:tcPr>
           <w:p>
-            <w:proofErr w:type="spellStart"/>
-            <w:proofErr w:type="gramStart"/>
-            <w:r>
-              <w:t>Master</w:t>
-            </w:r>
-            <w:proofErr w:type="gramEnd"/>
-            <w:r>
-              <w:t>_mlimitecompra</w:t>
-            </w:r>
-            <w:proofErr w:type="spellEnd"/>
+            <w:r>
+              <w:t>Master_mlimitecompra</w:t>
+            </w:r>
           </w:p>
         </w:tc>
         <w:tc>
@@ -23334,16 +21762,9 @@
             <w:hideMark/>
           </w:tcPr>
           <w:p>
-            <w:proofErr w:type="spellStart"/>
-            <w:proofErr w:type="gramStart"/>
-            <w:r>
-              <w:t>Master</w:t>
-            </w:r>
-            <w:proofErr w:type="gramEnd"/>
-            <w:r>
-              <w:t>_madelantopesos</w:t>
-            </w:r>
-            <w:proofErr w:type="spellEnd"/>
+            <w:r>
+              <w:t>Master_madelantopesos</w:t>
+            </w:r>
           </w:p>
         </w:tc>
         <w:tc>
@@ -23390,16 +21811,9 @@
             <w:hideMark/>
           </w:tcPr>
           <w:p>
-            <w:proofErr w:type="spellStart"/>
-            <w:proofErr w:type="gramStart"/>
-            <w:r>
-              <w:t>Master</w:t>
-            </w:r>
-            <w:proofErr w:type="gramEnd"/>
-            <w:r>
-              <w:t>_madelantodolares</w:t>
-            </w:r>
-            <w:proofErr w:type="spellEnd"/>
+            <w:r>
+              <w:t>Master_madelantodolares</w:t>
+            </w:r>
           </w:p>
         </w:tc>
         <w:tc>
@@ -23420,15 +21834,7 @@
           </w:tcPr>
           <w:p>
             <w:r>
-              <w:t xml:space="preserve">Extracciones de </w:t>
-            </w:r>
-            <w:proofErr w:type="spellStart"/>
-            <w:r>
-              <w:t>dolares</w:t>
-            </w:r>
-            <w:proofErr w:type="spellEnd"/>
-            <w:r>
-              <w:t xml:space="preserve"> realizadas con la tarjeta de crédito durante ese mes.</w:t>
+              <w:t>Extracciones de dolares realizadas con la tarjeta de crédito durante ese mes.</w:t>
             </w:r>
           </w:p>
         </w:tc>
@@ -23454,16 +21860,9 @@
             <w:hideMark/>
           </w:tcPr>
           <w:p>
-            <w:proofErr w:type="spellStart"/>
-            <w:proofErr w:type="gramStart"/>
-            <w:r>
-              <w:t>Master</w:t>
-            </w:r>
-            <w:proofErr w:type="gramEnd"/>
-            <w:r>
-              <w:t>_fultimo_cierre</w:t>
-            </w:r>
-            <w:proofErr w:type="spellEnd"/>
+            <w:r>
+              <w:t>Master_fultimo_cierre</w:t>
+            </w:r>
           </w:p>
         </w:tc>
         <w:tc>
@@ -23472,11 +21871,9 @@
             <w:hideMark/>
           </w:tcPr>
           <w:p>
-            <w:proofErr w:type="spellStart"/>
             <w:r>
               <w:t>dias</w:t>
             </w:r>
-            <w:proofErr w:type="spellEnd"/>
           </w:p>
         </w:tc>
         <w:tc>
@@ -23485,21 +21882,8 @@
             <w:hideMark/>
           </w:tcPr>
           <w:p>
-            <w:proofErr w:type="spellStart"/>
-            <w:r>
-              <w:t>Dias</w:t>
-            </w:r>
-            <w:proofErr w:type="spellEnd"/>
-            <w:r>
-              <w:t xml:space="preserve"> desde del </w:t>
-            </w:r>
-            <w:proofErr w:type="spellStart"/>
-            <w:r>
-              <w:t>utlimo</w:t>
-            </w:r>
-            <w:proofErr w:type="spellEnd"/>
-            <w:r>
-              <w:t xml:space="preserve"> cierre de la tarjeta de crédito, contados a la fecha de la foto.</w:t>
+            <w:r>
+              <w:t>Dias desde del utlimo cierre de la tarjeta de crédito, contados a la fecha de la foto.</w:t>
             </w:r>
           </w:p>
         </w:tc>
@@ -23525,16 +21909,9 @@
             <w:hideMark/>
           </w:tcPr>
           <w:p>
-            <w:proofErr w:type="spellStart"/>
-            <w:proofErr w:type="gramStart"/>
-            <w:r>
-              <w:t>Master</w:t>
-            </w:r>
-            <w:proofErr w:type="gramEnd"/>
-            <w:r>
-              <w:t>_mpagado</w:t>
-            </w:r>
-            <w:proofErr w:type="spellEnd"/>
+            <w:r>
+              <w:t>Master_mpagado</w:t>
+            </w:r>
           </w:p>
         </w:tc>
         <w:tc>
@@ -23581,16 +21958,9 @@
             <w:hideMark/>
           </w:tcPr>
           <w:p>
-            <w:proofErr w:type="spellStart"/>
-            <w:proofErr w:type="gramStart"/>
-            <w:r>
-              <w:t>Master</w:t>
-            </w:r>
-            <w:proofErr w:type="gramEnd"/>
-            <w:r>
-              <w:t>_mpagospesos</w:t>
-            </w:r>
-            <w:proofErr w:type="spellEnd"/>
+            <w:r>
+              <w:t>Master_mpagospesos</w:t>
+            </w:r>
           </w:p>
         </w:tc>
         <w:tc>
@@ -23637,16 +22007,9 @@
             <w:hideMark/>
           </w:tcPr>
           <w:p>
-            <w:proofErr w:type="spellStart"/>
-            <w:proofErr w:type="gramStart"/>
-            <w:r>
-              <w:t>Master</w:t>
-            </w:r>
-            <w:proofErr w:type="gramEnd"/>
-            <w:r>
-              <w:t>_mpagosdolares</w:t>
-            </w:r>
-            <w:proofErr w:type="spellEnd"/>
+            <w:r>
+              <w:t>Master_mpagosdolares</w:t>
+            </w:r>
           </w:p>
         </w:tc>
         <w:tc>
@@ -23694,16 +22057,9 @@
             <w:hideMark/>
           </w:tcPr>
           <w:p>
-            <w:proofErr w:type="spellStart"/>
-            <w:proofErr w:type="gramStart"/>
-            <w:r>
-              <w:t>Master</w:t>
-            </w:r>
-            <w:proofErr w:type="gramEnd"/>
-            <w:r>
-              <w:t>_fechaalta</w:t>
-            </w:r>
-            <w:proofErr w:type="spellEnd"/>
+            <w:r>
+              <w:t>Master_fechaalta</w:t>
+            </w:r>
           </w:p>
         </w:tc>
         <w:tc>
@@ -23712,11 +22068,9 @@
             <w:hideMark/>
           </w:tcPr>
           <w:p>
-            <w:proofErr w:type="spellStart"/>
             <w:r>
               <w:t>dias</w:t>
             </w:r>
-            <w:proofErr w:type="spellEnd"/>
           </w:p>
         </w:tc>
         <w:tc>
@@ -23725,13 +22079,8 @@
             <w:hideMark/>
           </w:tcPr>
           <w:p>
-            <w:proofErr w:type="spellStart"/>
-            <w:r>
-              <w:t>Dias</w:t>
-            </w:r>
-            <w:proofErr w:type="spellEnd"/>
-            <w:r>
-              <w:t xml:space="preserve"> desde de alta de la cuenta de la tarjeta de crédito, contados a la fecha de la foto.</w:t>
+            <w:r>
+              <w:t>Dias desde de alta de la cuenta de la tarjeta de crédito, contados a la fecha de la foto.</w:t>
             </w:r>
           </w:p>
         </w:tc>
@@ -23757,16 +22106,9 @@
             <w:hideMark/>
           </w:tcPr>
           <w:p>
-            <w:proofErr w:type="spellStart"/>
-            <w:proofErr w:type="gramStart"/>
-            <w:r>
-              <w:t>Master</w:t>
-            </w:r>
-            <w:proofErr w:type="gramEnd"/>
-            <w:r>
-              <w:t>_mconsumototal</w:t>
-            </w:r>
-            <w:proofErr w:type="spellEnd"/>
+            <w:r>
+              <w:t>Master_mconsumototal</w:t>
+            </w:r>
           </w:p>
         </w:tc>
         <w:tc>
@@ -23787,15 +22129,7 @@
           </w:tcPr>
           <w:p>
             <w:r>
-              <w:t xml:space="preserve">Monto total expresado en pesos,  de todos los consumos ( pesos y </w:t>
-            </w:r>
-            <w:proofErr w:type="spellStart"/>
-            <w:r>
-              <w:t>dolares</w:t>
-            </w:r>
-            <w:proofErr w:type="spellEnd"/>
-            <w:r>
-              <w:t xml:space="preserve"> )  efectuados por el cliente durante ese mes.</w:t>
+              <w:t>Monto total expresado en pesos,  de todos los consumos ( pesos y dolares )  efectuados por el cliente durante ese mes.</w:t>
             </w:r>
           </w:p>
         </w:tc>
@@ -23821,16 +22155,9 @@
             <w:hideMark/>
           </w:tcPr>
           <w:p>
-            <w:proofErr w:type="spellStart"/>
-            <w:proofErr w:type="gramStart"/>
-            <w:r>
-              <w:t>Master</w:t>
-            </w:r>
-            <w:proofErr w:type="gramEnd"/>
-            <w:r>
-              <w:t>_cconsumos</w:t>
-            </w:r>
-            <w:proofErr w:type="spellEnd"/>
+            <w:r>
+              <w:t>Master_cconsumos</w:t>
+            </w:r>
           </w:p>
         </w:tc>
         <w:tc>
@@ -23851,15 +22178,7 @@
           </w:tcPr>
           <w:p>
             <w:r>
-              <w:t xml:space="preserve">Cantidad de consumos con la tarjeta de </w:t>
-            </w:r>
-            <w:proofErr w:type="spellStart"/>
-            <w:r>
-              <w:t>credito</w:t>
-            </w:r>
-            <w:proofErr w:type="spellEnd"/>
-            <w:r>
-              <w:t xml:space="preserve"> efectuados por el cliente durante el mes.</w:t>
+              <w:t>Cantidad de consumos con la tarjeta de credito efectuados por el cliente durante el mes.</w:t>
             </w:r>
           </w:p>
         </w:tc>
@@ -23885,16 +22204,9 @@
             <w:hideMark/>
           </w:tcPr>
           <w:p>
-            <w:proofErr w:type="spellStart"/>
-            <w:proofErr w:type="gramStart"/>
-            <w:r>
-              <w:t>Master</w:t>
-            </w:r>
-            <w:proofErr w:type="gramEnd"/>
-            <w:r>
-              <w:t>_cadelantosefectivo</w:t>
-            </w:r>
-            <w:proofErr w:type="spellEnd"/>
+            <w:r>
+              <w:t>Master_cadelantosefectivo</w:t>
+            </w:r>
           </w:p>
         </w:tc>
         <w:tc>
@@ -23941,16 +22253,9 @@
             <w:hideMark/>
           </w:tcPr>
           <w:p>
-            <w:proofErr w:type="spellStart"/>
-            <w:proofErr w:type="gramStart"/>
-            <w:r>
-              <w:t>Master</w:t>
-            </w:r>
-            <w:proofErr w:type="gramEnd"/>
-            <w:r>
-              <w:t>_mpagominimo</w:t>
-            </w:r>
-            <w:proofErr w:type="spellEnd"/>
+            <w:r>
+              <w:t>Master_mpagominimo</w:t>
+            </w:r>
           </w:p>
         </w:tc>
         <w:tc>
@@ -23971,15 +22276,7 @@
           </w:tcPr>
           <w:p>
             <w:r>
-              <w:t xml:space="preserve">Monto del pago </w:t>
-            </w:r>
-            <w:proofErr w:type="spellStart"/>
-            <w:r>
-              <w:t>minimo</w:t>
-            </w:r>
-            <w:proofErr w:type="spellEnd"/>
-            <w:r>
-              <w:t xml:space="preserve"> necesario para no ser moroso de la tarjeta de crédito</w:t>
+              <w:t>Monto del pago minimo necesario para no ser moroso de la tarjeta de crédito</w:t>
             </w:r>
           </w:p>
         </w:tc>
@@ -24005,11 +22302,9 @@
             <w:hideMark/>
           </w:tcPr>
           <w:p>
-            <w:proofErr w:type="spellStart"/>
             <w:r>
               <w:t>Visa_delinquency</w:t>
             </w:r>
-            <w:proofErr w:type="spellEnd"/>
           </w:p>
         </w:tc>
         <w:tc>
@@ -24030,29 +22325,8 @@
           </w:tcPr>
           <w:p>
             <w:r>
-              <w:t xml:space="preserve">{ 0, 1 }  indica si el cliente no llegó a completar el pago mínimo y esta moroso. Estos clientes NO pueden utilizar </w:t>
-            </w:r>
-            <w:proofErr w:type="spellStart"/>
-            <w:r>
-              <w:t>mas</w:t>
-            </w:r>
-            <w:proofErr w:type="spellEnd"/>
-            <w:r>
-              <w:t xml:space="preserve"> la tarjeta hasta tanto regularicen su </w:t>
-            </w:r>
-            <w:proofErr w:type="spellStart"/>
-            <w:r>
-              <w:t>situacion</w:t>
-            </w:r>
-            <w:proofErr w:type="spellEnd"/>
-            <w:r>
-              <w:t xml:space="preserve">. Obviamente si les caen las cuotas de compras anteriores, intereses, punitorios, </w:t>
-            </w:r>
-            <w:proofErr w:type="spellStart"/>
-            <w:r>
-              <w:t>etc</w:t>
-            </w:r>
-            <w:proofErr w:type="spellEnd"/>
+              <w:t>{ 0, 1 }  indica si el cliente no llegó a completar el pago mínimo y esta moroso. Estos clientes NO pueden utilizar mas la tarjeta hasta tanto regularicen su situacion. Obviamente si les caen las cuotas de compras anteriores, intereses, punitorios, etc</w:t>
+            </w:r>
           </w:p>
         </w:tc>
       </w:tr>
@@ -24077,16 +22351,9 @@
             <w:hideMark/>
           </w:tcPr>
           <w:p>
-            <w:proofErr w:type="spellStart"/>
-            <w:r>
-              <w:t>Visa_</w:t>
-            </w:r>
-            <w:proofErr w:type="gramStart"/>
-            <w:r>
-              <w:t>status</w:t>
-            </w:r>
-            <w:proofErr w:type="spellEnd"/>
-            <w:proofErr w:type="gramEnd"/>
+            <w:r>
+              <w:t>Visa_status</w:t>
+            </w:r>
           </w:p>
         </w:tc>
         <w:tc>
@@ -24107,25 +22374,12 @@
           </w:tcPr>
           <w:p>
             <w:r>
-              <w:t>{ 0</w:t>
-            </w:r>
-            <w:proofErr w:type="gramStart"/>
-            <w:r>
-              <w:t>,  6</w:t>
-            </w:r>
-            <w:proofErr w:type="gramEnd"/>
-            <w:r>
-              <w:t xml:space="preserve">, 7, 9 }   indica el estado de la cuenta de la tarjeta de crédito. 0 abierta,  6 en proceso de cierre, 7 en proceso avanzado de cierre, 9 cuenta cerrada.   </w:t>
-            </w:r>
-            <w:proofErr w:type="gramStart"/>
-            <w:r>
-              <w:t xml:space="preserve">Una cuenta </w:t>
+              <w:t xml:space="preserve">{ 0,  6, 7, 9 }   indica el estado de la cuenta de la tarjeta de crédito. 0 abierta,  6 en proceso de cierre, 7 en proceso avanzado de cierre, 9 cuenta cerrada.   Una cuenta </w:t>
             </w:r>
             <w:r>
               <w:lastRenderedPageBreak/>
               <w:t>cerrada puede volver a abrirse !!</w:t>
             </w:r>
-            <w:proofErr w:type="gramEnd"/>
           </w:p>
         </w:tc>
       </w:tr>
@@ -24140,6 +22394,7 @@
           </w:tcPr>
           <w:p>
             <w:r>
+              <w:lastRenderedPageBreak/>
               <w:t>138</w:t>
             </w:r>
           </w:p>
@@ -24150,11 +22405,9 @@
             <w:hideMark/>
           </w:tcPr>
           <w:p>
-            <w:proofErr w:type="spellStart"/>
             <w:r>
               <w:t>Visa_mfinanciacion_limite</w:t>
             </w:r>
-            <w:proofErr w:type="spellEnd"/>
           </w:p>
         </w:tc>
         <w:tc>
@@ -24175,15 +22428,7 @@
           </w:tcPr>
           <w:p>
             <w:r>
-              <w:t xml:space="preserve">Límite de </w:t>
-            </w:r>
-            <w:proofErr w:type="spellStart"/>
-            <w:r>
-              <w:t>financiacion</w:t>
-            </w:r>
-            <w:proofErr w:type="spellEnd"/>
-            <w:r>
-              <w:t xml:space="preserve"> de la tarjeta de crédito, expresado en pesos.</w:t>
+              <w:t>Límite de financiacion de la tarjeta de crédito, expresado en pesos.</w:t>
             </w:r>
           </w:p>
         </w:tc>
@@ -24209,11 +22454,9 @@
             <w:hideMark/>
           </w:tcPr>
           <w:p>
-            <w:proofErr w:type="spellStart"/>
             <w:r>
               <w:t>Visa_Fvencimiento</w:t>
             </w:r>
-            <w:proofErr w:type="spellEnd"/>
           </w:p>
         </w:tc>
         <w:tc>
@@ -24222,11 +22465,9 @@
             <w:hideMark/>
           </w:tcPr>
           <w:p>
-            <w:proofErr w:type="spellStart"/>
             <w:r>
               <w:t>dias</w:t>
             </w:r>
-            <w:proofErr w:type="spellEnd"/>
           </w:p>
         </w:tc>
         <w:tc>
@@ -24235,29 +22476,8 @@
             <w:hideMark/>
           </w:tcPr>
           <w:p>
-            <w:proofErr w:type="spellStart"/>
-            <w:r>
-              <w:t>Dias</w:t>
-            </w:r>
-            <w:proofErr w:type="spellEnd"/>
-            <w:r>
-              <w:t xml:space="preserve"> para </w:t>
-            </w:r>
-            <w:proofErr w:type="gramStart"/>
-            <w:r>
-              <w:t>el  vencimiento</w:t>
-            </w:r>
-            <w:proofErr w:type="gramEnd"/>
-            <w:r>
-              <w:t xml:space="preserve"> del </w:t>
-            </w:r>
-            <w:proofErr w:type="spellStart"/>
-            <w:r>
-              <w:t>plastico</w:t>
-            </w:r>
-            <w:proofErr w:type="spellEnd"/>
-            <w:r>
-              <w:t xml:space="preserve"> de la tarjeta de crédito, contados a la fecha de la foto</w:t>
+            <w:r>
+              <w:t>Dias para el  vencimiento del plastico de la tarjeta de crédito, contados a la fecha de la foto</w:t>
             </w:r>
           </w:p>
         </w:tc>
@@ -24283,11 +22503,9 @@
             <w:hideMark/>
           </w:tcPr>
           <w:p>
-            <w:proofErr w:type="spellStart"/>
             <w:r>
               <w:t>Visa_Finiciomora</w:t>
             </w:r>
-            <w:proofErr w:type="spellEnd"/>
           </w:p>
         </w:tc>
         <w:tc>
@@ -24296,11 +22514,9 @@
             <w:hideMark/>
           </w:tcPr>
           <w:p>
-            <w:proofErr w:type="spellStart"/>
             <w:r>
               <w:t>dias</w:t>
             </w:r>
-            <w:proofErr w:type="spellEnd"/>
           </w:p>
         </w:tc>
         <w:tc>
@@ -24309,21 +22525,8 @@
             <w:hideMark/>
           </w:tcPr>
           <w:p>
-            <w:proofErr w:type="spellStart"/>
-            <w:r>
-              <w:t>Dias</w:t>
-            </w:r>
-            <w:proofErr w:type="spellEnd"/>
-            <w:r>
-              <w:t xml:space="preserve"> para el inicio de la mora ( el </w:t>
-            </w:r>
-            <w:proofErr w:type="spellStart"/>
-            <w:r>
-              <w:t>dia</w:t>
-            </w:r>
-            <w:proofErr w:type="spellEnd"/>
-            <w:r>
-              <w:t xml:space="preserve"> siguiente al vencimiento ), contados a la fecha de la foto</w:t>
+            <w:r>
+              <w:t>Dias para el inicio de la mora ( el dia siguiente al vencimiento ), contados a la fecha de la foto</w:t>
             </w:r>
           </w:p>
         </w:tc>
@@ -24349,11 +22552,9 @@
             <w:hideMark/>
           </w:tcPr>
           <w:p>
-            <w:proofErr w:type="spellStart"/>
             <w:r>
               <w:t>Visa_msaldototal</w:t>
             </w:r>
-            <w:proofErr w:type="spellEnd"/>
           </w:p>
         </w:tc>
         <w:tc>
@@ -24400,11 +22601,9 @@
             <w:hideMark/>
           </w:tcPr>
           <w:p>
-            <w:proofErr w:type="spellStart"/>
             <w:r>
               <w:t>Visa_msaldopesos</w:t>
             </w:r>
-            <w:proofErr w:type="spellEnd"/>
           </w:p>
         </w:tc>
         <w:tc>
@@ -24425,15 +22624,7 @@
           </w:tcPr>
           <w:p>
             <w:r>
-              <w:t xml:space="preserve">Saldo total </w:t>
-            </w:r>
-            <w:proofErr w:type="gramStart"/>
-            <w:r>
-              <w:t>el pesos</w:t>
-            </w:r>
-            <w:proofErr w:type="gramEnd"/>
-            <w:r>
-              <w:t xml:space="preserve"> de la tarjeta, para ese mes.</w:t>
+              <w:t>Saldo total el pesos de la tarjeta, para ese mes.</w:t>
             </w:r>
           </w:p>
         </w:tc>
@@ -24459,11 +22650,9 @@
             <w:hideMark/>
           </w:tcPr>
           <w:p>
-            <w:proofErr w:type="spellStart"/>
             <w:r>
               <w:t>Visa_msaldodolares</w:t>
             </w:r>
-            <w:proofErr w:type="spellEnd"/>
           </w:p>
         </w:tc>
         <w:tc>
@@ -24484,15 +22673,7 @@
           </w:tcPr>
           <w:p>
             <w:r>
-              <w:t xml:space="preserve">Saldo total </w:t>
-            </w:r>
-            <w:proofErr w:type="gramStart"/>
-            <w:r>
-              <w:t>el dólares</w:t>
-            </w:r>
-            <w:proofErr w:type="gramEnd"/>
-            <w:r>
-              <w:t xml:space="preserve"> de la tarjeta, para ese mes.</w:t>
+              <w:t>Saldo total el dólares de la tarjeta, para ese mes.</w:t>
             </w:r>
           </w:p>
         </w:tc>
@@ -24518,11 +22699,9 @@
             <w:hideMark/>
           </w:tcPr>
           <w:p>
-            <w:proofErr w:type="spellStart"/>
             <w:r>
               <w:t>Visa_mconsumospesos</w:t>
             </w:r>
-            <w:proofErr w:type="spellEnd"/>
           </w:p>
         </w:tc>
         <w:tc>
@@ -24569,11 +22748,9 @@
             <w:hideMark/>
           </w:tcPr>
           <w:p>
-            <w:proofErr w:type="spellStart"/>
             <w:r>
               <w:t>Visa_mconsumosdolares</w:t>
             </w:r>
-            <w:proofErr w:type="spellEnd"/>
           </w:p>
         </w:tc>
         <w:tc>
@@ -24594,15 +22771,7 @@
           </w:tcPr>
           <w:p>
             <w:r>
-              <w:t xml:space="preserve">Monto total de los consumos en </w:t>
-            </w:r>
-            <w:proofErr w:type="spellStart"/>
-            <w:r>
-              <w:t>dolares</w:t>
-            </w:r>
-            <w:proofErr w:type="spellEnd"/>
-            <w:r>
-              <w:t xml:space="preserve"> efectuados por el cliente durante ese mes.</w:t>
+              <w:t>Monto total de los consumos en dolares efectuados por el cliente durante ese mes.</w:t>
             </w:r>
           </w:p>
         </w:tc>
@@ -24628,11 +22797,9 @@
             <w:hideMark/>
           </w:tcPr>
           <w:p>
-            <w:proofErr w:type="spellStart"/>
             <w:r>
               <w:t>Visa_mlimitecompra</w:t>
             </w:r>
-            <w:proofErr w:type="spellEnd"/>
           </w:p>
         </w:tc>
         <w:tc>
@@ -24679,11 +22846,9 @@
             <w:hideMark/>
           </w:tcPr>
           <w:p>
-            <w:proofErr w:type="spellStart"/>
             <w:r>
               <w:t>Visa_madelantopesos</w:t>
             </w:r>
-            <w:proofErr w:type="spellEnd"/>
           </w:p>
         </w:tc>
         <w:tc>
@@ -24730,11 +22895,9 @@
             <w:hideMark/>
           </w:tcPr>
           <w:p>
-            <w:proofErr w:type="spellStart"/>
             <w:r>
               <w:t>Visa_madelantodolares</w:t>
             </w:r>
-            <w:proofErr w:type="spellEnd"/>
           </w:p>
         </w:tc>
         <w:tc>
@@ -24755,15 +22918,7 @@
           </w:tcPr>
           <w:p>
             <w:r>
-              <w:t xml:space="preserve">Extracciones de </w:t>
-            </w:r>
-            <w:proofErr w:type="spellStart"/>
-            <w:r>
-              <w:t>dolares</w:t>
-            </w:r>
-            <w:proofErr w:type="spellEnd"/>
-            <w:r>
-              <w:t xml:space="preserve"> realizadas con la tarjeta de crédito durante ese mes.</w:t>
+              <w:t>Extracciones de dolares realizadas con la tarjeta de crédito durante ese mes.</w:t>
             </w:r>
           </w:p>
         </w:tc>
@@ -24790,11 +22945,9 @@
             <w:hideMark/>
           </w:tcPr>
           <w:p>
-            <w:proofErr w:type="spellStart"/>
             <w:r>
               <w:t>Visa_fultimo_cierre</w:t>
             </w:r>
-            <w:proofErr w:type="spellEnd"/>
           </w:p>
         </w:tc>
         <w:tc>
@@ -24803,11 +22956,9 @@
             <w:hideMark/>
           </w:tcPr>
           <w:p>
-            <w:proofErr w:type="spellStart"/>
             <w:r>
               <w:t>dias</w:t>
             </w:r>
-            <w:proofErr w:type="spellEnd"/>
           </w:p>
         </w:tc>
         <w:tc>
@@ -24816,26 +22967,8 @@
             <w:hideMark/>
           </w:tcPr>
           <w:p>
-            <w:proofErr w:type="spellStart"/>
-            <w:proofErr w:type="gramStart"/>
-            <w:r>
-              <w:t>Dias</w:t>
-            </w:r>
-            <w:proofErr w:type="spellEnd"/>
-            <w:r>
-              <w:t xml:space="preserve">  del</w:t>
-            </w:r>
-            <w:proofErr w:type="gramEnd"/>
-            <w:r>
-              <w:t xml:space="preserve"> </w:t>
-            </w:r>
-            <w:proofErr w:type="spellStart"/>
-            <w:r>
-              <w:t>utlimo</w:t>
-            </w:r>
-            <w:proofErr w:type="spellEnd"/>
-            <w:r>
-              <w:t xml:space="preserve"> cierre de la tarjeta de crédito, contados a la fecha de la foto.</w:t>
+            <w:r>
+              <w:t>Dias  del utlimo cierre de la tarjeta de crédito, contados a la fecha de la foto.</w:t>
             </w:r>
           </w:p>
         </w:tc>
@@ -24861,11 +22994,9 @@
             <w:hideMark/>
           </w:tcPr>
           <w:p>
-            <w:proofErr w:type="spellStart"/>
             <w:r>
               <w:t>Visa_mpagado</w:t>
             </w:r>
-            <w:proofErr w:type="spellEnd"/>
           </w:p>
         </w:tc>
         <w:tc>
@@ -24899,8 +23030,8 @@
           <w:lang w:val="es-AR"/>
         </w:rPr>
       </w:pPr>
-      <w:bookmarkStart w:id="36" w:name="_Toc106706668"/>
-      <w:bookmarkStart w:id="37" w:name="_Toc211124607"/>
+      <w:bookmarkStart w:id="35" w:name="_Toc106706668"/>
+      <w:bookmarkStart w:id="36" w:name="_Toc211124607"/>
       <w:r>
         <w:rPr>
           <w:lang w:val="es-AR"/>
@@ -24955,8 +23086,8 @@
         </w:rPr>
         <w:t>proximación a la data.</w:t>
       </w:r>
+      <w:bookmarkEnd w:id="35"/>
       <w:bookmarkEnd w:id="36"/>
-      <w:bookmarkEnd w:id="37"/>
       <w:r>
         <w:rPr>
           <w:lang w:val="es-AR"/>
@@ -24974,23 +23105,7 @@
         <w:rPr>
           <w:lang w:val="en-US"/>
         </w:rPr>
-        <w:t>library("</w:t>
-      </w:r>
-      <w:proofErr w:type="spellStart"/>
-      <w:proofErr w:type="gramStart"/>
-      <w:r>
-        <w:rPr>
-          <w:lang w:val="en-US"/>
-        </w:rPr>
-        <w:t>data.table</w:t>
-      </w:r>
-      <w:proofErr w:type="spellEnd"/>
-      <w:proofErr w:type="gramEnd"/>
-      <w:r>
-        <w:rPr>
-          <w:lang w:val="en-US"/>
-        </w:rPr>
-        <w:t>")</w:t>
+        <w:t>library("data.table")</w:t>
       </w:r>
     </w:p>
     <w:p>
@@ -25003,23 +23118,7 @@
         <w:rPr>
           <w:lang w:val="en-US"/>
         </w:rPr>
-        <w:t xml:space="preserve"> </w:t>
-      </w:r>
-      <w:proofErr w:type="spellStart"/>
-      <w:proofErr w:type="gramStart"/>
-      <w:r>
-        <w:rPr>
-          <w:lang w:val="en-US"/>
-        </w:rPr>
-        <w:t>install.packages</w:t>
-      </w:r>
-      <w:proofErr w:type="spellEnd"/>
-      <w:proofErr w:type="gramEnd"/>
-      <w:r>
-        <w:rPr>
-          <w:lang w:val="en-US"/>
-        </w:rPr>
-        <w:t>("ROCR")</w:t>
+        <w:t xml:space="preserve"> install.packages("ROCR")</w:t>
       </w:r>
     </w:p>
     <w:p>
@@ -25048,19 +23147,11 @@
           <w:lang w:val="es-AR"/>
         </w:rPr>
       </w:pPr>
-      <w:proofErr w:type="spellStart"/>
-      <w:r>
-        <w:rPr>
-          <w:lang w:val="es-AR"/>
-        </w:rPr>
-        <w:t>library</w:t>
-      </w:r>
-      <w:proofErr w:type="spellEnd"/>
-      <w:r>
-        <w:rPr>
-          <w:lang w:val="es-AR"/>
-        </w:rPr>
-        <w:t>("ROCR")</w:t>
+      <w:r>
+        <w:rPr>
+          <w:lang w:val="es-AR"/>
+        </w:rPr>
+        <w:t>library("ROCR")</w:t>
       </w:r>
     </w:p>
     <w:p>
@@ -25082,55 +23173,11 @@
           <w:lang w:val="es-AR"/>
         </w:rPr>
       </w:pPr>
-      <w:proofErr w:type="spellStart"/>
-      <w:proofErr w:type="gramStart"/>
-      <w:r>
-        <w:rPr>
-          <w:lang w:val="es-AR"/>
-        </w:rPr>
-        <w:t>dataset</w:t>
-      </w:r>
-      <w:proofErr w:type="spellEnd"/>
-      <w:r>
-        <w:rPr>
-          <w:lang w:val="es-AR"/>
-        </w:rPr>
-        <w:t xml:space="preserve">  &lt;</w:t>
-      </w:r>
-      <w:proofErr w:type="gramEnd"/>
-      <w:r>
-        <w:rPr>
-          <w:lang w:val="es-AR"/>
-        </w:rPr>
-        <w:t xml:space="preserve">- </w:t>
-      </w:r>
-      <w:proofErr w:type="spellStart"/>
-      <w:r>
-        <w:rPr>
-          <w:lang w:val="es-AR"/>
-        </w:rPr>
-        <w:t>fread</w:t>
-      </w:r>
-      <w:proofErr w:type="spellEnd"/>
-      <w:r>
-        <w:rPr>
-          <w:lang w:val="es-AR"/>
-        </w:rPr>
-        <w:t>("C:/Users/fiore/Documents/fiore facultad/TESINA/</w:t>
-      </w:r>
-      <w:proofErr w:type="spellStart"/>
-      <w:r>
-        <w:rPr>
-          <w:lang w:val="es-AR"/>
-        </w:rPr>
-        <w:t>datasetsOri</w:t>
-      </w:r>
-      <w:proofErr w:type="spellEnd"/>
-      <w:r>
-        <w:rPr>
-          <w:lang w:val="es-AR"/>
-        </w:rPr>
-        <w:t>/paquete_premium_202011.csv")</w:t>
+      <w:r>
+        <w:rPr>
+          <w:lang w:val="es-AR"/>
+        </w:rPr>
+        <w:t>dataset  &lt;- fread("C:/Users/fiore/Documents/fiore facultad/TESINA/datasetsOri/paquete_premium_202011.csv")</w:t>
       </w:r>
     </w:p>
     <w:p>
@@ -25150,30 +23197,8 @@
         <w:rPr>
           <w:lang w:val="es-AR"/>
         </w:rPr>
-        <w:t xml:space="preserve">#El universo agrupado </w:t>
-      </w:r>
-      <w:proofErr w:type="gramStart"/>
-      <w:r>
-        <w:rPr>
-          <w:lang w:val="es-AR"/>
-        </w:rPr>
-        <w:t xml:space="preserve">por  </w:t>
-      </w:r>
-      <w:proofErr w:type="spellStart"/>
-      <w:r>
-        <w:rPr>
-          <w:lang w:val="es-AR"/>
-        </w:rPr>
-        <w:t>clase</w:t>
-      </w:r>
-      <w:proofErr w:type="gramEnd"/>
-      <w:r>
-        <w:rPr>
-          <w:lang w:val="es-AR"/>
-        </w:rPr>
-        <w:t>_ternaria</w:t>
-      </w:r>
-      <w:proofErr w:type="spellEnd"/>
+        <w:t>#El universo agrupado por  clase_ternaria</w:t>
+      </w:r>
     </w:p>
     <w:p>
       <w:pPr>
@@ -25181,33 +23206,11 @@
           <w:lang w:val="es-AR"/>
         </w:rPr>
       </w:pPr>
-      <w:proofErr w:type="spellStart"/>
-      <w:r>
-        <w:rPr>
-          <w:lang w:val="es-AR"/>
-        </w:rPr>
-        <w:t>ftable</w:t>
-      </w:r>
-      <w:proofErr w:type="spellEnd"/>
-      <w:r>
-        <w:rPr>
-          <w:lang w:val="es-AR"/>
-        </w:rPr>
-        <w:t>(</w:t>
-      </w:r>
-      <w:proofErr w:type="spellStart"/>
-      <w:r>
-        <w:rPr>
-          <w:lang w:val="es-AR"/>
-        </w:rPr>
-        <w:t>dataset$clase_ternaria</w:t>
-      </w:r>
-      <w:proofErr w:type="spellEnd"/>
-      <w:r>
-        <w:rPr>
-          <w:lang w:val="es-AR"/>
-        </w:rPr>
-        <w:t>)</w:t>
+      <w:r>
+        <w:rPr>
+          <w:lang w:val="es-AR"/>
+        </w:rPr>
+        <w:t>ftable(dataset$clase_ternaria)</w:t>
       </w:r>
     </w:p>
     <w:p>
@@ -25236,75 +23239,11 @@
           <w:lang w:val="es-AR"/>
         </w:rPr>
       </w:pPr>
-      <w:proofErr w:type="spellStart"/>
-      <w:r>
-        <w:rPr>
-          <w:lang w:val="es-AR"/>
-        </w:rPr>
-        <w:t>Archivosegregado</w:t>
-      </w:r>
-      <w:proofErr w:type="spellEnd"/>
-      <w:r>
-        <w:rPr>
-          <w:lang w:val="es-AR"/>
-        </w:rPr>
-        <w:t xml:space="preserve"> &lt;-</w:t>
-      </w:r>
-      <w:proofErr w:type="spellStart"/>
-      <w:r>
-        <w:rPr>
-          <w:lang w:val="es-AR"/>
-        </w:rPr>
-        <w:t>by</w:t>
-      </w:r>
-      <w:proofErr w:type="spellEnd"/>
-      <w:r>
-        <w:rPr>
-          <w:lang w:val="es-AR"/>
-        </w:rPr>
-        <w:t>(</w:t>
-      </w:r>
-      <w:proofErr w:type="spellStart"/>
-      <w:r>
-        <w:rPr>
-          <w:lang w:val="es-AR"/>
-        </w:rPr>
-        <w:t>dataset</w:t>
-      </w:r>
-      <w:proofErr w:type="spellEnd"/>
-      <w:r>
-        <w:rPr>
-          <w:lang w:val="es-AR"/>
-        </w:rPr>
-        <w:t xml:space="preserve">, </w:t>
-      </w:r>
-      <w:proofErr w:type="spellStart"/>
-      <w:r>
-        <w:rPr>
-          <w:lang w:val="es-AR"/>
-        </w:rPr>
-        <w:t>dataset$clase_ternaria</w:t>
-      </w:r>
-      <w:proofErr w:type="spellEnd"/>
-      <w:r>
-        <w:rPr>
-          <w:lang w:val="es-AR"/>
-        </w:rPr>
-        <w:t xml:space="preserve">, </w:t>
-      </w:r>
-      <w:proofErr w:type="spellStart"/>
-      <w:r>
-        <w:rPr>
-          <w:lang w:val="es-AR"/>
-        </w:rPr>
-        <w:t>summary</w:t>
-      </w:r>
-      <w:proofErr w:type="spellEnd"/>
-      <w:r>
-        <w:rPr>
-          <w:lang w:val="es-AR"/>
-        </w:rPr>
-        <w:t>)</w:t>
+      <w:r>
+        <w:rPr>
+          <w:lang w:val="es-AR"/>
+        </w:rPr>
+        <w:t>Archivosegregado &lt;-by(dataset, dataset$clase_ternaria, summary)</w:t>
       </w:r>
     </w:p>
     <w:p>
@@ -25313,14 +23252,12 @@
           <w:lang w:val="es-AR"/>
         </w:rPr>
       </w:pPr>
-      <w:proofErr w:type="spellStart"/>
       <w:r>
         <w:rPr>
           <w:lang w:val="es-AR"/>
         </w:rPr>
         <w:t>Archivosegregado</w:t>
       </w:r>
-      <w:proofErr w:type="spellEnd"/>
     </w:p>
     <w:p>
       <w:pPr>
@@ -25328,33 +23265,11 @@
           <w:lang w:val="es-AR"/>
         </w:rPr>
       </w:pPr>
-      <w:proofErr w:type="spellStart"/>
-      <w:r>
-        <w:rPr>
-          <w:lang w:val="es-AR"/>
-        </w:rPr>
-        <w:t>fwrite</w:t>
-      </w:r>
-      <w:proofErr w:type="spellEnd"/>
-      <w:r>
-        <w:rPr>
-          <w:lang w:val="es-AR"/>
-        </w:rPr>
-        <w:t xml:space="preserve">( </w:t>
-      </w:r>
-      <w:proofErr w:type="spellStart"/>
-      <w:r>
-        <w:rPr>
-          <w:lang w:val="es-AR"/>
-        </w:rPr>
-        <w:t>Archivosegregado</w:t>
-      </w:r>
-      <w:proofErr w:type="spellEnd"/>
-      <w:r>
-        <w:rPr>
-          <w:lang w:val="es-AR"/>
-        </w:rPr>
-        <w:t>, file="C:/Users/fiore/Documents/fiore facultad/TESINA/Archivosegregado.csv")</w:t>
+      <w:r>
+        <w:rPr>
+          <w:lang w:val="es-AR"/>
+        </w:rPr>
+        <w:t>fwrite( Archivosegregado, file="C:/Users/fiore/Documents/fiore facultad/TESINA/Archivosegregado.csv")</w:t>
       </w:r>
     </w:p>
     <w:p>
@@ -25374,21 +23289,7 @@
         <w:rPr>
           <w:lang w:val="es-AR"/>
         </w:rPr>
-        <w:t xml:space="preserve">#Permite generar </w:t>
-      </w:r>
-      <w:proofErr w:type="spellStart"/>
-      <w:r>
-        <w:rPr>
-          <w:lang w:val="es-AR"/>
-        </w:rPr>
-        <w:t>graficos</w:t>
-      </w:r>
-      <w:proofErr w:type="spellEnd"/>
-      <w:r>
-        <w:rPr>
-          <w:lang w:val="es-AR"/>
-        </w:rPr>
-        <w:t xml:space="preserve"> y visualizaciones</w:t>
+        <w:t>#Permite generar graficos y visualizaciones</w:t>
       </w:r>
     </w:p>
     <w:p>
@@ -25401,35 +23302,7 @@
         <w:rPr>
           <w:lang w:val="es-AR"/>
         </w:rPr>
-        <w:t xml:space="preserve"> </w:t>
-      </w:r>
-      <w:proofErr w:type="spellStart"/>
-      <w:r>
-        <w:rPr>
-          <w:lang w:val="es-AR"/>
-        </w:rPr>
-        <w:t>summary</w:t>
-      </w:r>
-      <w:proofErr w:type="spellEnd"/>
-      <w:r>
-        <w:rPr>
-          <w:lang w:val="es-AR"/>
-        </w:rPr>
-        <w:t>(</w:t>
-      </w:r>
-      <w:proofErr w:type="spellStart"/>
-      <w:r>
-        <w:rPr>
-          <w:lang w:val="es-AR"/>
-        </w:rPr>
-        <w:t>dataset</w:t>
-      </w:r>
-      <w:proofErr w:type="spellEnd"/>
-      <w:r>
-        <w:rPr>
-          <w:lang w:val="es-AR"/>
-        </w:rPr>
-        <w:t>)</w:t>
+        <w:t xml:space="preserve"> summary(dataset)</w:t>
       </w:r>
     </w:p>
     <w:p>
@@ -25442,35 +23315,7 @@
         <w:rPr>
           <w:lang w:val="es-AR"/>
         </w:rPr>
-        <w:t xml:space="preserve"> </w:t>
-      </w:r>
-      <w:proofErr w:type="spellStart"/>
-      <w:r>
-        <w:rPr>
-          <w:lang w:val="es-AR"/>
-        </w:rPr>
-        <w:t>summary</w:t>
-      </w:r>
-      <w:proofErr w:type="spellEnd"/>
-      <w:r>
-        <w:rPr>
-          <w:lang w:val="es-AR"/>
-        </w:rPr>
-        <w:t>(</w:t>
-      </w:r>
-      <w:proofErr w:type="spellStart"/>
-      <w:r>
-        <w:rPr>
-          <w:lang w:val="es-AR"/>
-        </w:rPr>
-        <w:t>dataset</w:t>
-      </w:r>
-      <w:proofErr w:type="spellEnd"/>
-      <w:r>
-        <w:rPr>
-          <w:lang w:val="es-AR"/>
-        </w:rPr>
-        <w:t>[,1:10])  #Primeras 10 columnas</w:t>
+        <w:t xml:space="preserve"> summary(dataset[,1:10])  #Primeras 10 columnas</w:t>
       </w:r>
     </w:p>
     <w:p>
@@ -25497,16 +23342,8 @@
         <w:rPr>
           <w:lang w:val="es-AR"/>
         </w:rPr>
-        <w:t xml:space="preserve">#Corte por </w:t>
-      </w:r>
-      <w:proofErr w:type="spellStart"/>
-      <w:r>
-        <w:rPr>
-          <w:lang w:val="es-AR"/>
-        </w:rPr>
-        <w:t>mcuentas_saldo</w:t>
-      </w:r>
-      <w:proofErr w:type="spellEnd"/>
+        <w:t>#Corte por mcuentas_saldo</w:t>
+      </w:r>
     </w:p>
     <w:p>
       <w:pPr>
@@ -25518,49 +23355,7 @@
         <w:rPr>
           <w:lang w:val="es-AR"/>
         </w:rPr>
-        <w:t xml:space="preserve">  </w:t>
-      </w:r>
-      <w:proofErr w:type="spellStart"/>
-      <w:r>
-        <w:rPr>
-          <w:lang w:val="es-AR"/>
-        </w:rPr>
-        <w:t>hist</w:t>
-      </w:r>
-      <w:proofErr w:type="spellEnd"/>
-      <w:r>
-        <w:rPr>
-          <w:lang w:val="es-AR"/>
-        </w:rPr>
-        <w:t>(</w:t>
-      </w:r>
-      <w:proofErr w:type="spellStart"/>
-      <w:r>
-        <w:rPr>
-          <w:lang w:val="es-AR"/>
-        </w:rPr>
-        <w:t>dataset</w:t>
-      </w:r>
-      <w:proofErr w:type="spellEnd"/>
-      <w:r>
-        <w:rPr>
-          <w:lang w:val="es-AR"/>
-        </w:rPr>
-        <w:t>[ ,</w:t>
-      </w:r>
-      <w:proofErr w:type="spellStart"/>
-      <w:r>
-        <w:rPr>
-          <w:lang w:val="es-AR"/>
-        </w:rPr>
-        <w:t>mcuentas_saldo</w:t>
-      </w:r>
-      <w:proofErr w:type="spellEnd"/>
-      <w:r>
-        <w:rPr>
-          <w:lang w:val="es-AR"/>
-        </w:rPr>
-        <w:t>] )</w:t>
+        <w:t xml:space="preserve">  hist(dataset[ ,mcuentas_saldo] )</w:t>
       </w:r>
     </w:p>
     <w:p>
@@ -25569,75 +23364,11 @@
           <w:lang w:val="es-AR"/>
         </w:rPr>
       </w:pPr>
-      <w:proofErr w:type="spellStart"/>
-      <w:r>
-        <w:rPr>
-          <w:lang w:val="es-AR"/>
-        </w:rPr>
-        <w:t>boxplot</w:t>
-      </w:r>
-      <w:proofErr w:type="spellEnd"/>
-      <w:r>
-        <w:rPr>
-          <w:lang w:val="es-AR"/>
-        </w:rPr>
-        <w:t>(</w:t>
-      </w:r>
-      <w:proofErr w:type="spellStart"/>
-      <w:r>
-        <w:rPr>
-          <w:lang w:val="es-AR"/>
-        </w:rPr>
-        <w:t>mcuentas_</w:t>
-      </w:r>
-      <w:proofErr w:type="gramStart"/>
-      <w:r>
-        <w:rPr>
-          <w:lang w:val="es-AR"/>
-        </w:rPr>
-        <w:t>saldo</w:t>
-      </w:r>
-      <w:proofErr w:type="spellEnd"/>
-      <w:r>
-        <w:rPr>
-          <w:lang w:val="es-AR"/>
-        </w:rPr>
-        <w:t xml:space="preserve">  ~</w:t>
-      </w:r>
-      <w:proofErr w:type="gramEnd"/>
-      <w:r>
-        <w:rPr>
-          <w:lang w:val="es-AR"/>
-        </w:rPr>
-        <w:t xml:space="preserve"> </w:t>
-      </w:r>
-      <w:proofErr w:type="spellStart"/>
-      <w:r>
-        <w:rPr>
-          <w:lang w:val="es-AR"/>
-        </w:rPr>
-        <w:t>clase_ternaria</w:t>
-      </w:r>
-      <w:proofErr w:type="spellEnd"/>
-      <w:r>
-        <w:rPr>
-          <w:lang w:val="es-AR"/>
-        </w:rPr>
-        <w:t>, data=</w:t>
-      </w:r>
-      <w:proofErr w:type="spellStart"/>
-      <w:r>
-        <w:rPr>
-          <w:lang w:val="es-AR"/>
-        </w:rPr>
-        <w:t>dataset</w:t>
-      </w:r>
-      <w:proofErr w:type="spellEnd"/>
-      <w:r>
-        <w:rPr>
-          <w:lang w:val="es-AR"/>
-        </w:rPr>
-        <w:t>)</w:t>
+      <w:r>
+        <w:rPr>
+          <w:lang w:val="es-AR"/>
+        </w:rPr>
+        <w:t>boxplot(mcuentas_saldo  ~ clase_ternaria, data=dataset)</w:t>
       </w:r>
     </w:p>
     <w:p>
@@ -25646,90 +23377,12 @@
           <w:lang w:val="es-AR"/>
         </w:rPr>
       </w:pPr>
-      <w:proofErr w:type="spellStart"/>
       <w:r>
         <w:rPr>
           <w:lang w:val="es-AR"/>
         </w:rPr>
         <w:lastRenderedPageBreak/>
-        <w:t>boxplot</w:t>
-      </w:r>
-      <w:proofErr w:type="spellEnd"/>
-      <w:r>
-        <w:rPr>
-          <w:lang w:val="es-AR"/>
-        </w:rPr>
-        <w:t>(</w:t>
-      </w:r>
-      <w:proofErr w:type="spellStart"/>
-      <w:r>
-        <w:rPr>
-          <w:lang w:val="es-AR"/>
-        </w:rPr>
-        <w:t>mcuentas_</w:t>
-      </w:r>
-      <w:proofErr w:type="gramStart"/>
-      <w:r>
-        <w:rPr>
-          <w:lang w:val="es-AR"/>
-        </w:rPr>
-        <w:t>saldo</w:t>
-      </w:r>
-      <w:proofErr w:type="spellEnd"/>
-      <w:r>
-        <w:rPr>
-          <w:lang w:val="es-AR"/>
-        </w:rPr>
-        <w:t xml:space="preserve">  ~</w:t>
-      </w:r>
-      <w:proofErr w:type="gramEnd"/>
-      <w:r>
-        <w:rPr>
-          <w:lang w:val="es-AR"/>
-        </w:rPr>
-        <w:t xml:space="preserve"> </w:t>
-      </w:r>
-      <w:proofErr w:type="spellStart"/>
-      <w:r>
-        <w:rPr>
-          <w:lang w:val="es-AR"/>
-        </w:rPr>
-        <w:t>clase_ternaria</w:t>
-      </w:r>
-      <w:proofErr w:type="spellEnd"/>
-      <w:r>
-        <w:rPr>
-          <w:lang w:val="es-AR"/>
-        </w:rPr>
-        <w:t>, data=</w:t>
-      </w:r>
-      <w:proofErr w:type="spellStart"/>
-      <w:r>
-        <w:rPr>
-          <w:lang w:val="es-AR"/>
-        </w:rPr>
-        <w:t>dataset</w:t>
-      </w:r>
-      <w:proofErr w:type="spellEnd"/>
-      <w:r>
-        <w:rPr>
-          <w:lang w:val="es-AR"/>
-        </w:rPr>
-        <w:t xml:space="preserve">, </w:t>
-      </w:r>
-      <w:proofErr w:type="spellStart"/>
-      <w:r>
-        <w:rPr>
-          <w:lang w:val="es-AR"/>
-        </w:rPr>
-        <w:t>outline</w:t>
-      </w:r>
-      <w:proofErr w:type="spellEnd"/>
-      <w:r>
-        <w:rPr>
-          <w:lang w:val="es-AR"/>
-        </w:rPr>
-        <w:t>=FALSE)</w:t>
+        <w:t>boxplot(mcuentas_saldo  ~ clase_ternaria, data=dataset, outline=FALSE)</w:t>
       </w:r>
     </w:p>
     <w:p>
@@ -25738,33 +23391,11 @@
           <w:lang w:val="es-AR"/>
         </w:rPr>
       </w:pPr>
-      <w:proofErr w:type="spellStart"/>
-      <w:r>
-        <w:rPr>
-          <w:lang w:val="es-AR"/>
-        </w:rPr>
-        <w:t>hist</w:t>
-      </w:r>
-      <w:proofErr w:type="spellEnd"/>
-      <w:r>
-        <w:rPr>
-          <w:lang w:val="es-AR"/>
-        </w:rPr>
-        <w:t>(</w:t>
-      </w:r>
-      <w:proofErr w:type="spellStart"/>
-      <w:r>
-        <w:rPr>
-          <w:lang w:val="es-AR"/>
-        </w:rPr>
-        <w:t>dataset$cliente_antiguedad</w:t>
-      </w:r>
-      <w:proofErr w:type="spellEnd"/>
-      <w:r>
-        <w:rPr>
-          <w:lang w:val="es-AR"/>
-        </w:rPr>
-        <w:t>)</w:t>
+      <w:r>
+        <w:rPr>
+          <w:lang w:val="es-AR"/>
+        </w:rPr>
+        <w:t>hist(dataset$cliente_antiguedad)</w:t>
       </w:r>
     </w:p>
     <w:p>
@@ -25800,33 +23431,11 @@
           <w:lang w:val="es-AR"/>
         </w:rPr>
       </w:pPr>
-      <w:proofErr w:type="spellStart"/>
-      <w:r>
-        <w:rPr>
-          <w:lang w:val="es-AR"/>
-        </w:rPr>
-        <w:t>dataset</w:t>
-      </w:r>
-      <w:proofErr w:type="spellEnd"/>
-      <w:r>
-        <w:rPr>
-          <w:lang w:val="es-AR"/>
-        </w:rPr>
-        <w:t xml:space="preserve">[  , ganancia:= </w:t>
-      </w:r>
-      <w:proofErr w:type="spellStart"/>
-      <w:r>
-        <w:rPr>
-          <w:lang w:val="es-AR"/>
-        </w:rPr>
-        <w:t>kFPGain</w:t>
-      </w:r>
-      <w:proofErr w:type="spellEnd"/>
-      <w:r>
-        <w:rPr>
-          <w:lang w:val="es-AR"/>
-        </w:rPr>
-        <w:t xml:space="preserve"> ] #-1250</w:t>
+      <w:r>
+        <w:rPr>
+          <w:lang w:val="es-AR"/>
+        </w:rPr>
+        <w:t>dataset[  , ganancia:= kFPGain ] #-1250</w:t>
       </w:r>
     </w:p>
     <w:p>
@@ -25835,47 +23444,11 @@
           <w:lang w:val="es-AR"/>
         </w:rPr>
       </w:pPr>
-      <w:proofErr w:type="spellStart"/>
-      <w:r>
-        <w:rPr>
-          <w:lang w:val="es-AR"/>
-        </w:rPr>
-        <w:t>dataset</w:t>
-      </w:r>
-      <w:proofErr w:type="spellEnd"/>
-      <w:r>
-        <w:rPr>
-          <w:lang w:val="es-AR"/>
-        </w:rPr>
-        <w:t xml:space="preserve">[ </w:t>
-      </w:r>
-      <w:proofErr w:type="spellStart"/>
-      <w:r>
-        <w:rPr>
-          <w:lang w:val="es-AR"/>
-        </w:rPr>
-        <w:t>clase_ternaria</w:t>
-      </w:r>
-      <w:proofErr w:type="spellEnd"/>
-      <w:r>
-        <w:rPr>
-          <w:lang w:val="es-AR"/>
-        </w:rPr>
-        <w:t xml:space="preserve">=='BAJA+2' ,   ganancia:= </w:t>
-      </w:r>
-      <w:proofErr w:type="spellStart"/>
-      <w:r>
-        <w:rPr>
-          <w:lang w:val="es-AR"/>
-        </w:rPr>
-        <w:t>kTPGain</w:t>
-      </w:r>
-      <w:proofErr w:type="spellEnd"/>
-      <w:r>
-        <w:rPr>
-          <w:lang w:val="es-AR"/>
-        </w:rPr>
-        <w:t>] #48750</w:t>
+      <w:r>
+        <w:rPr>
+          <w:lang w:val="es-AR"/>
+        </w:rPr>
+        <w:t>dataset[ clase_ternaria=='BAJA+2' ,   ganancia:= kTPGain] #48750</w:t>
       </w:r>
     </w:p>
     <w:p>
@@ -25888,21 +23461,7 @@
         <w:rPr>
           <w:lang w:val="es-AR"/>
         </w:rPr>
-        <w:t xml:space="preserve">sum( </w:t>
-      </w:r>
-      <w:proofErr w:type="spellStart"/>
-      <w:r>
-        <w:rPr>
-          <w:lang w:val="es-AR"/>
-        </w:rPr>
-        <w:t>dataset$ganancia</w:t>
-      </w:r>
-      <w:proofErr w:type="spellEnd"/>
-      <w:r>
-        <w:rPr>
-          <w:lang w:val="es-AR"/>
-        </w:rPr>
-        <w:t xml:space="preserve"> )</w:t>
+        <w:t>sum( dataset$ganancia )</w:t>
       </w:r>
     </w:p>
     <w:sectPr>
@@ -26030,23 +23589,6 @@
       </w:r>
     </w:p>
   </w:comment>
-  <w:comment w:id="20" w:author="Franco Nahuel  Olivero" w:date="2025-10-22T02:25:00Z" w:initials="FO">
-    <w:p>
-      <w:pPr>
-        <w:pStyle w:val="CommentText"/>
-        <w:jc w:val="left"/>
-      </w:pPr>
-      <w:r>
-        <w:rPr>
-          <w:rStyle w:val="CommentReference"/>
-        </w:rPr>
-        <w:annotationRef/>
-      </w:r>
-      <w:r>
-        <w:t>Agregar alguna referencia a machine learning</w:t>
-      </w:r>
-    </w:p>
-  </w:comment>
 </w:comments>
 </file>
 
@@ -26058,7 +23600,6 @@
   <w15:commentEx w15:paraId="08B45DEE" w15:done="0"/>
   <w15:commentEx w15:paraId="29D05234" w15:done="0"/>
   <w15:commentEx w15:paraId="635AEAC8" w15:done="0"/>
-  <w15:commentEx w15:paraId="1594A81A" w15:done="0"/>
 </w15:commentsEx>
 </file>
 
@@ -26070,7 +23611,6 @@
   <w16cex:commentExtensible w16cex:durableId="7BF68A02" w16cex:dateUtc="2025-10-21T14:36:00Z"/>
   <w16cex:commentExtensible w16cex:durableId="105C3644" w16cex:dateUtc="2025-10-22T04:54:00Z"/>
   <w16cex:commentExtensible w16cex:durableId="280FA6EA" w16cex:dateUtc="2025-10-22T05:19:00Z"/>
-  <w16cex:commentExtensible w16cex:durableId="5D425B85" w16cex:dateUtc="2025-10-22T05:25:00Z"/>
 </w16cex:commentsExtensible>
 </file>
 
@@ -26082,7 +23622,6 @@
   <w16cid:commentId w16cid:paraId="08B45DEE" w16cid:durableId="7BF68A02"/>
   <w16cid:commentId w16cid:paraId="29D05234" w16cid:durableId="105C3644"/>
   <w16cid:commentId w16cid:paraId="635AEAC8" w16cid:durableId="280FA6EA"/>
-  <w16cid:commentId w16cid:paraId="1594A81A" w16cid:durableId="5D425B85"/>
 </w16cid:commentsIds>
 </file>
 
@@ -29841,6 +27380,7 @@
   <w:style w:type="character" w:default="1" w:styleId="DefaultParagraphFont">
     <w:name w:val="Default Paragraph Font"/>
     <w:uiPriority w:val="1"/>
+    <w:semiHidden/>
     <w:unhideWhenUsed/>
   </w:style>
   <w:style w:type="table" w:default="1" w:styleId="TableNormal">
@@ -30846,226 +28386,12 @@
 </file>
 
 <file path=customXml/item1.xml><?xml version="1.0" encoding="utf-8"?>
-<b:Sources xmlns:b="http://schemas.openxmlformats.org/officeDocument/2006/bibliography" xmlns="http://schemas.openxmlformats.org/officeDocument/2006/bibliography" SelectedStyle="\APASixthEditionOfficeOnline.xsl" StyleName="APA" Version="6">
-  <b:Source>
-    <b:Tag>Bre94</b:Tag>
-    <b:SourceType>Misc</b:SourceType>
-    <b:Guid>{CE0F26A3-CCBE-4E7C-8316-F9DF384D77E8}</b:Guid>
-    <b:Title>Bagging Predictors</b:Title>
-    <b:Year>1994</b:Year>
-    <b:Publisher>University of California</b:Publisher>
-    <b:Month>Septiembre</b:Month>
-    <b:Author>
-      <b:Author>
-        <b:NameList>
-          <b:Person>
-            <b:Last>Breiman</b:Last>
-            <b:First>Leo </b:First>
-          </b:Person>
-        </b:NameList>
-      </b:Author>
-    </b:Author>
-    <b:URL>https://www.stat.berkeley.edu/~breiman/bagging.pdf</b:URL>
-    <b:RefOrder>5</b:RefOrder>
-  </b:Source>
-  <b:Source>
-    <b:Tag>Pra</b:Tag>
-    <b:SourceType>DocumentFromInternetSite</b:SourceType>
-    <b:Guid>{226015A7-4FBE-4ED5-AF7C-7B863DE0F95C}</b:Guid>
-    <b:Title>towardsdatascience</b:Title>
-    <b:Author>
-      <b:Author>
-        <b:NameList>
-          <b:Person>
-            <b:Last>Gumpta</b:Last>
-            <b:First>Prashant</b:First>
-          </b:Person>
-        </b:NameList>
-      </b:Author>
-    </b:Author>
-    <b:URL>https://towardsdatascience.com/cross-validation-in-machine-learning-72924a69872f</b:URL>
-    <b:RefOrder>9</b:RefOrder>
-  </b:Source>
-  <b:Source>
-    <b:Tag>Epi14</b:Tag>
-    <b:SourceType>Report</b:SourceType>
-    <b:Guid>{0E0B3AB7-4E5C-4923-9395-322425B5F759}</b:Guid>
-    <b:Title>Regresión logística</b:Title>
-    <b:Year>2014</b:Year>
-    <b:Author>
-      <b:Author>
-        <b:Corporate>Epidat 4</b:Corporate>
-      </b:Author>
-    </b:Author>
-    <b:URL>https://www.sergas.es/Saude-publica/Documents/1898/Ayuda_Epidat4_Regresion_logistica_Octubre2014.pdf</b:URL>
-    <b:RefOrder>2</b:RefOrder>
-  </b:Source>
-  <b:Source>
-    <b:Tag>Hos00</b:Tag>
-    <b:SourceType>Book</b:SourceType>
-    <b:Guid>{32EEFC27-A3E2-43FF-B3A8-E04DD337BBEC}</b:Guid>
-    <b:Title>Applied logistic regression. 2nd Edition</b:Title>
-    <b:Year>2000</b:Year>
-    <b:Publisher>John Wiley &amp; Sons, Inc</b:Publisher>
-    <b:City>New York </b:City>
-    <b:Author>
-      <b:Author>
-        <b:NameList>
-          <b:Person>
-            <b:Last>Hosmer</b:Last>
-            <b:First>D.W.</b:First>
-            <b:Middle>and Lemeshow, S</b:Middle>
-          </b:Person>
-        </b:NameList>
-      </b:Author>
-    </b:Author>
-    <b:RefOrder>1</b:RefOrder>
-  </b:Source>
-  <b:Source>
-    <b:Tag>Ava</b:Tag>
-    <b:SourceType>InternetSite</b:SourceType>
-    <b:Guid>{9F092E07-0C94-4BAB-9726-65215D4DADC6}</b:Guid>
-    <b:Author>
-      <b:Author>
-        <b:Corporate>Avaus</b:Corporate>
-      </b:Author>
-    </b:Author>
-    <b:URL>https://www.avaus.com/blog/predicting-customer-churn/</b:URL>
-    <b:RefOrder>10</b:RefOrder>
-  </b:Source>
-  <b:Source>
-    <b:Tag>Dun07</b:Tag>
-    <b:SourceType>Report</b:SourceType>
-    <b:Guid>{BA74171D-BD8C-4F0E-B5BD-A39B6A0C2228}</b:Guid>
-    <b:Title>A Practitioner's Guide to Generalized Linear Models.Third Edition</b:Title>
-    <b:Year>2007.</b:Year>
-    <b:Publisher>CAS</b:Publisher>
-    <b:Author>
-      <b:Author>
-        <b:NameList>
-          <b:Person>
-            <b:Last>Duncan Anderson</b:Last>
-            <b:First>FIA</b:First>
-            <b:Middle>Sholom Feldblum, FCAS Claudine Modlin, FCAS Doris Schirmacher, FCAS Ernesto Schirmacher, ASA Neeza Thandi, FCAS.</b:Middle>
-          </b:Person>
-        </b:NameList>
-      </b:Author>
-    </b:Author>
-    <b:RefOrder>11</b:RefOrder>
-  </b:Source>
-  <b:Source>
-    <b:Tag>Wik</b:Tag>
-    <b:SourceType>InternetSite</b:SourceType>
-    <b:Guid>{E3B66483-AE02-4F3C-93A1-551148ACB6BB}</b:Guid>
-    <b:Title>Wikipedia</b:Title>
-    <b:URL>https://commons.wikimedia.org/wiki/File:Overfitting.svg</b:URL>
-    <b:RefOrder>8</b:RefOrder>
-  </b:Source>
-  <b:Source>
-    <b:Tag>Kas18</b:Tag>
-    <b:SourceType>ElectronicSource</b:SourceType>
-    <b:Guid>{3A04B21C-F90D-4D56-B486-10CF3901B4A2}</b:Guid>
-    <b:Title>Penalized Logistic Regression Essentials in R: Ridge, Lasso and Elastic Net</b:Title>
-    <b:Year>2018</b:Year>
-    <b:Month>marzo</b:Month>
-    <b:Day>11</b:Day>
-    <b:URL>http://www.sthda.com/english/articles/36-classification-methods-essentials/149-penalized-logistic-regression-essentials-in-r-ridge-lasso-and-elastic-net/</b:URL>
-    <b:Author>
-      <b:Author>
-        <b:NameList>
-          <b:Person>
-            <b:Last>Kassambara</b:Last>
-          </b:Person>
-        </b:NameList>
-      </b:Author>
-    </b:Author>
-    <b:RefOrder>12</b:RefOrder>
-  </b:Source>
-  <b:Source>
-    <b:Tag>Rob</b:Tag>
-    <b:SourceType>Book</b:SourceType>
-    <b:Guid>{ADB0DA63-767E-4812-8EA8-288886FD991A}</b:Guid>
-    <b:Title>Boosting. Foundations and Algorithms</b:Title>
-    <b:City>Cambridge</b:City>
-    <b:Author>
-      <b:Author>
-        <b:NameList>
-          <b:Person>
-            <b:Last>Freund</b:Last>
-            <b:First>Robert</b:First>
-            <b:Middle>E. Schapire. Yoav</b:Middle>
-          </b:Person>
-        </b:NameList>
-      </b:Author>
-    </b:Author>
-    <b:Publisher>The MIT Press</b:Publisher>
-    <b:RefOrder>7</b:RefOrder>
-  </b:Source>
-  <b:Source>
-    <b:Tag>Dep</b:Tag>
-    <b:SourceType>Misc</b:SourceType>
-    <b:Guid>{447F143E-33A8-4A1F-AF70-D2136B3F0C25}</b:Guid>
-    <b:Author>
-      <b:Author>
-        <b:Corporate>Departamento de Matemáticas, Facultad de exactas, Universidad de Buenos Aires</b:Corporate>
-      </b:Author>
-    </b:Author>
-    <b:URL>http://www.dm.uba.ar/materias/modelos_lineales_generalizados_Mae/2005/1/glm5.pdf</b:URL>
-    <b:Title>Modelos Lineales Generalizados</b:Title>
-    <b:Year>2005</b:Year>
-    <b:RefOrder>3</b:RefOrder>
-  </b:Source>
-  <b:Source>
-    <b:Tag>Joa20</b:Tag>
-    <b:SourceType>DocumentFromInternetSite</b:SourceType>
-    <b:Guid>{96EEE33E-9EBD-4366-8F70-35F3695D41AA}</b:Guid>
-    <b:Author>
-      <b:Author>
-        <b:NameList>
-          <b:Person>
-            <b:Last>Rodrigo Amat</b:Last>
-            <b:First>Joaquín</b:First>
-          </b:Person>
-        </b:NameList>
-      </b:Author>
-    </b:Author>
-    <b:Year>2020</b:Year>
-    <b:Month>Abril</b:Month>
-    <b:URL>https://www.cienciadedatos.net/documentos/62_optimizacion_bayesiana_hiperparametros.html</b:URL>
-    <b:RefOrder>6</b:RefOrder>
-  </b:Source>
-  <b:Source>
-    <b:Tag>Jav21</b:Tag>
-    <b:SourceType>Book</b:SourceType>
-    <b:Guid>{D4BD5DF1-D47D-4BD7-9386-54004396EEFE}</b:Guid>
-    <b:Author>
-      <b:Author>
-        <b:NameList>
-          <b:Person>
-            <b:Last>Morales</b:Last>
-            <b:First>Javier</b:First>
-          </b:Person>
-        </b:NameList>
-      </b:Author>
-    </b:Author>
-    <b:Title>Modelos Estadísticos</b:Title>
-    <b:Year>2021</b:Year>
-    <b:Publisher>Universidad Miguel Hernández de Elche</b:Publisher>
-    <b:RefOrder>4</b:RefOrder>
-  </b:Source>
-</b:Sources>
+<p:properties xmlns:p="http://schemas.microsoft.com/office/2006/metadata/properties" xmlns:xsi="http://www.w3.org/2001/XMLSchema-instance" xmlns:pc="http://schemas.microsoft.com/office/infopath/2007/PartnerControls">
+  <documentManagement/>
+</p:properties>
 </file>
 
 <file path=customXml/item2.xml><?xml version="1.0" encoding="utf-8"?>
-<?mso-contentType ?>
-<FormTemplates xmlns="http://schemas.microsoft.com/sharepoint/v3/contenttype/forms">
-  <Display>DocumentLibraryForm</Display>
-  <Edit>DocumentLibraryForm</Edit>
-  <New>DocumentLibraryForm</New>
-</FormTemplates>
-</file>
-
-<file path=customXml/item3.xml><?xml version="1.0" encoding="utf-8"?>
 <ct:contentTypeSchema xmlns:ct="http://schemas.microsoft.com/office/2006/metadata/contentType" xmlns:ma="http://schemas.microsoft.com/office/2006/metadata/properties/metaAttributes" ct:_="" ma:_="" ma:contentTypeName="Document" ma:contentTypeID="0x010100A2306A7D4FC0A54D89FD687522C675B8" ma:contentTypeVersion="12" ma:contentTypeDescription="Create a new document." ma:contentTypeScope="" ma:versionID="9e799f54800fb4dd8879fdd4c9c24940">
   <xsd:schema xmlns:xsd="http://www.w3.org/2001/XMLSchema" xmlns:xs="http://www.w3.org/2001/XMLSchema" xmlns:p="http://schemas.microsoft.com/office/2006/metadata/properties" xmlns:ns3="4071d13c-3c62-4ad7-98d1-61fd6f431151" xmlns:ns4="20657b50-6615-4985-8441-013a3e6b4e33" targetNamespace="http://schemas.microsoft.com/office/2006/metadata/properties" ma:root="true" ma:fieldsID="1a060815c53d84784b10735a3ae40da9" ns3:_="" ns4:_="">
     <xsd:import namespace="4071d13c-3c62-4ad7-98d1-61fd6f431151"/>
@@ -31282,29 +28608,236 @@
 </ct:contentTypeSchema>
 </file>
 
+<file path=customXml/item3.xml><?xml version="1.0" encoding="utf-8"?>
+<?mso-contentType ?>
+<FormTemplates xmlns="http://schemas.microsoft.com/sharepoint/v3/contenttype/forms">
+  <Display>DocumentLibraryForm</Display>
+  <Edit>DocumentLibraryForm</Edit>
+  <New>DocumentLibraryForm</New>
+</FormTemplates>
+</file>
+
 <file path=customXml/item4.xml><?xml version="1.0" encoding="utf-8"?>
-<p:properties xmlns:p="http://schemas.microsoft.com/office/2006/metadata/properties" xmlns:xsi="http://www.w3.org/2001/XMLSchema-instance" xmlns:pc="http://schemas.microsoft.com/office/infopath/2007/PartnerControls">
-  <documentManagement/>
-</p:properties>
+<b:Sources xmlns:b="http://schemas.openxmlformats.org/officeDocument/2006/bibliography" xmlns="http://schemas.openxmlformats.org/officeDocument/2006/bibliography" SelectedStyle="\APASixthEditionOfficeOnline.xsl" StyleName="APA" Version="6">
+  <b:Source>
+    <b:Tag>Bre94</b:Tag>
+    <b:SourceType>Misc</b:SourceType>
+    <b:Guid>{CE0F26A3-CCBE-4E7C-8316-F9DF384D77E8}</b:Guid>
+    <b:Title>Bagging Predictors</b:Title>
+    <b:Year>1994</b:Year>
+    <b:Publisher>University of California</b:Publisher>
+    <b:Month>Septiembre</b:Month>
+    <b:Author>
+      <b:Author>
+        <b:NameList>
+          <b:Person>
+            <b:Last>Breiman</b:Last>
+            <b:First>Leo </b:First>
+          </b:Person>
+        </b:NameList>
+      </b:Author>
+    </b:Author>
+    <b:URL>https://www.stat.berkeley.edu/~breiman/bagging.pdf</b:URL>
+    <b:RefOrder>5</b:RefOrder>
+  </b:Source>
+  <b:Source>
+    <b:Tag>Pra</b:Tag>
+    <b:SourceType>DocumentFromInternetSite</b:SourceType>
+    <b:Guid>{226015A7-4FBE-4ED5-AF7C-7B863DE0F95C}</b:Guid>
+    <b:Title>towardsdatascience</b:Title>
+    <b:Author>
+      <b:Author>
+        <b:NameList>
+          <b:Person>
+            <b:Last>Gumpta</b:Last>
+            <b:First>Prashant</b:First>
+          </b:Person>
+        </b:NameList>
+      </b:Author>
+    </b:Author>
+    <b:URL>https://towardsdatascience.com/cross-validation-in-machine-learning-72924a69872f</b:URL>
+    <b:RefOrder>9</b:RefOrder>
+  </b:Source>
+  <b:Source>
+    <b:Tag>Epi14</b:Tag>
+    <b:SourceType>Report</b:SourceType>
+    <b:Guid>{0E0B3AB7-4E5C-4923-9395-322425B5F759}</b:Guid>
+    <b:Title>Regresión logística</b:Title>
+    <b:Year>2014</b:Year>
+    <b:Author>
+      <b:Author>
+        <b:Corporate>Epidat 4</b:Corporate>
+      </b:Author>
+    </b:Author>
+    <b:URL>https://www.sergas.es/Saude-publica/Documents/1898/Ayuda_Epidat4_Regresion_logistica_Octubre2014.pdf</b:URL>
+    <b:RefOrder>2</b:RefOrder>
+  </b:Source>
+  <b:Source>
+    <b:Tag>Hos00</b:Tag>
+    <b:SourceType>Book</b:SourceType>
+    <b:Guid>{32EEFC27-A3E2-43FF-B3A8-E04DD337BBEC}</b:Guid>
+    <b:Title>Applied logistic regression. 2nd Edition</b:Title>
+    <b:Year>2000</b:Year>
+    <b:Publisher>John Wiley &amp; Sons, Inc</b:Publisher>
+    <b:City>New York </b:City>
+    <b:Author>
+      <b:Author>
+        <b:NameList>
+          <b:Person>
+            <b:Last>Hosmer</b:Last>
+            <b:First>D.W.</b:First>
+            <b:Middle>and Lemeshow, S</b:Middle>
+          </b:Person>
+        </b:NameList>
+      </b:Author>
+    </b:Author>
+    <b:RefOrder>1</b:RefOrder>
+  </b:Source>
+  <b:Source>
+    <b:Tag>Ava</b:Tag>
+    <b:SourceType>InternetSite</b:SourceType>
+    <b:Guid>{9F092E07-0C94-4BAB-9726-65215D4DADC6}</b:Guid>
+    <b:Author>
+      <b:Author>
+        <b:Corporate>Avaus</b:Corporate>
+      </b:Author>
+    </b:Author>
+    <b:URL>https://www.avaus.com/blog/predicting-customer-churn/</b:URL>
+    <b:RefOrder>10</b:RefOrder>
+  </b:Source>
+  <b:Source>
+    <b:Tag>Dun07</b:Tag>
+    <b:SourceType>Report</b:SourceType>
+    <b:Guid>{BA74171D-BD8C-4F0E-B5BD-A39B6A0C2228}</b:Guid>
+    <b:Title>A Practitioner's Guide to Generalized Linear Models.Third Edition</b:Title>
+    <b:Year>2007.</b:Year>
+    <b:Publisher>CAS</b:Publisher>
+    <b:Author>
+      <b:Author>
+        <b:NameList>
+          <b:Person>
+            <b:Last>Duncan Anderson</b:Last>
+            <b:First>FIA</b:First>
+            <b:Middle>Sholom Feldblum, FCAS Claudine Modlin, FCAS Doris Schirmacher, FCAS Ernesto Schirmacher, ASA Neeza Thandi, FCAS.</b:Middle>
+          </b:Person>
+        </b:NameList>
+      </b:Author>
+    </b:Author>
+    <b:RefOrder>11</b:RefOrder>
+  </b:Source>
+  <b:Source>
+    <b:Tag>Wik</b:Tag>
+    <b:SourceType>InternetSite</b:SourceType>
+    <b:Guid>{E3B66483-AE02-4F3C-93A1-551148ACB6BB}</b:Guid>
+    <b:Title>Wikipedia</b:Title>
+    <b:URL>https://commons.wikimedia.org/wiki/File:Overfitting.svg</b:URL>
+    <b:RefOrder>8</b:RefOrder>
+  </b:Source>
+  <b:Source>
+    <b:Tag>Kas18</b:Tag>
+    <b:SourceType>ElectronicSource</b:SourceType>
+    <b:Guid>{3A04B21C-F90D-4D56-B486-10CF3901B4A2}</b:Guid>
+    <b:Title>Penalized Logistic Regression Essentials in R: Ridge, Lasso and Elastic Net</b:Title>
+    <b:Year>2018</b:Year>
+    <b:Month>marzo</b:Month>
+    <b:Day>11</b:Day>
+    <b:URL>http://www.sthda.com/english/articles/36-classification-methods-essentials/149-penalized-logistic-regression-essentials-in-r-ridge-lasso-and-elastic-net/</b:URL>
+    <b:Author>
+      <b:Author>
+        <b:NameList>
+          <b:Person>
+            <b:Last>Kassambara</b:Last>
+          </b:Person>
+        </b:NameList>
+      </b:Author>
+    </b:Author>
+    <b:RefOrder>12</b:RefOrder>
+  </b:Source>
+  <b:Source>
+    <b:Tag>Rob</b:Tag>
+    <b:SourceType>Book</b:SourceType>
+    <b:Guid>{ADB0DA63-767E-4812-8EA8-288886FD991A}</b:Guid>
+    <b:Title>Boosting. Foundations and Algorithms</b:Title>
+    <b:City>Cambridge</b:City>
+    <b:Author>
+      <b:Author>
+        <b:NameList>
+          <b:Person>
+            <b:Last>Freund</b:Last>
+            <b:First>Robert</b:First>
+            <b:Middle>E. Schapire. Yoav</b:Middle>
+          </b:Person>
+        </b:NameList>
+      </b:Author>
+    </b:Author>
+    <b:Publisher>The MIT Press</b:Publisher>
+    <b:RefOrder>7</b:RefOrder>
+  </b:Source>
+  <b:Source>
+    <b:Tag>Dep</b:Tag>
+    <b:SourceType>Misc</b:SourceType>
+    <b:Guid>{447F143E-33A8-4A1F-AF70-D2136B3F0C25}</b:Guid>
+    <b:Author>
+      <b:Author>
+        <b:Corporate>Departamento de Matemáticas, Facultad de exactas, Universidad de Buenos Aires</b:Corporate>
+      </b:Author>
+    </b:Author>
+    <b:URL>http://www.dm.uba.ar/materias/modelos_lineales_generalizados_Mae/2005/1/glm5.pdf</b:URL>
+    <b:Title>Modelos Lineales Generalizados</b:Title>
+    <b:Year>2005</b:Year>
+    <b:RefOrder>3</b:RefOrder>
+  </b:Source>
+  <b:Source>
+    <b:Tag>Joa20</b:Tag>
+    <b:SourceType>DocumentFromInternetSite</b:SourceType>
+    <b:Guid>{96EEE33E-9EBD-4366-8F70-35F3695D41AA}</b:Guid>
+    <b:Author>
+      <b:Author>
+        <b:NameList>
+          <b:Person>
+            <b:Last>Rodrigo Amat</b:Last>
+            <b:First>Joaquín</b:First>
+          </b:Person>
+        </b:NameList>
+      </b:Author>
+    </b:Author>
+    <b:Year>2020</b:Year>
+    <b:Month>Abril</b:Month>
+    <b:URL>https://www.cienciadedatos.net/documentos/62_optimizacion_bayesiana_hiperparametros.html</b:URL>
+    <b:RefOrder>6</b:RefOrder>
+  </b:Source>
+  <b:Source>
+    <b:Tag>Jav21</b:Tag>
+    <b:SourceType>Book</b:SourceType>
+    <b:Guid>{D4BD5DF1-D47D-4BD7-9386-54004396EEFE}</b:Guid>
+    <b:Author>
+      <b:Author>
+        <b:NameList>
+          <b:Person>
+            <b:Last>Morales</b:Last>
+            <b:First>Javier</b:First>
+          </b:Person>
+        </b:NameList>
+      </b:Author>
+    </b:Author>
+    <b:Title>Modelos Estadísticos</b:Title>
+    <b:Year>2021</b:Year>
+    <b:Publisher>Universidad Miguel Hernández de Elche</b:Publisher>
+    <b:RefOrder>4</b:RefOrder>
+  </b:Source>
+</b:Sources>
 </file>
 
 <file path=customXml/itemProps1.xml><?xml version="1.0" encoding="utf-8"?>
-<ds:datastoreItem xmlns:ds="http://schemas.openxmlformats.org/officeDocument/2006/customXml" ds:itemID="{E8B755DF-2A69-436B-93E7-63038DEEF5E9}">
+<ds:datastoreItem xmlns:ds="http://schemas.openxmlformats.org/officeDocument/2006/customXml" ds:itemID="{D0A4F509-FFBA-43E3-8DFA-035109D26F37}">
   <ds:schemaRefs>
-    <ds:schemaRef ds:uri="http://schemas.openxmlformats.org/officeDocument/2006/bibliography"/>
+    <ds:schemaRef ds:uri="http://schemas.microsoft.com/office/2006/metadata/properties"/>
+    <ds:schemaRef ds:uri="http://schemas.microsoft.com/office/infopath/2007/PartnerControls"/>
   </ds:schemaRefs>
 </ds:datastoreItem>
 </file>
 
 <file path=customXml/itemProps2.xml><?xml version="1.0" encoding="utf-8"?>
-<ds:datastoreItem xmlns:ds="http://schemas.openxmlformats.org/officeDocument/2006/customXml" ds:itemID="{8B74864E-CF63-4F24-9CD8-35513C3E63B6}">
-  <ds:schemaRefs>
-    <ds:schemaRef ds:uri="http://schemas.microsoft.com/sharepoint/v3/contenttype/forms"/>
-  </ds:schemaRefs>
-</ds:datastoreItem>
-</file>
-
-<file path=customXml/itemProps3.xml><?xml version="1.0" encoding="utf-8"?>
 <ds:datastoreItem xmlns:ds="http://schemas.openxmlformats.org/officeDocument/2006/customXml" ds:itemID="{EF79E8D3-FC6E-4BFF-9553-6EB21C65B4FE}">
   <ds:schemaRefs>
     <ds:schemaRef ds:uri="http://schemas.microsoft.com/office/2006/metadata/contentType"/>
@@ -31323,11 +28856,18 @@
 </ds:datastoreItem>
 </file>
 
+<file path=customXml/itemProps3.xml><?xml version="1.0" encoding="utf-8"?>
+<ds:datastoreItem xmlns:ds="http://schemas.openxmlformats.org/officeDocument/2006/customXml" ds:itemID="{8B74864E-CF63-4F24-9CD8-35513C3E63B6}">
+  <ds:schemaRefs>
+    <ds:schemaRef ds:uri="http://schemas.microsoft.com/sharepoint/v3/contenttype/forms"/>
+  </ds:schemaRefs>
+</ds:datastoreItem>
+</file>
+
 <file path=customXml/itemProps4.xml><?xml version="1.0" encoding="utf-8"?>
-<ds:datastoreItem xmlns:ds="http://schemas.openxmlformats.org/officeDocument/2006/customXml" ds:itemID="{D0A4F509-FFBA-43E3-8DFA-035109D26F37}">
+<ds:datastoreItem xmlns:ds="http://schemas.openxmlformats.org/officeDocument/2006/customXml" ds:itemID="{E8B755DF-2A69-436B-93E7-63038DEEF5E9}">
   <ds:schemaRefs>
-    <ds:schemaRef ds:uri="http://schemas.microsoft.com/office/2006/metadata/properties"/>
-    <ds:schemaRef ds:uri="http://schemas.microsoft.com/office/infopath/2007/PartnerControls"/>
+    <ds:schemaRef ds:uri="http://schemas.openxmlformats.org/officeDocument/2006/bibliography"/>
   </ds:schemaRefs>
 </ds:datastoreItem>
 </file>
--- a/Docs/Tesina_de_grado_Franco_Olivero_v1.2.docx
+++ b/Docs/Tesina_de_grado_Franco_Olivero_v1.2.docx
@@ -34,7 +34,7 @@
           <w:lang w:val="en-US"/>
         </w:rPr>
         <w:drawing>
-          <wp:inline distT="0" distB="0" distL="0" distR="0" wp14:anchorId="018FE07F" wp14:editId="4FDC1E02">
+          <wp:inline distT="0" distB="0" distL="0" distR="0" wp14:anchorId="018FE07F" wp14:editId="6E6C8ECE">
             <wp:extent cx="1673352" cy="1481328"/>
             <wp:effectExtent l="0" t="0" r="3175" b="5080"/>
             <wp:docPr id="1" name="image2.jpg" descr="http://www.econ.uba.ar/www/institutos/epistemologia/fsdf.jpg"/>
@@ -12926,7 +12926,13 @@
         </m:r>
       </m:oMath>
       <w:r>
-        <w:t xml:space="preserve"> para obtener una solución única de los parámetros. </w:t>
+        <w:t xml:space="preserve"> para obtener una solución única de los parámetros</w:t>
+      </w:r>
+      <w:r>
+        <w:t>. Estas restricciones “normalizan” los parámetros</w:t>
+      </w:r>
+      <w:r>
+        <w:t xml:space="preserve">. </w:t>
       </w:r>
       <w:r>
         <w:t xml:space="preserve"> Luego, e</w:t>
@@ -13328,7 +13334,13 @@
         <w:t xml:space="preserve">. En general, </w:t>
       </w:r>
       <w:r>
-        <w:t>en la práctica este modelo se suele corresponder con un ARIMA</w:t>
+        <w:t xml:space="preserve">en la práctica este modelo se suele corresponder con un </w:t>
+      </w:r>
+      <w:r>
+        <w:t xml:space="preserve">modelo </w:t>
+      </w:r>
+      <w:r>
+        <w:t>ARIMA</w:t>
       </w:r>
       <w:r>
         <w:t>(</w:t>
@@ -13340,7 +13352,19 @@
         <w:t xml:space="preserve">,1,0), </w:t>
       </w:r>
       <w:r>
-        <w:t>conocido como un modelo de camino aleatorio con tendencia constante. Este enfoque implica que el nivel de mortalidad (</w:t>
+        <w:t xml:space="preserve">conocido como un modelo de camino aleatorio </w:t>
+      </w:r>
+      <w:r>
+        <w:t xml:space="preserve">al cual se le suma una </w:t>
+      </w:r>
+      <w:r>
+        <w:t>constante</w:t>
+      </w:r>
+      <w:r>
+        <w:t xml:space="preserve"> que representa la </w:t>
+      </w:r>
+      <w:r>
+        <w:t>tendencia. Este enfoque implica que el nivel de mortalidad (</w:t>
       </w:r>
       <m:oMath>
         <m:sSub>
@@ -13479,7 +13503,6 @@
       </w:pPr>
       <w:bookmarkStart w:id="22" w:name="_Toc213252080"/>
       <w:r>
-        <w:lastRenderedPageBreak/>
         <w:t>Aprendizaje Automático</w:t>
       </w:r>
       <w:bookmarkEnd w:id="22"/>
@@ -13669,17 +13692,14 @@
         <w:t xml:space="preserve">y una variable </w:t>
       </w:r>
       <w:r>
+        <w:lastRenderedPageBreak/>
         <w:t>objetivo observable</w:t>
       </w:r>
       <w:r>
         <w:t xml:space="preserve">. </w:t>
       </w:r>
       <w:r>
-        <w:t xml:space="preserve">A continuación, se describen los algoritmos principales a tratar, y </w:t>
-      </w:r>
-      <w:r>
-        <w:lastRenderedPageBreak/>
-        <w:t>algunas de las problemáticas en el desempeño de estos modelos junto con sus posibles soluciones.</w:t>
+        <w:t>A continuación, se describen los algoritmos principales a tratar, y algunas de las problemáticas en el desempeño de estos modelos junto con sus posibles soluciones.</w:t>
       </w:r>
     </w:p>
     <w:p>
@@ -13858,6 +13878,7 @@
         <w:rPr>
           <w:noProof/>
         </w:rPr>
+        <w:lastRenderedPageBreak/>
         <w:drawing>
           <wp:inline distT="0" distB="0" distL="0" distR="0" wp14:anchorId="2ABC59B3" wp14:editId="32F153D4">
             <wp:extent cx="2059816" cy="2035834"/>
@@ -14104,6 +14125,7 @@
           <w:noProof/>
           <w:lang w:val="en-US"/>
         </w:rPr>
+        <w:lastRenderedPageBreak/>
         <w:drawing>
           <wp:inline distT="0" distB="0" distL="0" distR="0" wp14:anchorId="622DBA1C" wp14:editId="0DEC7B38">
             <wp:extent cx="2939810" cy="2498978"/>
@@ -14197,7 +14219,6 @@
         </w:numPr>
       </w:pPr>
       <w:r>
-        <w:lastRenderedPageBreak/>
         <w:t>max_depth: Define la profundidad máxima del árbol de decisión. Controla la complejidad del modelo y previene el sobreajuste. Permite capturar relaciones moderadamente no lineales sin perder capacidad de generalización.</w:t>
       </w:r>
     </w:p>
@@ -18407,7 +18428,19 @@
         <w:rPr>
           <w:rFonts w:eastAsiaTheme="majorEastAsia"/>
         </w:rPr>
-        <w:t>Si se usa el multiplicador estimado por aprendizaje automático junto con el modelo de LC se puede plantear:</w:t>
+        <w:t xml:space="preserve">Si se </w:t>
+      </w:r>
+      <w:r>
+        <w:rPr>
+          <w:rFonts w:eastAsiaTheme="majorEastAsia"/>
+        </w:rPr>
+        <w:t xml:space="preserve">combina </w:t>
+      </w:r>
+      <w:r>
+        <w:rPr>
+          <w:rFonts w:eastAsiaTheme="majorEastAsia"/>
+        </w:rPr>
+        <w:t>el multiplicador estimado por aprendizaje automático junto con el modelo de LC se puede plantear:</w:t>
       </w:r>
     </w:p>
     <w:p>
@@ -19848,6 +19881,246 @@
     <w:p>
       <w:pPr>
         <w:rPr>
+          <w:rFonts w:eastAsiaTheme="majorEastAsia"/>
+        </w:rPr>
+      </w:pPr>
+      <w:r>
+        <w:rPr>
+          <w:rFonts w:eastAsiaTheme="majorEastAsia"/>
+        </w:rPr>
+        <w:t>L</w:t>
+      </w:r>
+      <w:r>
+        <w:rPr>
+          <w:rFonts w:eastAsiaTheme="majorEastAsia"/>
+        </w:rPr>
+        <w:t xml:space="preserve">os parámetros </w:t>
+      </w:r>
+      <m:oMath>
+        <m:sSubSup>
+          <m:sSubSupPr>
+            <m:ctrlPr>
+              <w:rPr>
+                <w:rFonts w:ascii="Cambria Math" w:hAnsi="Cambria Math"/>
+                <w:i/>
+                <w:sz w:val="20"/>
+                <w:szCs w:val="20"/>
+                <w:lang w:val="en-US"/>
+              </w:rPr>
+            </m:ctrlPr>
+          </m:sSubSupPr>
+          <m:e>
+            <m:acc>
+              <m:accPr>
+                <m:ctrlPr>
+                  <w:rPr>
+                    <w:rFonts w:ascii="Cambria Math" w:hAnsi="Cambria Math"/>
+                    <w:i/>
+                    <w:sz w:val="20"/>
+                    <w:szCs w:val="20"/>
+                    <w:lang w:val="en-US"/>
+                  </w:rPr>
+                </m:ctrlPr>
+              </m:accPr>
+              <m:e>
+                <m:r>
+                  <w:rPr>
+                    <w:rFonts w:ascii="Cambria Math" w:hAnsi="Cambria Math"/>
+                    <w:sz w:val="20"/>
+                    <w:szCs w:val="20"/>
+                    <w:lang w:val="en-US"/>
+                  </w:rPr>
+                  <m:t>a</m:t>
+                </m:r>
+              </m:e>
+            </m:acc>
+          </m:e>
+          <m:sub>
+            <m:r>
+              <w:rPr>
+                <w:rFonts w:ascii="Cambria Math" w:hAnsi="Cambria Math"/>
+                <w:sz w:val="20"/>
+                <w:szCs w:val="20"/>
+                <w:lang w:val="en-US"/>
+              </w:rPr>
+              <m:t>x</m:t>
+            </m:r>
+          </m:sub>
+          <m:sup>
+            <m:r>
+              <w:rPr>
+                <w:rFonts w:ascii="Cambria Math" w:eastAsiaTheme="majorEastAsia" w:hAnsi="Cambria Math"/>
+                <w:sz w:val="20"/>
+                <w:szCs w:val="20"/>
+                <w:lang w:val="en-US"/>
+              </w:rPr>
+              <m:t>ψ</m:t>
+            </m:r>
+          </m:sup>
+        </m:sSubSup>
+        <m:r>
+          <w:rPr>
+            <w:rFonts w:ascii="Cambria Math" w:hAnsi="Cambria Math"/>
+            <w:sz w:val="20"/>
+            <w:szCs w:val="20"/>
+          </w:rPr>
+          <m:t>,</m:t>
+        </m:r>
+        <m:sSubSup>
+          <m:sSubSupPr>
+            <m:ctrlPr>
+              <w:rPr>
+                <w:rFonts w:ascii="Cambria Math" w:hAnsi="Cambria Math"/>
+                <w:i/>
+                <w:sz w:val="20"/>
+                <w:szCs w:val="20"/>
+                <w:lang w:val="en-US"/>
+              </w:rPr>
+            </m:ctrlPr>
+          </m:sSubSupPr>
+          <m:e>
+            <m:acc>
+              <m:accPr>
+                <m:ctrlPr>
+                  <w:rPr>
+                    <w:rFonts w:ascii="Cambria Math" w:hAnsi="Cambria Math"/>
+                    <w:i/>
+                    <w:sz w:val="20"/>
+                    <w:szCs w:val="20"/>
+                    <w:lang w:val="en-US"/>
+                  </w:rPr>
+                </m:ctrlPr>
+              </m:accPr>
+              <m:e>
+                <m:r>
+                  <w:rPr>
+                    <w:rFonts w:ascii="Cambria Math" w:hAnsi="Cambria Math"/>
+                    <w:sz w:val="20"/>
+                    <w:szCs w:val="20"/>
+                    <w:lang w:val="en-US"/>
+                  </w:rPr>
+                  <m:t>b</m:t>
+                </m:r>
+              </m:e>
+            </m:acc>
+          </m:e>
+          <m:sub>
+            <m:r>
+              <w:rPr>
+                <w:rFonts w:ascii="Cambria Math" w:hAnsi="Cambria Math"/>
+                <w:sz w:val="20"/>
+                <w:szCs w:val="20"/>
+                <w:lang w:val="en-US"/>
+              </w:rPr>
+              <m:t>x</m:t>
+            </m:r>
+          </m:sub>
+          <m:sup>
+            <m:r>
+              <w:rPr>
+                <w:rFonts w:ascii="Cambria Math" w:eastAsiaTheme="majorEastAsia" w:hAnsi="Cambria Math"/>
+                <w:sz w:val="20"/>
+                <w:szCs w:val="20"/>
+                <w:lang w:val="en-US"/>
+              </w:rPr>
+              <m:t>ψ</m:t>
+            </m:r>
+          </m:sup>
+        </m:sSubSup>
+        <m:sSubSup>
+          <m:sSubSupPr>
+            <m:ctrlPr>
+              <w:rPr>
+                <w:rFonts w:ascii="Cambria Math" w:hAnsi="Cambria Math"/>
+                <w:i/>
+                <w:sz w:val="20"/>
+                <w:szCs w:val="20"/>
+                <w:lang w:val="en-US"/>
+              </w:rPr>
+            </m:ctrlPr>
+          </m:sSubSupPr>
+          <m:e>
+            <m:r>
+              <w:rPr>
+                <w:rFonts w:ascii="Cambria Math" w:hAnsi="Cambria Math"/>
+                <w:sz w:val="20"/>
+                <w:szCs w:val="20"/>
+              </w:rPr>
+              <m:t xml:space="preserve"> y </m:t>
+            </m:r>
+            <m:acc>
+              <m:accPr>
+                <m:ctrlPr>
+                  <w:rPr>
+                    <w:rFonts w:ascii="Cambria Math" w:hAnsi="Cambria Math"/>
+                    <w:i/>
+                    <w:sz w:val="20"/>
+                    <w:szCs w:val="20"/>
+                    <w:lang w:val="en-US"/>
+                  </w:rPr>
+                </m:ctrlPr>
+              </m:accPr>
+              <m:e>
+                <m:r>
+                  <w:rPr>
+                    <w:rFonts w:ascii="Cambria Math" w:hAnsi="Cambria Math"/>
+                    <w:sz w:val="20"/>
+                    <w:szCs w:val="20"/>
+                    <w:lang w:val="en-US"/>
+                  </w:rPr>
+                  <m:t>k</m:t>
+                </m:r>
+              </m:e>
+            </m:acc>
+          </m:e>
+          <m:sub>
+            <m:r>
+              <w:rPr>
+                <w:rFonts w:ascii="Cambria Math" w:hAnsi="Cambria Math"/>
+                <w:sz w:val="20"/>
+                <w:szCs w:val="20"/>
+                <w:lang w:val="en-US"/>
+              </w:rPr>
+              <m:t>t</m:t>
+            </m:r>
+          </m:sub>
+          <m:sup>
+            <m:r>
+              <w:rPr>
+                <w:rFonts w:ascii="Cambria Math" w:eastAsiaTheme="majorEastAsia" w:hAnsi="Cambria Math"/>
+                <w:sz w:val="20"/>
+                <w:szCs w:val="20"/>
+                <w:lang w:val="en-US"/>
+              </w:rPr>
+              <m:t>ψ</m:t>
+            </m:r>
+          </m:sup>
+        </m:sSubSup>
+      </m:oMath>
+      <w:r>
+        <w:rPr>
+          <w:rFonts w:eastAsiaTheme="majorEastAsia"/>
+          <w:sz w:val="20"/>
+          <w:szCs w:val="20"/>
+        </w:rPr>
+        <w:t xml:space="preserve"> </w:t>
+      </w:r>
+      <w:r>
+        <w:rPr>
+          <w:rFonts w:eastAsiaTheme="majorEastAsia"/>
+        </w:rPr>
+        <w:t xml:space="preserve">se interpretan </w:t>
+      </w:r>
+      <w:r>
+        <w:rPr>
+          <w:rFonts w:eastAsiaTheme="majorEastAsia"/>
+        </w:rPr>
+        <w:t xml:space="preserve">de manera similar al modelo tradicional. </w:t>
+      </w:r>
+    </w:p>
+    <w:p>
+      <w:pPr>
+        <w:rPr>
           <w:rStyle w:val="Heading1Char"/>
         </w:rPr>
       </w:pPr>
@@ -19855,7 +20128,13 @@
         <w:rPr>
           <w:rFonts w:eastAsiaTheme="majorEastAsia"/>
         </w:rPr>
-        <w:t xml:space="preserve">De manera similar al modelo tradicional, los parámetros se interpretan de la misma manera y los factores </w:t>
+        <w:t>L</w:t>
+      </w:r>
+      <w:r>
+        <w:rPr>
+          <w:rFonts w:eastAsiaTheme="majorEastAsia"/>
+        </w:rPr>
+        <w:t xml:space="preserve">os factores </w:t>
       </w:r>
       <m:oMath>
         <m:sSubSup>
@@ -20082,19 +20361,22 @@
         <w:t>L</w:t>
       </w:r>
       <w:r>
-        <w:t>os datos utilizados corresponden a la población italiana para el período 1872–202</w:t>
+        <w:t xml:space="preserve">os datos utilizados corresponden a la población </w:t>
+      </w:r>
+      <w:r>
+        <w:t xml:space="preserve">de Italia </w:t>
+      </w:r>
+      <w:r>
+        <w:t>para el período 1872–202</w:t>
       </w:r>
       <w:r>
         <w:t>2</w:t>
       </w:r>
       <w:r>
-        <w:t>. Para cada observación se dispone de información sobre el género, la edad alcanzada, el año calendario de observación y, en consecuencia, el año de nacimiento.</w:t>
-      </w:r>
-      <w:r>
-        <w:t xml:space="preserve"> S</w:t>
-      </w:r>
-      <w:r>
-        <w:t>e incluye</w:t>
+        <w:t>. Para cada observación se dispone de información sobre el género, la edad alcanzada, el año calendario de observación y, en consecuencia, el año de nacimiento</w:t>
+      </w:r>
+      <w:r>
+        <w:t>, y</w:t>
       </w:r>
       <w:r>
         <w:t xml:space="preserve"> </w:t>
@@ -20150,14 +20432,86 @@
         <w:rPr>
           <w:rFonts w:eastAsiaTheme="majorEastAsia"/>
         </w:rPr>
-        <w:t xml:space="preserve">En relación con el tratamiento de los datos, la información original se dividió en dos conjuntos: un conjunto de entrenamiento, correspondiente al período [1906-2015], y un conjunto de validación, para el período [2016-2022]. Los años anteriores a 1906 se </w:t>
+        <w:t>En relación con el tratamiento de los datos, la información original se dividió en dos conjuntos</w:t>
+      </w:r>
+      <w:r>
+        <w:rPr>
+          <w:rFonts w:eastAsiaTheme="majorEastAsia"/>
+        </w:rPr>
+        <w:t xml:space="preserve"> principales</w:t>
+      </w:r>
+      <w:r>
+        <w:rPr>
+          <w:rFonts w:eastAsiaTheme="majorEastAsia"/>
+        </w:rPr>
+        <w:t>: un conjunto de entrenamiento, correspondiente al período [19</w:t>
+      </w:r>
+      <w:r>
+        <w:rPr>
+          <w:rFonts w:eastAsiaTheme="majorEastAsia"/>
+        </w:rPr>
+        <w:t>60</w:t>
+      </w:r>
+      <w:r>
+        <w:rPr>
+          <w:rFonts w:eastAsiaTheme="majorEastAsia"/>
+        </w:rPr>
+        <w:t>-20</w:t>
+      </w:r>
+      <w:r>
+        <w:rPr>
+          <w:rFonts w:eastAsiaTheme="majorEastAsia"/>
+        </w:rPr>
+        <w:t>10</w:t>
+      </w:r>
+      <w:r>
+        <w:rPr>
+          <w:rFonts w:eastAsiaTheme="majorEastAsia"/>
+        </w:rPr>
+        <w:t>], y un conjunto de validación, para el período [20</w:t>
+      </w:r>
+      <w:r>
+        <w:rPr>
+          <w:rFonts w:eastAsiaTheme="majorEastAsia"/>
+        </w:rPr>
+        <w:t>11</w:t>
+      </w:r>
+      <w:r>
+        <w:rPr>
+          <w:rFonts w:eastAsiaTheme="majorEastAsia"/>
+        </w:rPr>
+        <w:t>-20</w:t>
+      </w:r>
+      <w:r>
+        <w:rPr>
+          <w:rFonts w:eastAsiaTheme="majorEastAsia"/>
+        </w:rPr>
+        <w:t>19</w:t>
+      </w:r>
+      <w:r>
+        <w:rPr>
+          <w:rFonts w:eastAsiaTheme="majorEastAsia"/>
+        </w:rPr>
+        <w:t>]. Los años anteriores a 19</w:t>
+      </w:r>
+      <w:r>
+        <w:rPr>
+          <w:rFonts w:eastAsiaTheme="majorEastAsia"/>
+        </w:rPr>
+        <w:t>60</w:t>
+      </w:r>
+      <w:r>
+        <w:rPr>
+          <w:rFonts w:eastAsiaTheme="majorEastAsia"/>
+        </w:rPr>
+        <w:t xml:space="preserve"> se </w:t>
       </w:r>
       <w:commentRangeStart w:id="46"/>
       <w:r>
         <w:rPr>
           <w:rFonts w:eastAsiaTheme="majorEastAsia"/>
         </w:rPr>
-        <w:t>excluyeron del análisis debido a la baja calidad de los datos identificada en la documentación consultada.</w:t>
+        <w:t xml:space="preserve">excluyeron del análisis </w:t>
       </w:r>
       <w:commentRangeEnd w:id="46"/>
       <w:r>
@@ -20169,6 +20523,66 @@
         </w:rPr>
         <w:commentReference w:id="46"/>
       </w:r>
+      <w:r>
+        <w:rPr>
+          <w:rFonts w:eastAsiaTheme="majorEastAsia"/>
+        </w:rPr>
+        <w:t xml:space="preserve">para evitar distorsiones en las estimaciones debido a los períodos de guerra y postguerra. Por otro lado, los datos del año 2020 en adelante se excluyeron para evitar sesgos en los resultados debido a los períodos de pandemia por </w:t>
+      </w:r>
+      <w:r>
+        <w:rPr>
+          <w:rFonts w:eastAsiaTheme="majorEastAsia"/>
+        </w:rPr>
+        <w:t>COVID</w:t>
+      </w:r>
+      <w:r>
+        <w:rPr>
+          <w:rFonts w:eastAsiaTheme="majorEastAsia"/>
+        </w:rPr>
+        <w:t>. El tratamiento de estas cohortes requeriría ajustes fuera del alcance de esta tesina. Por último</w:t>
+      </w:r>
+      <w:r>
+        <w:rPr>
+          <w:rFonts w:eastAsiaTheme="majorEastAsia"/>
+        </w:rPr>
+        <w:t>, se observó que para la mayoría de las cohortes no existía información disponible para edades superiores a los 10</w:t>
+      </w:r>
+      <w:r>
+        <w:rPr>
+          <w:rFonts w:eastAsiaTheme="majorEastAsia"/>
+        </w:rPr>
+        <w:t>0</w:t>
+      </w:r>
+      <w:r>
+        <w:rPr>
+          <w:rFonts w:eastAsiaTheme="majorEastAsia"/>
+        </w:rPr>
+        <w:t xml:space="preserve"> años, por lo que se definió </w:t>
+      </w:r>
+      <w:r>
+        <w:rPr>
+          <w:rFonts w:eastAsiaTheme="majorEastAsia"/>
+        </w:rPr>
+        <w:t xml:space="preserve">este número como </w:t>
+      </w:r>
+      <w:r>
+        <w:rPr>
+          <w:rFonts w:eastAsiaTheme="majorEastAsia"/>
+        </w:rPr>
+        <w:t>un límite máximo de eda</w:t>
+      </w:r>
+      <w:r>
+        <w:rPr>
+          <w:rFonts w:eastAsiaTheme="majorEastAsia"/>
+        </w:rPr>
+        <w:t>d</w:t>
+      </w:r>
+      <w:r>
+        <w:rPr>
+          <w:rFonts w:eastAsiaTheme="majorEastAsia"/>
+        </w:rPr>
+        <w:t>.</w:t>
+      </w:r>
     </w:p>
     <w:p>
       <w:pPr>
@@ -20180,44 +20594,31 @@
         <w:rPr>
           <w:rFonts w:eastAsiaTheme="majorEastAsia"/>
         </w:rPr>
-        <w:t>Asimismo, se observó que para la mayoría de las cohortes no existía información disponible para edades superiores a los 10</w:t>
-      </w:r>
-      <w:r>
-        <w:rPr>
-          <w:rFonts w:eastAsiaTheme="majorEastAsia"/>
-        </w:rPr>
-        <w:t>0</w:t>
-      </w:r>
-      <w:r>
-        <w:rPr>
-          <w:rFonts w:eastAsiaTheme="majorEastAsia"/>
-        </w:rPr>
-        <w:t xml:space="preserve"> años, por lo que se definió un límite máximo de edad igual a 10</w:t>
-      </w:r>
-      <w:r>
-        <w:rPr>
-          <w:rFonts w:eastAsiaTheme="majorEastAsia"/>
-        </w:rPr>
-        <w:t>0</w:t>
-      </w:r>
-      <w:r>
-        <w:rPr>
-          <w:rFonts w:eastAsiaTheme="majorEastAsia"/>
-        </w:rPr>
-        <w:t xml:space="preserve"> años.</w:t>
-      </w:r>
-    </w:p>
-    <w:p>
-      <w:pPr>
-        <w:rPr>
-          <w:rFonts w:eastAsiaTheme="majorEastAsia"/>
-        </w:rPr>
-      </w:pPr>
-      <w:r>
-        <w:rPr>
-          <w:rFonts w:eastAsiaTheme="majorEastAsia"/>
-        </w:rPr>
-        <w:t xml:space="preserve">Con los datos de entrenamiento se estimaron los multiplicadores </w:t>
+        <w:t>Con los datos de entrenamiento</w:t>
+      </w:r>
+      <w:r>
+        <w:rPr>
+          <w:rFonts w:eastAsiaTheme="majorEastAsia"/>
+        </w:rPr>
+        <w:t xml:space="preserve">, se optimizaron los hiperparámetros de los algoritmos </w:t>
+      </w:r>
+      <w:r>
+        <w:rPr>
+          <w:rFonts w:eastAsiaTheme="majorEastAsia"/>
+        </w:rPr>
+        <w:t>Decision Tree, Random Forest y Gradient Boosting</w:t>
+      </w:r>
+      <w:r>
+        <w:rPr>
+          <w:rFonts w:eastAsiaTheme="majorEastAsia"/>
+        </w:rPr>
+        <w:t xml:space="preserve">. Luego </w:t>
+      </w:r>
+      <w:r>
+        <w:rPr>
+          <w:rFonts w:eastAsiaTheme="majorEastAsia"/>
+        </w:rPr>
+        <w:t xml:space="preserve">se estimaron los multiplicadores </w:t>
       </w:r>
       <w:r>
         <w:rPr>
@@ -20519,125 +20920,97 @@
         <w:rPr>
           <w:rFonts w:eastAsiaTheme="majorEastAsia"/>
         </w:rPr>
-        <w:t>correspondientes a los algoritmos</w:t>
-      </w:r>
-      <w:r>
-        <w:rPr>
-          <w:rFonts w:eastAsiaTheme="majorEastAsia"/>
-        </w:rPr>
-        <w:t>,</w:t>
-      </w:r>
-      <w:r>
-        <w:rPr>
-          <w:rFonts w:eastAsiaTheme="majorEastAsia"/>
-        </w:rPr>
         <w:t xml:space="preserve"> </w:t>
       </w:r>
       <w:r>
         <w:rPr>
           <w:rFonts w:eastAsiaTheme="majorEastAsia"/>
         </w:rPr>
-        <w:t>D</w:t>
-      </w:r>
-      <w:r>
-        <w:rPr>
-          <w:rFonts w:eastAsiaTheme="majorEastAsia"/>
-        </w:rPr>
-        <w:t xml:space="preserve">ecision </w:t>
-      </w:r>
-      <w:r>
-        <w:rPr>
-          <w:rFonts w:eastAsiaTheme="majorEastAsia"/>
-        </w:rPr>
-        <w:t>T</w:t>
-      </w:r>
-      <w:r>
-        <w:rPr>
-          <w:rFonts w:eastAsiaTheme="majorEastAsia"/>
-        </w:rPr>
-        <w:t xml:space="preserve">ree, </w:t>
-      </w:r>
-      <w:r>
-        <w:rPr>
-          <w:rFonts w:eastAsiaTheme="majorEastAsia"/>
-        </w:rPr>
-        <w:t>R</w:t>
-      </w:r>
-      <w:r>
-        <w:rPr>
-          <w:rFonts w:eastAsiaTheme="majorEastAsia"/>
-        </w:rPr>
-        <w:t xml:space="preserve">andom </w:t>
-      </w:r>
-      <w:r>
-        <w:rPr>
-          <w:rFonts w:eastAsiaTheme="majorEastAsia"/>
-        </w:rPr>
-        <w:t>F</w:t>
-      </w:r>
-      <w:r>
-        <w:rPr>
-          <w:rFonts w:eastAsiaTheme="majorEastAsia"/>
-        </w:rPr>
-        <w:t xml:space="preserve">orest y </w:t>
-      </w:r>
-      <w:r>
-        <w:rPr>
-          <w:rFonts w:eastAsiaTheme="majorEastAsia"/>
-        </w:rPr>
-        <w:t>G</w:t>
-      </w:r>
-      <w:r>
-        <w:rPr>
-          <w:rFonts w:eastAsiaTheme="majorEastAsia"/>
-        </w:rPr>
-        <w:t xml:space="preserve">radient </w:t>
-      </w:r>
-      <w:r>
-        <w:rPr>
-          <w:rFonts w:eastAsiaTheme="majorEastAsia"/>
-        </w:rPr>
-        <w:t>B</w:t>
-      </w:r>
-      <w:r>
-        <w:rPr>
-          <w:rFonts w:eastAsiaTheme="majorEastAsia"/>
-        </w:rPr>
-        <w:t>oosting</w:t>
-      </w:r>
-      <w:r>
-        <w:rPr>
-          <w:rFonts w:eastAsiaTheme="majorEastAsia"/>
-        </w:rPr>
-        <w:t>, respectivamente</w:t>
-      </w:r>
-      <w:r>
-        <w:rPr>
-          <w:rFonts w:eastAsiaTheme="majorEastAsia"/>
-        </w:rPr>
-        <w:t>.</w:t>
-      </w:r>
-      <w:r>
-        <w:rPr>
-          <w:rFonts w:eastAsiaTheme="majorEastAsia"/>
-        </w:rPr>
-        <w:t xml:space="preserve"> Los hiperparámetros se seleccionaron de forma arbitraria</w:t>
-      </w:r>
-      <w:r>
-        <w:rPr>
-          <w:rFonts w:eastAsiaTheme="majorEastAsia"/>
-        </w:rPr>
-        <w:t xml:space="preserve"> </w:t>
-      </w:r>
-      <w:r>
-        <w:rPr>
-          <w:rFonts w:eastAsiaTheme="majorEastAsia"/>
-        </w:rPr>
-        <w:t xml:space="preserve">dado que la dimensión del espacio de predictores y la cantidad de datos disponibles no justificaban una optimización exhaustiva. La configuración de cada algoritmo se describe a continuación: </w:t>
+        <w:t>de cada modelo</w:t>
+      </w:r>
+      <w:r>
+        <w:rPr>
+          <w:rFonts w:eastAsiaTheme="majorEastAsia"/>
+        </w:rPr>
+        <w:t xml:space="preserve">. </w:t>
       </w:r>
     </w:p>
     <w:p>
       <w:pPr>
+        <w:rPr>
+          <w:rFonts w:eastAsiaTheme="majorEastAsia"/>
+        </w:rPr>
+      </w:pPr>
+      <w:r>
+        <w:rPr>
+          <w:rFonts w:eastAsiaTheme="majorEastAsia"/>
+        </w:rPr>
+        <w:lastRenderedPageBreak/>
+        <w:t>L</w:t>
+      </w:r>
+      <w:r>
+        <w:rPr>
+          <w:rFonts w:eastAsiaTheme="majorEastAsia"/>
+        </w:rPr>
+        <w:t>a optimización de cada algoritmo</w:t>
+      </w:r>
+      <w:r>
+        <w:rPr>
+          <w:rFonts w:eastAsiaTheme="majorEastAsia"/>
+        </w:rPr>
+        <w:t xml:space="preserve"> se realizó mediante el método validación cruzada</w:t>
+      </w:r>
+      <w:r>
+        <w:rPr>
+          <w:rFonts w:eastAsiaTheme="majorEastAsia"/>
+        </w:rPr>
+        <w:t xml:space="preserve"> descripto en la sección </w:t>
+      </w:r>
+      <w:commentRangeStart w:id="47"/>
+      <w:r>
+        <w:rPr>
+          <w:rFonts w:eastAsiaTheme="majorEastAsia"/>
+        </w:rPr>
+        <w:t xml:space="preserve">XXXX </w:t>
+      </w:r>
+      <w:commentRangeEnd w:id="47"/>
+      <w:r>
+        <w:rPr>
+          <w:rStyle w:val="CommentReference"/>
+          <w:rFonts w:eastAsiaTheme="majorEastAsia"/>
+          <w:sz w:val="24"/>
+          <w:szCs w:val="24"/>
+        </w:rPr>
+        <w:commentReference w:id="47"/>
+      </w:r>
+      <w:r>
+        <w:rPr>
+          <w:rFonts w:eastAsiaTheme="majorEastAsia"/>
+        </w:rPr>
+        <w:t>utilizando las siguientes combinaciones posibles de hiperparámetros:</w:t>
+      </w:r>
+    </w:p>
+    <w:p>
+      <w:pPr>
+        <w:rPr>
+          <w:rFonts w:eastAsiaTheme="majorEastAsia"/>
+        </w:rPr>
+      </w:pPr>
+      <w:r>
+        <w:rPr>
+          <w:rFonts w:eastAsiaTheme="majorEastAsia"/>
+        </w:rPr>
+        <w:t>Como resultado, se obtuvieron las siguientes configuraciones:</w:t>
+      </w:r>
+      <w:r>
+        <w:rPr>
+          <w:rFonts w:eastAsiaTheme="majorEastAsia"/>
+        </w:rPr>
+        <w:t xml:space="preserve"> </w:t>
+      </w:r>
+    </w:p>
+    <w:p>
+      <w:pPr>
         <w:jc w:val="center"/>
         <w:rPr>
           <w:rFonts w:eastAsiaTheme="majorEastAsia"/>
@@ -20648,7 +21021,6 @@
           <w:rFonts w:eastAsiaTheme="majorEastAsia"/>
           <w:noProof/>
         </w:rPr>
-        <w:lastRenderedPageBreak/>
         <w:drawing>
           <wp:inline distT="0" distB="0" distL="0" distR="0" wp14:anchorId="7D514F0A" wp14:editId="55AF6E45">
             <wp:extent cx="3174365" cy="1837690"/>
@@ -20735,7 +21107,19 @@
         <w:rPr>
           <w:rFonts w:eastAsiaTheme="majorEastAsia"/>
         </w:rPr>
-        <w:t>por 30 años</w:t>
+        <w:t xml:space="preserve">por </w:t>
+      </w:r>
+      <w:r>
+        <w:rPr>
+          <w:rFonts w:eastAsiaTheme="majorEastAsia"/>
+        </w:rPr>
+        <w:t xml:space="preserve">54 </w:t>
+      </w:r>
+      <w:r>
+        <w:rPr>
+          <w:rFonts w:eastAsiaTheme="majorEastAsia"/>
+        </w:rPr>
+        <w:t>años</w:t>
       </w:r>
       <w:r>
         <w:rPr>
@@ -20753,7 +21137,13 @@
         <w:rPr>
           <w:rFonts w:eastAsiaTheme="majorEastAsia"/>
         </w:rPr>
-        <w:t>2016</w:t>
+        <w:t>20</w:t>
+      </w:r>
+      <w:r>
+        <w:rPr>
+          <w:rFonts w:eastAsiaTheme="majorEastAsia"/>
+        </w:rPr>
+        <w:t>11</w:t>
       </w:r>
       <w:r>
         <w:rPr>
@@ -20765,7 +21155,13 @@
         <w:rPr>
           <w:rFonts w:eastAsiaTheme="majorEastAsia"/>
         </w:rPr>
-        <w:t>45</w:t>
+        <w:t>6</w:t>
+      </w:r>
+      <w:r>
+        <w:rPr>
+          <w:rFonts w:eastAsiaTheme="majorEastAsia"/>
+        </w:rPr>
+        <w:t>5</w:t>
       </w:r>
       <w:r>
         <w:rPr>
@@ -20831,37 +21227,55 @@
         <w:rPr>
           <w:rFonts w:eastAsiaTheme="majorEastAsia"/>
         </w:rPr>
-        <w:t xml:space="preserve">Lee-Carter, se estimó </w:t>
-      </w:r>
-      <w:r>
-        <w:rPr>
-          <w:rFonts w:eastAsiaTheme="majorEastAsia"/>
-        </w:rPr>
-        <w:t xml:space="preserve">primero </w:t>
-      </w:r>
-      <w:r>
-        <w:rPr>
-          <w:rFonts w:eastAsiaTheme="majorEastAsia"/>
-        </w:rPr>
-        <w:t xml:space="preserve">la tendencia </w:t>
-      </w:r>
-      <w:r>
-        <w:rPr>
-          <w:rFonts w:eastAsiaTheme="majorEastAsia"/>
-        </w:rPr>
-        <w:t xml:space="preserve">temporal </w:t>
-      </w:r>
-      <w:r>
-        <w:rPr>
-          <w:rFonts w:eastAsiaTheme="majorEastAsia"/>
-        </w:rPr>
-        <w:t xml:space="preserve">general de </w:t>
-      </w:r>
-      <w:r>
-        <w:rPr>
-          <w:rFonts w:eastAsiaTheme="majorEastAsia"/>
-        </w:rPr>
-        <w:t xml:space="preserve">la </w:t>
+        <w:t xml:space="preserve">Lee-Carter, </w:t>
+      </w:r>
+      <w:r>
+        <w:rPr>
+          <w:rFonts w:eastAsiaTheme="majorEastAsia"/>
+        </w:rPr>
+        <w:t xml:space="preserve">primero se proyectaron las </w:t>
+      </w:r>
+      <w:r>
+        <w:rPr>
+          <w:rFonts w:eastAsiaTheme="majorEastAsia"/>
+        </w:rPr>
+        <w:t>tendencia</w:t>
+      </w:r>
+      <w:r>
+        <w:rPr>
+          <w:rFonts w:eastAsiaTheme="majorEastAsia"/>
+        </w:rPr>
+        <w:t>s</w:t>
+      </w:r>
+      <w:r>
+        <w:rPr>
+          <w:rFonts w:eastAsiaTheme="majorEastAsia"/>
+        </w:rPr>
+        <w:t xml:space="preserve"> </w:t>
+      </w:r>
+      <w:r>
+        <w:rPr>
+          <w:rFonts w:eastAsiaTheme="majorEastAsia"/>
+        </w:rPr>
+        <w:t>temporal</w:t>
+      </w:r>
+      <w:r>
+        <w:rPr>
+          <w:rFonts w:eastAsiaTheme="majorEastAsia"/>
+        </w:rPr>
+        <w:t>es</w:t>
+      </w:r>
+      <w:r>
+        <w:rPr>
+          <w:rFonts w:eastAsiaTheme="majorEastAsia"/>
+        </w:rPr>
+        <w:t xml:space="preserve"> </w:t>
+      </w:r>
+      <w:r>
+        <w:rPr>
+          <w:rFonts w:eastAsiaTheme="majorEastAsia"/>
+        </w:rPr>
+        <w:t xml:space="preserve">de </w:t>
       </w:r>
       <w:r>
         <w:rPr>
@@ -21001,15 +21415,15 @@
           <w:rFonts w:eastAsiaTheme="majorEastAsia"/>
         </w:rPr>
       </w:pPr>
-      <w:commentRangeStart w:id="47"/>
       <w:commentRangeStart w:id="48"/>
+      <w:commentRangeStart w:id="49"/>
       <w:r>
         <w:rPr>
           <w:rFonts w:eastAsiaTheme="majorEastAsia"/>
         </w:rPr>
         <w:t>Se obtuvieron los siguientes modelos ARIMA para cada modelo:</w:t>
       </w:r>
-      <w:commentRangeEnd w:id="47"/>
+      <w:commentRangeEnd w:id="48"/>
       <w:r>
         <w:rPr>
           <w:rStyle w:val="CommentReference"/>
@@ -21017,9 +21431,9 @@
           <w:sz w:val="24"/>
           <w:szCs w:val="24"/>
         </w:rPr>
-        <w:commentReference w:id="47"/>
-      </w:r>
-      <w:commentRangeEnd w:id="48"/>
+        <w:commentReference w:id="48"/>
+      </w:r>
+      <w:commentRangeEnd w:id="49"/>
       <w:r>
         <w:rPr>
           <w:rStyle w:val="CommentReference"/>
@@ -21027,7 +21441,7 @@
           <w:sz w:val="24"/>
           <w:szCs w:val="24"/>
         </w:rPr>
-        <w:commentReference w:id="48"/>
+        <w:commentReference w:id="49"/>
       </w:r>
     </w:p>
     <w:p>
@@ -21040,7 +21454,19 @@
         <w:rPr>
           <w:rFonts w:eastAsiaTheme="majorEastAsia"/>
         </w:rPr>
-        <w:t>La elección de los parámetros se realizó de forma arbitraria considerando los criterios estadísticos de información de Akaike y Bayesiano (AIC y BIC).</w:t>
+        <w:t>La elección de los parámetros se realizó de forma arbitraria</w:t>
+      </w:r>
+      <w:r>
+        <w:rPr>
+          <w:rFonts w:eastAsiaTheme="majorEastAsia"/>
+        </w:rPr>
+        <w:t>, priorizando la metodología propuesta por Lee-Carter. C</w:t>
+      </w:r>
+      <w:r>
+        <w:rPr>
+          <w:rFonts w:eastAsiaTheme="majorEastAsia"/>
+        </w:rPr>
+        <w:t>onsiderando los criterios estadísticos de información de Akaike y Bayesiano (AIC y BIC).</w:t>
       </w:r>
     </w:p>
     <w:p>
@@ -21085,14 +21511,14 @@
         </w:rPr>
         <w:t xml:space="preserve"> en la </w:t>
       </w:r>
-      <w:commentRangeStart w:id="49"/>
+      <w:commentRangeStart w:id="50"/>
       <w:r>
         <w:rPr>
           <w:rFonts w:eastAsiaTheme="majorEastAsia"/>
         </w:rPr>
         <w:t xml:space="preserve">sección </w:t>
       </w:r>
-      <w:commentRangeEnd w:id="49"/>
+      <w:commentRangeEnd w:id="50"/>
       <w:r>
         <w:rPr>
           <w:rStyle w:val="CommentReference"/>
@@ -21100,7 +21526,7 @@
           <w:sz w:val="24"/>
           <w:szCs w:val="24"/>
         </w:rPr>
-        <w:commentReference w:id="49"/>
+        <w:commentReference w:id="50"/>
       </w:r>
       <w:r>
         <w:rPr>
@@ -21207,11 +21633,11 @@
           <w:numId w:val="17"/>
         </w:numPr>
       </w:pPr>
-      <w:bookmarkStart w:id="50" w:name="_Toc213252095"/>
+      <w:bookmarkStart w:id="51" w:name="_Toc213252095"/>
       <w:r>
         <w:t>Herramientas estadísticas de validación</w:t>
       </w:r>
-      <w:bookmarkEnd w:id="50"/>
+      <w:bookmarkEnd w:id="51"/>
     </w:p>
     <w:p>
       <w:r>
@@ -21233,6 +21659,7 @@
         <w:rPr>
           <w:rFonts w:eastAsiaTheme="majorEastAsia"/>
         </w:rPr>
+        <w:lastRenderedPageBreak/>
         <w:t xml:space="preserve">El multiplicador de aprendizaje automático </w:t>
       </w:r>
       <m:oMath>
@@ -21328,14 +21755,14 @@
         </w:rPr>
         <w:t xml:space="preserve"> expuesto en la </w:t>
       </w:r>
-      <w:commentRangeStart w:id="51"/>
+      <w:commentRangeStart w:id="52"/>
       <w:r>
         <w:rPr>
           <w:rFonts w:eastAsiaTheme="majorEastAsia"/>
         </w:rPr>
         <w:t xml:space="preserve">sección 3.1 </w:t>
       </w:r>
-      <w:commentRangeEnd w:id="51"/>
+      <w:commentRangeEnd w:id="52"/>
       <w:r>
         <w:rPr>
           <w:rStyle w:val="CommentReference"/>
@@ -21343,7 +21770,7 @@
           <w:sz w:val="24"/>
           <w:szCs w:val="24"/>
         </w:rPr>
-        <w:commentReference w:id="51"/>
+        <w:commentReference w:id="52"/>
       </w:r>
       <w:r>
         <w:rPr>
@@ -21361,14 +21788,7 @@
         <w:rPr>
           <w:rFonts w:eastAsiaTheme="majorEastAsia"/>
         </w:rPr>
-        <w:t xml:space="preserve">. Su función principal es corregir residuos sistemáticos y capturar patrones no identificados por la estructura paramétrica del modelo tradicional de LC. La variación relativa en las tasas centrales de </w:t>
-      </w:r>
-      <w:r>
-        <w:rPr>
-          <w:rFonts w:eastAsiaTheme="majorEastAsia"/>
-        </w:rPr>
-        <w:lastRenderedPageBreak/>
-        <w:t>mortalidad que resulta del ajuste por aprendizaje automático se puede se expresar como:</w:t>
+        <w:t>. Su función principal es corregir residuos sistemáticos y capturar patrones no identificados por la estructura paramétrica del modelo tradicional de LC. La variación relativa en las tasas centrales de mortalidad que resulta del ajuste por aprendizaje automático se puede se expresar como:</w:t>
       </w:r>
     </w:p>
     <w:p>
@@ -22180,14 +22600,14 @@
         </w:rPr>
         <w:t>en términos relativos</w:t>
       </w:r>
-      <w:commentRangeStart w:id="52"/>
+      <w:commentRangeStart w:id="53"/>
       <w:r>
         <w:rPr>
           <w:rFonts w:eastAsiaTheme="majorEastAsia"/>
         </w:rPr>
         <w:t>:</w:t>
       </w:r>
-      <w:commentRangeEnd w:id="52"/>
+      <w:commentRangeEnd w:id="53"/>
       <w:r>
         <w:rPr>
           <w:rStyle w:val="CommentReference"/>
@@ -22195,7 +22615,7 @@
           <w:sz w:val="24"/>
           <w:szCs w:val="24"/>
         </w:rPr>
-        <w:commentReference w:id="52"/>
+        <w:commentReference w:id="53"/>
       </w:r>
     </w:p>
     <w:p>
@@ -22694,7 +23114,19 @@
         <w:rPr>
           <w:rFonts w:eastAsiaTheme="majorEastAsia"/>
         </w:rPr>
-        <w:t>Por otro lado, la raíz del error cuadrático medio (RMSE) mide la precisión de las predicciones al cuantificar la distancia promedio entre los valores observados y los estimados por el modelo. Se calcula como la raíz cuadrada del promedio de los errores al cuadrado, expresándose en las mismas unidades que la variable que se busca estimar.</w:t>
+        <w:t xml:space="preserve">Por otro lado, la raíz del error cuadrático medio (RMSE) mide la precisión de las predicciones al cuantificar la distancia promedio entre los valores observados y los estimados por el modelo. Se calcula como la raíz cuadrada del promedio de los errores </w:t>
+      </w:r>
+      <w:r>
+        <w:rPr>
+          <w:rFonts w:eastAsiaTheme="majorEastAsia"/>
+        </w:rPr>
+        <w:t xml:space="preserve">cuadrados. Esta métrica se expresa </w:t>
+      </w:r>
+      <w:r>
+        <w:rPr>
+          <w:rFonts w:eastAsiaTheme="majorEastAsia"/>
+        </w:rPr>
+        <w:t>en las mismas unidades que la variable que se busca estimar.</w:t>
       </w:r>
       <w:r>
         <w:rPr>
@@ -22706,16 +23138,28 @@
         <w:rPr>
           <w:rFonts w:eastAsiaTheme="majorEastAsia"/>
         </w:rPr>
-        <w:t xml:space="preserve">Un valor bajo de RMSE indica un mejor ajuste, ya que los residuos están, en promedio, más próximos a cero. Esta métrica permite evaluar directamente qué tan cerca están las predicciones de los valores reales, siendo una medida de precisión más que de </w:t>
-      </w:r>
-      <w:commentRangeStart w:id="53"/>
+        <w:t>Un valor bajo de RMSE indica un mejor ajuste, ya que los residuos están, en promedio, más próximos a cero</w:t>
+      </w:r>
+      <w:r>
+        <w:rPr>
+          <w:rFonts w:eastAsiaTheme="majorEastAsia"/>
+        </w:rPr>
+        <w:t xml:space="preserve">. Esto último </w:t>
+      </w:r>
+      <w:r>
+        <w:rPr>
+          <w:rFonts w:eastAsiaTheme="majorEastAsia"/>
+        </w:rPr>
+        <w:t xml:space="preserve">permite evaluar directamente qué tan cerca están las predicciones de los valores reales, siendo una medida de precisión más que de </w:t>
+      </w:r>
+      <w:commentRangeStart w:id="54"/>
       <w:r>
         <w:rPr>
           <w:rFonts w:eastAsiaTheme="majorEastAsia"/>
         </w:rPr>
         <w:t>correlación</w:t>
       </w:r>
-      <w:commentRangeEnd w:id="53"/>
+      <w:commentRangeEnd w:id="54"/>
       <w:r>
         <w:rPr>
           <w:rStyle w:val="CommentReference"/>
@@ -22723,7 +23167,7 @@
           <w:sz w:val="24"/>
           <w:szCs w:val="24"/>
         </w:rPr>
-        <w:commentReference w:id="53"/>
+        <w:commentReference w:id="54"/>
       </w:r>
       <w:r>
         <w:rPr>
@@ -22731,12 +23175,14 @@
         </w:rPr>
         <w:t>.</w:t>
       </w:r>
-      <w:r>
-        <w:rPr>
-          <w:rFonts w:eastAsiaTheme="majorEastAsia"/>
-        </w:rPr>
-        <w:footnoteReference w:id="2"/>
-      </w:r>
+    </w:p>
+    <w:p>
+      <w:pPr>
+        <w:pStyle w:val="ListParagraph"/>
+        <w:rPr>
+          <w:rFonts w:eastAsiaTheme="majorEastAsia"/>
+        </w:rPr>
+      </w:pPr>
     </w:p>
     <w:p>
       <w:pPr>
@@ -22774,6 +23220,7 @@
               <w:szCs w:val="20"/>
               <w:lang w:val="en-US"/>
             </w:rPr>
+            <w:lastRenderedPageBreak/>
             <m:t>RMSE</m:t>
           </m:r>
           <m:r>
@@ -23107,7 +23554,6 @@
               <w:szCs w:val="20"/>
               <w:lang w:val="en-US"/>
             </w:rPr>
-            <w:lastRenderedPageBreak/>
             <m:t>RMSLE</m:t>
           </m:r>
           <m:r>
@@ -23410,6 +23856,14 @@
           <w:rFonts w:eastAsiaTheme="majorEastAsia"/>
         </w:rPr>
       </w:pPr>
+    </w:p>
+    <w:p>
+      <w:pPr>
+        <w:pStyle w:val="ListParagraph"/>
+        <w:rPr>
+          <w:rFonts w:eastAsiaTheme="majorEastAsia"/>
+        </w:rPr>
+      </w:pPr>
       <w:r>
         <w:rPr>
           <w:rFonts w:eastAsiaTheme="majorEastAsia"/>
@@ -23420,46 +23874,31 @@
         <w:rPr>
           <w:rFonts w:eastAsiaTheme="majorEastAsia"/>
         </w:rPr>
-        <w:t xml:space="preserve">RMSE se basa en </w:t>
-      </w:r>
-      <m:oMath>
-        <m:sSub>
-          <m:sSubPr>
-            <m:ctrlPr>
-              <w:rPr>
-                <w:rFonts w:ascii="Cambria Math" w:eastAsiaTheme="majorEastAsia" w:hAnsi="Cambria Math"/>
-              </w:rPr>
-            </m:ctrlPr>
-          </m:sSubPr>
-          <m:e>
-            <m:r>
-              <w:rPr>
-                <w:rFonts w:ascii="Cambria Math" w:eastAsiaTheme="majorEastAsia" w:hAnsi="Cambria Math"/>
-              </w:rPr>
-              <m:t>m</m:t>
-            </m:r>
-          </m:e>
-          <m:sub>
-            <m:r>
-              <w:rPr>
-                <w:rFonts w:ascii="Cambria Math" w:eastAsiaTheme="majorEastAsia" w:hAnsi="Cambria Math"/>
-              </w:rPr>
-              <m:t>x</m:t>
-            </m:r>
-          </m:sub>
-        </m:sSub>
-      </m:oMath>
-      <w:r>
-        <w:rPr>
-          <w:rFonts w:eastAsiaTheme="majorEastAsia"/>
-        </w:rPr>
-        <w:t xml:space="preserve"> </w:t>
-      </w:r>
-      <w:r>
-        <w:rPr>
-          <w:rFonts w:eastAsiaTheme="majorEastAsia"/>
-        </w:rPr>
-        <w:t xml:space="preserve">y asigna un peso relativamente mayor a los errores en edades avanzadas, </w:t>
+        <w:t>RMS</w:t>
+      </w:r>
+      <w:r>
+        <w:rPr>
+          <w:rFonts w:eastAsiaTheme="majorEastAsia"/>
+        </w:rPr>
+        <w:t>L</w:t>
+      </w:r>
+      <w:r>
+        <w:rPr>
+          <w:rFonts w:eastAsiaTheme="majorEastAsia"/>
+        </w:rPr>
+        <w:t xml:space="preserve">E </w:t>
+      </w:r>
+      <w:r>
+        <w:rPr>
+          <w:rFonts w:eastAsiaTheme="majorEastAsia"/>
+        </w:rPr>
+        <w:t>a diferencia del RMSE,</w:t>
+      </w:r>
+      <w:r>
+        <w:rPr>
+          <w:rFonts w:eastAsiaTheme="majorEastAsia"/>
+        </w:rPr>
+        <w:t xml:space="preserve"> asigna un peso relativamente mayor a los errores en edades avanzadas, </w:t>
       </w:r>
       <w:r>
         <w:rPr>
@@ -23473,14 +23912,14 @@
         </w:rPr>
         <w:t xml:space="preserve">un peso relativamente mayor a los errores en edades </w:t>
       </w:r>
-      <w:commentRangeStart w:id="54"/>
+      <w:commentRangeStart w:id="55"/>
       <w:r>
         <w:rPr>
           <w:rFonts w:eastAsiaTheme="majorEastAsia"/>
         </w:rPr>
         <w:t>jóvenes.</w:t>
       </w:r>
-      <w:commentRangeEnd w:id="54"/>
+      <w:commentRangeEnd w:id="55"/>
       <w:r>
         <w:rPr>
           <w:rStyle w:val="CommentReference"/>
@@ -23488,7 +23927,7 @@
           <w:sz w:val="24"/>
           <w:szCs w:val="24"/>
         </w:rPr>
-        <w:commentReference w:id="54"/>
+        <w:commentReference w:id="55"/>
       </w:r>
     </w:p>
     <w:p>
@@ -23535,7 +23974,7 @@
           <w:rFonts w:eastAsiaTheme="majorEastAsia"/>
         </w:rPr>
       </w:pPr>
-      <w:bookmarkStart w:id="55" w:name="_Toc213252096"/>
+      <w:bookmarkStart w:id="56" w:name="_Toc213252096"/>
       <w:r>
         <w:rPr>
           <w:rFonts w:eastAsiaTheme="majorEastAsia"/>
@@ -23555,7 +23994,7 @@
         </w:rPr>
         <w:t>Ajuste a los Datos</w:t>
       </w:r>
-      <w:bookmarkEnd w:id="55"/>
+      <w:bookmarkEnd w:id="56"/>
     </w:p>
     <w:p>
       <w:pPr>
@@ -23680,14 +24119,14 @@
         </w:rPr>
         <w:t xml:space="preserve"> en la </w:t>
       </w:r>
-      <w:commentRangeStart w:id="56"/>
+      <w:commentRangeStart w:id="57"/>
       <w:r>
         <w:rPr>
           <w:rFonts w:eastAsiaTheme="majorEastAsia"/>
         </w:rPr>
         <w:t>sección 3.1</w:t>
       </w:r>
-      <w:commentRangeEnd w:id="56"/>
+      <w:commentRangeEnd w:id="57"/>
       <w:r>
         <w:rPr>
           <w:rStyle w:val="CommentReference"/>
@@ -23695,7 +24134,7 @@
           <w:sz w:val="24"/>
           <w:szCs w:val="24"/>
         </w:rPr>
-        <w:commentReference w:id="56"/>
+        <w:commentReference w:id="57"/>
       </w:r>
       <w:r>
         <w:rPr>
@@ -23744,7 +24183,19 @@
         <w:rPr>
           <w:rFonts w:eastAsiaTheme="majorEastAsia"/>
         </w:rPr>
-        <w:t>En otras palabras, se pueden ver los errores relativos del modelo junto con patrones de sub/sobre estimación de tasas de mortalidad para los distintos grupos de edades y cohortes observadas.</w:t>
+        <w:t xml:space="preserve">En otras palabras, se pueden ver los errores </w:t>
+      </w:r>
+      <w:r>
+        <w:rPr>
+          <w:rFonts w:eastAsiaTheme="majorEastAsia"/>
+        </w:rPr>
+        <w:t xml:space="preserve">de estimación </w:t>
+      </w:r>
+      <w:r>
+        <w:rPr>
+          <w:rFonts w:eastAsiaTheme="majorEastAsia"/>
+        </w:rPr>
+        <w:t>relativos del modelo junto con patrones de sub/sobre estimación de tasas de mortalidad para los distintos grupos de edades y cohortes observadas.</w:t>
       </w:r>
     </w:p>
     <w:p>
@@ -24066,7 +24517,7 @@
         </w:rPr>
         <w:lastRenderedPageBreak/>
         <w:drawing>
-          <wp:inline distT="0" distB="0" distL="0" distR="0" wp14:anchorId="0CDA70CF" wp14:editId="0274A49F">
+          <wp:inline distT="0" distB="0" distL="0" distR="0" wp14:anchorId="0CDA70CF" wp14:editId="647EC586">
             <wp:extent cx="5283100" cy="6623290"/>
             <wp:effectExtent l="19050" t="19050" r="13335" b="25400"/>
             <wp:docPr id="674080132" name="Picture 13" descr="A screenshot of a graph&#10;&#10;AI-generated content may be incorrect."/>
@@ -24126,7 +24577,7 @@
         </w:rPr>
         <w:t xml:space="preserve">Ilustración 4.3.1 - </w:t>
       </w:r>
-      <w:commentRangeStart w:id="57"/>
+      <w:commentRangeStart w:id="58"/>
       <w:r>
         <w:rPr>
           <w:rFonts w:eastAsiaTheme="majorEastAsia"/>
@@ -24137,7 +24588,7 @@
         </w:rPr>
         <w:t>Fuente de elaboración propia</w:t>
       </w:r>
-      <w:commentRangeEnd w:id="57"/>
+      <w:commentRangeEnd w:id="58"/>
       <w:r>
         <w:rPr>
           <w:rStyle w:val="CommentReference"/>
@@ -24145,7 +24596,7 @@
           <w:sz w:val="24"/>
           <w:szCs w:val="24"/>
         </w:rPr>
-        <w:commentReference w:id="57"/>
+        <w:commentReference w:id="58"/>
       </w:r>
       <w:r>
         <w:rPr>
@@ -25131,7 +25582,7 @@
           <w:rFonts w:eastAsiaTheme="majorEastAsia"/>
         </w:rPr>
       </w:pPr>
-      <w:bookmarkStart w:id="58" w:name="_Toc213252097"/>
+      <w:bookmarkStart w:id="59" w:name="_Toc213252097"/>
       <w:r>
         <w:rPr>
           <w:rFonts w:eastAsiaTheme="majorEastAsia"/>
@@ -25139,7 +25590,7 @@
         <w:lastRenderedPageBreak/>
         <w:t>Resultados de Proyecciones</w:t>
       </w:r>
-      <w:bookmarkEnd w:id="58"/>
+      <w:bookmarkEnd w:id="59"/>
     </w:p>
     <w:p>
       <w:pPr>
@@ -25154,7 +25605,7 @@
           <w:lang w:val="en-US" w:eastAsia="en-US"/>
         </w:rPr>
         <w:drawing>
-          <wp:inline distT="0" distB="0" distL="0" distR="0" wp14:anchorId="0DEC86CC" wp14:editId="5C3543BE">
+          <wp:inline distT="0" distB="0" distL="0" distR="0" wp14:anchorId="0DEC86CC" wp14:editId="029335AC">
             <wp:extent cx="5399405" cy="7374890"/>
             <wp:effectExtent l="19050" t="19050" r="10795" b="16510"/>
             <wp:docPr id="1235418700" name="Picture 3" descr="A graph of a graph&#10;&#10;AI-generated content may be incorrect."/>
@@ -25224,7 +25675,7 @@
           <w:b/>
         </w:rPr>
       </w:pPr>
-      <w:bookmarkStart w:id="59" w:name="_Toc213252098"/>
+      <w:bookmarkStart w:id="60" w:name="_Toc213252098"/>
       <w:r>
         <w:rPr>
           <w:rStyle w:val="Heading1Char"/>
@@ -25233,10 +25684,10 @@
         <w:lastRenderedPageBreak/>
         <w:t>Conclusiones</w:t>
       </w:r>
-      <w:bookmarkEnd w:id="59"/>
+      <w:bookmarkEnd w:id="60"/>
     </w:p>
     <w:p>
-      <w:commentRangeStart w:id="60"/>
+      <w:commentRangeStart w:id="61"/>
       <w:r>
         <w:t xml:space="preserve">Los resultados muestran que la incorporación de algoritmos de </w:t>
       </w:r>
@@ -25351,14 +25802,14 @@
       <w:r>
         <w:t xml:space="preserve"> como herramientas complementarias para el modelado actuarial de la mortalidad, especialmente útiles para identificar efectos de cohorte y patrones no lineales que los modelos tradicionales no capturan plenamente.</w:t>
       </w:r>
-      <w:commentRangeEnd w:id="60"/>
+      <w:commentRangeEnd w:id="61"/>
       <w:r>
         <w:rPr>
           <w:rStyle w:val="CommentReference"/>
           <w:sz w:val="24"/>
           <w:szCs w:val="24"/>
         </w:rPr>
-        <w:commentReference w:id="60"/>
+        <w:commentReference w:id="61"/>
       </w:r>
     </w:p>
     <w:p>
@@ -25380,7 +25831,7 @@
           <w:b/>
         </w:rPr>
       </w:pPr>
-      <w:bookmarkStart w:id="61" w:name="_Toc213252099"/>
+      <w:bookmarkStart w:id="62" w:name="_Toc213252099"/>
       <w:r>
         <w:rPr>
           <w:rStyle w:val="Heading1Char"/>
@@ -25416,7 +25867,7 @@
         </w:rPr>
         <w:t>nvestigación</w:t>
       </w:r>
-      <w:bookmarkEnd w:id="61"/>
+      <w:bookmarkEnd w:id="62"/>
     </w:p>
     <w:p/>
     <w:p>
@@ -25436,7 +25887,7 @@
         <w:br w:type="page"/>
       </w:r>
     </w:p>
-    <w:bookmarkStart w:id="62" w:name="_Toc213252100" w:displacedByCustomXml="next"/>
+    <w:bookmarkStart w:id="63" w:name="_Toc213252100" w:displacedByCustomXml="next"/>
     <w:sdt>
       <w:sdtPr>
         <w:rPr>
@@ -25465,7 +25916,7 @@
             </w:rPr>
             <w:t>Bibliografía</w:t>
           </w:r>
-          <w:bookmarkEnd w:id="62"/>
+          <w:bookmarkEnd w:id="63"/>
         </w:p>
         <w:sdt>
           <w:sdtPr>
@@ -25526,7 +25977,7 @@
           <w:lang w:val="en-US"/>
         </w:rPr>
       </w:pPr>
-      <w:bookmarkStart w:id="63" w:name="_Toc106706667"/>
+      <w:bookmarkStart w:id="64" w:name="_Toc106706667"/>
       <w:r>
         <w:rPr>
           <w:lang w:val="en-US"/>
@@ -25541,7 +25992,7 @@
           <w:lang w:val="es-AR"/>
         </w:rPr>
       </w:pPr>
-      <w:bookmarkStart w:id="64" w:name="_Toc213252101"/>
+      <w:bookmarkStart w:id="65" w:name="_Toc213252101"/>
       <w:r>
         <w:rPr>
           <w:lang w:val="es-AR"/>
@@ -25555,14 +26006,14 @@
         </w:rPr>
         <w:t>Anexo</w:t>
       </w:r>
-      <w:bookmarkEnd w:id="63"/>
+      <w:bookmarkEnd w:id="64"/>
       <w:r>
         <w:rPr>
           <w:lang w:val="es-AR"/>
         </w:rPr>
         <w:t>s</w:t>
       </w:r>
-      <w:bookmarkEnd w:id="64"/>
+      <w:bookmarkEnd w:id="65"/>
     </w:p>
     <w:p>
       <w:pPr>
@@ -25571,7 +26022,7 @@
           <w:lang w:val="es-AR"/>
         </w:rPr>
       </w:pPr>
-      <w:bookmarkStart w:id="65" w:name="_Toc213252102"/>
+      <w:bookmarkStart w:id="66" w:name="_Toc213252102"/>
       <w:r>
         <w:rPr>
           <w:lang w:val="es-AR"/>
@@ -25608,7 +26059,7 @@
         </w:rPr>
         <w:t>descripción de las variables disponibles en el dataset.</w:t>
       </w:r>
-      <w:bookmarkEnd w:id="65"/>
+      <w:bookmarkEnd w:id="66"/>
       <w:r>
         <w:rPr>
           <w:lang w:val="es-AR"/>
@@ -25623,8 +26074,8 @@
           <w:lang w:val="es-AR"/>
         </w:rPr>
       </w:pPr>
-      <w:bookmarkStart w:id="66" w:name="_Toc106706668"/>
-      <w:bookmarkStart w:id="67" w:name="_Toc213252103"/>
+      <w:bookmarkStart w:id="67" w:name="_Toc106706668"/>
+      <w:bookmarkStart w:id="68" w:name="_Toc213252103"/>
       <w:r>
         <w:rPr>
           <w:lang w:val="es-AR"/>
@@ -25679,8 +26130,8 @@
         </w:rPr>
         <w:t>proximación a la data.</w:t>
       </w:r>
-      <w:bookmarkEnd w:id="66"/>
       <w:bookmarkEnd w:id="67"/>
+      <w:bookmarkEnd w:id="68"/>
       <w:r>
         <w:rPr>
           <w:lang w:val="es-AR"/>
@@ -26066,7 +26517,7 @@
       </w:r>
     </w:p>
   </w:comment>
-  <w:comment w:id="47" w:author="Franco Nahuel  Olivero" w:date="2025-11-05T15:59:00Z" w:initials="FO">
+  <w:comment w:id="47" w:author="Franco Nahuel  Olivero" w:date="2025-11-12T22:55:00Z" w:initials="FO">
     <w:p>
       <w:pPr>
         <w:pStyle w:val="CommentText"/>
@@ -26079,11 +26530,11 @@
         <w:annotationRef/>
       </w:r>
       <w:r>
-        <w:t>completar</w:t>
+        <w:t>referenciar</w:t>
       </w:r>
     </w:p>
   </w:comment>
-  <w:comment w:id="48" w:author="Franco Nahuel  Olivero" w:date="2025-11-05T16:26:00Z" w:initials="FO">
+  <w:comment w:id="48" w:author="Franco Nahuel  Olivero" w:date="2025-11-05T15:59:00Z" w:initials="FO">
     <w:p>
       <w:pPr>
         <w:pStyle w:val="CommentText"/>
@@ -26096,11 +26547,11 @@
         <w:annotationRef/>
       </w:r>
       <w:r>
-        <w:t>Ver si se puede referenciar anexo, y poner ahí proyecciones/estimaciones de kappa</w:t>
+        <w:t>completar</w:t>
       </w:r>
     </w:p>
   </w:comment>
-  <w:comment w:id="49" w:author="Franco Nahuel  Olivero" w:date="2025-11-04T14:23:00Z" w:initials="FO">
+  <w:comment w:id="49" w:author="Franco Nahuel  Olivero" w:date="2025-11-05T16:26:00Z" w:initials="FO">
     <w:p>
       <w:pPr>
         <w:pStyle w:val="CommentText"/>
@@ -26113,11 +26564,11 @@
         <w:annotationRef/>
       </w:r>
       <w:r>
-        <w:t>linkear</w:t>
+        <w:t>Ver si se puede referenciar anexo, y poner ahí proyecciones/estimaciones de kappa</w:t>
       </w:r>
     </w:p>
   </w:comment>
-  <w:comment w:id="51" w:author="Franco Nahuel  Olivero" w:date="2025-11-04T21:53:00Z" w:initials="FO">
+  <w:comment w:id="50" w:author="Franco Nahuel  Olivero" w:date="2025-11-04T14:23:00Z" w:initials="FO">
     <w:p>
       <w:pPr>
         <w:pStyle w:val="CommentText"/>
@@ -26130,11 +26581,11 @@
         <w:annotationRef/>
       </w:r>
       <w:r>
-        <w:t>Agregar link</w:t>
+        <w:t>linkear</w:t>
       </w:r>
     </w:p>
   </w:comment>
-  <w:comment w:id="52" w:author="Franco Nahuel  Olivero" w:date="2025-11-04T05:13:00Z" w:initials="FO">
+  <w:comment w:id="52" w:author="Franco Nahuel  Olivero" w:date="2025-11-04T21:53:00Z" w:initials="FO">
     <w:p>
       <w:pPr>
         <w:pStyle w:val="CommentText"/>
@@ -26147,11 +26598,11 @@
         <w:annotationRef/>
       </w:r>
       <w:r>
-        <w:t>Pendiente</w:t>
+        <w:t>Agregar link</w:t>
       </w:r>
     </w:p>
   </w:comment>
-  <w:comment w:id="53" w:author="Franco Nahuel  Olivero" w:date="2025-11-05T02:17:00Z" w:initials="FO">
+  <w:comment w:id="53" w:author="Franco Nahuel  Olivero" w:date="2025-11-04T05:13:00Z" w:initials="FO">
     <w:p>
       <w:pPr>
         <w:pStyle w:val="CommentText"/>
@@ -26164,11 +26615,11 @@
         <w:annotationRef/>
       </w:r>
       <w:r>
-        <w:t>Completar referencia con pagina</w:t>
+        <w:t>Pendiente</w:t>
       </w:r>
     </w:p>
   </w:comment>
-  <w:comment w:id="54" w:author="Franco Nahuel  Olivero" w:date="2025-11-05T03:28:00Z" w:initials="FO">
+  <w:comment w:id="54" w:author="Franco Nahuel  Olivero" w:date="2025-11-05T02:17:00Z" w:initials="FO">
     <w:p>
       <w:pPr>
         <w:pStyle w:val="CommentText"/>
@@ -26181,11 +26632,11 @@
         <w:annotationRef/>
       </w:r>
       <w:r>
-        <w:t>Agregar referencia a levantessi y pizzo russo</w:t>
+        <w:t>Completar referencia con pagina</w:t>
       </w:r>
     </w:p>
   </w:comment>
-  <w:comment w:id="56" w:author="Franco Nahuel  Olivero" w:date="2025-11-05T15:44:00Z" w:initials="FO">
+  <w:comment w:id="55" w:author="Franco Nahuel  Olivero" w:date="2025-11-05T03:28:00Z" w:initials="FO">
     <w:p>
       <w:pPr>
         <w:pStyle w:val="CommentText"/>
@@ -26198,11 +26649,11 @@
         <w:annotationRef/>
       </w:r>
       <w:r>
-        <w:t>Referenciar</w:t>
+        <w:t>Agregar referencia a levantessi y pizzo russo</w:t>
       </w:r>
     </w:p>
   </w:comment>
-  <w:comment w:id="57" w:author="Franco Nahuel  Olivero" w:date="2025-11-05T15:56:00Z" w:initials="FO">
+  <w:comment w:id="57" w:author="Franco Nahuel  Olivero" w:date="2025-11-05T15:44:00Z" w:initials="FO">
     <w:p>
       <w:pPr>
         <w:pStyle w:val="CommentText"/>
@@ -26215,11 +26666,28 @@
         <w:annotationRef/>
       </w:r>
       <w:r>
-        <w:t>completar</w:t>
+        <w:t>Referenciar</w:t>
       </w:r>
     </w:p>
   </w:comment>
-  <w:comment w:id="60" w:author="Franco Nahuel  Olivero" w:date="2025-11-04T04:22:00Z" w:initials="FO">
+  <w:comment w:id="58" w:author="Franco Nahuel  Olivero" w:date="2025-11-05T15:56:00Z" w:initials="FO">
+    <w:p>
+      <w:pPr>
+        <w:pStyle w:val="CommentText"/>
+        <w:jc w:val="left"/>
+      </w:pPr>
+      <w:r>
+        <w:rPr>
+          <w:rStyle w:val="CommentReference"/>
+        </w:rPr>
+        <w:annotationRef/>
+      </w:r>
+      <w:r>
+        <w:t>completar</w:t>
+      </w:r>
+    </w:p>
+  </w:comment>
+  <w:comment w:id="61" w:author="Franco Nahuel  Olivero" w:date="2025-11-04T04:22:00Z" w:initials="FO">
     <w:p>
       <w:pPr>
         <w:pStyle w:val="CommentText"/>
@@ -26261,6 +26729,7 @@
   <w15:commentEx w15:paraId="384B88DC" w15:done="0"/>
   <w15:commentEx w15:paraId="1A707849" w15:done="0"/>
   <w15:commentEx w15:paraId="38829E5C" w15:done="0"/>
+  <w15:commentEx w15:paraId="1DB39D72" w15:done="0"/>
   <w15:commentEx w15:paraId="03DF6750" w15:done="0"/>
   <w15:commentEx w15:paraId="14E5A73E" w15:paraIdParent="03DF6750" w15:done="0"/>
   <w15:commentEx w15:paraId="6B2A32BF" w15:done="0"/>
@@ -26296,6 +26765,7 @@
   <w16cex:commentExtensible w16cex:durableId="630FCF03" w16cex:dateUtc="2025-11-04T04:08:00Z"/>
   <w16cex:commentExtensible w16cex:durableId="5469508D" w16cex:dateUtc="2025-11-07T06:39:00Z"/>
   <w16cex:commentExtensible w16cex:durableId="4F1386A7" w16cex:dateUtc="2025-11-05T18:57:00Z"/>
+  <w16cex:commentExtensible w16cex:durableId="0BB32EE1" w16cex:dateUtc="2025-11-13T01:55:00Z"/>
   <w16cex:commentExtensible w16cex:durableId="59CE6C07" w16cex:dateUtc="2025-11-05T18:59:00Z"/>
   <w16cex:commentExtensible w16cex:durableId="4F20B557" w16cex:dateUtc="2025-11-05T19:26:00Z"/>
   <w16cex:commentExtensible w16cex:durableId="3F75653C" w16cex:dateUtc="2025-11-04T17:23:00Z"/>
@@ -26331,6 +26801,7 @@
   <w16cid:commentId w16cid:paraId="384B88DC" w16cid:durableId="630FCF03"/>
   <w16cid:commentId w16cid:paraId="1A707849" w16cid:durableId="5469508D"/>
   <w16cid:commentId w16cid:paraId="38829E5C" w16cid:durableId="4F1386A7"/>
+  <w16cid:commentId w16cid:paraId="1DB39D72" w16cid:durableId="0BB32EE1"/>
   <w16cid:commentId w16cid:paraId="03DF6750" w16cid:durableId="59CE6C07"/>
   <w16cid:commentId w16cid:paraId="14E5A73E" w16cid:durableId="4F20B557"/>
   <w16cid:commentId w16cid:paraId="6B2A32BF" w16cid:durableId="3F75653C"/>
@@ -26443,28 +26914,6 @@
           <m:t>.</m:t>
         </m:r>
       </m:oMath>
-    </w:p>
-  </w:footnote>
-  <w:footnote w:id="2">
-    <w:p>
-      <w:pPr>
-        <w:pStyle w:val="FootnoteText"/>
-      </w:pPr>
-      <w:r>
-        <w:rPr>
-          <w:rStyle w:val="FootnoteReference"/>
-        </w:rPr>
-        <w:footnoteRef/>
-      </w:r>
-      <w:r>
-        <w:t xml:space="preserve"> </w:t>
-      </w:r>
-      <w:r>
-        <w:rPr>
-          <w:rFonts w:eastAsiaTheme="majorEastAsia"/>
-        </w:rPr>
-        <w:t>Kuhn y Johnson (2013)</w:t>
-      </w:r>
     </w:p>
   </w:footnote>
 </w:footnotes>
@@ -32938,21 +33387,6 @@
 </file>
 
 <file path=customXml/item1.xml><?xml version="1.0" encoding="utf-8"?>
-<?mso-contentType ?>
-<FormTemplates xmlns="http://schemas.microsoft.com/sharepoint/v3/contenttype/forms">
-  <Display>DocumentLibraryForm</Display>
-  <Edit>DocumentLibraryForm</Edit>
-  <New>DocumentLibraryForm</New>
-</FormTemplates>
-</file>
-
-<file path=customXml/item2.xml><?xml version="1.0" encoding="utf-8"?>
-<p:properties xmlns:p="http://schemas.microsoft.com/office/2006/metadata/properties" xmlns:xsi="http://www.w3.org/2001/XMLSchema-instance" xmlns:pc="http://schemas.microsoft.com/office/infopath/2007/PartnerControls">
-  <documentManagement/>
-</p:properties>
-</file>
-
-<file path=customXml/item3.xml><?xml version="1.0" encoding="utf-8"?>
 <b:Sources xmlns:b="http://schemas.openxmlformats.org/officeDocument/2006/bibliography" xmlns="http://schemas.openxmlformats.org/officeDocument/2006/bibliography" SelectedStyle="\APASixthEditionOfficeOnline.xsl" StyleName="APA" Version="6">
   <b:Source>
     <b:Tag>Bre94</b:Tag>
@@ -33161,6 +33595,21 @@
     <b:RefOrder>12</b:RefOrder>
   </b:Source>
 </b:Sources>
+</file>
+
+<file path=customXml/item2.xml><?xml version="1.0" encoding="utf-8"?>
+<p:properties xmlns:p="http://schemas.microsoft.com/office/2006/metadata/properties" xmlns:xsi="http://www.w3.org/2001/XMLSchema-instance" xmlns:pc="http://schemas.microsoft.com/office/infopath/2007/PartnerControls">
+  <documentManagement/>
+</p:properties>
+</file>
+
+<file path=customXml/item3.xml><?xml version="1.0" encoding="utf-8"?>
+<?mso-contentType ?>
+<FormTemplates xmlns="http://schemas.microsoft.com/sharepoint/v3/contenttype/forms">
+  <Display>DocumentLibraryForm</Display>
+  <Edit>DocumentLibraryForm</Edit>
+  <New>DocumentLibraryForm</New>
+</FormTemplates>
 </file>
 
 <file path=customXml/item4.xml><?xml version="1.0" encoding="utf-8"?>
@@ -33381,9 +33830,9 @@
 </file>
 
 <file path=customXml/itemProps1.xml><?xml version="1.0" encoding="utf-8"?>
-<ds:datastoreItem xmlns:ds="http://schemas.openxmlformats.org/officeDocument/2006/customXml" ds:itemID="{8B74864E-CF63-4F24-9CD8-35513C3E63B6}">
+<ds:datastoreItem xmlns:ds="http://schemas.openxmlformats.org/officeDocument/2006/customXml" ds:itemID="{9BDC425E-9D3C-4D0E-B578-BDF0BDEB0E2A}">
   <ds:schemaRefs>
-    <ds:schemaRef ds:uri="http://schemas.microsoft.com/sharepoint/v3/contenttype/forms"/>
+    <ds:schemaRef ds:uri="http://schemas.openxmlformats.org/officeDocument/2006/bibliography"/>
   </ds:schemaRefs>
 </ds:datastoreItem>
 </file>
@@ -33398,9 +33847,9 @@
 </file>
 
 <file path=customXml/itemProps3.xml><?xml version="1.0" encoding="utf-8"?>
-<ds:datastoreItem xmlns:ds="http://schemas.openxmlformats.org/officeDocument/2006/customXml" ds:itemID="{9BDC425E-9D3C-4D0E-B578-BDF0BDEB0E2A}">
+<ds:datastoreItem xmlns:ds="http://schemas.openxmlformats.org/officeDocument/2006/customXml" ds:itemID="{8B74864E-CF63-4F24-9CD8-35513C3E63B6}">
   <ds:schemaRefs>
-    <ds:schemaRef ds:uri="http://schemas.openxmlformats.org/officeDocument/2006/bibliography"/>
+    <ds:schemaRef ds:uri="http://schemas.microsoft.com/sharepoint/v3/contenttype/forms"/>
   </ds:schemaRefs>
 </ds:datastoreItem>
 </file>
